--- a/CV/Jinda Li_Game Programmer CV 2025.docx
+++ b/CV/Jinda Li_Game Programmer CV 2025.docx
@@ -5,7 +5,6 @@
     <w:p>
       <w:pPr>
         <w:rPr>
-          <w:rFonts w:hint="eastAsia"/>
           <w:sz w:val="40"/>
           <w:szCs w:val="40"/>
         </w:rPr>
@@ -114,7 +113,7 @@
         </w:tabs>
         <w:ind w:rightChars="-964" w:right="-2121" w:firstLineChars="100" w:firstLine="560"/>
         <w:rPr>
-          <w:rFonts w:eastAsiaTheme="minorEastAsia" w:hint="eastAsia"/>
+          <w:rFonts w:eastAsiaTheme="minorEastAsia"/>
           <w:b/>
           <w:bCs/>
           <w:sz w:val="48"/>
@@ -847,7 +846,7 @@
       <w:pPr>
         <w:ind w:left="420" w:firstLine="420"/>
         <w:rPr>
-          <w:rFonts w:eastAsiaTheme="minorEastAsia" w:hint="eastAsia"/>
+          <w:rFonts w:eastAsiaTheme="minorEastAsia"/>
           <w:sz w:val="32"/>
           <w:szCs w:val="32"/>
           <w:lang w:eastAsia="zh-CN"/>
@@ -859,20 +858,53 @@
         <w:pStyle w:val="a5"/>
         <w:ind w:left="845" w:rightChars="199" w:right="438" w:firstLine="0"/>
         <w:rPr>
-          <w:rFonts w:eastAsiaTheme="minorEastAsia"/>
-          <w:lang w:eastAsia="zh-CN"/>
-        </w:rPr>
-      </w:pPr>
-      <w:r>
-        <w:rPr>
-          <w:rFonts w:eastAsiaTheme="minorEastAsia"/>
+          <w:rFonts w:eastAsiaTheme="minorEastAsia" w:hint="eastAsia"/>
+          <w:lang w:eastAsia="zh-CN"/>
+        </w:rPr>
+      </w:pPr>
+      <w:r>
+        <w:rPr>
+          <w:rFonts w:eastAsiaTheme="minorEastAsia" w:hint="eastAsia"/>
           <w:i/>
           <w:iCs/>
           <w:sz w:val="36"/>
           <w:szCs w:val="36"/>
           <w:lang w:eastAsia="zh-CN"/>
         </w:rPr>
-        <w:t>They Are You</w:t>
+        <w:t>A Cloud</w:t>
+      </w:r>
+      <w:r>
+        <w:rPr>
+          <w:rFonts w:eastAsiaTheme="minorEastAsia"/>
+          <w:i/>
+          <w:iCs/>
+          <w:sz w:val="36"/>
+          <w:szCs w:val="36"/>
+          <w:lang w:eastAsia="zh-CN"/>
+        </w:rPr>
+        <w:t>’</w:t>
+      </w:r>
+      <w:r>
+        <w:rPr>
+          <w:rFonts w:eastAsiaTheme="minorEastAsia" w:hint="eastAsia"/>
+          <w:i/>
+          <w:iCs/>
+          <w:sz w:val="36"/>
+          <w:szCs w:val="36"/>
+          <w:lang w:eastAsia="zh-CN"/>
+        </w:rPr>
+        <w:t xml:space="preserve">s </w:t>
+      </w:r>
+      <w:r>
+        <w:rPr>
+          <w:rFonts w:eastAsiaTheme="minorEastAsia"/>
+          <w:i/>
+          <w:iCs/>
+          <w:sz w:val="36"/>
+          <w:szCs w:val="36"/>
+          <w:lang w:eastAsia="zh-CN"/>
+        </w:rPr>
+        <w:t>Adventure</w:t>
       </w:r>
       <w:r>
         <w:rPr>
@@ -901,23 +933,21 @@
           <w:color w:val="808080" w:themeColor="background1" w:themeShade="80"/>
           <w:lang w:eastAsia="zh-CN"/>
         </w:rPr>
-        <w:t>: Programmer (team of 8)</w:t>
+        <w:t xml:space="preserve">: </w:t>
+      </w:r>
+      <w:r>
+        <w:rPr>
+          <w:rFonts w:eastAsiaTheme="minorEastAsia" w:hint="eastAsia"/>
+          <w:color w:val="808080" w:themeColor="background1" w:themeShade="80"/>
+          <w:lang w:eastAsia="zh-CN"/>
+        </w:rPr>
+        <w:t>Solo Developer</w:t>
       </w:r>
     </w:p>
     <w:p>
       <w:pPr>
         <w:spacing w:line="240" w:lineRule="atLeast"/>
         <w:ind w:left="420" w:firstLine="420"/>
-        <w:rPr>
-          <w:rFonts w:eastAsiaTheme="minorEastAsia"/>
-          <w:i/>
-          <w:iCs/>
-          <w:sz w:val="36"/>
-          <w:szCs w:val="36"/>
-          <w:lang w:eastAsia="zh-CN"/>
-        </w:rPr>
-      </w:pPr>
-      <w:r>
         <w:rPr>
           <w:rFonts w:eastAsiaTheme="minorEastAsia"/>
           <w:b/>
@@ -925,39 +955,46 @@
           <w:color w:val="808080" w:themeColor="background1" w:themeShade="80"/>
           <w:lang w:eastAsia="zh-CN"/>
         </w:rPr>
-        <w:t>Best Student Game of Finland, Second Place</w:t>
-      </w:r>
-      <w:r>
-        <w:rPr>
-          <w:rFonts w:eastAsiaTheme="minorEastAsia"/>
+      </w:pPr>
+      <w:r>
+        <w:rPr>
+          <w:rFonts w:eastAsiaTheme="minorEastAsia" w:hint="eastAsia"/>
+          <w:b/>
+          <w:bCs/>
           <w:color w:val="808080" w:themeColor="background1" w:themeShade="80"/>
           <w:lang w:eastAsia="zh-CN"/>
         </w:rPr>
-        <w:t>, Bit1 Competition 2022</w:t>
-      </w:r>
-      <w:r>
-        <w:rPr>
-          <w:rFonts w:eastAsiaTheme="minorEastAsia"/>
+        <w:t xml:space="preserve">Ongoing Project, based on my </w:t>
+      </w:r>
+      <w:r>
+        <w:rPr>
+          <w:rFonts w:eastAsiaTheme="minorEastAsia"/>
+          <w:b/>
+          <w:bCs/>
           <w:color w:val="808080" w:themeColor="background1" w:themeShade="80"/>
           <w:lang w:eastAsia="zh-CN"/>
         </w:rPr>
-        <w:t>. “Y</w:t>
-      </w:r>
-      <w:r>
-        <w:rPr>
-          <w:rFonts w:eastAsiaTheme="minorEastAsia"/>
+        <w:t>master’s</w:t>
+      </w:r>
+      <w:r>
+        <w:rPr>
+          <w:rFonts w:eastAsiaTheme="minorEastAsia" w:hint="eastAsia"/>
+          <w:b/>
+          <w:bCs/>
           <w:color w:val="808080" w:themeColor="background1" w:themeShade="80"/>
           <w:lang w:eastAsia="zh-CN"/>
         </w:rPr>
-        <w:t>ou become who you kill</w:t>
-      </w:r>
-      <w:r>
-        <w:rPr>
-          <w:rFonts w:eastAsiaTheme="minorEastAsia"/>
+        <w:t xml:space="preserve"> thesis project at Aalto </w:t>
+      </w:r>
+      <w:r>
+        <w:rPr>
+          <w:rFonts w:eastAsiaTheme="minorEastAsia"/>
+          <w:b/>
+          <w:bCs/>
           <w:color w:val="808080" w:themeColor="background1" w:themeShade="80"/>
           <w:lang w:eastAsia="zh-CN"/>
         </w:rPr>
-        <w:t>”</w:t>
+        <w:t>University</w:t>
       </w:r>
     </w:p>
     <w:p>
@@ -967,53 +1004,32 @@
           <w:ilvl w:val="0"/>
           <w:numId w:val="12"/>
         </w:numPr>
-        <w:ind w:rightChars="199" w:right="438"/>
-        <w:rPr>
-          <w:rFonts w:eastAsiaTheme="minorEastAsia"/>
-          <w:lang w:eastAsia="zh-CN"/>
-        </w:rPr>
-      </w:pPr>
-      <w:r>
-        <w:rPr>
-          <w:rFonts w:eastAsiaTheme="minorEastAsia"/>
-          <w:lang w:eastAsia="zh-CN"/>
-        </w:rPr>
-        <w:t xml:space="preserve">Designed and developed </w:t>
-      </w:r>
-      <w:r>
-        <w:rPr>
-          <w:rFonts w:eastAsiaTheme="minorEastAsia"/>
-          <w:lang w:eastAsia="zh-CN"/>
-        </w:rPr>
-        <w:t xml:space="preserve">a </w:t>
-      </w:r>
+        <w:spacing w:line="240" w:lineRule="atLeast"/>
+        <w:rPr>
+          <w:rFonts w:eastAsiaTheme="minorEastAsia"/>
+          <w:lang w:eastAsia="zh-CN"/>
+        </w:rPr>
+      </w:pPr>
       <w:r>
         <w:rPr>
           <w:rFonts w:eastAsiaTheme="minorEastAsia" w:hint="eastAsia"/>
           <w:lang w:eastAsia="zh-CN"/>
         </w:rPr>
-        <w:t>data</w:t>
-      </w:r>
-      <w:r>
-        <w:rPr>
-          <w:rFonts w:eastAsiaTheme="minorEastAsia"/>
-          <w:lang w:eastAsia="zh-CN"/>
-        </w:rPr>
-        <w:t>-driven</w:t>
-      </w:r>
-      <w:r>
-        <w:rPr>
-          <w:rFonts w:eastAsiaTheme="minorEastAsia"/>
-          <w:lang w:eastAsia="zh-CN"/>
-        </w:rPr>
-        <w:t xml:space="preserve"> code structure </w:t>
-      </w:r>
-      <w:r>
-        <w:rPr>
-          <w:rFonts w:eastAsiaTheme="minorEastAsia"/>
-          <w:lang w:eastAsia="zh-CN"/>
-        </w:rPr>
-        <w:t>with Unity and C#.</w:t>
+        <w:t xml:space="preserve">Simulated an interactive cloud with mixed tech, including </w:t>
+      </w:r>
+      <w:r>
+        <w:rPr>
+          <w:rFonts w:eastAsiaTheme="minorEastAsia"/>
+          <w:lang w:eastAsia="zh-CN"/>
+        </w:rPr>
+        <w:t>particle simulation, position-based dynamics, and ray marching</w:t>
+      </w:r>
+      <w:r>
+        <w:rPr>
+          <w:rFonts w:eastAsiaTheme="minorEastAsia" w:hint="eastAsia"/>
+          <w:lang w:eastAsia="zh-CN"/>
+        </w:rPr>
+        <w:t>.</w:t>
       </w:r>
     </w:p>
     <w:p>
@@ -1024,64 +1040,16 @@
           <w:numId w:val="12"/>
         </w:numPr>
         <w:rPr>
+          <w:rFonts w:eastAsiaTheme="minorEastAsia"/>
+          <w:lang w:eastAsia="zh-CN"/>
+        </w:rPr>
+      </w:pPr>
+      <w:r>
+        <w:rPr>
           <w:rFonts w:eastAsiaTheme="minorEastAsia" w:hint="eastAsia"/>
           <w:lang w:eastAsia="zh-CN"/>
         </w:rPr>
-      </w:pPr>
-      <w:r>
-        <w:rPr>
-          <w:rFonts w:eastAsiaTheme="minorEastAsia"/>
-          <w:lang w:eastAsia="zh-CN"/>
-        </w:rPr>
-        <w:t xml:space="preserve">Programmed main gameplay content </w:t>
-      </w:r>
-      <w:proofErr w:type="gramStart"/>
-      <w:r>
-        <w:rPr>
-          <w:rFonts w:eastAsiaTheme="minorEastAsia"/>
-          <w:lang w:eastAsia="zh-CN"/>
-        </w:rPr>
-        <w:t>including</w:t>
-      </w:r>
-      <w:proofErr w:type="gramEnd"/>
-      <w:r>
-        <w:rPr>
-          <w:rFonts w:eastAsiaTheme="minorEastAsia"/>
-          <w:lang w:eastAsia="zh-CN"/>
-        </w:rPr>
-        <w:t xml:space="preserve"> character control, transformation logic, combat system,</w:t>
-      </w:r>
-      <w:r>
-        <w:rPr>
-          <w:rFonts w:eastAsiaTheme="minorEastAsia"/>
-          <w:lang w:eastAsia="zh-CN"/>
-        </w:rPr>
-        <w:t xml:space="preserve"> </w:t>
-      </w:r>
-      <w:r>
-        <w:rPr>
-          <w:rFonts w:eastAsiaTheme="minorEastAsia"/>
-          <w:b/>
-          <w:bCs/>
-          <w:lang w:eastAsia="zh-CN"/>
-        </w:rPr>
-        <w:t>logic/graphics</w:t>
-      </w:r>
-      <w:r>
-        <w:rPr>
-          <w:rFonts w:eastAsiaTheme="minorEastAsia"/>
-          <w:b/>
-          <w:bCs/>
-          <w:lang w:eastAsia="zh-CN"/>
-        </w:rPr>
-        <w:t xml:space="preserve"> of vision</w:t>
-      </w:r>
-      <w:r>
-        <w:rPr>
-          <w:rFonts w:eastAsiaTheme="minorEastAsia"/>
-          <w:lang w:eastAsia="zh-CN"/>
-        </w:rPr>
-        <w:t>, etc.</w:t>
+        <w:t>Designing core game mechanics, small-scale open world, exploration experiences.</w:t>
       </w:r>
     </w:p>
     <w:p>
@@ -1620,34 +1588,34 @@
       <w:pPr>
         <w:ind w:left="1680" w:firstLine="420"/>
         <w:rPr>
+          <w:rFonts w:eastAsiaTheme="minorEastAsia"/>
+          <w:noProof/>
+          <w:sz w:val="32"/>
+          <w:szCs w:val="32"/>
+          <w:lang w:eastAsia="zh-CN"/>
+        </w:rPr>
+      </w:pPr>
+    </w:p>
+    <w:p>
+      <w:pPr>
+        <w:ind w:left="1680" w:firstLine="420"/>
+        <w:rPr>
+          <w:rFonts w:eastAsiaTheme="minorEastAsia"/>
+          <w:i/>
+          <w:iCs/>
+          <w:lang w:eastAsia="zh-CN"/>
+        </w:rPr>
+      </w:pPr>
+      <w:r>
+        <w:rPr>
           <w:rFonts w:eastAsiaTheme="minorEastAsia" w:hint="eastAsia"/>
           <w:noProof/>
           <w:sz w:val="32"/>
           <w:szCs w:val="32"/>
           <w:lang w:eastAsia="zh-CN"/>
         </w:rPr>
-      </w:pPr>
-    </w:p>
-    <w:p>
-      <w:pPr>
-        <w:ind w:left="1680" w:firstLine="420"/>
-        <w:rPr>
-          <w:rFonts w:eastAsiaTheme="minorEastAsia" w:hint="eastAsia"/>
-          <w:i/>
-          <w:iCs/>
-          <w:lang w:eastAsia="zh-CN"/>
-        </w:rPr>
-      </w:pPr>
-      <w:r>
-        <w:rPr>
-          <w:rFonts w:eastAsiaTheme="minorEastAsia" w:hint="eastAsia"/>
-          <w:noProof/>
-          <w:sz w:val="32"/>
-          <w:szCs w:val="32"/>
-          <w:lang w:eastAsia="zh-CN"/>
-        </w:rPr>
         <w:drawing>
-          <wp:anchor distT="0" distB="0" distL="114300" distR="114300" simplePos="0" relativeHeight="251782144" behindDoc="0" locked="0" layoutInCell="1" allowOverlap="1" wp14:anchorId="17107A07" wp14:editId="5E374A35">
+          <wp:anchor distT="0" distB="0" distL="114300" distR="114300" simplePos="0" relativeHeight="251782144" behindDoc="0" locked="0" layoutInCell="1" allowOverlap="1" wp14:anchorId="17107A07" wp14:editId="69E1BC75">
             <wp:simplePos x="0" y="0"/>
             <wp:positionH relativeFrom="column">
               <wp:posOffset>487846</wp:posOffset>
@@ -1965,7 +1933,7 @@
       <w:pPr>
         <w:ind w:left="1680" w:firstLine="420"/>
         <w:rPr>
-          <w:rFonts w:eastAsiaTheme="minorEastAsia" w:hint="eastAsia"/>
+          <w:rFonts w:eastAsiaTheme="minorEastAsia"/>
           <w:sz w:val="28"/>
           <w:szCs w:val="28"/>
           <w:lang w:eastAsia="zh-CN"/>
@@ -2214,7 +2182,7 @@
       <w:pPr>
         <w:ind w:left="420" w:rightChars="199" w:right="438" w:firstLine="420"/>
         <w:rPr>
-          <w:rFonts w:eastAsiaTheme="minorEastAsia" w:hint="eastAsia"/>
+          <w:rFonts w:eastAsiaTheme="minorEastAsia"/>
           <w:lang w:eastAsia="zh-CN"/>
         </w:rPr>
       </w:pPr>
@@ -2223,7 +2191,7 @@
       <w:pPr>
         <w:ind w:left="1680" w:firstLine="420"/>
         <w:rPr>
-          <w:rFonts w:eastAsiaTheme="minorEastAsia" w:hint="eastAsia"/>
+          <w:rFonts w:eastAsiaTheme="minorEastAsia"/>
           <w:i/>
           <w:iCs/>
           <w:lang w:eastAsia="zh-CN"/>
@@ -2435,7 +2403,21 @@
           <w:iCs/>
           <w:lang w:eastAsia="zh-CN"/>
         </w:rPr>
-        <w:t xml:space="preserve"> 202</w:t>
+        <w:t xml:space="preserve"> 2023</w:t>
+      </w:r>
+      <w:r>
+        <w:rPr>
+          <w:i/>
+          <w:iCs/>
+        </w:rPr>
+        <w:t xml:space="preserve"> -</w:t>
+      </w:r>
+      <w:r>
+        <w:rPr>
+          <w:i/>
+          <w:iCs/>
+        </w:rPr>
+        <w:t xml:space="preserve"> </w:t>
       </w:r>
       <w:r>
         <w:rPr>
@@ -2444,55 +2426,14 @@
           <w:iCs/>
           <w:lang w:eastAsia="zh-CN"/>
         </w:rPr>
-        <w:t>3</w:t>
-      </w:r>
-      <w:r>
-        <w:rPr>
-          <w:i/>
-          <w:iCs/>
-        </w:rPr>
-        <w:t xml:space="preserve"> -</w:t>
-      </w:r>
-      <w:r>
-        <w:rPr>
-          <w:i/>
-          <w:iCs/>
-        </w:rPr>
-        <w:t xml:space="preserve"> </w:t>
-      </w:r>
-      <w:r>
-        <w:rPr>
-          <w:rFonts w:eastAsiaTheme="minorEastAsia" w:hint="eastAsia"/>
-          <w:i/>
-          <w:iCs/>
-          <w:lang w:eastAsia="zh-CN"/>
-        </w:rPr>
-        <w:t>Apr</w:t>
-      </w:r>
-      <w:r>
-        <w:rPr>
-          <w:rFonts w:eastAsiaTheme="minorEastAsia" w:hint="eastAsia"/>
-          <w:i/>
-          <w:iCs/>
-          <w:lang w:eastAsia="zh-CN"/>
-        </w:rPr>
-        <w:t>. 202</w:t>
-      </w:r>
-      <w:r>
-        <w:rPr>
-          <w:rFonts w:eastAsiaTheme="minorEastAsia" w:hint="eastAsia"/>
-          <w:i/>
-          <w:iCs/>
-          <w:lang w:eastAsia="zh-CN"/>
-        </w:rPr>
-        <w:t>4</w:t>
+        <w:t>Apr. 2024</w:t>
       </w:r>
     </w:p>
     <w:p>
       <w:pPr>
         <w:ind w:left="1680" w:firstLine="420"/>
         <w:rPr>
-          <w:rFonts w:eastAsiaTheme="minorEastAsia" w:hint="eastAsia"/>
+          <w:rFonts w:eastAsiaTheme="minorEastAsia"/>
           <w:sz w:val="28"/>
           <w:szCs w:val="28"/>
           <w:lang w:eastAsia="zh-CN"/>
@@ -2526,7 +2467,7 @@
       <w:pPr>
         <w:ind w:left="1680" w:firstLine="420"/>
         <w:rPr>
-          <w:rFonts w:eastAsiaTheme="minorEastAsia" w:hint="eastAsia"/>
+          <w:rFonts w:eastAsiaTheme="minorEastAsia"/>
           <w:color w:val="808080" w:themeColor="background1" w:themeShade="80"/>
           <w:lang w:eastAsia="zh-CN"/>
         </w:rPr>
@@ -2803,7 +2744,7 @@
     <w:p>
       <w:pPr>
         <w:rPr>
-          <w:rFonts w:eastAsiaTheme="minorEastAsia" w:hint="eastAsia"/>
+          <w:rFonts w:eastAsiaTheme="minorEastAsia"/>
           <w:lang w:eastAsia="zh-CN"/>
         </w:rPr>
       </w:pPr>
@@ -2884,7 +2825,7 @@
       <w:pPr>
         <w:ind w:left="1680" w:firstLine="420"/>
         <w:rPr>
-          <w:rFonts w:eastAsiaTheme="minorEastAsia" w:hint="eastAsia"/>
+          <w:rFonts w:eastAsiaTheme="minorEastAsia"/>
           <w:i/>
           <w:iCs/>
           <w:lang w:eastAsia="zh-CN"/>
@@ -3090,7 +3031,7 @@
       <w:pPr>
         <w:ind w:left="1680" w:firstLine="420"/>
         <w:rPr>
-          <w:rFonts w:eastAsiaTheme="minorEastAsia" w:hint="eastAsia"/>
+          <w:rFonts w:eastAsiaTheme="minorEastAsia"/>
           <w:sz w:val="28"/>
           <w:szCs w:val="28"/>
           <w:lang w:eastAsia="zh-CN"/>
@@ -3467,7 +3408,7 @@
       <w:pPr>
         <w:ind w:rightChars="199" w:right="438"/>
         <w:rPr>
-          <w:rFonts w:eastAsiaTheme="minorEastAsia" w:hint="eastAsia"/>
+          <w:rFonts w:eastAsiaTheme="minorEastAsia"/>
           <w:lang w:eastAsia="zh-CN"/>
         </w:rPr>
       </w:pPr>
@@ -3554,7 +3495,7 @@
       <w:pPr>
         <w:ind w:left="420" w:firstLine="420"/>
         <w:rPr>
-          <w:rFonts w:eastAsiaTheme="minorEastAsia" w:hint="eastAsia"/>
+          <w:rFonts w:eastAsiaTheme="minorEastAsia"/>
           <w:sz w:val="32"/>
           <w:szCs w:val="32"/>
           <w:lang w:eastAsia="zh-CN"/>
@@ -3769,7 +3710,7 @@
                                   <w:pPr>
                                     <w:jc w:val="center"/>
                                     <w:rPr>
-                                      <w:rFonts w:eastAsiaTheme="minorEastAsia" w:hint="eastAsia"/>
+                                      <w:rFonts w:eastAsiaTheme="minorEastAsia"/>
                                       <w:lang w:eastAsia="zh-CN"/>
                                     </w:rPr>
                                   </w:pPr>
@@ -4034,7 +3975,7 @@
                                   <w:pPr>
                                     <w:jc w:val="center"/>
                                     <w:rPr>
-                                      <w:rFonts w:eastAsiaTheme="minorEastAsia" w:hint="eastAsia"/>
+                                      <w:rFonts w:eastAsiaTheme="minorEastAsia"/>
                                       <w:lang w:eastAsia="zh-CN"/>
                                     </w:rPr>
                                   </w:pPr>
@@ -4055,9 +3996,6 @@
                                 <w:p>
                                   <w:pPr>
                                     <w:jc w:val="center"/>
-                                    <w:rPr>
-                                      <w:rFonts w:hint="eastAsia"/>
-                                    </w:rPr>
                                   </w:pPr>
                                   <w:r>
                                     <w:rPr>
@@ -4077,7 +4015,7 @@
                                   <w:pPr>
                                     <w:jc w:val="center"/>
                                     <w:rPr>
-                                      <w:rFonts w:eastAsiaTheme="minorEastAsia" w:hint="eastAsia"/>
+                                      <w:rFonts w:eastAsiaTheme="minorEastAsia"/>
                                       <w:lang w:eastAsia="zh-CN"/>
                                     </w:rPr>
                                   </w:pPr>
@@ -4099,7 +4037,7 @@
                                   <w:pPr>
                                     <w:jc w:val="center"/>
                                     <w:rPr>
-                                      <w:rFonts w:eastAsiaTheme="minorEastAsia" w:hint="eastAsia"/>
+                                      <w:rFonts w:eastAsiaTheme="minorEastAsia"/>
                                       <w:lang w:eastAsia="zh-CN"/>
                                     </w:rPr>
                                   </w:pPr>
@@ -4126,7 +4064,7 @@
                                   <w:pPr>
                                     <w:jc w:val="center"/>
                                     <w:rPr>
-                                      <w:rFonts w:eastAsiaTheme="minorEastAsia" w:hint="eastAsia"/>
+                                      <w:rFonts w:eastAsiaTheme="minorEastAsia"/>
                                       <w:lang w:eastAsia="zh-CN"/>
                                     </w:rPr>
                                   </w:pPr>
@@ -4322,7 +4260,7 @@
                                   <w:pPr>
                                     <w:jc w:val="center"/>
                                     <w:rPr>
-                                      <w:rFonts w:eastAsiaTheme="minorEastAsia" w:hint="eastAsia"/>
+                                      <w:rFonts w:eastAsiaTheme="minorEastAsia"/>
                                       <w:lang w:eastAsia="zh-CN"/>
                                     </w:rPr>
                                   </w:pPr>
@@ -4446,7 +4384,7 @@
                             <w:pPr>
                               <w:jc w:val="center"/>
                               <w:rPr>
-                                <w:rFonts w:eastAsiaTheme="minorEastAsia" w:hint="eastAsia"/>
+                                <w:rFonts w:eastAsiaTheme="minorEastAsia"/>
                                 <w:lang w:eastAsia="zh-CN"/>
                               </w:rPr>
                             </w:pPr>
@@ -4711,7 +4649,7 @@
                             <w:pPr>
                               <w:jc w:val="center"/>
                               <w:rPr>
-                                <w:rFonts w:eastAsiaTheme="minorEastAsia" w:hint="eastAsia"/>
+                                <w:rFonts w:eastAsiaTheme="minorEastAsia"/>
                                 <w:lang w:eastAsia="zh-CN"/>
                               </w:rPr>
                             </w:pPr>
@@ -4732,9 +4670,6 @@
                           <w:p>
                             <w:pPr>
                               <w:jc w:val="center"/>
-                              <w:rPr>
-                                <w:rFonts w:hint="eastAsia"/>
-                              </w:rPr>
                             </w:pPr>
                             <w:r>
                               <w:rPr>
@@ -4754,7 +4689,7 @@
                             <w:pPr>
                               <w:jc w:val="center"/>
                               <w:rPr>
-                                <w:rFonts w:eastAsiaTheme="minorEastAsia" w:hint="eastAsia"/>
+                                <w:rFonts w:eastAsiaTheme="minorEastAsia"/>
                                 <w:lang w:eastAsia="zh-CN"/>
                               </w:rPr>
                             </w:pPr>
@@ -4776,7 +4711,7 @@
                             <w:pPr>
                               <w:jc w:val="center"/>
                               <w:rPr>
-                                <w:rFonts w:eastAsiaTheme="minorEastAsia" w:hint="eastAsia"/>
+                                <w:rFonts w:eastAsiaTheme="minorEastAsia"/>
                                 <w:lang w:eastAsia="zh-CN"/>
                               </w:rPr>
                             </w:pPr>
@@ -4803,7 +4738,7 @@
                             <w:pPr>
                               <w:jc w:val="center"/>
                               <w:rPr>
-                                <w:rFonts w:eastAsiaTheme="minorEastAsia" w:hint="eastAsia"/>
+                                <w:rFonts w:eastAsiaTheme="minorEastAsia"/>
                                 <w:lang w:eastAsia="zh-CN"/>
                               </w:rPr>
                             </w:pPr>
@@ -4999,7 +4934,7 @@
                             <w:pPr>
                               <w:jc w:val="center"/>
                               <w:rPr>
-                                <w:rFonts w:eastAsiaTheme="minorEastAsia" w:hint="eastAsia"/>
+                                <w:rFonts w:eastAsiaTheme="minorEastAsia"/>
                                 <w:lang w:eastAsia="zh-CN"/>
                               </w:rPr>
                             </w:pPr>
@@ -5156,7 +5091,7 @@
                                   <w:pPr>
                                     <w:jc w:val="center"/>
                                     <w:rPr>
-                                      <w:rFonts w:eastAsiaTheme="minorEastAsia" w:hint="eastAsia"/>
+                                      <w:rFonts w:eastAsiaTheme="minorEastAsia"/>
                                       <w:sz w:val="13"/>
                                       <w:szCs w:val="13"/>
                                       <w:lang w:eastAsia="zh-CN"/>
@@ -5441,7 +5376,7 @@
                                   <w:pPr>
                                     <w:jc w:val="center"/>
                                     <w:rPr>
-                                      <w:rFonts w:eastAsiaTheme="minorEastAsia" w:hint="eastAsia"/>
+                                      <w:rFonts w:eastAsiaTheme="minorEastAsia"/>
                                       <w:sz w:val="13"/>
                                       <w:szCs w:val="13"/>
                                       <w:lang w:eastAsia="zh-CN"/>
@@ -5467,7 +5402,6 @@
                                   <w:pPr>
                                     <w:jc w:val="center"/>
                                     <w:rPr>
-                                      <w:rFonts w:hint="eastAsia"/>
                                       <w:sz w:val="13"/>
                                       <w:szCs w:val="13"/>
                                     </w:rPr>
@@ -5492,7 +5426,7 @@
                                   <w:pPr>
                                     <w:jc w:val="center"/>
                                     <w:rPr>
-                                      <w:rFonts w:eastAsiaTheme="minorEastAsia" w:hint="eastAsia"/>
+                                      <w:rFonts w:eastAsiaTheme="minorEastAsia"/>
                                       <w:sz w:val="13"/>
                                       <w:szCs w:val="13"/>
                                       <w:lang w:eastAsia="zh-CN"/>
@@ -5518,7 +5452,7 @@
                                   <w:pPr>
                                     <w:jc w:val="center"/>
                                     <w:rPr>
-                                      <w:rFonts w:eastAsiaTheme="minorEastAsia" w:hint="eastAsia"/>
+                                      <w:rFonts w:eastAsiaTheme="minorEastAsia"/>
                                       <w:sz w:val="13"/>
                                       <w:szCs w:val="13"/>
                                       <w:lang w:eastAsia="zh-CN"/>
@@ -5549,7 +5483,7 @@
                                   <w:pPr>
                                     <w:jc w:val="center"/>
                                     <w:rPr>
-                                      <w:rFonts w:eastAsiaTheme="minorEastAsia" w:hint="eastAsia"/>
+                                      <w:rFonts w:eastAsiaTheme="minorEastAsia"/>
                                       <w:sz w:val="13"/>
                                       <w:szCs w:val="13"/>
                                       <w:lang w:eastAsia="zh-CN"/>
@@ -5767,7 +5701,7 @@
                                   <w:pPr>
                                     <w:jc w:val="center"/>
                                     <w:rPr>
-                                      <w:rFonts w:eastAsiaTheme="minorEastAsia" w:hint="eastAsia"/>
+                                      <w:rFonts w:eastAsiaTheme="minorEastAsia"/>
                                       <w:sz w:val="13"/>
                                       <w:szCs w:val="13"/>
                                       <w:lang w:eastAsia="zh-CN"/>
@@ -5846,7 +5780,7 @@
                                   <w:pPr>
                                     <w:jc w:val="center"/>
                                     <w:rPr>
-                                      <w:rFonts w:eastAsiaTheme="minorEastAsia" w:hint="eastAsia"/>
+                                      <w:rFonts w:eastAsiaTheme="minorEastAsia"/>
                                       <w:noProof/>
                                       <w:sz w:val="13"/>
                                       <w:szCs w:val="13"/>
@@ -6060,7 +5994,7 @@
                                   <w:pPr>
                                     <w:jc w:val="center"/>
                                     <w:rPr>
-                                      <w:rFonts w:eastAsiaTheme="minorEastAsia" w:hint="eastAsia"/>
+                                      <w:rFonts w:eastAsiaTheme="minorEastAsia"/>
                                       <w:sz w:val="13"/>
                                       <w:szCs w:val="13"/>
                                       <w:lang w:eastAsia="zh-CN"/>
@@ -6137,7 +6071,7 @@
                                   <w:pPr>
                                     <w:jc w:val="center"/>
                                     <w:rPr>
-                                      <w:rFonts w:eastAsiaTheme="minorEastAsia" w:hint="eastAsia"/>
+                                      <w:rFonts w:eastAsiaTheme="minorEastAsia"/>
                                       <w:noProof/>
                                       <w:sz w:val="13"/>
                                       <w:szCs w:val="13"/>
@@ -6165,7 +6099,7 @@
                                   <w:pPr>
                                     <w:jc w:val="center"/>
                                     <w:rPr>
-                                      <w:rFonts w:eastAsiaTheme="minorEastAsia" w:hint="eastAsia"/>
+                                      <w:rFonts w:eastAsiaTheme="minorEastAsia"/>
                                       <w:sz w:val="13"/>
                                       <w:szCs w:val="13"/>
                                       <w:lang w:eastAsia="zh-CN"/>
@@ -6191,7 +6125,7 @@
                                   <w:pPr>
                                     <w:jc w:val="center"/>
                                     <w:rPr>
-                                      <w:rFonts w:eastAsiaTheme="minorEastAsia" w:hint="eastAsia"/>
+                                      <w:rFonts w:eastAsiaTheme="minorEastAsia"/>
                                       <w:sz w:val="13"/>
                                       <w:szCs w:val="13"/>
                                       <w:lang w:eastAsia="zh-CN"/>
@@ -6217,7 +6151,7 @@
                                   <w:pPr>
                                     <w:jc w:val="center"/>
                                     <w:rPr>
-                                      <w:rFonts w:eastAsiaTheme="minorEastAsia" w:hint="eastAsia"/>
+                                      <w:rFonts w:eastAsiaTheme="minorEastAsia"/>
                                       <w:sz w:val="13"/>
                                       <w:szCs w:val="13"/>
                                       <w:lang w:eastAsia="zh-CN"/>
@@ -6257,7 +6191,7 @@
                                   <w:pPr>
                                     <w:jc w:val="center"/>
                                     <w:rPr>
-                                      <w:rFonts w:eastAsiaTheme="minorEastAsia" w:hint="eastAsia"/>
+                                      <w:rFonts w:eastAsiaTheme="minorEastAsia"/>
                                       <w:noProof/>
                                       <w:sz w:val="13"/>
                                       <w:szCs w:val="13"/>
@@ -6476,7 +6410,7 @@
                                   <w:pPr>
                                     <w:jc w:val="center"/>
                                     <w:rPr>
-                                      <w:rFonts w:eastAsiaTheme="minorEastAsia" w:hint="eastAsia"/>
+                                      <w:rFonts w:eastAsiaTheme="minorEastAsia"/>
                                       <w:sz w:val="13"/>
                                       <w:szCs w:val="13"/>
                                       <w:lang w:eastAsia="zh-CN"/>
@@ -6603,7 +6537,7 @@
                             <w:pPr>
                               <w:jc w:val="center"/>
                               <w:rPr>
-                                <w:rFonts w:eastAsiaTheme="minorEastAsia" w:hint="eastAsia"/>
+                                <w:rFonts w:eastAsiaTheme="minorEastAsia"/>
                                 <w:sz w:val="13"/>
                                 <w:szCs w:val="13"/>
                                 <w:lang w:eastAsia="zh-CN"/>
@@ -6888,7 +6822,7 @@
                             <w:pPr>
                               <w:jc w:val="center"/>
                               <w:rPr>
-                                <w:rFonts w:eastAsiaTheme="minorEastAsia" w:hint="eastAsia"/>
+                                <w:rFonts w:eastAsiaTheme="minorEastAsia"/>
                                 <w:sz w:val="13"/>
                                 <w:szCs w:val="13"/>
                                 <w:lang w:eastAsia="zh-CN"/>
@@ -6914,7 +6848,6 @@
                             <w:pPr>
                               <w:jc w:val="center"/>
                               <w:rPr>
-                                <w:rFonts w:hint="eastAsia"/>
                                 <w:sz w:val="13"/>
                                 <w:szCs w:val="13"/>
                               </w:rPr>
@@ -6939,7 +6872,7 @@
                             <w:pPr>
                               <w:jc w:val="center"/>
                               <w:rPr>
-                                <w:rFonts w:eastAsiaTheme="minorEastAsia" w:hint="eastAsia"/>
+                                <w:rFonts w:eastAsiaTheme="minorEastAsia"/>
                                 <w:sz w:val="13"/>
                                 <w:szCs w:val="13"/>
                                 <w:lang w:eastAsia="zh-CN"/>
@@ -6965,7 +6898,7 @@
                             <w:pPr>
                               <w:jc w:val="center"/>
                               <w:rPr>
-                                <w:rFonts w:eastAsiaTheme="minorEastAsia" w:hint="eastAsia"/>
+                                <w:rFonts w:eastAsiaTheme="minorEastAsia"/>
                                 <w:sz w:val="13"/>
                                 <w:szCs w:val="13"/>
                                 <w:lang w:eastAsia="zh-CN"/>
@@ -6996,7 +6929,7 @@
                             <w:pPr>
                               <w:jc w:val="center"/>
                               <w:rPr>
-                                <w:rFonts w:eastAsiaTheme="minorEastAsia" w:hint="eastAsia"/>
+                                <w:rFonts w:eastAsiaTheme="minorEastAsia"/>
                                 <w:sz w:val="13"/>
                                 <w:szCs w:val="13"/>
                                 <w:lang w:eastAsia="zh-CN"/>
@@ -7214,7 +7147,7 @@
                             <w:pPr>
                               <w:jc w:val="center"/>
                               <w:rPr>
-                                <w:rFonts w:eastAsiaTheme="minorEastAsia" w:hint="eastAsia"/>
+                                <w:rFonts w:eastAsiaTheme="minorEastAsia"/>
                                 <w:sz w:val="13"/>
                                 <w:szCs w:val="13"/>
                                 <w:lang w:eastAsia="zh-CN"/>
@@ -7293,7 +7226,7 @@
                             <w:pPr>
                               <w:jc w:val="center"/>
                               <w:rPr>
-                                <w:rFonts w:eastAsiaTheme="minorEastAsia" w:hint="eastAsia"/>
+                                <w:rFonts w:eastAsiaTheme="minorEastAsia"/>
                                 <w:noProof/>
                                 <w:sz w:val="13"/>
                                 <w:szCs w:val="13"/>
@@ -7507,7 +7440,7 @@
                             <w:pPr>
                               <w:jc w:val="center"/>
                               <w:rPr>
-                                <w:rFonts w:eastAsiaTheme="minorEastAsia" w:hint="eastAsia"/>
+                                <w:rFonts w:eastAsiaTheme="minorEastAsia"/>
                                 <w:sz w:val="13"/>
                                 <w:szCs w:val="13"/>
                                 <w:lang w:eastAsia="zh-CN"/>
@@ -7584,7 +7517,7 @@
                             <w:pPr>
                               <w:jc w:val="center"/>
                               <w:rPr>
-                                <w:rFonts w:eastAsiaTheme="minorEastAsia" w:hint="eastAsia"/>
+                                <w:rFonts w:eastAsiaTheme="minorEastAsia"/>
                                 <w:noProof/>
                                 <w:sz w:val="13"/>
                                 <w:szCs w:val="13"/>
@@ -7612,7 +7545,7 @@
                             <w:pPr>
                               <w:jc w:val="center"/>
                               <w:rPr>
-                                <w:rFonts w:eastAsiaTheme="minorEastAsia" w:hint="eastAsia"/>
+                                <w:rFonts w:eastAsiaTheme="minorEastAsia"/>
                                 <w:sz w:val="13"/>
                                 <w:szCs w:val="13"/>
                                 <w:lang w:eastAsia="zh-CN"/>
@@ -7638,7 +7571,7 @@
                             <w:pPr>
                               <w:jc w:val="center"/>
                               <w:rPr>
-                                <w:rFonts w:eastAsiaTheme="minorEastAsia" w:hint="eastAsia"/>
+                                <w:rFonts w:eastAsiaTheme="minorEastAsia"/>
                                 <w:sz w:val="13"/>
                                 <w:szCs w:val="13"/>
                                 <w:lang w:eastAsia="zh-CN"/>
@@ -7664,7 +7597,7 @@
                             <w:pPr>
                               <w:jc w:val="center"/>
                               <w:rPr>
-                                <w:rFonts w:eastAsiaTheme="minorEastAsia" w:hint="eastAsia"/>
+                                <w:rFonts w:eastAsiaTheme="minorEastAsia"/>
                                 <w:sz w:val="13"/>
                                 <w:szCs w:val="13"/>
                                 <w:lang w:eastAsia="zh-CN"/>
@@ -7704,7 +7637,7 @@
                             <w:pPr>
                               <w:jc w:val="center"/>
                               <w:rPr>
-                                <w:rFonts w:eastAsiaTheme="minorEastAsia" w:hint="eastAsia"/>
+                                <w:rFonts w:eastAsiaTheme="minorEastAsia"/>
                                 <w:noProof/>
                                 <w:sz w:val="13"/>
                                 <w:szCs w:val="13"/>
@@ -7923,7 +7856,7 @@
                             <w:pPr>
                               <w:jc w:val="center"/>
                               <w:rPr>
-                                <w:rFonts w:eastAsiaTheme="minorEastAsia" w:hint="eastAsia"/>
+                                <w:rFonts w:eastAsiaTheme="minorEastAsia"/>
                                 <w:sz w:val="13"/>
                                 <w:szCs w:val="13"/>
                                 <w:lang w:eastAsia="zh-CN"/>
@@ -8021,7 +7954,7 @@
       <w:pPr>
         <w:ind w:rightChars="1642" w:right="3612"/>
         <w:rPr>
-          <w:rFonts w:eastAsiaTheme="minorEastAsia" w:hint="eastAsia"/>
+          <w:rFonts w:eastAsiaTheme="minorEastAsia"/>
           <w:lang w:eastAsia="zh-CN"/>
         </w:rPr>
       </w:pPr>
@@ -8039,7 +7972,7 @@
       <w:pPr>
         <w:ind w:rightChars="1642" w:right="3612"/>
         <w:rPr>
-          <w:rFonts w:eastAsiaTheme="minorEastAsia" w:hint="eastAsia"/>
+          <w:rFonts w:eastAsiaTheme="minorEastAsia"/>
           <w:lang w:eastAsia="zh-CN"/>
         </w:rPr>
       </w:pPr>
@@ -8057,7 +7990,7 @@
       <w:pPr>
         <w:ind w:rightChars="1642" w:right="3612"/>
         <w:rPr>
-          <w:rFonts w:eastAsiaTheme="minorEastAsia" w:hint="eastAsia"/>
+          <w:rFonts w:eastAsiaTheme="minorEastAsia"/>
           <w:lang w:eastAsia="zh-CN"/>
         </w:rPr>
         <w:sectPr>
@@ -8072,7 +8005,7 @@
       <w:pPr>
         <w:ind w:rightChars="1642" w:right="3612"/>
         <w:rPr>
-          <w:rFonts w:eastAsiaTheme="minorEastAsia" w:hint="eastAsia"/>
+          <w:rFonts w:eastAsiaTheme="minorEastAsia"/>
           <w:lang w:eastAsia="zh-CN"/>
         </w:rPr>
       </w:pPr>

--- a/CV/Jinda Li_Game Programmer CV 2025.docx
+++ b/CV/Jinda Li_Game Programmer CV 2025.docx
@@ -705,7 +705,7 @@
       <w:pPr>
         <w:ind w:left="420" w:firstLine="420"/>
         <w:rPr>
-          <w:rFonts w:eastAsiaTheme="minorEastAsia"/>
+          <w:rFonts w:eastAsiaTheme="minorEastAsia" w:hint="eastAsia"/>
           <w:sz w:val="32"/>
           <w:szCs w:val="32"/>
           <w:lang w:eastAsia="zh-CN"/>
@@ -844,21 +844,22 @@
     </w:p>
     <w:p>
       <w:pPr>
-        <w:ind w:left="420" w:firstLine="420"/>
-        <w:rPr>
-          <w:rFonts w:eastAsiaTheme="minorEastAsia"/>
-          <w:sz w:val="32"/>
-          <w:szCs w:val="32"/>
+        <w:ind w:left="420" w:rightChars="199" w:right="438" w:firstLine="420"/>
+        <w:rPr>
+          <w:rFonts w:eastAsiaTheme="minorEastAsia"/>
+          <w:i/>
+          <w:iCs/>
+          <w:sz w:val="13"/>
+          <w:szCs w:val="13"/>
           <w:lang w:eastAsia="zh-CN"/>
         </w:rPr>
       </w:pPr>
     </w:p>
     <w:p>
       <w:pPr>
-        <w:pStyle w:val="a5"/>
-        <w:ind w:left="845" w:rightChars="199" w:right="438" w:firstLine="0"/>
-        <w:rPr>
-          <w:rFonts w:eastAsiaTheme="minorEastAsia" w:hint="eastAsia"/>
+        <w:ind w:left="420" w:rightChars="199" w:right="438" w:firstLine="420"/>
+        <w:rPr>
+          <w:rFonts w:eastAsiaTheme="minorEastAsia"/>
           <w:lang w:eastAsia="zh-CN"/>
         </w:rPr>
       </w:pPr>
@@ -964,7 +965,27 @@
           <w:color w:val="808080" w:themeColor="background1" w:themeShade="80"/>
           <w:lang w:eastAsia="zh-CN"/>
         </w:rPr>
-        <w:t xml:space="preserve">Ongoing Project, based on my </w:t>
+        <w:t xml:space="preserve">Ongoing </w:t>
+      </w:r>
+      <w:r>
+        <w:rPr>
+          <w:rFonts w:eastAsiaTheme="minorEastAsia" w:hint="eastAsia"/>
+          <w:b/>
+          <w:bCs/>
+          <w:color w:val="808080" w:themeColor="background1" w:themeShade="80"/>
+          <w:lang w:eastAsia="zh-CN"/>
+        </w:rPr>
+        <w:t>p</w:t>
+      </w:r>
+      <w:r>
+        <w:rPr>
+          <w:rFonts w:eastAsiaTheme="minorEastAsia" w:hint="eastAsia"/>
+          <w:b/>
+          <w:bCs/>
+          <w:color w:val="808080" w:themeColor="background1" w:themeShade="80"/>
+          <w:lang w:eastAsia="zh-CN"/>
+        </w:rPr>
+        <w:t xml:space="preserve">roject, based on my </w:t>
       </w:r>
       <w:r>
         <w:rPr>
@@ -1015,21 +1036,51 @@
           <w:rFonts w:eastAsiaTheme="minorEastAsia" w:hint="eastAsia"/>
           <w:lang w:eastAsia="zh-CN"/>
         </w:rPr>
-        <w:t xml:space="preserve">Simulated an interactive cloud with mixed tech, including </w:t>
-      </w:r>
-      <w:r>
-        <w:rPr>
-          <w:rFonts w:eastAsiaTheme="minorEastAsia"/>
-          <w:lang w:eastAsia="zh-CN"/>
-        </w:rPr>
-        <w:t>particle simulation, position-based dynamics, and ray marching</w:t>
+        <w:t>Simulated an interactive cloud with mixed tech</w:t>
       </w:r>
       <w:r>
         <w:rPr>
           <w:rFonts w:eastAsiaTheme="minorEastAsia" w:hint="eastAsia"/>
           <w:lang w:eastAsia="zh-CN"/>
         </w:rPr>
-        <w:t>.</w:t>
+        <w:t xml:space="preserve"> </w:t>
+      </w:r>
+      <w:r>
+        <w:rPr>
+          <w:rFonts w:eastAsiaTheme="minorEastAsia" w:hint="eastAsia"/>
+          <w:lang w:eastAsia="zh-CN"/>
+        </w:rPr>
+        <w:t xml:space="preserve">in </w:t>
+      </w:r>
+      <w:r>
+        <w:rPr>
+          <w:rFonts w:eastAsiaTheme="minorEastAsia" w:hint="eastAsia"/>
+          <w:b/>
+          <w:bCs/>
+          <w:lang w:eastAsia="zh-CN"/>
+        </w:rPr>
+        <w:t>Unreal Engine</w:t>
+      </w:r>
+      <w:r>
+        <w:rPr>
+          <w:rFonts w:eastAsiaTheme="minorEastAsia" w:hint="eastAsia"/>
+          <w:lang w:eastAsia="zh-CN"/>
+        </w:rPr>
+        <w:t xml:space="preserve">, including </w:t>
+      </w:r>
+      <w:r>
+        <w:rPr>
+          <w:rFonts w:eastAsiaTheme="minorEastAsia"/>
+          <w:lang w:eastAsia="zh-CN"/>
+        </w:rPr>
+        <w:t>particle simulation, position-based dynamics</w:t>
+      </w:r>
+      <w:r>
+        <w:rPr>
+          <w:rFonts w:eastAsiaTheme="minorEastAsia" w:hint="eastAsia"/>
+          <w:lang w:eastAsia="zh-CN"/>
+        </w:rPr>
+        <w:t xml:space="preserve"> and custom shading.</w:t>
       </w:r>
     </w:p>
     <w:p>
@@ -1049,7 +1100,21 @@
           <w:rFonts w:eastAsiaTheme="minorEastAsia" w:hint="eastAsia"/>
           <w:lang w:eastAsia="zh-CN"/>
         </w:rPr>
-        <w:t>Designing core game mechanics, small-scale open world, exploration experiences.</w:t>
+        <w:t>Designing core game mechanics, small-scale open world</w:t>
+      </w:r>
+      <w:r>
+        <w:rPr>
+          <w:rFonts w:eastAsiaTheme="minorEastAsia" w:hint="eastAsia"/>
+          <w:lang w:eastAsia="zh-CN"/>
+        </w:rPr>
+        <w:t xml:space="preserve"> and</w:t>
+      </w:r>
+      <w:r>
+        <w:rPr>
+          <w:rFonts w:eastAsiaTheme="minorEastAsia" w:hint="eastAsia"/>
+          <w:lang w:eastAsia="zh-CN"/>
+        </w:rPr>
+        <w:t xml:space="preserve"> exploration experiences.</w:t>
       </w:r>
     </w:p>
     <w:p>
@@ -1119,7 +1184,25 @@
           <w:color w:val="808080" w:themeColor="background1" w:themeShade="80"/>
           <w:lang w:eastAsia="zh-CN"/>
         </w:rPr>
-        <w:t>: Programmer (team of 8)</w:t>
+        <w:t>: Programmer (</w:t>
+      </w:r>
+      <w:r>
+        <w:rPr>
+          <w:rFonts w:eastAsiaTheme="minorEastAsia"/>
+          <w:b/>
+          <w:bCs/>
+          <w:color w:val="808080" w:themeColor="background1" w:themeShade="80"/>
+          <w:lang w:eastAsia="zh-CN"/>
+        </w:rPr>
+        <w:t>team of 8</w:t>
+      </w:r>
+      <w:r>
+        <w:rPr>
+          <w:rFonts w:eastAsiaTheme="minorEastAsia"/>
+          <w:color w:val="808080" w:themeColor="background1" w:themeShade="80"/>
+          <w:lang w:eastAsia="zh-CN"/>
+        </w:rPr>
+        <w:t>)</w:t>
       </w:r>
     </w:p>
     <w:p>
@@ -1193,67 +1276,75 @@
           <w:ilvl w:val="0"/>
           <w:numId w:val="12"/>
         </w:numPr>
-        <w:ind w:rightChars="199" w:right="438"/>
-        <w:rPr>
-          <w:rFonts w:eastAsiaTheme="minorEastAsia"/>
-          <w:lang w:eastAsia="zh-CN"/>
-        </w:rPr>
-      </w:pPr>
-      <w:r>
-        <w:rPr>
-          <w:rFonts w:eastAsiaTheme="minorEastAsia"/>
-          <w:lang w:eastAsia="zh-CN"/>
-        </w:rPr>
-        <w:t xml:space="preserve">Designed and developed </w:t>
-      </w:r>
-      <w:r>
-        <w:rPr>
-          <w:rFonts w:eastAsiaTheme="minorEastAsia"/>
-          <w:lang w:eastAsia="zh-CN"/>
-        </w:rPr>
-        <w:t>a</w:t>
-      </w:r>
-      <w:r>
-        <w:rPr>
-          <w:rFonts w:eastAsiaTheme="minorEastAsia"/>
+        <w:rPr>
+          <w:rFonts w:eastAsiaTheme="minorEastAsia"/>
+          <w:lang w:eastAsia="zh-CN"/>
+        </w:rPr>
+      </w:pPr>
+      <w:r>
+        <w:rPr>
+          <w:rFonts w:eastAsiaTheme="minorEastAsia"/>
+          <w:lang w:eastAsia="zh-CN"/>
+        </w:rPr>
+        <w:t xml:space="preserve">Developed the game in </w:t>
+      </w:r>
+      <w:r>
+        <w:rPr>
+          <w:rFonts w:eastAsiaTheme="minorEastAsia"/>
+          <w:b/>
+          <w:bCs/>
+          <w:lang w:eastAsia="zh-CN"/>
+        </w:rPr>
+        <w:t>Unity with C#</w:t>
+      </w:r>
+      <w:r>
+        <w:rPr>
+          <w:rFonts w:eastAsiaTheme="minorEastAsia"/>
+          <w:lang w:eastAsia="zh-CN"/>
+        </w:rPr>
+        <w:t>, writing clean</w:t>
+      </w:r>
+      <w:r>
+        <w:rPr>
+          <w:rFonts w:eastAsiaTheme="minorEastAsia" w:hint="eastAsia"/>
+          <w:lang w:eastAsia="zh-CN"/>
+        </w:rPr>
+        <w:t xml:space="preserve"> and modu</w:t>
+      </w:r>
+      <w:r>
+        <w:rPr>
+          <w:rFonts w:eastAsiaTheme="minorEastAsia"/>
+          <w:lang w:eastAsia="zh-CN"/>
+        </w:rPr>
+        <w:t>lar code to ensure maintainability</w:t>
+      </w:r>
+      <w:r>
+        <w:rPr>
+          <w:rFonts w:eastAsiaTheme="minorEastAsia" w:hint="eastAsia"/>
+          <w:lang w:eastAsia="zh-CN"/>
+        </w:rPr>
+        <w:t xml:space="preserve"> and </w:t>
+      </w:r>
+      <w:r>
+        <w:rPr>
+          <w:rFonts w:eastAsiaTheme="minorEastAsia"/>
+          <w:lang w:eastAsia="zh-CN"/>
+        </w:rPr>
+        <w:t>scalability, and ease of collaboration across the</w:t>
+      </w:r>
+      <w:r>
+        <w:rPr>
+          <w:rFonts w:eastAsiaTheme="minorEastAsia" w:hint="eastAsia"/>
           <w:lang w:eastAsia="zh-CN"/>
         </w:rPr>
         <w:t xml:space="preserve"> </w:t>
       </w:r>
       <w:r>
         <w:rPr>
-          <w:rFonts w:eastAsiaTheme="minorEastAsia" w:hint="eastAsia"/>
-          <w:lang w:eastAsia="zh-CN"/>
-        </w:rPr>
-        <w:t>data</w:t>
-      </w:r>
-      <w:r>
-        <w:rPr>
-          <w:rFonts w:eastAsiaTheme="minorEastAsia"/>
-          <w:lang w:eastAsia="zh-CN"/>
-        </w:rPr>
-        <w:t>-driven</w:t>
-      </w:r>
-      <w:r>
-        <w:rPr>
-          <w:rFonts w:eastAsiaTheme="minorEastAsia"/>
-          <w:lang w:eastAsia="zh-CN"/>
-        </w:rPr>
-        <w:t xml:space="preserve"> </w:t>
-      </w:r>
-      <w:r>
-        <w:rPr>
-          <w:rFonts w:eastAsiaTheme="minorEastAsia"/>
-          <w:lang w:eastAsia="zh-CN"/>
-        </w:rPr>
-        <w:t xml:space="preserve">code structure </w:t>
-      </w:r>
-      <w:r>
-        <w:rPr>
-          <w:rFonts w:eastAsiaTheme="minorEastAsia"/>
-          <w:lang w:eastAsia="zh-CN"/>
-        </w:rPr>
-        <w:t>with Unity and C#.</w:t>
+          <w:rFonts w:eastAsiaTheme="minorEastAsia"/>
+          <w:lang w:eastAsia="zh-CN"/>
+        </w:rPr>
+        <w:t>team.</w:t>
       </w:r>
     </w:p>
     <w:p>
@@ -1586,12 +1677,9 @@
     </w:p>
     <w:p>
       <w:pPr>
-        <w:ind w:left="1680" w:firstLine="420"/>
-        <w:rPr>
-          <w:rFonts w:eastAsiaTheme="minorEastAsia"/>
+        <w:rPr>
+          <w:rFonts w:eastAsiaTheme="minorEastAsia" w:hint="eastAsia"/>
           <w:noProof/>
-          <w:sz w:val="32"/>
-          <w:szCs w:val="32"/>
           <w:lang w:eastAsia="zh-CN"/>
         </w:rPr>
       </w:pPr>
@@ -1615,7 +1703,7 @@
           <w:lang w:eastAsia="zh-CN"/>
         </w:rPr>
         <w:drawing>
-          <wp:anchor distT="0" distB="0" distL="114300" distR="114300" simplePos="0" relativeHeight="251782144" behindDoc="0" locked="0" layoutInCell="1" allowOverlap="1" wp14:anchorId="17107A07" wp14:editId="69E1BC75">
+          <wp:anchor distT="0" distB="0" distL="114300" distR="114300" simplePos="0" relativeHeight="251782144" behindDoc="0" locked="0" layoutInCell="1" allowOverlap="1" wp14:anchorId="17107A07" wp14:editId="1D48CC20">
             <wp:simplePos x="0" y="0"/>
             <wp:positionH relativeFrom="column">
               <wp:posOffset>487846</wp:posOffset>
@@ -1958,18 +2046,34 @@
       <w:pPr>
         <w:ind w:left="1680" w:firstLine="420"/>
         <w:rPr>
-          <w:rFonts w:eastAsiaTheme="minorEastAsia"/>
-          <w:color w:val="808080" w:themeColor="background1" w:themeShade="80"/>
-          <w:lang w:eastAsia="zh-CN"/>
-        </w:rPr>
-      </w:pPr>
-      <w:r>
-        <w:rPr>
           <w:rFonts w:eastAsiaTheme="minorEastAsia" w:hint="eastAsia"/>
           <w:color w:val="808080" w:themeColor="background1" w:themeShade="80"/>
           <w:lang w:eastAsia="zh-CN"/>
         </w:rPr>
-        <w:t>Re</w:t>
+      </w:pPr>
+      <w:r>
+        <w:rPr>
+          <w:rFonts w:eastAsiaTheme="minorEastAsia" w:hint="eastAsia"/>
+          <w:color w:val="808080" w:themeColor="background1" w:themeShade="80"/>
+          <w:lang w:eastAsia="zh-CN"/>
+        </w:rPr>
+        <w:t>R</w:t>
+      </w:r>
+      <w:r>
+        <w:rPr>
+          <w:rFonts w:eastAsiaTheme="minorEastAsia" w:hint="eastAsia"/>
+          <w:color w:val="808080" w:themeColor="background1" w:themeShade="80"/>
+          <w:lang w:eastAsia="zh-CN"/>
+        </w:rPr>
+        <w:t>e</w:t>
+      </w:r>
+      <w:r>
+        <w:rPr>
+          <w:rFonts w:eastAsiaTheme="minorEastAsia" w:hint="eastAsia"/>
+          <w:color w:val="808080" w:themeColor="background1" w:themeShade="80"/>
+          <w:lang w:eastAsia="zh-CN"/>
+        </w:rPr>
+        <w:t>search projects to deliver state-of-the-art products</w:t>
       </w:r>
     </w:p>
     <w:p>
@@ -2697,11 +2801,18 @@
       <w:r>
         <w:rPr>
           <w:rFonts w:eastAsiaTheme="minorEastAsia"/>
+          <w:lang w:eastAsia="zh-CN"/>
+        </w:rPr>
+        <w:t xml:space="preserve">AI </w:t>
+      </w:r>
+      <w:r>
+        <w:rPr>
+          <w:rFonts w:eastAsiaTheme="minorEastAsia"/>
           <w:b/>
           <w:bCs/>
           <w:lang w:eastAsia="zh-CN"/>
         </w:rPr>
-        <w:t>AI procedural building generation</w:t>
+        <w:t>procedural building generation</w:t>
       </w:r>
       <w:r>
         <w:rPr>
@@ -3641,15 +3752,15 @@
         <mc:AlternateContent>
           <mc:Choice Requires="wps">
             <w:drawing>
-              <wp:anchor distT="0" distB="0" distL="114300" distR="114300" simplePos="0" relativeHeight="251799552" behindDoc="0" locked="0" layoutInCell="1" allowOverlap="1" wp14:anchorId="550E22B7" wp14:editId="3A7EE06B">
+              <wp:anchor distT="0" distB="0" distL="114300" distR="114300" simplePos="0" relativeHeight="251799552" behindDoc="0" locked="0" layoutInCell="1" allowOverlap="1" wp14:anchorId="550E22B7" wp14:editId="7B780A11">
                 <wp:simplePos x="0" y="0"/>
                 <wp:positionH relativeFrom="column">
-                  <wp:posOffset>569678</wp:posOffset>
+                  <wp:posOffset>569595</wp:posOffset>
                 </wp:positionH>
                 <wp:positionV relativeFrom="paragraph">
-                  <wp:posOffset>181859</wp:posOffset>
+                  <wp:posOffset>147749</wp:posOffset>
                 </wp:positionV>
-                <wp:extent cx="3315335" cy="1371407"/>
+                <wp:extent cx="3315335" cy="1370965"/>
                 <wp:effectExtent l="0" t="0" r="0" b="635"/>
                 <wp:wrapNone/>
                 <wp:docPr id="1944220610" name="文本框 84"/>
@@ -3661,7 +3772,7 @@
                       <wps:spPr>
                         <a:xfrm>
                           <a:off x="0" y="0"/>
-                          <a:ext cx="3315335" cy="1371407"/>
+                          <a:ext cx="3315335" cy="1370965"/>
                         </a:xfrm>
                         <a:prstGeom prst="rect">
                           <a:avLst/>
@@ -3975,7 +4086,7 @@
                                   <w:pPr>
                                     <w:jc w:val="center"/>
                                     <w:rPr>
-                                      <w:rFonts w:eastAsiaTheme="minorEastAsia"/>
+                                      <w:rFonts w:eastAsiaTheme="minorEastAsia" w:hint="eastAsia"/>
                                       <w:lang w:eastAsia="zh-CN"/>
                                     </w:rPr>
                                   </w:pPr>
@@ -3984,7 +4095,7 @@
                                       <w:rFonts w:eastAsiaTheme="minorEastAsia" w:hint="eastAsia"/>
                                       <w:lang w:eastAsia="zh-CN"/>
                                     </w:rPr>
-                                    <w:t>VR/AR</w:t>
+                                    <w:t>Unity</w:t>
                                   </w:r>
                                 </w:p>
                               </w:tc>
@@ -4346,7 +4457,7 @@
           </mc:Choice>
           <mc:Fallback>
             <w:pict>
-              <v:shape w14:anchorId="550E22B7" id="文本框 84" o:spid="_x0000_s1027" type="#_x0000_t202" style="position:absolute;margin-left:44.85pt;margin-top:14.3pt;width:261.05pt;height:108pt;z-index:251799552;visibility:visible;mso-wrap-style:square;mso-width-percent:0;mso-height-percent:0;mso-wrap-distance-left:9pt;mso-wrap-distance-top:0;mso-wrap-distance-right:9pt;mso-wrap-distance-bottom:0;mso-position-horizontal:absolute;mso-position-horizontal-relative:text;mso-position-vertical:absolute;mso-position-vertical-relative:text;mso-width-percent:0;mso-height-percent:0;mso-width-relative:margin;mso-height-relative:margin;v-text-anchor:top" o:gfxdata="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" fillcolor="white [3201]" stroked="f" strokeweight=".5pt">
+              <v:shape w14:anchorId="550E22B7" id="文本框 84" o:spid="_x0000_s1027" type="#_x0000_t202" style="position:absolute;margin-left:44.85pt;margin-top:11.65pt;width:261.05pt;height:107.95pt;z-index:251799552;visibility:visible;mso-wrap-style:square;mso-width-percent:0;mso-height-percent:0;mso-wrap-distance-left:9pt;mso-wrap-distance-top:0;mso-wrap-distance-right:9pt;mso-wrap-distance-bottom:0;mso-position-horizontal:absolute;mso-position-horizontal-relative:text;mso-position-vertical:absolute;mso-position-vertical-relative:text;mso-width-percent:0;mso-height-percent:0;mso-width-relative:margin;mso-height-relative:margin;v-text-anchor:top" o:gfxdata="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" fillcolor="white [3201]" stroked="f" strokeweight=".5pt">
                 <v:textbox>
                   <w:txbxContent>
                     <w:tbl>
@@ -4649,7 +4760,7 @@
                             <w:pPr>
                               <w:jc w:val="center"/>
                               <w:rPr>
-                                <w:rFonts w:eastAsiaTheme="minorEastAsia"/>
+                                <w:rFonts w:eastAsiaTheme="minorEastAsia" w:hint="eastAsia"/>
                                 <w:lang w:eastAsia="zh-CN"/>
                               </w:rPr>
                             </w:pPr>
@@ -4658,7 +4769,7 @@
                                 <w:rFonts w:eastAsiaTheme="minorEastAsia" w:hint="eastAsia"/>
                                 <w:lang w:eastAsia="zh-CN"/>
                               </w:rPr>
-                              <w:t>VR/AR</w:t>
+                              <w:t>Unity</w:t>
                             </w:r>
                           </w:p>
                         </w:tc>
@@ -5005,15 +5116,6 @@
           </mc:Fallback>
         </mc:AlternateContent>
       </w:r>
-    </w:p>
-    <w:p>
-      <w:pPr>
-        <w:ind w:rightChars="1642" w:right="3612"/>
-        <w:rPr>
-          <w:rFonts w:eastAsiaTheme="minorEastAsia"/>
-          <w:lang w:eastAsia="zh-CN"/>
-        </w:rPr>
-      </w:pPr>
       <w:r>
         <w:rPr>
           <w:noProof/>
@@ -5023,15 +5125,15 @@
         <mc:AlternateContent>
           <mc:Choice Requires="wps">
             <w:drawing>
-              <wp:anchor distT="0" distB="0" distL="114300" distR="114300" simplePos="0" relativeHeight="251797504" behindDoc="0" locked="0" layoutInCell="1" allowOverlap="1" wp14:anchorId="7C4D04B0" wp14:editId="56B67250">
+              <wp:anchor distT="0" distB="0" distL="114300" distR="114300" simplePos="0" relativeHeight="251797504" behindDoc="0" locked="0" layoutInCell="1" allowOverlap="1" wp14:anchorId="7C4D04B0" wp14:editId="7C54733D">
                 <wp:simplePos x="0" y="0"/>
                 <wp:positionH relativeFrom="column">
-                  <wp:posOffset>3885151</wp:posOffset>
+                  <wp:posOffset>3884930</wp:posOffset>
                 </wp:positionH>
                 <wp:positionV relativeFrom="paragraph">
-                  <wp:posOffset>18415</wp:posOffset>
+                  <wp:posOffset>191564</wp:posOffset>
                 </wp:positionV>
-                <wp:extent cx="3446890" cy="1152525"/>
+                <wp:extent cx="3446780" cy="1152525"/>
                 <wp:effectExtent l="0" t="0" r="1270" b="9525"/>
                 <wp:wrapNone/>
                 <wp:docPr id="560009560" name="文本框 84"/>
@@ -5043,7 +5145,7 @@
                       <wps:spPr>
                         <a:xfrm>
                           <a:off x="0" y="0"/>
-                          <a:ext cx="3446890" cy="1152525"/>
+                          <a:ext cx="3446780" cy="1152525"/>
                         </a:xfrm>
                         <a:prstGeom prst="rect">
                           <a:avLst/>
@@ -6500,7 +6602,7 @@
           </mc:Choice>
           <mc:Fallback>
             <w:pict>
-              <v:shape w14:anchorId="7C4D04B0" id="_x0000_s1028" type="#_x0000_t202" style="position:absolute;margin-left:305.9pt;margin-top:1.45pt;width:271.4pt;height:90.75pt;z-index:251797504;visibility:visible;mso-wrap-style:square;mso-width-percent:0;mso-height-percent:0;mso-wrap-distance-left:9pt;mso-wrap-distance-top:0;mso-wrap-distance-right:9pt;mso-wrap-distance-bottom:0;mso-position-horizontal:absolute;mso-position-horizontal-relative:text;mso-position-vertical:absolute;mso-position-vertical-relative:text;mso-width-percent:0;mso-height-percent:0;mso-width-relative:margin;mso-height-relative:margin;v-text-anchor:top" o:gfxdata="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" fillcolor="white [3201]" stroked="f" strokeweight=".5pt">
+              <v:shape w14:anchorId="7C4D04B0" id="_x0000_s1028" type="#_x0000_t202" style="position:absolute;margin-left:305.9pt;margin-top:15.1pt;width:271.4pt;height:90.75pt;z-index:251797504;visibility:visible;mso-wrap-style:square;mso-width-percent:0;mso-height-percent:0;mso-wrap-distance-left:9pt;mso-wrap-distance-top:0;mso-wrap-distance-right:9pt;mso-wrap-distance-bottom:0;mso-position-horizontal:absolute;mso-position-horizontal-relative:text;mso-position-vertical:absolute;mso-position-vertical-relative:text;mso-width-percent:0;mso-height-percent:0;mso-width-relative:margin;mso-height-relative:margin;v-text-anchor:top" o:gfxdata="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" fillcolor="white [3201]" stroked="f" strokeweight=".5pt">
                 <v:textbox>
                   <w:txbxContent>
                     <w:tbl>
@@ -7993,6 +8095,15 @@
           <w:rFonts w:eastAsiaTheme="minorEastAsia"/>
           <w:lang w:eastAsia="zh-CN"/>
         </w:rPr>
+      </w:pPr>
+    </w:p>
+    <w:p>
+      <w:pPr>
+        <w:ind w:rightChars="1642" w:right="3612"/>
+        <w:rPr>
+          <w:rFonts w:eastAsiaTheme="minorEastAsia"/>
+          <w:lang w:eastAsia="zh-CN"/>
+        </w:rPr>
         <w:sectPr>
           <w:type w:val="continuous"/>
           <w:pgSz w:w="11910" w:h="16840"/>
@@ -8177,6 +8288,10 @@
     </w:p>
     <w:p>
       <w:pPr>
+        <w:rPr>
+          <w:rFonts w:eastAsiaTheme="minorEastAsia" w:hint="eastAsia"/>
+          <w:lang w:eastAsia="zh-CN"/>
+        </w:rPr>
         <w:sectPr>
           <w:type w:val="continuous"/>
           <w:pgSz w:w="11910" w:h="16840"/>
@@ -8858,9 +8973,9 @@
     </w:p>
     <w:p>
       <w:pPr>
-        <w:ind w:rightChars="-717" w:right="-1577" w:firstLineChars="386" w:firstLine="849"/>
-        <w:rPr>
-          <w:rFonts w:eastAsiaTheme="minorEastAsia"/>
+        <w:ind w:rightChars="-717" w:right="-1577"/>
+        <w:rPr>
+          <w:rFonts w:eastAsiaTheme="minorEastAsia" w:hint="eastAsia"/>
           <w:lang w:eastAsia="zh-CN"/>
         </w:rPr>
       </w:pPr>

--- a/CV/Jinda Li_Game Programmer CV 2025.docx
+++ b/CV/Jinda Li_Game Programmer CV 2025.docx
@@ -150,14 +150,14 @@
       </w:r>
       <w:r>
         <w:rPr>
-          <w:rFonts w:eastAsiaTheme="minorEastAsia" w:hint="eastAsia"/>
+          <w:rFonts w:eastAsiaTheme="minorEastAsia"/>
           <w:b/>
           <w:bCs/>
           <w:sz w:val="48"/>
           <w:szCs w:val="48"/>
           <w:lang w:eastAsia="zh-CN"/>
         </w:rPr>
-        <w:t>Developer</w:t>
+        <w:t>Programmer</w:t>
       </w:r>
     </w:p>
     <w:p>
@@ -223,7 +223,7 @@
                             </w:r>
                             <w:r>
                               <w:rPr>
-                                <w:rStyle w:val="a6"/>
+                                <w:rStyle w:val="Hyperlink"/>
                                 <w:rFonts w:eastAsiaTheme="minorEastAsia" w:cs="Times New Roman"/>
                                 <w:w w:val="120"/>
                                 <w:sz w:val="24"/>
@@ -240,7 +240,7 @@
                               <w:spacing w:before="2"/>
                               <w:ind w:right="644" w:firstLine="116"/>
                               <w:rPr>
-                                <w:rStyle w:val="a6"/>
+                                <w:rStyle w:val="Hyperlink"/>
                                 <w:rFonts w:eastAsiaTheme="minorEastAsia" w:cs="Times New Roman"/>
                                 <w:w w:val="120"/>
                                 <w:sz w:val="24"/>
@@ -250,7 +250,7 @@
                             <w:hyperlink r:id="rId9" w:history="1">
                               <w:r>
                                 <w:rPr>
-                                  <w:rStyle w:val="a6"/>
+                                  <w:rStyle w:val="Hyperlink"/>
                                   <w:rFonts w:eastAsiaTheme="minorEastAsia" w:cs="Times New Roman"/>
                                   <w:w w:val="120"/>
                                   <w:sz w:val="24"/>
@@ -275,7 +275,7 @@
                             <w:hyperlink r:id="rId10" w:history="1">
                               <w:r>
                                 <w:rPr>
-                                  <w:rStyle w:val="a6"/>
+                                  <w:rStyle w:val="Hyperlink"/>
                                   <w:rFonts w:eastAsiaTheme="minorEastAsia" w:cs="Times New Roman"/>
                                   <w:w w:val="120"/>
                                   <w:sz w:val="24"/>
@@ -337,7 +337,7 @@
                       </w:r>
                       <w:r>
                         <w:rPr>
-                          <w:rStyle w:val="a6"/>
+                          <w:rStyle w:val="Hyperlink"/>
                           <w:rFonts w:eastAsiaTheme="minorEastAsia" w:cs="Times New Roman"/>
                           <w:w w:val="120"/>
                           <w:sz w:val="24"/>
@@ -354,7 +354,7 @@
                         <w:spacing w:before="2"/>
                         <w:ind w:right="644" w:firstLine="116"/>
                         <w:rPr>
-                          <w:rStyle w:val="a6"/>
+                          <w:rStyle w:val="Hyperlink"/>
                           <w:rFonts w:eastAsiaTheme="minorEastAsia" w:cs="Times New Roman"/>
                           <w:w w:val="120"/>
                           <w:sz w:val="24"/>
@@ -364,7 +364,7 @@
                       <w:hyperlink r:id="rId11" w:history="1">
                         <w:r>
                           <w:rPr>
-                            <w:rStyle w:val="a6"/>
+                            <w:rStyle w:val="Hyperlink"/>
                             <w:rFonts w:eastAsiaTheme="minorEastAsia" w:cs="Times New Roman"/>
                             <w:w w:val="120"/>
                             <w:sz w:val="24"/>
@@ -389,7 +389,7 @@
                       <w:hyperlink r:id="rId12" w:history="1">
                         <w:r>
                           <w:rPr>
-                            <w:rStyle w:val="a6"/>
+                            <w:rStyle w:val="Hyperlink"/>
                             <w:rFonts w:eastAsiaTheme="minorEastAsia" w:cs="Times New Roman"/>
                             <w:w w:val="120"/>
                             <w:sz w:val="24"/>
@@ -705,7 +705,7 @@
       <w:pPr>
         <w:ind w:left="420" w:firstLine="420"/>
         <w:rPr>
-          <w:rFonts w:eastAsiaTheme="minorEastAsia" w:hint="eastAsia"/>
+          <w:rFonts w:eastAsiaTheme="minorEastAsia"/>
           <w:sz w:val="32"/>
           <w:szCs w:val="32"/>
           <w:lang w:eastAsia="zh-CN"/>
@@ -1020,7 +1020,7 @@
     </w:p>
     <w:p>
       <w:pPr>
-        <w:pStyle w:val="a5"/>
+        <w:pStyle w:val="ListParagraph"/>
         <w:numPr>
           <w:ilvl w:val="0"/>
           <w:numId w:val="12"/>
@@ -1043,14 +1043,7 @@
           <w:rFonts w:eastAsiaTheme="minorEastAsia" w:hint="eastAsia"/>
           <w:lang w:eastAsia="zh-CN"/>
         </w:rPr>
-        <w:t xml:space="preserve"> </w:t>
-      </w:r>
-      <w:r>
-        <w:rPr>
-          <w:rFonts w:eastAsiaTheme="minorEastAsia" w:hint="eastAsia"/>
-          <w:lang w:eastAsia="zh-CN"/>
-        </w:rPr>
-        <w:t xml:space="preserve">in </w:t>
+        <w:t xml:space="preserve"> in </w:t>
       </w:r>
       <w:r>
         <w:rPr>
@@ -1085,7 +1078,7 @@
     </w:p>
     <w:p>
       <w:pPr>
-        <w:pStyle w:val="a5"/>
+        <w:pStyle w:val="ListParagraph"/>
         <w:numPr>
           <w:ilvl w:val="0"/>
           <w:numId w:val="12"/>
@@ -1139,7 +1132,7 @@
     </w:p>
     <w:p>
       <w:pPr>
-        <w:pStyle w:val="a5"/>
+        <w:pStyle w:val="ListParagraph"/>
         <w:ind w:left="845" w:rightChars="199" w:right="438" w:firstLine="0"/>
         <w:rPr>
           <w:rFonts w:eastAsiaTheme="minorEastAsia"/>
@@ -1271,7 +1264,7 @@
     </w:p>
     <w:p>
       <w:pPr>
-        <w:pStyle w:val="a5"/>
+        <w:pStyle w:val="ListParagraph"/>
         <w:numPr>
           <w:ilvl w:val="0"/>
           <w:numId w:val="12"/>
@@ -1349,7 +1342,7 @@
     </w:p>
     <w:p>
       <w:pPr>
-        <w:pStyle w:val="a5"/>
+        <w:pStyle w:val="ListParagraph"/>
         <w:numPr>
           <w:ilvl w:val="0"/>
           <w:numId w:val="12"/>
@@ -1468,7 +1461,7 @@
       <w:hyperlink r:id="rId17" w:history="1">
         <w:r>
           <w:rPr>
-            <w:rStyle w:val="a6"/>
+            <w:rStyle w:val="Hyperlink"/>
             <w:rFonts w:eastAsiaTheme="minorEastAsia" w:cs="Times New Roman"/>
             <w:w w:val="120"/>
             <w:sz w:val="18"/>
@@ -1678,7 +1671,7 @@
     <w:p>
       <w:pPr>
         <w:rPr>
-          <w:rFonts w:eastAsiaTheme="minorEastAsia" w:hint="eastAsia"/>
+          <w:rFonts w:eastAsiaTheme="minorEastAsia"/>
           <w:noProof/>
           <w:lang w:eastAsia="zh-CN"/>
         </w:rPr>
@@ -1703,7 +1696,7 @@
           <w:lang w:eastAsia="zh-CN"/>
         </w:rPr>
         <w:drawing>
-          <wp:anchor distT="0" distB="0" distL="114300" distR="114300" simplePos="0" relativeHeight="251782144" behindDoc="0" locked="0" layoutInCell="1" allowOverlap="1" wp14:anchorId="17107A07" wp14:editId="1D48CC20">
+          <wp:anchor distT="0" distB="0" distL="114300" distR="114300" simplePos="0" relativeHeight="251782144" behindDoc="0" locked="0" layoutInCell="1" allowOverlap="1" wp14:anchorId="17107A07" wp14:editId="4837B165">
             <wp:simplePos x="0" y="0"/>
             <wp:positionH relativeFrom="column">
               <wp:posOffset>487846</wp:posOffset>
@@ -2046,7 +2039,7 @@
       <w:pPr>
         <w:ind w:left="1680" w:firstLine="420"/>
         <w:rPr>
-          <w:rFonts w:eastAsiaTheme="minorEastAsia" w:hint="eastAsia"/>
+          <w:rFonts w:eastAsiaTheme="minorEastAsia"/>
           <w:color w:val="808080" w:themeColor="background1" w:themeShade="80"/>
           <w:lang w:eastAsia="zh-CN"/>
         </w:rPr>
@@ -3788,7 +3781,7 @@
                         <w:txbxContent>
                           <w:tbl>
                             <w:tblPr>
-                              <w:tblStyle w:val="ad"/>
+                              <w:tblStyle w:val="TableGrid"/>
                               <w:tblW w:w="5104" w:type="dxa"/>
                               <w:tblInd w:w="-147" w:type="dxa"/>
                               <w:tblBorders>
@@ -4086,7 +4079,7 @@
                                   <w:pPr>
                                     <w:jc w:val="center"/>
                                     <w:rPr>
-                                      <w:rFonts w:eastAsiaTheme="minorEastAsia" w:hint="eastAsia"/>
+                                      <w:rFonts w:eastAsiaTheme="minorEastAsia"/>
                                       <w:lang w:eastAsia="zh-CN"/>
                                     </w:rPr>
                                   </w:pPr>
@@ -4462,7 +4455,7 @@
                   <w:txbxContent>
                     <w:tbl>
                       <w:tblPr>
-                        <w:tblStyle w:val="ad"/>
+                        <w:tblStyle w:val="TableGrid"/>
                         <w:tblW w:w="5104" w:type="dxa"/>
                         <w:tblInd w:w="-147" w:type="dxa"/>
                         <w:tblBorders>
@@ -4760,7 +4753,7 @@
                             <w:pPr>
                               <w:jc w:val="center"/>
                               <w:rPr>
-                                <w:rFonts w:eastAsiaTheme="minorEastAsia" w:hint="eastAsia"/>
+                                <w:rFonts w:eastAsiaTheme="minorEastAsia"/>
                                 <w:lang w:eastAsia="zh-CN"/>
                               </w:rPr>
                             </w:pPr>
@@ -5161,7 +5154,7 @@
                         <w:txbxContent>
                           <w:tbl>
                             <w:tblPr>
-                              <w:tblStyle w:val="ad"/>
+                              <w:tblStyle w:val="TableGrid"/>
                               <w:tblW w:w="0" w:type="auto"/>
                               <w:tblBorders>
                                 <w:top w:val="none" w:sz="0" w:space="0" w:color="auto"/>
@@ -6607,7 +6600,7 @@
                   <w:txbxContent>
                     <w:tbl>
                       <w:tblPr>
-                        <w:tblStyle w:val="ad"/>
+                        <w:tblStyle w:val="TableGrid"/>
                         <w:tblW w:w="0" w:type="auto"/>
                         <w:tblBorders>
                           <w:top w:val="none" w:sz="0" w:space="0" w:color="auto"/>
@@ -8289,7 +8282,7 @@
     <w:p>
       <w:pPr>
         <w:rPr>
-          <w:rFonts w:eastAsiaTheme="minorEastAsia" w:hint="eastAsia"/>
+          <w:rFonts w:eastAsiaTheme="minorEastAsia"/>
           <w:lang w:eastAsia="zh-CN"/>
         </w:rPr>
         <w:sectPr>
@@ -8975,7 +8968,7 @@
       <w:pPr>
         <w:ind w:rightChars="-717" w:right="-1577"/>
         <w:rPr>
-          <w:rFonts w:eastAsiaTheme="minorEastAsia" w:hint="eastAsia"/>
+          <w:rFonts w:eastAsiaTheme="minorEastAsia"/>
           <w:lang w:eastAsia="zh-CN"/>
         </w:rPr>
       </w:pPr>
@@ -9273,7 +9266,7 @@
         <w:ind w:left="476" w:hanging="360"/>
       </w:pPr>
       <w:rPr>
-        <w:rFonts w:ascii="等线" w:eastAsia="等线" w:hAnsi="等线" w:cs="Times New Roman" w:hint="eastAsia"/>
+        <w:rFonts w:ascii="DengXian" w:eastAsia="DengXian" w:hAnsi="DengXian" w:cs="Times New Roman" w:hint="eastAsia"/>
       </w:rPr>
     </w:lvl>
     <w:lvl w:ilvl="1" w:tplc="04090003" w:tentative="1">
@@ -10847,7 +10840,7 @@
     <w:lsdException w:name="Unresolved Mention" w:semiHidden="1" w:unhideWhenUsed="1"/>
     <w:lsdException w:name="Smart Link" w:semiHidden="1" w:unhideWhenUsed="1"/>
   </w:latentStyles>
-  <w:style w:type="paragraph" w:default="1" w:styleId="a">
+  <w:style w:type="paragraph" w:default="1" w:styleId="Normal">
     <w:name w:val="Normal"/>
     <w:qFormat/>
     <w:rsid w:val="00F16550"/>
@@ -10863,10 +10856,10 @@
       <w:lang w:eastAsia="fr-FR" w:bidi="fr-FR"/>
     </w:rPr>
   </w:style>
-  <w:style w:type="paragraph" w:styleId="1">
+  <w:style w:type="paragraph" w:styleId="Heading1">
     <w:name w:val="heading 1"/>
-    <w:basedOn w:val="a"/>
-    <w:link w:val="10"/>
+    <w:basedOn w:val="Normal"/>
+    <w:link w:val="Heading1Char"/>
     <w:uiPriority w:val="9"/>
     <w:qFormat/>
     <w:rsid w:val="00551C71"/>
@@ -10882,10 +10875,10 @@
       <w:szCs w:val="42"/>
     </w:rPr>
   </w:style>
-  <w:style w:type="paragraph" w:styleId="2">
+  <w:style w:type="paragraph" w:styleId="Heading2">
     <w:name w:val="heading 2"/>
-    <w:basedOn w:val="a"/>
-    <w:link w:val="20"/>
+    <w:basedOn w:val="Normal"/>
+    <w:link w:val="Heading2Char"/>
     <w:uiPriority w:val="9"/>
     <w:unhideWhenUsed/>
     <w:qFormat/>
@@ -10903,10 +10896,10 @@
       <w:szCs w:val="24"/>
     </w:rPr>
   </w:style>
-  <w:style w:type="paragraph" w:styleId="3">
+  <w:style w:type="paragraph" w:styleId="Heading3">
     <w:name w:val="heading 3"/>
-    <w:basedOn w:val="a"/>
-    <w:link w:val="30"/>
+    <w:basedOn w:val="Normal"/>
+    <w:link w:val="Heading3Char"/>
     <w:uiPriority w:val="9"/>
     <w:unhideWhenUsed/>
     <w:qFormat/>
@@ -10922,12 +10915,13 @@
       <w:bCs/>
     </w:rPr>
   </w:style>
-  <w:style w:type="character" w:default="1" w:styleId="a0">
+  <w:style w:type="character" w:default="1" w:styleId="DefaultParagraphFont">
     <w:name w:val="Default Paragraph Font"/>
     <w:uiPriority w:val="1"/>
+    <w:semiHidden/>
     <w:unhideWhenUsed/>
   </w:style>
-  <w:style w:type="table" w:default="1" w:styleId="a1">
+  <w:style w:type="table" w:default="1" w:styleId="TableNormal">
     <w:name w:val="Normal Table"/>
     <w:uiPriority w:val="99"/>
     <w:semiHidden/>
@@ -10942,16 +10936,16 @@
       </w:tblCellMar>
     </w:tblPr>
   </w:style>
-  <w:style w:type="numbering" w:default="1" w:styleId="a2">
+  <w:style w:type="numbering" w:default="1" w:styleId="NoList">
     <w:name w:val="No List"/>
     <w:uiPriority w:val="99"/>
     <w:semiHidden/>
     <w:unhideWhenUsed/>
   </w:style>
-  <w:style w:type="character" w:customStyle="1" w:styleId="10">
-    <w:name w:val="标题 1 字符"/>
-    <w:basedOn w:val="a0"/>
-    <w:link w:val="1"/>
+  <w:style w:type="character" w:customStyle="1" w:styleId="Heading1Char">
+    <w:name w:val="Heading 1 Char"/>
+    <w:basedOn w:val="DefaultParagraphFont"/>
+    <w:link w:val="Heading1"/>
     <w:uiPriority w:val="9"/>
     <w:rsid w:val="00551C71"/>
     <w:rPr>
@@ -10964,10 +10958,10 @@
       <w:lang w:val="fr-FR" w:eastAsia="fr-FR" w:bidi="fr-FR"/>
     </w:rPr>
   </w:style>
-  <w:style w:type="character" w:customStyle="1" w:styleId="20">
-    <w:name w:val="标题 2 字符"/>
-    <w:basedOn w:val="a0"/>
-    <w:link w:val="2"/>
+  <w:style w:type="character" w:customStyle="1" w:styleId="Heading2Char">
+    <w:name w:val="Heading 2 Char"/>
+    <w:basedOn w:val="DefaultParagraphFont"/>
+    <w:link w:val="Heading2"/>
     <w:uiPriority w:val="9"/>
     <w:rsid w:val="00551C71"/>
     <w:rPr>
@@ -10980,10 +10974,10 @@
       <w:lang w:val="fr-FR" w:eastAsia="fr-FR" w:bidi="fr-FR"/>
     </w:rPr>
   </w:style>
-  <w:style w:type="character" w:customStyle="1" w:styleId="30">
-    <w:name w:val="标题 3 字符"/>
-    <w:basedOn w:val="a0"/>
-    <w:link w:val="3"/>
+  <w:style w:type="character" w:customStyle="1" w:styleId="Heading3Char">
+    <w:name w:val="Heading 3 Char"/>
+    <w:basedOn w:val="DefaultParagraphFont"/>
+    <w:link w:val="Heading3"/>
     <w:uiPriority w:val="9"/>
     <w:rsid w:val="00551C71"/>
     <w:rPr>
@@ -10995,18 +10989,18 @@
       <w:lang w:val="fr-FR" w:eastAsia="fr-FR" w:bidi="fr-FR"/>
     </w:rPr>
   </w:style>
-  <w:style w:type="paragraph" w:styleId="a3">
+  <w:style w:type="paragraph" w:styleId="BodyText">
     <w:name w:val="Body Text"/>
-    <w:basedOn w:val="a"/>
-    <w:link w:val="a4"/>
+    <w:basedOn w:val="Normal"/>
+    <w:link w:val="BodyTextChar"/>
     <w:uiPriority w:val="1"/>
     <w:qFormat/>
     <w:rsid w:val="00551C71"/>
   </w:style>
-  <w:style w:type="character" w:customStyle="1" w:styleId="a4">
-    <w:name w:val="正文文本 字符"/>
-    <w:basedOn w:val="a0"/>
-    <w:link w:val="a3"/>
+  <w:style w:type="character" w:customStyle="1" w:styleId="BodyTextChar">
+    <w:name w:val="Body Text Char"/>
+    <w:basedOn w:val="DefaultParagraphFont"/>
+    <w:link w:val="BodyText"/>
     <w:uiPriority w:val="1"/>
     <w:rsid w:val="00551C71"/>
     <w:rPr>
@@ -11016,9 +11010,9 @@
       <w:lang w:val="fr-FR" w:eastAsia="fr-FR" w:bidi="fr-FR"/>
     </w:rPr>
   </w:style>
-  <w:style w:type="paragraph" w:styleId="a5">
+  <w:style w:type="paragraph" w:styleId="ListParagraph">
     <w:name w:val="List Paragraph"/>
-    <w:basedOn w:val="a"/>
+    <w:basedOn w:val="Normal"/>
     <w:uiPriority w:val="1"/>
     <w:qFormat/>
     <w:rsid w:val="00551C71"/>
@@ -11026,9 +11020,9 @@
       <w:ind w:left="850" w:hanging="171"/>
     </w:pPr>
   </w:style>
-  <w:style w:type="character" w:styleId="a6">
+  <w:style w:type="character" w:styleId="Hyperlink">
     <w:name w:val="Hyperlink"/>
-    <w:basedOn w:val="a0"/>
+    <w:basedOn w:val="DefaultParagraphFont"/>
     <w:uiPriority w:val="99"/>
     <w:unhideWhenUsed/>
     <w:rsid w:val="00551C71"/>
@@ -11037,9 +11031,9 @@
       <w:u w:val="single"/>
     </w:rPr>
   </w:style>
-  <w:style w:type="character" w:styleId="a7">
+  <w:style w:type="character" w:styleId="UnresolvedMention">
     <w:name w:val="Unresolved Mention"/>
-    <w:basedOn w:val="a0"/>
+    <w:basedOn w:val="DefaultParagraphFont"/>
     <w:uiPriority w:val="99"/>
     <w:semiHidden/>
     <w:unhideWhenUsed/>
@@ -11049,9 +11043,9 @@
       <w:shd w:val="clear" w:color="auto" w:fill="E1DFDD"/>
     </w:rPr>
   </w:style>
-  <w:style w:type="character" w:styleId="a8">
+  <w:style w:type="character" w:styleId="FollowedHyperlink">
     <w:name w:val="FollowedHyperlink"/>
-    <w:basedOn w:val="a0"/>
+    <w:basedOn w:val="DefaultParagraphFont"/>
     <w:uiPriority w:val="99"/>
     <w:semiHidden/>
     <w:unhideWhenUsed/>
@@ -11063,18 +11057,18 @@
   </w:style>
   <w:style w:type="character" w:customStyle="1" w:styleId="color32">
     <w:name w:val="color_32"/>
-    <w:basedOn w:val="a0"/>
+    <w:basedOn w:val="DefaultParagraphFont"/>
     <w:rsid w:val="009234D5"/>
   </w:style>
   <w:style w:type="character" w:customStyle="1" w:styleId="color11">
     <w:name w:val="color_11"/>
-    <w:basedOn w:val="a0"/>
+    <w:basedOn w:val="DefaultParagraphFont"/>
     <w:rsid w:val="00A64AB2"/>
   </w:style>
-  <w:style w:type="paragraph" w:styleId="a9">
+  <w:style w:type="paragraph" w:styleId="Header">
     <w:name w:val="header"/>
-    <w:basedOn w:val="a"/>
-    <w:link w:val="aa"/>
+    <w:basedOn w:val="Normal"/>
+    <w:link w:val="HeaderChar"/>
     <w:uiPriority w:val="99"/>
     <w:unhideWhenUsed/>
     <w:rsid w:val="008E15EA"/>
@@ -11094,10 +11088,10 @@
       <w:szCs w:val="18"/>
     </w:rPr>
   </w:style>
-  <w:style w:type="character" w:customStyle="1" w:styleId="aa">
-    <w:name w:val="页眉 字符"/>
-    <w:basedOn w:val="a0"/>
-    <w:link w:val="a9"/>
+  <w:style w:type="character" w:customStyle="1" w:styleId="HeaderChar">
+    <w:name w:val="Header Char"/>
+    <w:basedOn w:val="DefaultParagraphFont"/>
+    <w:link w:val="Header"/>
     <w:uiPriority w:val="99"/>
     <w:rsid w:val="008E15EA"/>
     <w:rPr>
@@ -11108,10 +11102,10 @@
       <w:lang w:eastAsia="fr-FR" w:bidi="fr-FR"/>
     </w:rPr>
   </w:style>
-  <w:style w:type="paragraph" w:styleId="ab">
+  <w:style w:type="paragraph" w:styleId="Footer">
     <w:name w:val="footer"/>
-    <w:basedOn w:val="a"/>
-    <w:link w:val="ac"/>
+    <w:basedOn w:val="Normal"/>
+    <w:link w:val="FooterChar"/>
     <w:uiPriority w:val="99"/>
     <w:unhideWhenUsed/>
     <w:rsid w:val="008E15EA"/>
@@ -11127,10 +11121,10 @@
       <w:szCs w:val="18"/>
     </w:rPr>
   </w:style>
-  <w:style w:type="character" w:customStyle="1" w:styleId="ac">
-    <w:name w:val="页脚 字符"/>
-    <w:basedOn w:val="a0"/>
-    <w:link w:val="ab"/>
+  <w:style w:type="character" w:customStyle="1" w:styleId="FooterChar">
+    <w:name w:val="Footer Char"/>
+    <w:basedOn w:val="DefaultParagraphFont"/>
+    <w:link w:val="Footer"/>
     <w:uiPriority w:val="99"/>
     <w:rsid w:val="008E15EA"/>
     <w:rPr>
@@ -11141,9 +11135,9 @@
       <w:lang w:eastAsia="fr-FR" w:bidi="fr-FR"/>
     </w:rPr>
   </w:style>
-  <w:style w:type="table" w:styleId="ad">
+  <w:style w:type="table" w:styleId="TableGrid">
     <w:name w:val="Table Grid"/>
-    <w:basedOn w:val="a1"/>
+    <w:basedOn w:val="TableNormal"/>
     <w:uiPriority w:val="39"/>
     <w:rsid w:val="00F16550"/>
     <w:tblPr>

--- a/CV/Jinda Li_Game Programmer CV 2025.docx
+++ b/CV/Jinda Li_Game Programmer CV 2025.docx
@@ -116,8 +116,8 @@
           <w:rFonts w:eastAsiaTheme="minorEastAsia"/>
           <w:b/>
           <w:bCs/>
-          <w:sz w:val="48"/>
-          <w:szCs w:val="48"/>
+          <w:sz w:val="36"/>
+          <w:szCs w:val="36"/>
           <w:lang w:eastAsia="zh-CN"/>
         </w:rPr>
       </w:pPr>
@@ -141,42 +141,168 @@
       </w:r>
       <w:r>
         <w:rPr>
-          <w:b/>
-          <w:bCs/>
-          <w:sz w:val="48"/>
-          <w:szCs w:val="48"/>
-        </w:rPr>
-        <w:t xml:space="preserve">Game </w:t>
-      </w:r>
-      <w:r>
-        <w:rPr>
-          <w:rFonts w:eastAsiaTheme="minorEastAsia"/>
-          <w:b/>
-          <w:bCs/>
-          <w:sz w:val="48"/>
-          <w:szCs w:val="48"/>
-          <w:lang w:eastAsia="zh-CN"/>
-        </w:rPr>
-        <w:t>Programmer</w:t>
+          <w:rFonts w:eastAsiaTheme="minorEastAsia"/>
+          <w:sz w:val="44"/>
+          <w:szCs w:val="44"/>
+          <w:lang w:eastAsia="zh-CN"/>
+        </w:rPr>
+        <w:t>Unreal Engine Developer</w:t>
       </w:r>
     </w:p>
     <w:p>
       <w:r>
         <w:rPr>
           <w:noProof/>
+          <w:sz w:val="32"/>
+          <w:szCs w:val="32"/>
         </w:rPr>
         <mc:AlternateContent>
           <mc:Choice Requires="wps">
             <w:drawing>
-              <wp:anchor distT="0" distB="0" distL="114300" distR="114300" simplePos="0" relativeHeight="251624448" behindDoc="0" locked="0" layoutInCell="1" allowOverlap="1" wp14:anchorId="5B076362" wp14:editId="09406734">
+              <wp:anchor distT="0" distB="0" distL="114300" distR="114300" simplePos="0" relativeHeight="251811840" behindDoc="0" locked="0" layoutInCell="1" allowOverlap="1" wp14:anchorId="332E641A" wp14:editId="1297918B">
                 <wp:simplePos x="0" y="0"/>
                 <wp:positionH relativeFrom="column">
-                  <wp:posOffset>360081</wp:posOffset>
+                  <wp:posOffset>2027177</wp:posOffset>
                 </wp:positionH>
                 <wp:positionV relativeFrom="paragraph">
-                  <wp:posOffset>47027</wp:posOffset>
+                  <wp:posOffset>37658</wp:posOffset>
                 </wp:positionV>
-                <wp:extent cx="3617259" cy="685800"/>
+                <wp:extent cx="3958542" cy="949124"/>
+                <wp:effectExtent l="0" t="0" r="0" b="3810"/>
+                <wp:wrapNone/>
+                <wp:docPr id="727007482" name="Text Box 95"/>
+                <wp:cNvGraphicFramePr/>
+                <a:graphic xmlns:a="http://schemas.openxmlformats.org/drawingml/2006/main">
+                  <a:graphicData uri="http://schemas.microsoft.com/office/word/2010/wordprocessingShape">
+                    <wps:wsp>
+                      <wps:cNvSpPr txBox="1"/>
+                      <wps:spPr>
+                        <a:xfrm>
+                          <a:off x="0" y="0"/>
+                          <a:ext cx="3958542" cy="949124"/>
+                        </a:xfrm>
+                        <a:prstGeom prst="rect">
+                          <a:avLst/>
+                        </a:prstGeom>
+                        <a:noFill/>
+                        <a:ln w="6350">
+                          <a:noFill/>
+                        </a:ln>
+                      </wps:spPr>
+                      <wps:txbx>
+                        <w:txbxContent>
+                          <w:p>
+                            <w:pPr>
+                              <w:rPr>
+                                <w:rFonts w:eastAsiaTheme="minorEastAsia"/>
+                                <w:color w:val="808080" w:themeColor="background1" w:themeShade="80"/>
+                                <w:lang w:eastAsia="zh-CN"/>
+                              </w:rPr>
+                            </w:pPr>
+                            <w:r>
+                              <w:rPr>
+                                <w:rFonts w:eastAsiaTheme="minorEastAsia"/>
+                                <w:lang w:eastAsia="zh-CN"/>
+                              </w:rPr>
+                              <w:t>Versatile Unreal Engine Developer with 3+ years of professional experience in XR development. Proven expertise in performance optimization</w:t>
+                            </w:r>
+                            <w:r>
+                              <w:rPr>
+                                <w:rFonts w:eastAsiaTheme="minorEastAsia" w:hint="eastAsia"/>
+                                <w:lang w:eastAsia="zh-CN"/>
+                              </w:rPr>
+                              <w:t xml:space="preserve"> and </w:t>
+                            </w:r>
+                            <w:r>
+                              <w:rPr>
+                                <w:rFonts w:eastAsiaTheme="minorEastAsia"/>
+                                <w:lang w:eastAsia="zh-CN"/>
+                              </w:rPr>
+                              <w:t>real-time systems, delivering scalable solutions for complex immersive applications.</w:t>
+                            </w:r>
+                          </w:p>
+                        </w:txbxContent>
+                      </wps:txbx>
+                      <wps:bodyPr rot="0" spcFirstLastPara="0" vertOverflow="overflow" horzOverflow="overflow" vert="horz" wrap="square" lIns="91440" tIns="45720" rIns="91440" bIns="45720" numCol="1" spcCol="0" rtlCol="0" fromWordArt="0" anchor="t" anchorCtr="0" forceAA="0" compatLnSpc="1">
+                        <a:prstTxWarp prst="textNoShape">
+                          <a:avLst/>
+                        </a:prstTxWarp>
+                        <a:noAutofit/>
+                      </wps:bodyPr>
+                    </wps:wsp>
+                  </a:graphicData>
+                </a:graphic>
+                <wp14:sizeRelH relativeFrom="margin">
+                  <wp14:pctWidth>0</wp14:pctWidth>
+                </wp14:sizeRelH>
+                <wp14:sizeRelV relativeFrom="margin">
+                  <wp14:pctHeight>0</wp14:pctHeight>
+                </wp14:sizeRelV>
+              </wp:anchor>
+            </w:drawing>
+          </mc:Choice>
+          <mc:Fallback>
+            <w:pict>
+              <v:shapetype w14:anchorId="332E641A" id="_x0000_t202" coordsize="21600,21600" o:spt="202" path="m,l,21600r21600,l21600,xe">
+                <v:stroke joinstyle="miter"/>
+                <v:path gradientshapeok="t" o:connecttype="rect"/>
+              </v:shapetype>
+              <v:shape id="Text Box 95" o:spid="_x0000_s1026" type="#_x0000_t202" style="position:absolute;margin-left:159.6pt;margin-top:2.95pt;width:311.7pt;height:74.75pt;z-index:251811840;visibility:visible;mso-wrap-style:square;mso-width-percent:0;mso-height-percent:0;mso-wrap-distance-left:9pt;mso-wrap-distance-top:0;mso-wrap-distance-right:9pt;mso-wrap-distance-bottom:0;mso-position-horizontal:absolute;mso-position-horizontal-relative:text;mso-position-vertical:absolute;mso-position-vertical-relative:text;mso-width-percent:0;mso-height-percent:0;mso-width-relative:margin;mso-height-relative:margin;v-text-anchor:top" o:gfxdata="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" filled="f" stroked="f" strokeweight=".5pt">
+                <v:textbox>
+                  <w:txbxContent>
+                    <w:p>
+                      <w:pPr>
+                        <w:rPr>
+                          <w:rFonts w:eastAsiaTheme="minorEastAsia"/>
+                          <w:color w:val="808080" w:themeColor="background1" w:themeShade="80"/>
+                          <w:lang w:eastAsia="zh-CN"/>
+                        </w:rPr>
+                      </w:pPr>
+                      <w:r>
+                        <w:rPr>
+                          <w:rFonts w:eastAsiaTheme="minorEastAsia"/>
+                          <w:lang w:eastAsia="zh-CN"/>
+                        </w:rPr>
+                        <w:t>Versatile Unreal Engine Developer with 3+ years of professional experience in XR development. Proven expertise in performance optimization</w:t>
+                      </w:r>
+                      <w:r>
+                        <w:rPr>
+                          <w:rFonts w:eastAsiaTheme="minorEastAsia" w:hint="eastAsia"/>
+                          <w:lang w:eastAsia="zh-CN"/>
+                        </w:rPr>
+                        <w:t xml:space="preserve"> and </w:t>
+                      </w:r>
+                      <w:r>
+                        <w:rPr>
+                          <w:rFonts w:eastAsiaTheme="minorEastAsia"/>
+                          <w:lang w:eastAsia="zh-CN"/>
+                        </w:rPr>
+                        <w:t>real-time systems, delivering scalable solutions for complex immersive applications.</w:t>
+                      </w:r>
+                    </w:p>
+                  </w:txbxContent>
+                </v:textbox>
+              </v:shape>
+            </w:pict>
+          </mc:Fallback>
+        </mc:AlternateContent>
+      </w:r>
+      <w:r>
+        <w:rPr>
+          <w:noProof/>
+        </w:rPr>
+        <mc:AlternateContent>
+          <mc:Choice Requires="wps">
+            <w:drawing>
+              <wp:anchor distT="0" distB="0" distL="114300" distR="114300" simplePos="0" relativeHeight="251624448" behindDoc="0" locked="0" layoutInCell="1" allowOverlap="1" wp14:anchorId="5B076362" wp14:editId="17E84161">
+                <wp:simplePos x="0" y="0"/>
+                <wp:positionH relativeFrom="column">
+                  <wp:posOffset>360422</wp:posOffset>
+                </wp:positionH>
+                <wp:positionV relativeFrom="paragraph">
+                  <wp:posOffset>49233</wp:posOffset>
+                </wp:positionV>
+                <wp:extent cx="4249597" cy="685800"/>
                 <wp:effectExtent l="0" t="0" r="0" b="0"/>
                 <wp:wrapNone/>
                 <wp:docPr id="78" name="Text Box 78"/>
@@ -188,7 +314,7 @@
                       <wps:spPr>
                         <a:xfrm>
                           <a:off x="0" y="0"/>
-                          <a:ext cx="3617259" cy="685800"/>
+                          <a:ext cx="4249597" cy="685800"/>
                         </a:xfrm>
                         <a:prstGeom prst="rect">
                           <a:avLst/>
@@ -212,51 +338,41 @@
                                 <w:lang w:eastAsia="zh-CN"/>
                               </w:rPr>
                             </w:pPr>
-                            <w:r>
-                              <w:fldChar w:fldCharType="begin"/>
-                            </w:r>
-                            <w:r>
-                              <w:instrText>HYPERLINK "mailto:jinda.li@outlook.com"</w:instrText>
-                            </w:r>
-                            <w:r>
-                              <w:fldChar w:fldCharType="separate"/>
-                            </w:r>
-                            <w:r>
-                              <w:rPr>
-                                <w:rStyle w:val="Hyperlink"/>
-                                <w:rFonts w:eastAsiaTheme="minorEastAsia" w:cs="Times New Roman"/>
-                                <w:w w:val="120"/>
-                                <w:sz w:val="24"/>
-                                <w:lang w:eastAsia="zh-CN"/>
-                              </w:rPr>
-                              <w:t>jinda.li@outlook.com</w:t>
-                            </w:r>
-                            <w:r>
-                              <w:fldChar w:fldCharType="end"/>
-                            </w:r>
+                            <w:hyperlink r:id="rId9" w:history="1">
+                              <w:r>
+                                <w:rPr>
+                                  <w:rStyle w:val="a6"/>
+                                  <w:rFonts w:eastAsiaTheme="minorEastAsia" w:cs="Times New Roman"/>
+                                  <w:w w:val="120"/>
+                                  <w:sz w:val="24"/>
+                                  <w:lang w:eastAsia="zh-CN"/>
+                                </w:rPr>
+                                <w:t>Email</w:t>
+                              </w:r>
+                            </w:hyperlink>
                           </w:p>
                           <w:p>
                             <w:pPr>
                               <w:spacing w:before="2"/>
                               <w:ind w:right="644" w:firstLine="116"/>
                               <w:rPr>
-                                <w:rStyle w:val="Hyperlink"/>
+                                <w:rStyle w:val="a6"/>
                                 <w:rFonts w:eastAsiaTheme="minorEastAsia" w:cs="Times New Roman"/>
                                 <w:w w:val="120"/>
                                 <w:sz w:val="24"/>
                                 <w:lang w:eastAsia="zh-CN"/>
                               </w:rPr>
                             </w:pPr>
-                            <w:hyperlink r:id="rId9" w:history="1">
+                            <w:hyperlink r:id="rId10" w:history="1">
                               <w:r>
                                 <w:rPr>
-                                  <w:rStyle w:val="Hyperlink"/>
+                                  <w:rStyle w:val="a6"/>
                                   <w:rFonts w:eastAsiaTheme="minorEastAsia" w:cs="Times New Roman"/>
                                   <w:w w:val="120"/>
                                   <w:sz w:val="24"/>
                                   <w:lang w:eastAsia="zh-CN"/>
                                 </w:rPr>
-                                <w:t>https://neiljnda.github.io/</w:t>
+                                <w:t>Portfolio</w:t>
                               </w:r>
                             </w:hyperlink>
                           </w:p>
@@ -272,16 +388,16 @@
                                 <w:lang w:eastAsia="zh-CN"/>
                               </w:rPr>
                             </w:pPr>
-                            <w:hyperlink r:id="rId10" w:history="1">
+                            <w:hyperlink r:id="rId11" w:history="1">
                               <w:r>
                                 <w:rPr>
-                                  <w:rStyle w:val="Hyperlink"/>
+                                  <w:rStyle w:val="a6"/>
                                   <w:rFonts w:eastAsiaTheme="minorEastAsia" w:cs="Times New Roman"/>
                                   <w:w w:val="120"/>
                                   <w:sz w:val="24"/>
                                   <w:lang w:eastAsia="zh-CN"/>
                                 </w:rPr>
-                                <w:t>https://www.linkedin.com/in/jinda-li/</w:t>
+                                <w:t>LinkedIn</w:t>
                               </w:r>
                             </w:hyperlink>
                           </w:p>
@@ -307,11 +423,7 @@
           </mc:Choice>
           <mc:Fallback>
             <w:pict>
-              <v:shapetype w14:anchorId="5B076362" id="_x0000_t202" coordsize="21600,21600" o:spt="202" path="m,l,21600r21600,l21600,xe">
-                <v:stroke joinstyle="miter"/>
-                <v:path gradientshapeok="t" o:connecttype="rect"/>
-              </v:shapetype>
-              <v:shape id="Text Box 78" o:spid="_x0000_s1026" type="#_x0000_t202" style="position:absolute;margin-left:28.35pt;margin-top:3.7pt;width:284.8pt;height:54pt;z-index:251624448;visibility:visible;mso-wrap-style:square;mso-width-percent:0;mso-height-percent:0;mso-wrap-distance-left:9pt;mso-wrap-distance-top:0;mso-wrap-distance-right:9pt;mso-wrap-distance-bottom:0;mso-position-horizontal:absolute;mso-position-horizontal-relative:text;mso-position-vertical:absolute;mso-position-vertical-relative:text;mso-width-percent:0;mso-height-percent:0;mso-width-relative:margin;mso-height-relative:margin;v-text-anchor:top" o:gfxdata="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" filled="f" stroked="f" strokeweight=".5pt">
+              <v:shape w14:anchorId="5B076362" id="Text Box 78" o:spid="_x0000_s1027" type="#_x0000_t202" style="position:absolute;margin-left:28.4pt;margin-top:3.9pt;width:334.6pt;height:54pt;z-index:251624448;visibility:visible;mso-wrap-style:square;mso-width-percent:0;mso-height-percent:0;mso-wrap-distance-left:9pt;mso-wrap-distance-top:0;mso-wrap-distance-right:9pt;mso-wrap-distance-bottom:0;mso-position-horizontal:absolute;mso-position-horizontal-relative:text;mso-position-vertical:absolute;mso-position-vertical-relative:text;mso-width-percent:0;mso-height-percent:0;mso-width-relative:margin;mso-height-relative:margin;v-text-anchor:top" o:gfxdata="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" filled="f" stroked="f" strokeweight=".5pt">
                 <v:textbox>
                   <w:txbxContent>
                     <w:p>
@@ -326,51 +438,41 @@
                           <w:lang w:eastAsia="zh-CN"/>
                         </w:rPr>
                       </w:pPr>
-                      <w:r>
-                        <w:fldChar w:fldCharType="begin"/>
-                      </w:r>
-                      <w:r>
-                        <w:instrText>HYPERLINK "mailto:jinda.li@outlook.com"</w:instrText>
-                      </w:r>
-                      <w:r>
-                        <w:fldChar w:fldCharType="separate"/>
-                      </w:r>
-                      <w:r>
-                        <w:rPr>
-                          <w:rStyle w:val="Hyperlink"/>
-                          <w:rFonts w:eastAsiaTheme="minorEastAsia" w:cs="Times New Roman"/>
-                          <w:w w:val="120"/>
-                          <w:sz w:val="24"/>
-                          <w:lang w:eastAsia="zh-CN"/>
-                        </w:rPr>
-                        <w:t>jinda.li@outlook.com</w:t>
-                      </w:r>
-                      <w:r>
-                        <w:fldChar w:fldCharType="end"/>
-                      </w:r>
+                      <w:hyperlink r:id="rId12" w:history="1">
+                        <w:r>
+                          <w:rPr>
+                            <w:rStyle w:val="a6"/>
+                            <w:rFonts w:eastAsiaTheme="minorEastAsia" w:cs="Times New Roman"/>
+                            <w:w w:val="120"/>
+                            <w:sz w:val="24"/>
+                            <w:lang w:eastAsia="zh-CN"/>
+                          </w:rPr>
+                          <w:t>Email</w:t>
+                        </w:r>
+                      </w:hyperlink>
                     </w:p>
                     <w:p>
                       <w:pPr>
                         <w:spacing w:before="2"/>
                         <w:ind w:right="644" w:firstLine="116"/>
                         <w:rPr>
-                          <w:rStyle w:val="Hyperlink"/>
+                          <w:rStyle w:val="a6"/>
                           <w:rFonts w:eastAsiaTheme="minorEastAsia" w:cs="Times New Roman"/>
                           <w:w w:val="120"/>
                           <w:sz w:val="24"/>
                           <w:lang w:eastAsia="zh-CN"/>
                         </w:rPr>
                       </w:pPr>
-                      <w:hyperlink r:id="rId11" w:history="1">
+                      <w:hyperlink r:id="rId13" w:history="1">
                         <w:r>
                           <w:rPr>
-                            <w:rStyle w:val="Hyperlink"/>
+                            <w:rStyle w:val="a6"/>
                             <w:rFonts w:eastAsiaTheme="minorEastAsia" w:cs="Times New Roman"/>
                             <w:w w:val="120"/>
                             <w:sz w:val="24"/>
                             <w:lang w:eastAsia="zh-CN"/>
                           </w:rPr>
-                          <w:t>https://neiljnda.github.io/</w:t>
+                          <w:t>Portfolio</w:t>
                         </w:r>
                       </w:hyperlink>
                     </w:p>
@@ -386,16 +488,16 @@
                           <w:lang w:eastAsia="zh-CN"/>
                         </w:rPr>
                       </w:pPr>
-                      <w:hyperlink r:id="rId12" w:history="1">
+                      <w:hyperlink r:id="rId14" w:history="1">
                         <w:r>
                           <w:rPr>
-                            <w:rStyle w:val="Hyperlink"/>
+                            <w:rStyle w:val="a6"/>
                             <w:rFonts w:eastAsiaTheme="minorEastAsia" w:cs="Times New Roman"/>
                             <w:w w:val="120"/>
                             <w:sz w:val="24"/>
                             <w:lang w:eastAsia="zh-CN"/>
                           </w:rPr>
-                          <w:t>https://www.linkedin.com/in/jinda-li/</w:t>
+                          <w:t>LinkedIn</w:t>
                         </w:r>
                       </w:hyperlink>
                     </w:p>
@@ -436,7 +538,7 @@
                     </pic:cNvPicPr>
                   </pic:nvPicPr>
                   <pic:blipFill>
-                    <a:blip r:embed="rId13" cstate="print">
+                    <a:blip r:embed="rId15" cstate="print">
                       <a:extLst>
                         <a:ext uri="{28A0092B-C50C-407E-A947-70E740481C1C}">
                           <a14:useLocalDpi xmlns:a14="http://schemas.microsoft.com/office/drawing/2010/main" val="0"/>
@@ -515,7 +617,7 @@
                     </pic:cNvPicPr>
                   </pic:nvPicPr>
                   <pic:blipFill>
-                    <a:blip r:embed="rId14" cstate="print">
+                    <a:blip r:embed="rId16" cstate="print">
                       <a:extLst>
                         <a:ext uri="{28A0092B-C50C-407E-A947-70E740481C1C}">
                           <a14:useLocalDpi xmlns:a14="http://schemas.microsoft.com/office/drawing/2010/main" val="0"/>
@@ -578,7 +680,7 @@
                     </pic:cNvPicPr>
                   </pic:nvPicPr>
                   <pic:blipFill>
-                    <a:blip r:embed="rId15" cstate="print">
+                    <a:blip r:embed="rId17" cstate="print">
                       <a:extLst>
                         <a:ext uri="{28A0092B-C50C-407E-A947-70E740481C1C}">
                           <a14:useLocalDpi xmlns:a14="http://schemas.microsoft.com/office/drawing/2010/main" val="0"/>
@@ -638,13 +740,2534 @@
           <w:noProof/>
         </w:rPr>
         <w:drawing>
-          <wp:anchor distT="0" distB="0" distL="114300" distR="114300" simplePos="0" relativeHeight="251626496" behindDoc="0" locked="0" layoutInCell="1" allowOverlap="1" wp14:anchorId="2D018E78" wp14:editId="231C20FF">
+          <wp:anchor distT="0" distB="0" distL="114300" distR="114300" simplePos="0" relativeHeight="251687936" behindDoc="0" locked="0" layoutInCell="1" allowOverlap="1" wp14:anchorId="3CE86765" wp14:editId="2C45648E">
+            <wp:simplePos x="0" y="0"/>
+            <wp:positionH relativeFrom="margin">
+              <wp:posOffset>161290</wp:posOffset>
+            </wp:positionH>
+            <wp:positionV relativeFrom="paragraph">
+              <wp:posOffset>149860</wp:posOffset>
+            </wp:positionV>
+            <wp:extent cx="337624" cy="337624"/>
+            <wp:effectExtent l="0" t="0" r="5715" b="5715"/>
+            <wp:wrapNone/>
+            <wp:docPr id="89" name="Picture 89" descr="图标&#10;&#10;描述已自动生成"/>
+            <wp:cNvGraphicFramePr>
+              <a:graphicFrameLocks xmlns:a="http://schemas.openxmlformats.org/drawingml/2006/main" noChangeAspect="1"/>
+            </wp:cNvGraphicFramePr>
+            <a:graphic xmlns:a="http://schemas.openxmlformats.org/drawingml/2006/main">
+              <a:graphicData uri="http://schemas.openxmlformats.org/drawingml/2006/picture">
+                <pic:pic xmlns:pic="http://schemas.openxmlformats.org/drawingml/2006/picture">
+                  <pic:nvPicPr>
+                    <pic:cNvPr id="89" name="Picture 89" descr="图标&#10;&#10;描述已自动生成"/>
+                    <pic:cNvPicPr>
+                      <a:picLocks noChangeAspect="1" noChangeArrowheads="1"/>
+                    </pic:cNvPicPr>
+                  </pic:nvPicPr>
+                  <pic:blipFill>
+                    <a:blip r:embed="rId18" cstate="print">
+                      <a:extLst>
+                        <a:ext uri="{28A0092B-C50C-407E-A947-70E740481C1C}">
+                          <a14:useLocalDpi xmlns:a14="http://schemas.microsoft.com/office/drawing/2010/main" val="0"/>
+                        </a:ext>
+                      </a:extLst>
+                    </a:blip>
+                    <a:srcRect/>
+                    <a:stretch>
+                      <a:fillRect/>
+                    </a:stretch>
+                  </pic:blipFill>
+                  <pic:spPr bwMode="auto">
+                    <a:xfrm>
+                      <a:off x="0" y="0"/>
+                      <a:ext cx="337624" cy="337624"/>
+                    </a:xfrm>
+                    <a:prstGeom prst="rect">
+                      <a:avLst/>
+                    </a:prstGeom>
+                    <a:noFill/>
+                    <a:ln>
+                      <a:noFill/>
+                    </a:ln>
+                  </pic:spPr>
+                </pic:pic>
+              </a:graphicData>
+            </a:graphic>
+            <wp14:sizeRelH relativeFrom="margin">
+              <wp14:pctWidth>0</wp14:pctWidth>
+            </wp14:sizeRelH>
+            <wp14:sizeRelV relativeFrom="margin">
+              <wp14:pctHeight>0</wp14:pctHeight>
+            </wp14:sizeRelV>
+          </wp:anchor>
+        </w:drawing>
+      </w:r>
+    </w:p>
+    <w:p>
+      <w:pPr>
+        <w:ind w:left="420" w:firstLine="420"/>
+        <w:rPr>
+          <w:rFonts w:eastAsiaTheme="minorEastAsia"/>
+          <w:sz w:val="32"/>
+          <w:szCs w:val="32"/>
+          <w:lang w:eastAsia="zh-CN"/>
+        </w:rPr>
+      </w:pPr>
+      <w:r>
+        <w:rPr>
+          <w:noProof/>
+          <w:sz w:val="32"/>
+          <w:szCs w:val="32"/>
+        </w:rPr>
+        <mc:AlternateContent>
+          <mc:Choice Requires="wps">
+            <w:drawing>
+              <wp:anchor distT="0" distB="0" distL="0" distR="0" simplePos="0" relativeHeight="251801600" behindDoc="1" locked="0" layoutInCell="1" allowOverlap="1" wp14:anchorId="4A2891D2" wp14:editId="116EFF82">
+                <wp:simplePos x="0" y="0"/>
+                <wp:positionH relativeFrom="page">
+                  <wp:posOffset>720725</wp:posOffset>
+                </wp:positionH>
+                <wp:positionV relativeFrom="paragraph">
+                  <wp:posOffset>273685</wp:posOffset>
+                </wp:positionV>
+                <wp:extent cx="6587490" cy="1270"/>
+                <wp:effectExtent l="6350" t="12065" r="6985" b="5715"/>
+                <wp:wrapTopAndBottom/>
+                <wp:docPr id="76" name="Freeform: Shape 76"/>
+                <wp:cNvGraphicFramePr>
+                  <a:graphicFrameLocks xmlns:a="http://schemas.openxmlformats.org/drawingml/2006/main"/>
+                </wp:cNvGraphicFramePr>
+                <a:graphic xmlns:a="http://schemas.openxmlformats.org/drawingml/2006/main">
+                  <a:graphicData uri="http://schemas.microsoft.com/office/word/2010/wordprocessingShape">
+                    <wps:wsp>
+                      <wps:cNvSpPr>
+                        <a:spLocks/>
+                      </wps:cNvSpPr>
+                      <wps:spPr bwMode="auto">
+                        <a:xfrm>
+                          <a:off x="0" y="0"/>
+                          <a:ext cx="6587490" cy="1270"/>
+                        </a:xfrm>
+                        <a:custGeom>
+                          <a:avLst/>
+                          <a:gdLst>
+                            <a:gd name="T0" fmla="+- 0 1135 1135"/>
+                            <a:gd name="T1" fmla="*/ T0 w 10374"/>
+                            <a:gd name="T2" fmla="+- 0 11509 1135"/>
+                            <a:gd name="T3" fmla="*/ T2 w 10374"/>
+                          </a:gdLst>
+                          <a:ahLst/>
+                          <a:cxnLst>
+                            <a:cxn ang="0">
+                              <a:pos x="T1" y="0"/>
+                            </a:cxn>
+                            <a:cxn ang="0">
+                              <a:pos x="T3" y="0"/>
+                            </a:cxn>
+                          </a:cxnLst>
+                          <a:rect l="0" t="0" r="r" b="b"/>
+                          <a:pathLst>
+                            <a:path w="10374">
+                              <a:moveTo>
+                                <a:pt x="0" y="0"/>
+                              </a:moveTo>
+                              <a:lnTo>
+                                <a:pt x="10374" y="0"/>
+                              </a:lnTo>
+                            </a:path>
+                          </a:pathLst>
+                        </a:custGeom>
+                        <a:noFill/>
+                        <a:ln w="12700">
+                          <a:solidFill>
+                            <a:srgbClr val="231F20"/>
+                          </a:solidFill>
+                          <a:prstDash val="solid"/>
+                          <a:round/>
+                          <a:headEnd/>
+                          <a:tailEnd/>
+                        </a:ln>
+                        <a:extLst>
+                          <a:ext uri="{909E8E84-426E-40DD-AFC4-6F175D3DCCD1}">
+                            <a14:hiddenFill xmlns:a14="http://schemas.microsoft.com/office/drawing/2010/main">
+                              <a:solidFill>
+                                <a:srgbClr val="FFFFFF"/>
+                              </a:solidFill>
+                            </a14:hiddenFill>
+                          </a:ext>
+                        </a:extLst>
+                      </wps:spPr>
+                      <wps:bodyPr rot="0" vert="horz" wrap="square" lIns="91440" tIns="45720" rIns="91440" bIns="45720" anchor="t" anchorCtr="0" upright="1">
+                        <a:noAutofit/>
+                      </wps:bodyPr>
+                    </wps:wsp>
+                  </a:graphicData>
+                </a:graphic>
+                <wp14:sizeRelH relativeFrom="page">
+                  <wp14:pctWidth>0</wp14:pctWidth>
+                </wp14:sizeRelH>
+                <wp14:sizeRelV relativeFrom="page">
+                  <wp14:pctHeight>0</wp14:pctHeight>
+                </wp14:sizeRelV>
+              </wp:anchor>
+            </w:drawing>
+          </mc:Choice>
+          <mc:Fallback>
+            <w:pict>
+              <v:shape w14:anchorId="7A56AE27" id="Freeform: Shape 76" o:spid="_x0000_s1026" style="position:absolute;margin-left:56.75pt;margin-top:21.55pt;width:518.7pt;height:.1pt;z-index:-251514880;visibility:visible;mso-wrap-style:square;mso-width-percent:0;mso-height-percent:0;mso-wrap-distance-left:0;mso-wrap-distance-top:0;mso-wrap-distance-right:0;mso-wrap-distance-bottom:0;mso-position-horizontal:absolute;mso-position-horizontal-relative:page;mso-position-vertical:absolute;mso-position-vertical-relative:text;mso-width-percent:0;mso-height-percent:0;mso-width-relative:page;mso-height-relative:page;v-text-anchor:top" coordsize="10374,1270" o:gfxdata="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" path="m,l10374,e" filled="f" strokecolor="#231f20" strokeweight="1pt">
+                <v:path arrowok="t" o:connecttype="custom" o:connectlocs="0,0;6587490,0" o:connectangles="0,0"/>
+                <w10:wrap type="topAndBottom" anchorx="page"/>
+              </v:shape>
+            </w:pict>
+          </mc:Fallback>
+        </mc:AlternateContent>
+      </w:r>
+      <w:r>
+        <w:rPr>
+          <w:sz w:val="32"/>
+          <w:szCs w:val="32"/>
+        </w:rPr>
+        <w:t>WORK EXPERIENCE</w:t>
+      </w:r>
+    </w:p>
+    <w:p>
+      <w:pPr>
+        <w:rPr>
+          <w:rFonts w:eastAsiaTheme="minorEastAsia"/>
+          <w:noProof/>
+          <w:lang w:eastAsia="zh-CN"/>
+        </w:rPr>
+      </w:pPr>
+    </w:p>
+    <w:p>
+      <w:pPr>
+        <w:ind w:left="1680" w:firstLine="420"/>
+        <w:rPr>
+          <w:rFonts w:eastAsiaTheme="minorEastAsia"/>
+          <w:i/>
+          <w:iCs/>
+          <w:lang w:eastAsia="zh-CN"/>
+        </w:rPr>
+      </w:pPr>
+      <w:r>
+        <w:rPr>
+          <w:rFonts w:eastAsiaTheme="minorEastAsia" w:hint="eastAsia"/>
+          <w:noProof/>
+          <w:sz w:val="32"/>
+          <w:szCs w:val="32"/>
+          <w:lang w:eastAsia="zh-CN"/>
+        </w:rPr>
+        <w:drawing>
+          <wp:anchor distT="0" distB="0" distL="114300" distR="114300" simplePos="0" relativeHeight="251805696" behindDoc="0" locked="0" layoutInCell="1" allowOverlap="1" wp14:anchorId="6A4CC603" wp14:editId="7FB3EA31">
             <wp:simplePos x="0" y="0"/>
             <wp:positionH relativeFrom="column">
-              <wp:posOffset>122506</wp:posOffset>
+              <wp:posOffset>487846</wp:posOffset>
             </wp:positionH>
             <wp:positionV relativeFrom="paragraph">
-              <wp:posOffset>111760</wp:posOffset>
+              <wp:posOffset>10795</wp:posOffset>
+            </wp:positionV>
+            <wp:extent cx="557333" cy="502836"/>
+            <wp:effectExtent l="0" t="0" r="0" b="0"/>
+            <wp:wrapNone/>
+            <wp:docPr id="1622942485" name="图片 53" descr="形状, 正方形&#10;&#10;AI 生成的内容可能不正确。"/>
+            <wp:cNvGraphicFramePr>
+              <a:graphicFrameLocks xmlns:a="http://schemas.openxmlformats.org/drawingml/2006/main" noChangeAspect="1"/>
+            </wp:cNvGraphicFramePr>
+            <a:graphic xmlns:a="http://schemas.openxmlformats.org/drawingml/2006/main">
+              <a:graphicData uri="http://schemas.openxmlformats.org/drawingml/2006/picture">
+                <pic:pic xmlns:pic="http://schemas.openxmlformats.org/drawingml/2006/picture">
+                  <pic:nvPicPr>
+                    <pic:cNvPr id="1622942485" name="图片 53" descr="形状, 正方形&#10;&#10;AI 生成的内容可能不正确。"/>
+                    <pic:cNvPicPr>
+                      <a:picLocks noChangeAspect="1" noChangeArrowheads="1"/>
+                    </pic:cNvPicPr>
+                  </pic:nvPicPr>
+                  <pic:blipFill rotWithShape="1">
+                    <a:blip r:embed="rId19" cstate="print">
+                      <a:extLst>
+                        <a:ext uri="{28A0092B-C50C-407E-A947-70E740481C1C}">
+                          <a14:useLocalDpi xmlns:a14="http://schemas.microsoft.com/office/drawing/2010/main" val="0"/>
+                        </a:ext>
+                      </a:extLst>
+                    </a:blip>
+                    <a:srcRect l="12276" t="16789" r="14079" b="16733"/>
+                    <a:stretch/>
+                  </pic:blipFill>
+                  <pic:spPr bwMode="auto">
+                    <a:xfrm>
+                      <a:off x="0" y="0"/>
+                      <a:ext cx="557333" cy="502836"/>
+                    </a:xfrm>
+                    <a:prstGeom prst="rect">
+                      <a:avLst/>
+                    </a:prstGeom>
+                    <a:noFill/>
+                    <a:ln>
+                      <a:noFill/>
+                    </a:ln>
+                    <a:extLst>
+                      <a:ext uri="{53640926-AAD7-44D8-BBD7-CCE9431645EC}">
+                        <a14:shadowObscured xmlns:a14="http://schemas.microsoft.com/office/drawing/2010/main"/>
+                      </a:ext>
+                    </a:extLst>
+                  </pic:spPr>
+                </pic:pic>
+              </a:graphicData>
+            </a:graphic>
+            <wp14:sizeRelH relativeFrom="margin">
+              <wp14:pctWidth>0</wp14:pctWidth>
+            </wp14:sizeRelH>
+            <wp14:sizeRelV relativeFrom="margin">
+              <wp14:pctHeight>0</wp14:pctHeight>
+            </wp14:sizeRelV>
+          </wp:anchor>
+        </w:drawing>
+      </w:r>
+      <w:r>
+        <w:rPr>
+          <w:b/>
+          <w:bCs/>
+          <w:i/>
+          <w:iCs/>
+          <w:sz w:val="28"/>
+          <w:szCs w:val="28"/>
+        </w:rPr>
+        <w:t>Unity Developer</w:t>
+      </w:r>
+      <w:r>
+        <w:rPr>
+          <w:rFonts w:eastAsiaTheme="minorEastAsia"/>
+          <w:b/>
+          <w:bCs/>
+          <w:i/>
+          <w:iCs/>
+          <w:sz w:val="28"/>
+          <w:szCs w:val="28"/>
+          <w:lang w:eastAsia="zh-CN"/>
+        </w:rPr>
+        <w:tab/>
+      </w:r>
+      <w:r>
+        <w:rPr>
+          <w:rFonts w:eastAsiaTheme="minorEastAsia"/>
+          <w:b/>
+          <w:bCs/>
+          <w:i/>
+          <w:iCs/>
+          <w:sz w:val="28"/>
+          <w:szCs w:val="28"/>
+          <w:lang w:eastAsia="zh-CN"/>
+        </w:rPr>
+        <w:tab/>
+      </w:r>
+      <w:r>
+        <w:rPr>
+          <w:rFonts w:eastAsiaTheme="minorEastAsia"/>
+          <w:b/>
+          <w:bCs/>
+          <w:i/>
+          <w:iCs/>
+          <w:sz w:val="28"/>
+          <w:szCs w:val="28"/>
+          <w:lang w:eastAsia="zh-CN"/>
+        </w:rPr>
+        <w:tab/>
+      </w:r>
+      <w:r>
+        <w:rPr>
+          <w:rFonts w:eastAsiaTheme="minorEastAsia"/>
+          <w:b/>
+          <w:bCs/>
+          <w:i/>
+          <w:iCs/>
+          <w:sz w:val="28"/>
+          <w:szCs w:val="28"/>
+          <w:lang w:eastAsia="zh-CN"/>
+        </w:rPr>
+        <w:tab/>
+      </w:r>
+      <w:r>
+        <w:rPr>
+          <w:rFonts w:eastAsiaTheme="minorEastAsia"/>
+          <w:b/>
+          <w:bCs/>
+          <w:i/>
+          <w:iCs/>
+          <w:sz w:val="28"/>
+          <w:szCs w:val="28"/>
+          <w:lang w:eastAsia="zh-CN"/>
+        </w:rPr>
+        <w:tab/>
+      </w:r>
+      <w:r>
+        <w:rPr>
+          <w:rFonts w:eastAsiaTheme="minorEastAsia"/>
+          <w:b/>
+          <w:bCs/>
+          <w:i/>
+          <w:iCs/>
+          <w:sz w:val="28"/>
+          <w:szCs w:val="28"/>
+          <w:lang w:eastAsia="zh-CN"/>
+        </w:rPr>
+        <w:tab/>
+      </w:r>
+      <w:r>
+        <w:rPr>
+          <w:rFonts w:eastAsiaTheme="minorEastAsia"/>
+          <w:b/>
+          <w:bCs/>
+          <w:i/>
+          <w:iCs/>
+          <w:sz w:val="28"/>
+          <w:szCs w:val="28"/>
+          <w:lang w:eastAsia="zh-CN"/>
+        </w:rPr>
+        <w:tab/>
+      </w:r>
+      <w:r>
+        <w:rPr>
+          <w:rFonts w:eastAsiaTheme="minorEastAsia"/>
+          <w:b/>
+          <w:bCs/>
+          <w:i/>
+          <w:iCs/>
+          <w:sz w:val="28"/>
+          <w:szCs w:val="28"/>
+          <w:lang w:eastAsia="zh-CN"/>
+        </w:rPr>
+        <w:tab/>
+      </w:r>
+      <w:r>
+        <w:rPr>
+          <w:rFonts w:eastAsiaTheme="minorEastAsia"/>
+          <w:b/>
+          <w:bCs/>
+          <w:i/>
+          <w:iCs/>
+          <w:sz w:val="28"/>
+          <w:szCs w:val="28"/>
+          <w:lang w:eastAsia="zh-CN"/>
+        </w:rPr>
+        <w:tab/>
+      </w:r>
+      <w:r>
+        <w:rPr>
+          <w:rFonts w:eastAsiaTheme="minorEastAsia"/>
+          <w:b/>
+          <w:bCs/>
+          <w:i/>
+          <w:iCs/>
+          <w:sz w:val="28"/>
+          <w:szCs w:val="28"/>
+          <w:lang w:eastAsia="zh-CN"/>
+        </w:rPr>
+        <w:tab/>
+      </w:r>
+      <w:r>
+        <w:rPr>
+          <w:rFonts w:eastAsiaTheme="minorEastAsia"/>
+          <w:b/>
+          <w:bCs/>
+          <w:i/>
+          <w:iCs/>
+          <w:sz w:val="28"/>
+          <w:szCs w:val="28"/>
+          <w:lang w:eastAsia="zh-CN"/>
+        </w:rPr>
+        <w:tab/>
+      </w:r>
+      <w:r>
+        <w:rPr>
+          <w:rFonts w:eastAsiaTheme="minorEastAsia"/>
+          <w:b/>
+          <w:bCs/>
+          <w:i/>
+          <w:iCs/>
+          <w:sz w:val="28"/>
+          <w:szCs w:val="28"/>
+          <w:lang w:eastAsia="zh-CN"/>
+        </w:rPr>
+        <w:tab/>
+      </w:r>
+      <w:r>
+        <w:rPr>
+          <w:rFonts w:eastAsiaTheme="minorEastAsia"/>
+          <w:b/>
+          <w:bCs/>
+          <w:i/>
+          <w:iCs/>
+          <w:sz w:val="28"/>
+          <w:szCs w:val="28"/>
+          <w:lang w:eastAsia="zh-CN"/>
+        </w:rPr>
+        <w:tab/>
+      </w:r>
+      <w:r>
+        <w:rPr>
+          <w:rFonts w:eastAsiaTheme="minorEastAsia" w:hint="eastAsia"/>
+          <w:i/>
+          <w:iCs/>
+          <w:lang w:eastAsia="zh-CN"/>
+        </w:rPr>
+        <w:t>Feb</w:t>
+      </w:r>
+      <w:r>
+        <w:rPr>
+          <w:rFonts w:eastAsiaTheme="minorEastAsia"/>
+          <w:i/>
+          <w:iCs/>
+          <w:lang w:eastAsia="zh-CN"/>
+        </w:rPr>
+        <w:t>.</w:t>
+      </w:r>
+      <w:r>
+        <w:rPr>
+          <w:rFonts w:eastAsiaTheme="minorEastAsia" w:hint="eastAsia"/>
+          <w:i/>
+          <w:iCs/>
+          <w:lang w:eastAsia="zh-CN"/>
+        </w:rPr>
+        <w:t xml:space="preserve"> 2024</w:t>
+      </w:r>
+      <w:r>
+        <w:rPr>
+          <w:i/>
+          <w:iCs/>
+        </w:rPr>
+        <w:t xml:space="preserve"> -</w:t>
+      </w:r>
+      <w:r>
+        <w:rPr>
+          <w:i/>
+          <w:iCs/>
+        </w:rPr>
+        <w:t xml:space="preserve"> </w:t>
+      </w:r>
+      <w:r>
+        <w:rPr>
+          <w:rFonts w:eastAsiaTheme="minorEastAsia" w:hint="eastAsia"/>
+          <w:i/>
+          <w:iCs/>
+          <w:lang w:eastAsia="zh-CN"/>
+        </w:rPr>
+        <w:t>Mar. 2025</w:t>
+      </w:r>
+    </w:p>
+    <w:p>
+      <w:pPr>
+        <w:ind w:left="1680" w:firstLine="420"/>
+        <w:rPr>
+          <w:rFonts w:eastAsiaTheme="minorEastAsia"/>
+          <w:sz w:val="28"/>
+          <w:szCs w:val="28"/>
+          <w:lang w:eastAsia="zh-CN"/>
+        </w:rPr>
+      </w:pPr>
+      <w:r>
+        <w:rPr>
+          <w:rFonts w:eastAsiaTheme="minorEastAsia"/>
+          <w:lang w:eastAsia="zh-CN"/>
+        </w:rPr>
+        <w:t>Mixed Reality</w:t>
+      </w:r>
+      <w:r>
+        <w:rPr>
+          <w:rFonts w:eastAsiaTheme="minorEastAsia" w:hint="eastAsia"/>
+          <w:lang w:eastAsia="zh-CN"/>
+        </w:rPr>
+        <w:t>, Microsoft</w:t>
+      </w:r>
+    </w:p>
+    <w:p>
+      <w:pPr>
+        <w:ind w:left="1680" w:firstLine="420"/>
+        <w:rPr>
+          <w:rFonts w:eastAsiaTheme="minorEastAsia"/>
+          <w:color w:val="808080" w:themeColor="background1" w:themeShade="80"/>
+          <w:lang w:eastAsia="zh-CN"/>
+        </w:rPr>
+      </w:pPr>
+      <w:r>
+        <w:rPr>
+          <w:rFonts w:eastAsiaTheme="minorEastAsia" w:hint="eastAsia"/>
+          <w:color w:val="808080" w:themeColor="background1" w:themeShade="80"/>
+          <w:lang w:eastAsia="zh-CN"/>
+        </w:rPr>
+        <w:t>Research projects to deliver state-of-the-art products</w:t>
+      </w:r>
+    </w:p>
+    <w:p>
+      <w:pPr>
+        <w:ind w:left="840" w:rightChars="199" w:right="438"/>
+        <w:rPr>
+          <w:rFonts w:eastAsiaTheme="minorEastAsia"/>
+          <w:noProof/>
+          <w:lang w:eastAsia="zh-CN"/>
+        </w:rPr>
+      </w:pPr>
+      <w:r>
+        <w:rPr>
+          <w:noProof/>
+          <w:lang w:eastAsia="zh-CN"/>
+        </w:rPr>
+        <mc:AlternateContent>
+          <mc:Choice Requires="wpg">
+            <w:drawing>
+              <wp:anchor distT="0" distB="0" distL="114300" distR="114300" simplePos="0" relativeHeight="251806720" behindDoc="0" locked="0" layoutInCell="1" allowOverlap="1" wp14:anchorId="495A9042" wp14:editId="6A917A56">
+                <wp:simplePos x="0" y="0"/>
+                <wp:positionH relativeFrom="column">
+                  <wp:posOffset>283927</wp:posOffset>
+                </wp:positionH>
+                <wp:positionV relativeFrom="paragraph">
+                  <wp:posOffset>65562</wp:posOffset>
+                </wp:positionV>
+                <wp:extent cx="45085" cy="511421"/>
+                <wp:effectExtent l="0" t="0" r="0" b="3175"/>
+                <wp:wrapNone/>
+                <wp:docPr id="1705894100" name="Group 139"/>
+                <wp:cNvGraphicFramePr/>
+                <a:graphic xmlns:a="http://schemas.openxmlformats.org/drawingml/2006/main">
+                  <a:graphicData uri="http://schemas.microsoft.com/office/word/2010/wordprocessingGroup">
+                    <wpg:wgp>
+                      <wpg:cNvGrpSpPr/>
+                      <wpg:grpSpPr>
+                        <a:xfrm>
+                          <a:off x="0" y="0"/>
+                          <a:ext cx="45085" cy="511421"/>
+                          <a:chOff x="-1626" y="0"/>
+                          <a:chExt cx="47345" cy="624727"/>
+                        </a:xfrm>
+                      </wpg:grpSpPr>
+                      <wps:wsp>
+                        <wps:cNvPr id="708487711" name="Straight Connector 140"/>
+                        <wps:cNvCnPr/>
+                        <wps:spPr>
+                          <a:xfrm>
+                            <a:off x="20841" y="9383"/>
+                            <a:ext cx="0" cy="598754"/>
+                          </a:xfrm>
+                          <a:prstGeom prst="line">
+                            <a:avLst/>
+                          </a:prstGeom>
+                          <a:ln w="12700">
+                            <a:solidFill>
+                              <a:srgbClr val="00B0F0"/>
+                            </a:solidFill>
+                            <a:prstDash val="sysDot"/>
+                          </a:ln>
+                        </wps:spPr>
+                        <wps:style>
+                          <a:lnRef idx="1">
+                            <a:schemeClr val="dk1"/>
+                          </a:lnRef>
+                          <a:fillRef idx="0">
+                            <a:schemeClr val="dk1"/>
+                          </a:fillRef>
+                          <a:effectRef idx="0">
+                            <a:schemeClr val="dk1"/>
+                          </a:effectRef>
+                          <a:fontRef idx="minor">
+                            <a:schemeClr val="tx1"/>
+                          </a:fontRef>
+                        </wps:style>
+                        <wps:bodyPr/>
+                      </wps:wsp>
+                      <wps:wsp>
+                        <wps:cNvPr id="1657754249" name="Oval 141"/>
+                        <wps:cNvSpPr/>
+                        <wps:spPr>
+                          <a:xfrm>
+                            <a:off x="-1626" y="0"/>
+                            <a:ext cx="45719" cy="45719"/>
+                          </a:xfrm>
+                          <a:prstGeom prst="ellipse">
+                            <a:avLst/>
+                          </a:prstGeom>
+                          <a:ln>
+                            <a:noFill/>
+                          </a:ln>
+                        </wps:spPr>
+                        <wps:style>
+                          <a:lnRef idx="2">
+                            <a:schemeClr val="accent1">
+                              <a:shade val="50000"/>
+                            </a:schemeClr>
+                          </a:lnRef>
+                          <a:fillRef idx="1">
+                            <a:schemeClr val="accent1"/>
+                          </a:fillRef>
+                          <a:effectRef idx="0">
+                            <a:schemeClr val="accent1"/>
+                          </a:effectRef>
+                          <a:fontRef idx="minor">
+                            <a:schemeClr val="lt1"/>
+                          </a:fontRef>
+                        </wps:style>
+                        <wps:bodyPr rot="0" spcFirstLastPara="0" vertOverflow="overflow" horzOverflow="overflow" vert="horz" wrap="square" lIns="91440" tIns="45720" rIns="91440" bIns="45720" numCol="1" spcCol="0" rtlCol="0" fromWordArt="0" anchor="ctr" anchorCtr="0" forceAA="0" compatLnSpc="1">
+                          <a:prstTxWarp prst="textNoShape">
+                            <a:avLst/>
+                          </a:prstTxWarp>
+                          <a:noAutofit/>
+                        </wps:bodyPr>
+                      </wps:wsp>
+                      <wps:wsp>
+                        <wps:cNvPr id="740002821" name="Oval 143"/>
+                        <wps:cNvSpPr/>
+                        <wps:spPr>
+                          <a:xfrm>
+                            <a:off x="0" y="579008"/>
+                            <a:ext cx="45719" cy="45719"/>
+                          </a:xfrm>
+                          <a:prstGeom prst="ellipse">
+                            <a:avLst/>
+                          </a:prstGeom>
+                          <a:ln>
+                            <a:noFill/>
+                          </a:ln>
+                        </wps:spPr>
+                        <wps:style>
+                          <a:lnRef idx="2">
+                            <a:schemeClr val="accent1">
+                              <a:shade val="50000"/>
+                            </a:schemeClr>
+                          </a:lnRef>
+                          <a:fillRef idx="1">
+                            <a:schemeClr val="accent1"/>
+                          </a:fillRef>
+                          <a:effectRef idx="0">
+                            <a:schemeClr val="accent1"/>
+                          </a:effectRef>
+                          <a:fontRef idx="minor">
+                            <a:schemeClr val="lt1"/>
+                          </a:fontRef>
+                        </wps:style>
+                        <wps:bodyPr rot="0" spcFirstLastPara="0" vertOverflow="overflow" horzOverflow="overflow" vert="horz" wrap="square" lIns="91440" tIns="45720" rIns="91440" bIns="45720" numCol="1" spcCol="0" rtlCol="0" fromWordArt="0" anchor="ctr" anchorCtr="0" forceAA="0" compatLnSpc="1">
+                          <a:prstTxWarp prst="textNoShape">
+                            <a:avLst/>
+                          </a:prstTxWarp>
+                          <a:noAutofit/>
+                        </wps:bodyPr>
+                      </wps:wsp>
+                    </wpg:wgp>
+                  </a:graphicData>
+                </a:graphic>
+                <wp14:sizeRelH relativeFrom="margin">
+                  <wp14:pctWidth>0</wp14:pctWidth>
+                </wp14:sizeRelH>
+                <wp14:sizeRelV relativeFrom="margin">
+                  <wp14:pctHeight>0</wp14:pctHeight>
+                </wp14:sizeRelV>
+              </wp:anchor>
+            </w:drawing>
+          </mc:Choice>
+          <mc:Fallback>
+            <w:pict>
+              <v:group w14:anchorId="5E36248A" id="Group 139" o:spid="_x0000_s1026" style="position:absolute;margin-left:22.35pt;margin-top:5.15pt;width:3.55pt;height:40.25pt;z-index:251806720;mso-width-relative:margin;mso-height-relative:margin" coordorigin="-16" coordsize="473,6247" o:gfxdata="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">
+                <v:line id="Straight Connector 140" o:spid="_x0000_s1027" style="position:absolute;visibility:visible;mso-wrap-style:square" from="208,93" to="208,6081" o:connectortype="straight" o:gfxdata="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" strokecolor="#00b0f0" strokeweight="1pt">
+                  <v:stroke dashstyle="1 1" joinstyle="miter"/>
+                </v:line>
+                <v:oval id="Oval 141" o:spid="_x0000_s1028" style="position:absolute;left:-16;width:456;height:457;visibility:visible;mso-wrap-style:square;v-text-anchor:middle" o:gfxdata="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" fillcolor="#4472c4 [3204]" stroked="f" strokeweight="1pt">
+                  <v:stroke joinstyle="miter"/>
+                </v:oval>
+                <v:oval id="Oval 143" o:spid="_x0000_s1029" style="position:absolute;top:5790;width:457;height:457;visibility:visible;mso-wrap-style:square;v-text-anchor:middle" o:gfxdata="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" fillcolor="#4472c4 [3204]" stroked="f" strokeweight="1pt">
+                  <v:stroke joinstyle="miter"/>
+                </v:oval>
+              </v:group>
+            </w:pict>
+          </mc:Fallback>
+        </mc:AlternateContent>
+      </w:r>
+      <w:r>
+        <w:rPr>
+          <w:b/>
+          <w:bCs/>
+          <w:noProof/>
+          <w:lang w:eastAsia="zh-CN"/>
+        </w:rPr>
+        <w:t>Multi-Camera Rendering Optimization</w:t>
+      </w:r>
+      <w:r>
+        <w:rPr>
+          <w:rFonts w:eastAsiaTheme="minorEastAsia" w:hint="eastAsia"/>
+          <w:noProof/>
+          <w:lang w:eastAsia="zh-CN"/>
+        </w:rPr>
+        <w:t xml:space="preserve">: </w:t>
+      </w:r>
+      <w:r>
+        <w:rPr>
+          <w:noProof/>
+          <w:lang w:eastAsia="zh-CN"/>
+        </w:rPr>
+        <w:t xml:space="preserve">Architected a </w:t>
+      </w:r>
+      <w:r>
+        <w:rPr>
+          <w:noProof/>
+          <w:lang w:eastAsia="zh-CN"/>
+        </w:rPr>
+        <w:t>high-fidelity</w:t>
+      </w:r>
+      <w:r>
+        <w:rPr>
+          <w:noProof/>
+          <w:lang w:eastAsia="zh-CN"/>
+        </w:rPr>
+        <w:t xml:space="preserve"> </w:t>
+      </w:r>
+      <w:r>
+        <w:rPr>
+          <w:b/>
+          <w:bCs/>
+          <w:noProof/>
+          <w:lang w:eastAsia="zh-CN"/>
+        </w:rPr>
+        <w:t>AR-in-VR simulation</w:t>
+      </w:r>
+      <w:r>
+        <w:rPr>
+          <w:noProof/>
+          <w:lang w:eastAsia="zh-CN"/>
+        </w:rPr>
+        <w:t xml:space="preserve"> </w:t>
+      </w:r>
+      <w:r>
+        <w:rPr>
+          <w:rFonts w:eastAsiaTheme="minorEastAsia" w:hint="eastAsia"/>
+          <w:noProof/>
+          <w:lang w:eastAsia="zh-CN"/>
+        </w:rPr>
+        <w:t>environment</w:t>
+      </w:r>
+      <w:r>
+        <w:rPr>
+          <w:rFonts w:eastAsiaTheme="minorEastAsia" w:hint="eastAsia"/>
+          <w:noProof/>
+          <w:lang w:eastAsia="zh-CN"/>
+        </w:rPr>
+        <w:t xml:space="preserve"> in Unity</w:t>
+      </w:r>
+      <w:r>
+        <w:rPr>
+          <w:rFonts w:eastAsiaTheme="minorEastAsia" w:hint="eastAsia"/>
+          <w:noProof/>
+          <w:lang w:eastAsia="zh-CN"/>
+        </w:rPr>
+        <w:t xml:space="preserve">, </w:t>
+      </w:r>
+      <w:r>
+        <w:rPr>
+          <w:rFonts w:eastAsiaTheme="minorEastAsia"/>
+          <w:noProof/>
+          <w:lang w:eastAsia="zh-CN"/>
+        </w:rPr>
+        <w:t>handling</w:t>
+      </w:r>
+      <w:r>
+        <w:rPr>
+          <w:rFonts w:eastAsiaTheme="minorEastAsia"/>
+          <w:noProof/>
+          <w:lang w:eastAsia="zh-CN"/>
+        </w:rPr>
+        <w:t xml:space="preserve"> 6</w:t>
+      </w:r>
+      <w:r>
+        <w:rPr>
+          <w:rFonts w:eastAsiaTheme="minorEastAsia" w:hint="eastAsia"/>
+          <w:noProof/>
+          <w:lang w:eastAsia="zh-CN"/>
+        </w:rPr>
+        <w:t>~8</w:t>
+      </w:r>
+      <w:r>
+        <w:rPr>
+          <w:rFonts w:eastAsiaTheme="minorEastAsia"/>
+          <w:noProof/>
+          <w:lang w:eastAsia="zh-CN"/>
+        </w:rPr>
+        <w:t xml:space="preserve"> concurrent camera views </w:t>
+      </w:r>
+      <w:r>
+        <w:rPr>
+          <w:rFonts w:eastAsiaTheme="minorEastAsia"/>
+          <w:noProof/>
+          <w:lang w:eastAsia="zh-CN"/>
+        </w:rPr>
+        <w:t xml:space="preserve">on </w:t>
+      </w:r>
+      <w:r>
+        <w:rPr>
+          <w:rFonts w:eastAsiaTheme="minorEastAsia" w:hint="eastAsia"/>
+          <w:noProof/>
+          <w:lang w:eastAsia="zh-CN"/>
+        </w:rPr>
+        <w:t xml:space="preserve">resource-limited </w:t>
+      </w:r>
+      <w:r>
+        <w:rPr>
+          <w:rFonts w:eastAsiaTheme="minorEastAsia"/>
+          <w:noProof/>
+          <w:lang w:eastAsia="zh-CN"/>
+        </w:rPr>
+        <w:t>HMD hardware</w:t>
+      </w:r>
+      <w:r>
+        <w:rPr>
+          <w:rFonts w:eastAsiaTheme="minorEastAsia" w:hint="eastAsia"/>
+          <w:noProof/>
+          <w:lang w:eastAsia="zh-CN"/>
+        </w:rPr>
+        <w:t xml:space="preserve">. </w:t>
+      </w:r>
+      <w:r>
+        <w:rPr>
+          <w:rFonts w:eastAsiaTheme="minorEastAsia"/>
+          <w:noProof/>
+          <w:lang w:eastAsia="zh-CN"/>
+        </w:rPr>
+        <w:t xml:space="preserve">Optimized the pipeline to a </w:t>
+      </w:r>
+      <w:r>
+        <w:rPr>
+          <w:rFonts w:eastAsiaTheme="minorEastAsia"/>
+          <w:b/>
+          <w:bCs/>
+          <w:noProof/>
+          <w:lang w:eastAsia="zh-CN"/>
+        </w:rPr>
+        <w:t>stable 40+ FP</w:t>
+      </w:r>
+      <w:r>
+        <w:rPr>
+          <w:rFonts w:eastAsiaTheme="minorEastAsia"/>
+          <w:b/>
+          <w:bCs/>
+          <w:noProof/>
+          <w:lang w:eastAsia="zh-CN"/>
+        </w:rPr>
+        <w:t xml:space="preserve">S </w:t>
+      </w:r>
+      <w:r>
+        <w:rPr>
+          <w:rFonts w:eastAsiaTheme="minorEastAsia"/>
+          <w:b/>
+          <w:bCs/>
+          <w:noProof/>
+          <w:lang w:eastAsia="zh-CN"/>
+        </w:rPr>
+        <w:t>by utilizing Unity Profiler</w:t>
+      </w:r>
+      <w:r>
+        <w:rPr>
+          <w:rFonts w:eastAsiaTheme="minorEastAsia" w:hint="eastAsia"/>
+          <w:b/>
+          <w:bCs/>
+          <w:noProof/>
+          <w:lang w:eastAsia="zh-CN"/>
+        </w:rPr>
+        <w:t>/</w:t>
+      </w:r>
+      <w:r>
+        <w:rPr>
+          <w:rFonts w:eastAsiaTheme="minorEastAsia"/>
+          <w:b/>
+          <w:bCs/>
+          <w:noProof/>
+          <w:lang w:eastAsia="zh-CN"/>
+        </w:rPr>
+        <w:t>Frame Debugge</w:t>
+      </w:r>
+      <w:r>
+        <w:rPr>
+          <w:rFonts w:eastAsiaTheme="minorEastAsia"/>
+          <w:noProof/>
+          <w:lang w:eastAsia="zh-CN"/>
+        </w:rPr>
+        <w:t>r to eliminate draw-call bottlenecks</w:t>
+      </w:r>
+      <w:r>
+        <w:rPr>
+          <w:rFonts w:eastAsiaTheme="minorEastAsia" w:hint="eastAsia"/>
+          <w:noProof/>
+          <w:lang w:eastAsia="zh-CN"/>
+        </w:rPr>
+        <w:t>.</w:t>
+      </w:r>
+    </w:p>
+    <w:p>
+      <w:pPr>
+        <w:ind w:left="840" w:rightChars="199" w:right="438"/>
+        <w:rPr>
+          <w:rFonts w:eastAsiaTheme="minorEastAsia"/>
+          <w:noProof/>
+          <w:lang w:eastAsia="zh-CN"/>
+        </w:rPr>
+      </w:pPr>
+      <w:r>
+        <w:rPr>
+          <w:rFonts w:eastAsiaTheme="minorEastAsia"/>
+          <w:b/>
+          <w:bCs/>
+          <w:noProof/>
+          <w:lang w:eastAsia="zh-CN"/>
+        </w:rPr>
+        <w:t>Asynchronous Procedural Systems</w:t>
+      </w:r>
+      <w:r>
+        <w:rPr>
+          <w:rFonts w:eastAsiaTheme="minorEastAsia"/>
+          <w:noProof/>
+          <w:lang w:eastAsia="zh-CN"/>
+        </w:rPr>
+        <w:t xml:space="preserve">: Engineered a real-time </w:t>
+      </w:r>
+      <w:r>
+        <w:rPr>
+          <w:rFonts w:eastAsiaTheme="minorEastAsia"/>
+          <w:noProof/>
+          <w:lang w:eastAsia="zh-CN"/>
+        </w:rPr>
+        <w:t>procedural city generation</w:t>
+      </w:r>
+      <w:r>
+        <w:rPr>
+          <w:rFonts w:eastAsiaTheme="minorEastAsia"/>
+          <w:noProof/>
+          <w:lang w:eastAsia="zh-CN"/>
+        </w:rPr>
+        <w:t xml:space="preserve"> </w:t>
+      </w:r>
+      <w:r>
+        <w:rPr>
+          <w:rFonts w:eastAsiaTheme="minorEastAsia" w:hint="eastAsia"/>
+          <w:noProof/>
+          <w:lang w:eastAsia="zh-CN"/>
+        </w:rPr>
+        <w:t xml:space="preserve">system </w:t>
+      </w:r>
+      <w:r>
+        <w:rPr>
+          <w:rFonts w:eastAsiaTheme="minorEastAsia"/>
+          <w:noProof/>
+          <w:lang w:eastAsia="zh-CN"/>
+        </w:rPr>
+        <w:t xml:space="preserve">utilizing an improved Wave Function Collapse (WFC) algorithm. Decoupled heavy constraint-solving from the main thread using the </w:t>
+      </w:r>
+      <w:r>
+        <w:rPr>
+          <w:rFonts w:eastAsiaTheme="minorEastAsia"/>
+          <w:b/>
+          <w:bCs/>
+          <w:noProof/>
+          <w:lang w:eastAsia="zh-CN"/>
+        </w:rPr>
+        <w:t>C# Job System</w:t>
+      </w:r>
+      <w:r>
+        <w:rPr>
+          <w:rFonts w:eastAsiaTheme="minorEastAsia" w:hint="eastAsia"/>
+          <w:b/>
+          <w:bCs/>
+          <w:noProof/>
+          <w:lang w:eastAsia="zh-CN"/>
+        </w:rPr>
+        <w:t xml:space="preserve"> and Burst </w:t>
+      </w:r>
+      <w:r>
+        <w:rPr>
+          <w:rFonts w:eastAsiaTheme="minorEastAsia"/>
+          <w:b/>
+          <w:bCs/>
+          <w:noProof/>
+          <w:lang w:eastAsia="zh-CN"/>
+        </w:rPr>
+        <w:t>Compiler</w:t>
+      </w:r>
+      <w:r>
+        <w:rPr>
+          <w:rFonts w:eastAsiaTheme="minorEastAsia" w:hint="eastAsia"/>
+          <w:noProof/>
+          <w:lang w:eastAsia="zh-CN"/>
+        </w:rPr>
+        <w:t>.</w:t>
+      </w:r>
+    </w:p>
+    <w:p>
+      <w:pPr>
+        <w:ind w:left="840" w:rightChars="199" w:right="438"/>
+        <w:rPr>
+          <w:rFonts w:eastAsiaTheme="minorEastAsia"/>
+          <w:lang w:eastAsia="zh-CN"/>
+        </w:rPr>
+      </w:pPr>
+    </w:p>
+    <w:p>
+      <w:pPr>
+        <w:ind w:left="1680" w:firstLine="420"/>
+        <w:rPr>
+          <w:rFonts w:eastAsiaTheme="minorEastAsia"/>
+          <w:i/>
+          <w:iCs/>
+          <w:lang w:eastAsia="zh-CN"/>
+        </w:rPr>
+      </w:pPr>
+      <w:r>
+        <w:rPr>
+          <w:rFonts w:eastAsiaTheme="minorEastAsia"/>
+          <w:noProof/>
+          <w:lang w:eastAsia="zh-CN"/>
+        </w:rPr>
+        <w:drawing>
+          <wp:anchor distT="0" distB="0" distL="114300" distR="114300" simplePos="0" relativeHeight="251804672" behindDoc="0" locked="0" layoutInCell="1" allowOverlap="1" wp14:anchorId="37E7B117" wp14:editId="577415D1">
+            <wp:simplePos x="0" y="0"/>
+            <wp:positionH relativeFrom="column">
+              <wp:posOffset>546569</wp:posOffset>
+            </wp:positionH>
+            <wp:positionV relativeFrom="paragraph">
+              <wp:posOffset>33020</wp:posOffset>
+            </wp:positionV>
+            <wp:extent cx="465081" cy="465081"/>
+            <wp:effectExtent l="0" t="0" r="0" b="0"/>
+            <wp:wrapNone/>
+            <wp:docPr id="392477763" name="图片 52" descr="图形用户界面, 应用程序&#10;&#10;AI 生成的内容可能不正确。"/>
+            <wp:cNvGraphicFramePr>
+              <a:graphicFrameLocks xmlns:a="http://schemas.openxmlformats.org/drawingml/2006/main" noChangeAspect="1"/>
+            </wp:cNvGraphicFramePr>
+            <a:graphic xmlns:a="http://schemas.openxmlformats.org/drawingml/2006/main">
+              <a:graphicData uri="http://schemas.openxmlformats.org/drawingml/2006/picture">
+                <pic:pic xmlns:pic="http://schemas.openxmlformats.org/drawingml/2006/picture">
+                  <pic:nvPicPr>
+                    <pic:cNvPr id="392477763" name="图片 52" descr="图形用户界面, 应用程序&#10;&#10;AI 生成的内容可能不正确。"/>
+                    <pic:cNvPicPr>
+                      <a:picLocks noChangeAspect="1" noChangeArrowheads="1"/>
+                    </pic:cNvPicPr>
+                  </pic:nvPicPr>
+                  <pic:blipFill>
+                    <a:blip r:embed="rId20" cstate="print">
+                      <a:extLst>
+                        <a:ext uri="{28A0092B-C50C-407E-A947-70E740481C1C}">
+                          <a14:useLocalDpi xmlns:a14="http://schemas.microsoft.com/office/drawing/2010/main" val="0"/>
+                        </a:ext>
+                      </a:extLst>
+                    </a:blip>
+                    <a:srcRect/>
+                    <a:stretch>
+                      <a:fillRect/>
+                    </a:stretch>
+                  </pic:blipFill>
+                  <pic:spPr bwMode="auto">
+                    <a:xfrm>
+                      <a:off x="0" y="0"/>
+                      <a:ext cx="465081" cy="465081"/>
+                    </a:xfrm>
+                    <a:prstGeom prst="rect">
+                      <a:avLst/>
+                    </a:prstGeom>
+                    <a:noFill/>
+                    <a:ln>
+                      <a:noFill/>
+                    </a:ln>
+                  </pic:spPr>
+                </pic:pic>
+              </a:graphicData>
+            </a:graphic>
+            <wp14:sizeRelH relativeFrom="margin">
+              <wp14:pctWidth>0</wp14:pctWidth>
+            </wp14:sizeRelH>
+            <wp14:sizeRelV relativeFrom="margin">
+              <wp14:pctHeight>0</wp14:pctHeight>
+            </wp14:sizeRelV>
+          </wp:anchor>
+        </w:drawing>
+      </w:r>
+      <w:r>
+        <w:rPr>
+          <w:rFonts w:eastAsiaTheme="minorEastAsia" w:hint="eastAsia"/>
+          <w:b/>
+          <w:bCs/>
+          <w:i/>
+          <w:iCs/>
+          <w:sz w:val="28"/>
+          <w:szCs w:val="28"/>
+          <w:lang w:eastAsia="zh-CN"/>
+        </w:rPr>
+        <w:t>Unreal</w:t>
+      </w:r>
+      <w:r>
+        <w:rPr>
+          <w:b/>
+          <w:bCs/>
+          <w:i/>
+          <w:iCs/>
+          <w:sz w:val="28"/>
+          <w:szCs w:val="28"/>
+        </w:rPr>
+        <w:t xml:space="preserve"> Developer </w:t>
+      </w:r>
+      <w:r>
+        <w:rPr>
+          <w:b/>
+          <w:bCs/>
+          <w:i/>
+          <w:iCs/>
+          <w:sz w:val="28"/>
+          <w:szCs w:val="28"/>
+        </w:rPr>
+        <w:tab/>
+      </w:r>
+      <w:r>
+        <w:rPr>
+          <w:rFonts w:eastAsiaTheme="minorEastAsia"/>
+          <w:i/>
+          <w:iCs/>
+          <w:lang w:eastAsia="zh-CN"/>
+        </w:rPr>
+        <w:tab/>
+      </w:r>
+      <w:r>
+        <w:rPr>
+          <w:rFonts w:eastAsiaTheme="minorEastAsia"/>
+          <w:i/>
+          <w:iCs/>
+          <w:lang w:eastAsia="zh-CN"/>
+        </w:rPr>
+        <w:tab/>
+      </w:r>
+      <w:r>
+        <w:rPr>
+          <w:rFonts w:eastAsiaTheme="minorEastAsia"/>
+          <w:i/>
+          <w:iCs/>
+          <w:lang w:eastAsia="zh-CN"/>
+        </w:rPr>
+        <w:tab/>
+      </w:r>
+      <w:r>
+        <w:rPr>
+          <w:rFonts w:eastAsiaTheme="minorEastAsia"/>
+          <w:i/>
+          <w:iCs/>
+          <w:lang w:eastAsia="zh-CN"/>
+        </w:rPr>
+        <w:tab/>
+      </w:r>
+      <w:r>
+        <w:rPr>
+          <w:rFonts w:eastAsiaTheme="minorEastAsia"/>
+          <w:i/>
+          <w:iCs/>
+          <w:lang w:eastAsia="zh-CN"/>
+        </w:rPr>
+        <w:tab/>
+      </w:r>
+      <w:r>
+        <w:rPr>
+          <w:rFonts w:eastAsiaTheme="minorEastAsia"/>
+          <w:i/>
+          <w:iCs/>
+          <w:lang w:eastAsia="zh-CN"/>
+        </w:rPr>
+        <w:tab/>
+      </w:r>
+      <w:r>
+        <w:rPr>
+          <w:rFonts w:eastAsiaTheme="minorEastAsia"/>
+          <w:i/>
+          <w:iCs/>
+          <w:lang w:eastAsia="zh-CN"/>
+        </w:rPr>
+        <w:tab/>
+      </w:r>
+      <w:r>
+        <w:rPr>
+          <w:rFonts w:eastAsiaTheme="minorEastAsia"/>
+          <w:i/>
+          <w:iCs/>
+          <w:lang w:eastAsia="zh-CN"/>
+        </w:rPr>
+        <w:tab/>
+      </w:r>
+      <w:r>
+        <w:rPr>
+          <w:rFonts w:eastAsiaTheme="minorEastAsia"/>
+          <w:i/>
+          <w:iCs/>
+          <w:lang w:eastAsia="zh-CN"/>
+        </w:rPr>
+        <w:tab/>
+      </w:r>
+      <w:r>
+        <w:rPr>
+          <w:rFonts w:eastAsiaTheme="minorEastAsia"/>
+          <w:i/>
+          <w:iCs/>
+          <w:lang w:eastAsia="zh-CN"/>
+        </w:rPr>
+        <w:tab/>
+      </w:r>
+      <w:r>
+        <w:rPr>
+          <w:rFonts w:eastAsiaTheme="minorEastAsia"/>
+          <w:i/>
+          <w:iCs/>
+          <w:lang w:eastAsia="zh-CN"/>
+        </w:rPr>
+        <w:tab/>
+      </w:r>
+      <w:r>
+        <w:rPr>
+          <w:rFonts w:eastAsiaTheme="minorEastAsia" w:hint="eastAsia"/>
+          <w:i/>
+          <w:iCs/>
+          <w:lang w:eastAsia="zh-CN"/>
+        </w:rPr>
+        <w:t>Sep</w:t>
+      </w:r>
+      <w:r>
+        <w:rPr>
+          <w:rFonts w:eastAsiaTheme="minorEastAsia"/>
+          <w:i/>
+          <w:iCs/>
+          <w:lang w:eastAsia="zh-CN"/>
+        </w:rPr>
+        <w:t>.</w:t>
+      </w:r>
+      <w:r>
+        <w:rPr>
+          <w:rFonts w:eastAsiaTheme="minorEastAsia" w:hint="eastAsia"/>
+          <w:i/>
+          <w:iCs/>
+          <w:lang w:eastAsia="zh-CN"/>
+        </w:rPr>
+        <w:t xml:space="preserve"> 2023</w:t>
+      </w:r>
+      <w:r>
+        <w:rPr>
+          <w:i/>
+          <w:iCs/>
+        </w:rPr>
+        <w:t xml:space="preserve"> -</w:t>
+      </w:r>
+      <w:r>
+        <w:rPr>
+          <w:i/>
+          <w:iCs/>
+        </w:rPr>
+        <w:t xml:space="preserve"> </w:t>
+      </w:r>
+      <w:r>
+        <w:rPr>
+          <w:rFonts w:eastAsiaTheme="minorEastAsia" w:hint="eastAsia"/>
+          <w:i/>
+          <w:iCs/>
+          <w:lang w:eastAsia="zh-CN"/>
+        </w:rPr>
+        <w:t>Apr. 2024</w:t>
+      </w:r>
+    </w:p>
+    <w:p>
+      <w:pPr>
+        <w:ind w:left="1680" w:firstLine="420"/>
+        <w:rPr>
+          <w:rFonts w:eastAsiaTheme="minorEastAsia"/>
+          <w:sz w:val="28"/>
+          <w:szCs w:val="28"/>
+          <w:lang w:eastAsia="zh-CN"/>
+        </w:rPr>
+      </w:pPr>
+      <w:r>
+        <w:rPr>
+          <w:rFonts w:eastAsiaTheme="minorEastAsia"/>
+          <w:lang w:eastAsia="zh-CN"/>
+        </w:rPr>
+        <w:t>AI-Driven Open World</w:t>
+      </w:r>
+      <w:r>
+        <w:rPr>
+          <w:rFonts w:eastAsiaTheme="minorEastAsia" w:hint="eastAsia"/>
+          <w:lang w:eastAsia="zh-CN"/>
+        </w:rPr>
+        <w:t xml:space="preserve"> Game</w:t>
+      </w:r>
+      <w:r>
+        <w:rPr>
+          <w:rFonts w:eastAsiaTheme="minorEastAsia"/>
+          <w:lang w:eastAsia="zh-CN"/>
+        </w:rPr>
+        <w:t xml:space="preserve">, </w:t>
+      </w:r>
+      <w:proofErr w:type="spellStart"/>
+      <w:r>
+        <w:rPr>
+          <w:rFonts w:eastAsiaTheme="minorEastAsia" w:hint="eastAsia"/>
+          <w:lang w:eastAsia="zh-CN"/>
+        </w:rPr>
+        <w:t>Microfeel</w:t>
+      </w:r>
+      <w:proofErr w:type="spellEnd"/>
+    </w:p>
+    <w:p>
+      <w:pPr>
+        <w:ind w:left="1680" w:firstLine="420"/>
+        <w:rPr>
+          <w:rFonts w:eastAsiaTheme="minorEastAsia"/>
+          <w:color w:val="808080" w:themeColor="background1" w:themeShade="80"/>
+          <w:lang w:eastAsia="zh-CN"/>
+        </w:rPr>
+      </w:pPr>
+      <w:r>
+        <w:rPr>
+          <w:rFonts w:eastAsiaTheme="minorEastAsia" w:hint="eastAsia"/>
+          <w:color w:val="808080" w:themeColor="background1" w:themeShade="80"/>
+          <w:lang w:eastAsia="zh-CN"/>
+        </w:rPr>
+        <w:t>Start-up company focusing on G</w:t>
+      </w:r>
+      <w:r>
+        <w:rPr>
+          <w:rFonts w:eastAsiaTheme="minorEastAsia"/>
+          <w:color w:val="808080" w:themeColor="background1" w:themeShade="80"/>
+          <w:lang w:eastAsia="zh-CN"/>
+        </w:rPr>
+        <w:t xml:space="preserve">enerative AI </w:t>
+      </w:r>
+      <w:r>
+        <w:rPr>
+          <w:rFonts w:eastAsiaTheme="minorEastAsia" w:hint="eastAsia"/>
+          <w:color w:val="808080" w:themeColor="background1" w:themeShade="80"/>
+          <w:lang w:eastAsia="zh-CN"/>
+        </w:rPr>
+        <w:t>and UGC</w:t>
+      </w:r>
+      <w:r>
+        <w:rPr>
+          <w:rFonts w:eastAsiaTheme="minorEastAsia"/>
+          <w:color w:val="808080" w:themeColor="background1" w:themeShade="80"/>
+          <w:lang w:eastAsia="zh-CN"/>
+        </w:rPr>
+        <w:t xml:space="preserve"> in Games</w:t>
+      </w:r>
+    </w:p>
+    <w:p>
+      <w:pPr>
+        <w:ind w:left="840" w:rightChars="199" w:right="438"/>
+        <w:rPr>
+          <w:rFonts w:eastAsiaTheme="minorEastAsia"/>
+          <w:lang w:eastAsia="zh-CN"/>
+        </w:rPr>
+      </w:pPr>
+      <w:r>
+        <w:rPr>
+          <w:noProof/>
+          <w:lang w:eastAsia="zh-CN"/>
+        </w:rPr>
+        <mc:AlternateContent>
+          <mc:Choice Requires="wpg">
+            <w:drawing>
+              <wp:anchor distT="0" distB="0" distL="114300" distR="114300" simplePos="0" relativeHeight="251803648" behindDoc="0" locked="0" layoutInCell="1" allowOverlap="1" wp14:anchorId="5994AABA" wp14:editId="7EAD22F5">
+                <wp:simplePos x="0" y="0"/>
+                <wp:positionH relativeFrom="column">
+                  <wp:posOffset>280948</wp:posOffset>
+                </wp:positionH>
+                <wp:positionV relativeFrom="paragraph">
+                  <wp:posOffset>49011</wp:posOffset>
+                </wp:positionV>
+                <wp:extent cx="45326" cy="373639"/>
+                <wp:effectExtent l="0" t="0" r="0" b="7620"/>
+                <wp:wrapNone/>
+                <wp:docPr id="119781499" name="Group 139"/>
+                <wp:cNvGraphicFramePr/>
+                <a:graphic xmlns:a="http://schemas.openxmlformats.org/drawingml/2006/main">
+                  <a:graphicData uri="http://schemas.microsoft.com/office/word/2010/wordprocessingGroup">
+                    <wpg:wgp>
+                      <wpg:cNvGrpSpPr/>
+                      <wpg:grpSpPr>
+                        <a:xfrm>
+                          <a:off x="0" y="0"/>
+                          <a:ext cx="45326" cy="373639"/>
+                          <a:chOff x="-3505" y="0"/>
+                          <a:chExt cx="47598" cy="455665"/>
+                        </a:xfrm>
+                      </wpg:grpSpPr>
+                      <wps:wsp>
+                        <wps:cNvPr id="326298046" name="Straight Connector 140"/>
+                        <wps:cNvCnPr/>
+                        <wps:spPr>
+                          <a:xfrm>
+                            <a:off x="20221" y="9356"/>
+                            <a:ext cx="0" cy="421987"/>
+                          </a:xfrm>
+                          <a:prstGeom prst="line">
+                            <a:avLst/>
+                          </a:prstGeom>
+                          <a:ln w="12700">
+                            <a:solidFill>
+                              <a:srgbClr val="00B0F0"/>
+                            </a:solidFill>
+                            <a:prstDash val="sysDot"/>
+                          </a:ln>
+                        </wps:spPr>
+                        <wps:style>
+                          <a:lnRef idx="1">
+                            <a:schemeClr val="dk1"/>
+                          </a:lnRef>
+                          <a:fillRef idx="0">
+                            <a:schemeClr val="dk1"/>
+                          </a:fillRef>
+                          <a:effectRef idx="0">
+                            <a:schemeClr val="dk1"/>
+                          </a:effectRef>
+                          <a:fontRef idx="minor">
+                            <a:schemeClr val="tx1"/>
+                          </a:fontRef>
+                        </wps:style>
+                        <wps:bodyPr/>
+                      </wps:wsp>
+                      <wps:wsp>
+                        <wps:cNvPr id="1086328385" name="Oval 141"/>
+                        <wps:cNvSpPr/>
+                        <wps:spPr>
+                          <a:xfrm>
+                            <a:off x="-1626" y="0"/>
+                            <a:ext cx="45719" cy="45719"/>
+                          </a:xfrm>
+                          <a:prstGeom prst="ellipse">
+                            <a:avLst/>
+                          </a:prstGeom>
+                          <a:ln>
+                            <a:noFill/>
+                          </a:ln>
+                        </wps:spPr>
+                        <wps:style>
+                          <a:lnRef idx="2">
+                            <a:schemeClr val="accent1">
+                              <a:shade val="50000"/>
+                            </a:schemeClr>
+                          </a:lnRef>
+                          <a:fillRef idx="1">
+                            <a:schemeClr val="accent1"/>
+                          </a:fillRef>
+                          <a:effectRef idx="0">
+                            <a:schemeClr val="accent1"/>
+                          </a:effectRef>
+                          <a:fontRef idx="minor">
+                            <a:schemeClr val="lt1"/>
+                          </a:fontRef>
+                        </wps:style>
+                        <wps:bodyPr rot="0" spcFirstLastPara="0" vertOverflow="overflow" horzOverflow="overflow" vert="horz" wrap="square" lIns="91440" tIns="45720" rIns="91440" bIns="45720" numCol="1" spcCol="0" rtlCol="0" fromWordArt="0" anchor="ctr" anchorCtr="0" forceAA="0" compatLnSpc="1">
+                          <a:prstTxWarp prst="textNoShape">
+                            <a:avLst/>
+                          </a:prstTxWarp>
+                          <a:noAutofit/>
+                        </wps:bodyPr>
+                      </wps:wsp>
+                      <wps:wsp>
+                        <wps:cNvPr id="93738574" name="Oval 143"/>
+                        <wps:cNvSpPr/>
+                        <wps:spPr>
+                          <a:xfrm>
+                            <a:off x="-3505" y="409946"/>
+                            <a:ext cx="45719" cy="45719"/>
+                          </a:xfrm>
+                          <a:prstGeom prst="ellipse">
+                            <a:avLst/>
+                          </a:prstGeom>
+                          <a:ln>
+                            <a:noFill/>
+                          </a:ln>
+                        </wps:spPr>
+                        <wps:style>
+                          <a:lnRef idx="2">
+                            <a:schemeClr val="accent1">
+                              <a:shade val="50000"/>
+                            </a:schemeClr>
+                          </a:lnRef>
+                          <a:fillRef idx="1">
+                            <a:schemeClr val="accent1"/>
+                          </a:fillRef>
+                          <a:effectRef idx="0">
+                            <a:schemeClr val="accent1"/>
+                          </a:effectRef>
+                          <a:fontRef idx="minor">
+                            <a:schemeClr val="lt1"/>
+                          </a:fontRef>
+                        </wps:style>
+                        <wps:bodyPr rot="0" spcFirstLastPara="0" vertOverflow="overflow" horzOverflow="overflow" vert="horz" wrap="square" lIns="91440" tIns="45720" rIns="91440" bIns="45720" numCol="1" spcCol="0" rtlCol="0" fromWordArt="0" anchor="ctr" anchorCtr="0" forceAA="0" compatLnSpc="1">
+                          <a:prstTxWarp prst="textNoShape">
+                            <a:avLst/>
+                          </a:prstTxWarp>
+                          <a:noAutofit/>
+                        </wps:bodyPr>
+                      </wps:wsp>
+                    </wpg:wgp>
+                  </a:graphicData>
+                </a:graphic>
+                <wp14:sizeRelH relativeFrom="margin">
+                  <wp14:pctWidth>0</wp14:pctWidth>
+                </wp14:sizeRelH>
+                <wp14:sizeRelV relativeFrom="margin">
+                  <wp14:pctHeight>0</wp14:pctHeight>
+                </wp14:sizeRelV>
+              </wp:anchor>
+            </w:drawing>
+          </mc:Choice>
+          <mc:Fallback>
+            <w:pict>
+              <v:group w14:anchorId="52A53D47" id="Group 139" o:spid="_x0000_s1026" style="position:absolute;margin-left:22.1pt;margin-top:3.85pt;width:3.55pt;height:29.4pt;z-index:251803648;mso-width-relative:margin;mso-height-relative:margin" coordorigin="-3505" coordsize="47598,455665" o:gfxdata="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">
+                <v:line id="Straight Connector 140" o:spid="_x0000_s1027" style="position:absolute;visibility:visible;mso-wrap-style:square" from="20221,9356" to="20221,431343" o:connectortype="straight" o:gfxdata="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" strokecolor="#00b0f0" strokeweight="1pt">
+                  <v:stroke dashstyle="1 1" joinstyle="miter"/>
+                </v:line>
+                <v:oval id="Oval 141" o:spid="_x0000_s1028" style="position:absolute;left:-1626;width:45719;height:45719;visibility:visible;mso-wrap-style:square;v-text-anchor:middle" o:gfxdata="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" fillcolor="#4472c4 [3204]" stroked="f" strokeweight="1pt">
+                  <v:stroke joinstyle="miter"/>
+                </v:oval>
+                <v:oval id="Oval 143" o:spid="_x0000_s1029" style="position:absolute;left:-3505;top:409946;width:45719;height:45719;visibility:visible;mso-wrap-style:square;v-text-anchor:middle" o:gfxdata="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" fillcolor="#4472c4 [3204]" stroked="f" strokeweight="1pt">
+                  <v:stroke joinstyle="miter"/>
+                </v:oval>
+              </v:group>
+            </w:pict>
+          </mc:Fallback>
+        </mc:AlternateContent>
+      </w:r>
+      <w:r>
+        <w:rPr>
+          <w:rFonts w:eastAsiaTheme="minorEastAsia"/>
+          <w:b/>
+          <w:bCs/>
+          <w:lang w:eastAsia="zh-CN"/>
+        </w:rPr>
+        <w:t xml:space="preserve">LLM-Powered Procedural </w:t>
+      </w:r>
+      <w:r>
+        <w:rPr>
+          <w:rFonts w:eastAsiaTheme="minorEastAsia" w:hint="eastAsia"/>
+          <w:b/>
+          <w:bCs/>
+          <w:lang w:eastAsia="zh-CN"/>
+        </w:rPr>
+        <w:t>World</w:t>
+      </w:r>
+      <w:r>
+        <w:rPr>
+          <w:rFonts w:eastAsiaTheme="minorEastAsia" w:hint="eastAsia"/>
+          <w:lang w:eastAsia="zh-CN"/>
+        </w:rPr>
+        <w:t xml:space="preserve">: </w:t>
+      </w:r>
+      <w:r>
+        <w:rPr>
+          <w:rFonts w:eastAsiaTheme="minorEastAsia"/>
+          <w:lang w:eastAsia="zh-CN"/>
+        </w:rPr>
+        <w:t xml:space="preserve">Engineered a </w:t>
+      </w:r>
+      <w:r>
+        <w:rPr>
+          <w:rFonts w:eastAsiaTheme="minorEastAsia"/>
+          <w:b/>
+          <w:bCs/>
+          <w:lang w:eastAsia="zh-CN"/>
+        </w:rPr>
+        <w:t>semantic-to-geometry pipeline</w:t>
+      </w:r>
+      <w:r>
+        <w:rPr>
+          <w:rFonts w:eastAsiaTheme="minorEastAsia"/>
+          <w:lang w:eastAsia="zh-CN"/>
+        </w:rPr>
+        <w:t xml:space="preserve"> using LLM to automate</w:t>
+      </w:r>
+      <w:r>
+        <w:rPr>
+          <w:rFonts w:eastAsiaTheme="minorEastAsia" w:hint="eastAsia"/>
+          <w:lang w:eastAsia="zh-CN"/>
+        </w:rPr>
+        <w:t xml:space="preserve"> </w:t>
+      </w:r>
+      <w:r>
+        <w:rPr>
+          <w:rFonts w:eastAsiaTheme="minorEastAsia"/>
+          <w:lang w:eastAsia="zh-CN"/>
+        </w:rPr>
+        <w:t xml:space="preserve">procedural </w:t>
+      </w:r>
+      <w:r>
+        <w:rPr>
+          <w:rFonts w:eastAsiaTheme="minorEastAsia" w:hint="eastAsia"/>
+          <w:lang w:eastAsia="zh-CN"/>
+        </w:rPr>
+        <w:t xml:space="preserve">world </w:t>
+      </w:r>
+      <w:r>
+        <w:rPr>
+          <w:rFonts w:eastAsiaTheme="minorEastAsia"/>
+          <w:lang w:eastAsia="zh-CN"/>
+        </w:rPr>
+        <w:t>generation in Unrea</w:t>
+      </w:r>
+      <w:r>
+        <w:rPr>
+          <w:rFonts w:eastAsiaTheme="minorEastAsia" w:hint="eastAsia"/>
+          <w:lang w:eastAsia="zh-CN"/>
+        </w:rPr>
+        <w:t xml:space="preserve">l, translating </w:t>
+      </w:r>
+      <w:r>
+        <w:rPr>
+          <w:rFonts w:eastAsiaTheme="minorEastAsia" w:hint="eastAsia"/>
+          <w:lang w:eastAsia="zh-CN"/>
+        </w:rPr>
+        <w:t>natural languages</w:t>
+      </w:r>
+      <w:r>
+        <w:rPr>
+          <w:rFonts w:eastAsiaTheme="minorEastAsia" w:hint="eastAsia"/>
+          <w:lang w:eastAsia="zh-CN"/>
+        </w:rPr>
+        <w:t xml:space="preserve"> to </w:t>
+      </w:r>
+      <w:r>
+        <w:rPr>
+          <w:rFonts w:eastAsiaTheme="minorEastAsia" w:hint="eastAsia"/>
+          <w:lang w:eastAsia="zh-CN"/>
+        </w:rPr>
+        <w:t>d</w:t>
+      </w:r>
+      <w:r>
+        <w:rPr>
+          <w:rFonts w:eastAsiaTheme="minorEastAsia"/>
+          <w:lang w:eastAsia="zh-CN"/>
+        </w:rPr>
+        <w:t>eterministic</w:t>
+      </w:r>
+      <w:r>
+        <w:rPr>
+          <w:rFonts w:eastAsiaTheme="minorEastAsia" w:hint="eastAsia"/>
+          <w:lang w:eastAsia="zh-CN"/>
+        </w:rPr>
+        <w:t xml:space="preserve"> </w:t>
+      </w:r>
+      <w:r>
+        <w:rPr>
+          <w:rFonts w:eastAsiaTheme="minorEastAsia" w:hint="eastAsia"/>
+          <w:lang w:eastAsia="zh-CN"/>
+        </w:rPr>
+        <w:t>UGC world.</w:t>
+      </w:r>
+    </w:p>
+    <w:p>
+      <w:pPr>
+        <w:ind w:left="420" w:rightChars="199" w:right="438" w:firstLine="420"/>
+        <w:rPr>
+          <w:rFonts w:eastAsiaTheme="minorEastAsia"/>
+          <w:lang w:eastAsia="zh-CN"/>
+        </w:rPr>
+      </w:pPr>
+      <w:r>
+        <w:rPr>
+          <w:rFonts w:eastAsiaTheme="minorEastAsia"/>
+          <w:lang w:eastAsia="zh-CN"/>
+        </w:rPr>
+        <w:t xml:space="preserve">3D Gaussian Splatting </w:t>
+      </w:r>
+      <w:r>
+        <w:rPr>
+          <w:rFonts w:eastAsiaTheme="minorEastAsia" w:hint="eastAsia"/>
+          <w:lang w:eastAsia="zh-CN"/>
+        </w:rPr>
+        <w:t xml:space="preserve">Demo: </w:t>
+      </w:r>
+      <w:r>
+        <w:rPr>
+          <w:rFonts w:eastAsiaTheme="minorEastAsia"/>
+          <w:lang w:eastAsia="zh-CN"/>
+        </w:rPr>
+        <w:t>Pioneered</w:t>
+      </w:r>
+      <w:r>
+        <w:rPr>
+          <w:rFonts w:eastAsiaTheme="minorEastAsia" w:hint="eastAsia"/>
+          <w:lang w:eastAsia="zh-CN"/>
+        </w:rPr>
+        <w:t xml:space="preserve"> the integration of</w:t>
+      </w:r>
+      <w:r>
+        <w:rPr>
+          <w:rFonts w:eastAsiaTheme="minorEastAsia"/>
+          <w:lang w:eastAsia="zh-CN"/>
+        </w:rPr>
+        <w:t xml:space="preserve"> </w:t>
+      </w:r>
+      <w:r>
+        <w:rPr>
+          <w:rFonts w:eastAsiaTheme="minorEastAsia"/>
+          <w:lang w:eastAsia="zh-CN"/>
+        </w:rPr>
+        <w:t>3DGS</w:t>
+      </w:r>
+      <w:r>
+        <w:rPr>
+          <w:rFonts w:eastAsiaTheme="minorEastAsia" w:hint="eastAsia"/>
+          <w:lang w:eastAsia="zh-CN"/>
+        </w:rPr>
+        <w:t xml:space="preserve"> in </w:t>
+      </w:r>
+      <w:r>
+        <w:rPr>
+          <w:rFonts w:eastAsiaTheme="minorEastAsia"/>
+          <w:lang w:eastAsia="zh-CN"/>
+        </w:rPr>
+        <w:t>Unity for</w:t>
+      </w:r>
+      <w:r>
+        <w:rPr>
+          <w:rFonts w:eastAsiaTheme="minorEastAsia" w:hint="eastAsia"/>
+          <w:lang w:eastAsia="zh-CN"/>
+        </w:rPr>
+        <w:t xml:space="preserve"> interactions in realistic scenes.</w:t>
+      </w:r>
+      <w:r>
+        <w:rPr>
+          <w:rFonts w:eastAsiaTheme="minorEastAsia"/>
+          <w:lang w:eastAsia="zh-CN"/>
+        </w:rPr>
+        <w:t xml:space="preserve"> </w:t>
+      </w:r>
+    </w:p>
+    <w:p>
+      <w:pPr>
+        <w:ind w:left="420" w:rightChars="199" w:right="438" w:firstLine="420"/>
+        <w:rPr>
+          <w:rFonts w:eastAsiaTheme="minorEastAsia"/>
+          <w:lang w:eastAsia="zh-CN"/>
+        </w:rPr>
+      </w:pPr>
+      <w:r>
+        <w:rPr>
+          <w:rFonts w:eastAsiaTheme="minorEastAsia"/>
+          <w:noProof/>
+          <w:lang w:eastAsia="zh-CN"/>
+        </w:rPr>
+        <w:drawing>
+          <wp:anchor distT="0" distB="0" distL="114300" distR="114300" simplePos="0" relativeHeight="251807744" behindDoc="0" locked="0" layoutInCell="1" allowOverlap="1" wp14:anchorId="74427E2A" wp14:editId="1B75EA84">
+            <wp:simplePos x="0" y="0"/>
+            <wp:positionH relativeFrom="column">
+              <wp:posOffset>454160</wp:posOffset>
+            </wp:positionH>
+            <wp:positionV relativeFrom="paragraph">
+              <wp:posOffset>76211</wp:posOffset>
+            </wp:positionV>
+            <wp:extent cx="720090" cy="579002"/>
+            <wp:effectExtent l="0" t="0" r="3810" b="0"/>
+            <wp:wrapNone/>
+            <wp:docPr id="2143366146" name="图片 54" descr="徽标, 公司名称&#10;&#10;AI 生成的内容可能不正确。"/>
+            <wp:cNvGraphicFramePr>
+              <a:graphicFrameLocks xmlns:a="http://schemas.openxmlformats.org/drawingml/2006/main" noChangeAspect="1"/>
+            </wp:cNvGraphicFramePr>
+            <a:graphic xmlns:a="http://schemas.openxmlformats.org/drawingml/2006/main">
+              <a:graphicData uri="http://schemas.openxmlformats.org/drawingml/2006/picture">
+                <pic:pic xmlns:pic="http://schemas.openxmlformats.org/drawingml/2006/picture">
+                  <pic:nvPicPr>
+                    <pic:cNvPr id="2143366146" name="图片 54" descr="徽标, 公司名称&#10;&#10;AI 生成的内容可能不正确。"/>
+                    <pic:cNvPicPr>
+                      <a:picLocks noChangeAspect="1" noChangeArrowheads="1"/>
+                    </pic:cNvPicPr>
+                  </pic:nvPicPr>
+                  <pic:blipFill rotWithShape="1">
+                    <a:blip r:embed="rId21" cstate="print">
+                      <a:extLst>
+                        <a:ext uri="{28A0092B-C50C-407E-A947-70E740481C1C}">
+                          <a14:useLocalDpi xmlns:a14="http://schemas.microsoft.com/office/drawing/2010/main" val="0"/>
+                        </a:ext>
+                      </a:extLst>
+                    </a:blip>
+                    <a:srcRect b="14457"/>
+                    <a:stretch/>
+                  </pic:blipFill>
+                  <pic:spPr bwMode="auto">
+                    <a:xfrm>
+                      <a:off x="0" y="0"/>
+                      <a:ext cx="720223" cy="579109"/>
+                    </a:xfrm>
+                    <a:prstGeom prst="rect">
+                      <a:avLst/>
+                    </a:prstGeom>
+                    <a:noFill/>
+                    <a:ln>
+                      <a:noFill/>
+                    </a:ln>
+                    <a:extLst>
+                      <a:ext uri="{53640926-AAD7-44D8-BBD7-CCE9431645EC}">
+                        <a14:shadowObscured xmlns:a14="http://schemas.microsoft.com/office/drawing/2010/main"/>
+                      </a:ext>
+                    </a:extLst>
+                  </pic:spPr>
+                </pic:pic>
+              </a:graphicData>
+            </a:graphic>
+            <wp14:sizeRelH relativeFrom="margin">
+              <wp14:pctWidth>0</wp14:pctWidth>
+            </wp14:sizeRelH>
+            <wp14:sizeRelV relativeFrom="margin">
+              <wp14:pctHeight>0</wp14:pctHeight>
+            </wp14:sizeRelV>
+          </wp:anchor>
+        </w:drawing>
+      </w:r>
+    </w:p>
+    <w:p>
+      <w:pPr>
+        <w:ind w:left="1680" w:firstLine="420"/>
+        <w:rPr>
+          <w:rFonts w:eastAsiaTheme="minorEastAsia"/>
+          <w:i/>
+          <w:iCs/>
+          <w:lang w:eastAsia="zh-CN"/>
+        </w:rPr>
+      </w:pPr>
+      <w:r>
+        <w:rPr>
+          <w:b/>
+          <w:bCs/>
+          <w:i/>
+          <w:iCs/>
+          <w:sz w:val="28"/>
+          <w:szCs w:val="28"/>
+        </w:rPr>
+        <w:t>Game Designer Intern</w:t>
+      </w:r>
+      <w:r>
+        <w:rPr>
+          <w:i/>
+          <w:iCs/>
+        </w:rPr>
+        <w:t xml:space="preserve"> </w:t>
+      </w:r>
+      <w:r>
+        <w:rPr>
+          <w:rFonts w:eastAsiaTheme="minorEastAsia"/>
+          <w:i/>
+          <w:iCs/>
+          <w:lang w:eastAsia="zh-CN"/>
+        </w:rPr>
+        <w:tab/>
+      </w:r>
+      <w:r>
+        <w:rPr>
+          <w:rFonts w:eastAsiaTheme="minorEastAsia"/>
+          <w:i/>
+          <w:iCs/>
+          <w:lang w:eastAsia="zh-CN"/>
+        </w:rPr>
+        <w:tab/>
+      </w:r>
+      <w:r>
+        <w:rPr>
+          <w:rFonts w:eastAsiaTheme="minorEastAsia"/>
+          <w:i/>
+          <w:iCs/>
+          <w:lang w:eastAsia="zh-CN"/>
+        </w:rPr>
+        <w:tab/>
+      </w:r>
+      <w:r>
+        <w:rPr>
+          <w:rFonts w:eastAsiaTheme="minorEastAsia"/>
+          <w:i/>
+          <w:iCs/>
+          <w:lang w:eastAsia="zh-CN"/>
+        </w:rPr>
+        <w:tab/>
+      </w:r>
+      <w:r>
+        <w:rPr>
+          <w:rFonts w:eastAsiaTheme="minorEastAsia"/>
+          <w:i/>
+          <w:iCs/>
+          <w:lang w:eastAsia="zh-CN"/>
+        </w:rPr>
+        <w:tab/>
+      </w:r>
+      <w:r>
+        <w:rPr>
+          <w:rFonts w:eastAsiaTheme="minorEastAsia"/>
+          <w:i/>
+          <w:iCs/>
+          <w:lang w:eastAsia="zh-CN"/>
+        </w:rPr>
+        <w:tab/>
+      </w:r>
+      <w:r>
+        <w:rPr>
+          <w:rFonts w:eastAsiaTheme="minorEastAsia"/>
+          <w:i/>
+          <w:iCs/>
+          <w:lang w:eastAsia="zh-CN"/>
+        </w:rPr>
+        <w:tab/>
+      </w:r>
+      <w:r>
+        <w:rPr>
+          <w:rFonts w:eastAsiaTheme="minorEastAsia"/>
+          <w:i/>
+          <w:iCs/>
+          <w:lang w:eastAsia="zh-CN"/>
+        </w:rPr>
+        <w:tab/>
+      </w:r>
+      <w:r>
+        <w:rPr>
+          <w:rFonts w:eastAsiaTheme="minorEastAsia"/>
+          <w:i/>
+          <w:iCs/>
+          <w:lang w:eastAsia="zh-CN"/>
+        </w:rPr>
+        <w:tab/>
+      </w:r>
+      <w:r>
+        <w:rPr>
+          <w:rFonts w:eastAsiaTheme="minorEastAsia"/>
+          <w:i/>
+          <w:iCs/>
+          <w:lang w:eastAsia="zh-CN"/>
+        </w:rPr>
+        <w:tab/>
+      </w:r>
+      <w:r>
+        <w:rPr>
+          <w:rFonts w:eastAsiaTheme="minorEastAsia"/>
+          <w:i/>
+          <w:iCs/>
+          <w:lang w:eastAsia="zh-CN"/>
+        </w:rPr>
+        <w:tab/>
+      </w:r>
+      <w:r>
+        <w:rPr>
+          <w:i/>
+          <w:iCs/>
+        </w:rPr>
+        <w:t>M</w:t>
+      </w:r>
+      <w:r>
+        <w:rPr>
+          <w:i/>
+          <w:iCs/>
+        </w:rPr>
+        <w:t>ay</w:t>
+      </w:r>
+      <w:r>
+        <w:rPr>
+          <w:rFonts w:eastAsiaTheme="minorEastAsia"/>
+          <w:i/>
+          <w:iCs/>
+          <w:lang w:eastAsia="zh-CN"/>
+        </w:rPr>
+        <w:t>.</w:t>
+      </w:r>
+      <w:r>
+        <w:rPr>
+          <w:rFonts w:eastAsiaTheme="minorEastAsia" w:hint="eastAsia"/>
+          <w:i/>
+          <w:iCs/>
+          <w:lang w:eastAsia="zh-CN"/>
+        </w:rPr>
+        <w:t xml:space="preserve"> 2021</w:t>
+      </w:r>
+      <w:r>
+        <w:rPr>
+          <w:i/>
+          <w:iCs/>
+        </w:rPr>
+        <w:t xml:space="preserve"> -</w:t>
+      </w:r>
+      <w:r>
+        <w:rPr>
+          <w:i/>
+          <w:iCs/>
+        </w:rPr>
+        <w:t xml:space="preserve"> Jul</w:t>
+      </w:r>
+      <w:r>
+        <w:rPr>
+          <w:rFonts w:eastAsiaTheme="minorEastAsia" w:hint="eastAsia"/>
+          <w:i/>
+          <w:iCs/>
+          <w:lang w:eastAsia="zh-CN"/>
+        </w:rPr>
+        <w:t xml:space="preserve">. </w:t>
+      </w:r>
+      <w:r>
+        <w:rPr>
+          <w:i/>
+          <w:iCs/>
+        </w:rPr>
+        <w:t>20</w:t>
+      </w:r>
+      <w:r>
+        <w:rPr>
+          <w:i/>
+          <w:iCs/>
+        </w:rPr>
+        <w:t>21</w:t>
+      </w:r>
+      <w:r>
+        <w:rPr>
+          <w:rFonts w:eastAsiaTheme="minorEastAsia" w:hint="eastAsia"/>
+          <w:i/>
+          <w:iCs/>
+          <w:lang w:eastAsia="zh-CN"/>
+        </w:rPr>
+        <w:t xml:space="preserve"> </w:t>
+      </w:r>
+    </w:p>
+    <w:p>
+      <w:pPr>
+        <w:ind w:left="1680" w:firstLine="420"/>
+        <w:rPr>
+          <w:rFonts w:eastAsiaTheme="minorEastAsia"/>
+          <w:sz w:val="28"/>
+          <w:szCs w:val="28"/>
+          <w:lang w:eastAsia="zh-CN"/>
+        </w:rPr>
+      </w:pPr>
+      <w:r>
+        <w:rPr>
+          <w:rFonts w:eastAsiaTheme="minorEastAsia"/>
+          <w:lang w:eastAsia="zh-CN"/>
+        </w:rPr>
+        <w:t xml:space="preserve">Naraka: </w:t>
+      </w:r>
+      <w:proofErr w:type="spellStart"/>
+      <w:r>
+        <w:rPr>
+          <w:rFonts w:eastAsiaTheme="minorEastAsia"/>
+          <w:lang w:eastAsia="zh-CN"/>
+        </w:rPr>
+        <w:t>Bladepoint</w:t>
+      </w:r>
+      <w:proofErr w:type="spellEnd"/>
+      <w:r>
+        <w:rPr>
+          <w:rFonts w:eastAsiaTheme="minorEastAsia"/>
+          <w:lang w:eastAsia="zh-CN"/>
+        </w:rPr>
+        <w:t>, NetEase Games</w:t>
+      </w:r>
+    </w:p>
+    <w:p>
+      <w:pPr>
+        <w:ind w:left="1680" w:firstLine="420"/>
+        <w:rPr>
+          <w:rFonts w:eastAsiaTheme="minorEastAsia"/>
+          <w:color w:val="808080" w:themeColor="background1" w:themeShade="80"/>
+          <w:lang w:eastAsia="zh-CN"/>
+        </w:rPr>
+      </w:pPr>
+      <w:r>
+        <w:rPr>
+          <w:rFonts w:eastAsiaTheme="minorEastAsia" w:hint="eastAsia"/>
+          <w:color w:val="808080" w:themeColor="background1" w:themeShade="80"/>
+          <w:lang w:eastAsia="zh-CN"/>
+        </w:rPr>
+        <w:t>A</w:t>
+      </w:r>
+      <w:r>
+        <w:rPr>
+          <w:rFonts w:eastAsiaTheme="minorEastAsia"/>
+          <w:color w:val="808080" w:themeColor="background1" w:themeShade="80"/>
+          <w:lang w:eastAsia="zh-CN"/>
+        </w:rPr>
+        <w:t>ction-adventu</w:t>
+      </w:r>
+      <w:r>
+        <w:rPr>
+          <w:rFonts w:eastAsiaTheme="minorEastAsia"/>
+          <w:color w:val="808080" w:themeColor="background1" w:themeShade="80"/>
+          <w:lang w:eastAsia="zh-CN"/>
+        </w:rPr>
+        <w:t xml:space="preserve">re battle royale game, 180k concurrent steam </w:t>
+      </w:r>
+      <w:r>
+        <w:rPr>
+          <w:rFonts w:eastAsiaTheme="minorEastAsia"/>
+          <w:color w:val="808080" w:themeColor="background1" w:themeShade="80"/>
+          <w:lang w:eastAsia="zh-CN"/>
+        </w:rPr>
+        <w:t>players at peak</w:t>
+      </w:r>
+    </w:p>
+    <w:p>
+      <w:pPr>
+        <w:ind w:left="840" w:rightChars="199" w:right="438"/>
+        <w:rPr>
+          <w:rFonts w:eastAsiaTheme="minorEastAsia" w:hint="eastAsia"/>
+          <w:lang w:eastAsia="zh-CN"/>
+        </w:rPr>
+      </w:pPr>
+      <w:r>
+        <w:rPr>
+          <w:noProof/>
+          <w:lang w:eastAsia="zh-CN"/>
+        </w:rPr>
+        <mc:AlternateContent>
+          <mc:Choice Requires="wpg">
+            <w:drawing>
+              <wp:anchor distT="0" distB="0" distL="114300" distR="114300" simplePos="0" relativeHeight="251802624" behindDoc="0" locked="0" layoutInCell="1" allowOverlap="1" wp14:anchorId="2CC8ECDC" wp14:editId="7A41DF29">
+                <wp:simplePos x="0" y="0"/>
+                <wp:positionH relativeFrom="column">
+                  <wp:posOffset>284998</wp:posOffset>
+                </wp:positionH>
+                <wp:positionV relativeFrom="paragraph">
+                  <wp:posOffset>46018</wp:posOffset>
+                </wp:positionV>
+                <wp:extent cx="45085" cy="544587"/>
+                <wp:effectExtent l="0" t="0" r="0" b="8255"/>
+                <wp:wrapNone/>
+                <wp:docPr id="139" name="Group 139"/>
+                <wp:cNvGraphicFramePr/>
+                <a:graphic xmlns:a="http://schemas.openxmlformats.org/drawingml/2006/main">
+                  <a:graphicData uri="http://schemas.microsoft.com/office/word/2010/wordprocessingGroup">
+                    <wpg:wgp>
+                      <wpg:cNvGrpSpPr/>
+                      <wpg:grpSpPr>
+                        <a:xfrm>
+                          <a:off x="0" y="0"/>
+                          <a:ext cx="45085" cy="544587"/>
+                          <a:chOff x="-1626" y="0"/>
+                          <a:chExt cx="47345" cy="665105"/>
+                        </a:xfrm>
+                      </wpg:grpSpPr>
+                      <wps:wsp>
+                        <wps:cNvPr id="140" name="Straight Connector 140"/>
+                        <wps:cNvCnPr/>
+                        <wps:spPr>
+                          <a:xfrm>
+                            <a:off x="20841" y="9383"/>
+                            <a:ext cx="0" cy="628765"/>
+                          </a:xfrm>
+                          <a:prstGeom prst="line">
+                            <a:avLst/>
+                          </a:prstGeom>
+                          <a:ln w="12700">
+                            <a:solidFill>
+                              <a:srgbClr val="00B0F0"/>
+                            </a:solidFill>
+                            <a:prstDash val="sysDot"/>
+                          </a:ln>
+                        </wps:spPr>
+                        <wps:style>
+                          <a:lnRef idx="1">
+                            <a:schemeClr val="dk1"/>
+                          </a:lnRef>
+                          <a:fillRef idx="0">
+                            <a:schemeClr val="dk1"/>
+                          </a:fillRef>
+                          <a:effectRef idx="0">
+                            <a:schemeClr val="dk1"/>
+                          </a:effectRef>
+                          <a:fontRef idx="minor">
+                            <a:schemeClr val="tx1"/>
+                          </a:fontRef>
+                        </wps:style>
+                        <wps:bodyPr/>
+                      </wps:wsp>
+                      <wps:wsp>
+                        <wps:cNvPr id="141" name="Oval 141"/>
+                        <wps:cNvSpPr/>
+                        <wps:spPr>
+                          <a:xfrm>
+                            <a:off x="-1626" y="0"/>
+                            <a:ext cx="45719" cy="45719"/>
+                          </a:xfrm>
+                          <a:prstGeom prst="ellipse">
+                            <a:avLst/>
+                          </a:prstGeom>
+                          <a:ln>
+                            <a:noFill/>
+                          </a:ln>
+                        </wps:spPr>
+                        <wps:style>
+                          <a:lnRef idx="2">
+                            <a:schemeClr val="accent1">
+                              <a:shade val="50000"/>
+                            </a:schemeClr>
+                          </a:lnRef>
+                          <a:fillRef idx="1">
+                            <a:schemeClr val="accent1"/>
+                          </a:fillRef>
+                          <a:effectRef idx="0">
+                            <a:schemeClr val="accent1"/>
+                          </a:effectRef>
+                          <a:fontRef idx="minor">
+                            <a:schemeClr val="lt1"/>
+                          </a:fontRef>
+                        </wps:style>
+                        <wps:bodyPr rot="0" spcFirstLastPara="0" vertOverflow="overflow" horzOverflow="overflow" vert="horz" wrap="square" lIns="91440" tIns="45720" rIns="91440" bIns="45720" numCol="1" spcCol="0" rtlCol="0" fromWordArt="0" anchor="ctr" anchorCtr="0" forceAA="0" compatLnSpc="1">
+                          <a:prstTxWarp prst="textNoShape">
+                            <a:avLst/>
+                          </a:prstTxWarp>
+                          <a:noAutofit/>
+                        </wps:bodyPr>
+                      </wps:wsp>
+                      <wps:wsp>
+                        <wps:cNvPr id="1982472999" name="Oval 143"/>
+                        <wps:cNvSpPr/>
+                        <wps:spPr>
+                          <a:xfrm>
+                            <a:off x="0" y="619386"/>
+                            <a:ext cx="45719" cy="45719"/>
+                          </a:xfrm>
+                          <a:prstGeom prst="ellipse">
+                            <a:avLst/>
+                          </a:prstGeom>
+                          <a:ln>
+                            <a:noFill/>
+                          </a:ln>
+                        </wps:spPr>
+                        <wps:style>
+                          <a:lnRef idx="2">
+                            <a:schemeClr val="accent1">
+                              <a:shade val="50000"/>
+                            </a:schemeClr>
+                          </a:lnRef>
+                          <a:fillRef idx="1">
+                            <a:schemeClr val="accent1"/>
+                          </a:fillRef>
+                          <a:effectRef idx="0">
+                            <a:schemeClr val="accent1"/>
+                          </a:effectRef>
+                          <a:fontRef idx="minor">
+                            <a:schemeClr val="lt1"/>
+                          </a:fontRef>
+                        </wps:style>
+                        <wps:bodyPr rot="0" spcFirstLastPara="0" vertOverflow="overflow" horzOverflow="overflow" vert="horz" wrap="square" lIns="91440" tIns="45720" rIns="91440" bIns="45720" numCol="1" spcCol="0" rtlCol="0" fromWordArt="0" anchor="ctr" anchorCtr="0" forceAA="0" compatLnSpc="1">
+                          <a:prstTxWarp prst="textNoShape">
+                            <a:avLst/>
+                          </a:prstTxWarp>
+                          <a:noAutofit/>
+                        </wps:bodyPr>
+                      </wps:wsp>
+                    </wpg:wgp>
+                  </a:graphicData>
+                </a:graphic>
+                <wp14:sizeRelH relativeFrom="margin">
+                  <wp14:pctWidth>0</wp14:pctWidth>
+                </wp14:sizeRelH>
+                <wp14:sizeRelV relativeFrom="margin">
+                  <wp14:pctHeight>0</wp14:pctHeight>
+                </wp14:sizeRelV>
+              </wp:anchor>
+            </w:drawing>
+          </mc:Choice>
+          <mc:Fallback>
+            <w:pict>
+              <v:group w14:anchorId="2DACD385" id="Group 139" o:spid="_x0000_s1026" style="position:absolute;margin-left:22.45pt;margin-top:3.6pt;width:3.55pt;height:42.9pt;z-index:251802624;mso-width-relative:margin;mso-height-relative:margin" coordorigin="-16" coordsize="473,6651" o:gfxdata="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">
+                <v:line id="Straight Connector 140" o:spid="_x0000_s1027" style="position:absolute;visibility:visible;mso-wrap-style:square" from="208,93" to="208,6381" o:connectortype="straight" o:gfxdata="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" strokecolor="#00b0f0" strokeweight="1pt">
+                  <v:stroke dashstyle="1 1" joinstyle="miter"/>
+                </v:line>
+                <v:oval id="Oval 141" o:spid="_x0000_s1028" style="position:absolute;left:-16;width:456;height:457;visibility:visible;mso-wrap-style:square;v-text-anchor:middle" o:gfxdata="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" fillcolor="#4472c4 [3204]" stroked="f" strokeweight="1pt">
+                  <v:stroke joinstyle="miter"/>
+                </v:oval>
+                <v:oval id="Oval 143" o:spid="_x0000_s1029" style="position:absolute;top:6193;width:457;height:458;visibility:visible;mso-wrap-style:square;v-text-anchor:middle" o:gfxdata="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" fillcolor="#4472c4 [3204]" stroked="f" strokeweight="1pt">
+                  <v:stroke joinstyle="miter"/>
+                </v:oval>
+              </v:group>
+            </w:pict>
+          </mc:Fallback>
+        </mc:AlternateContent>
+      </w:r>
+      <w:r>
+        <w:rPr>
+          <w:rFonts w:eastAsiaTheme="minorEastAsia"/>
+          <w:b/>
+          <w:bCs/>
+          <w:lang w:eastAsia="zh-CN"/>
+        </w:rPr>
+        <w:t xml:space="preserve">Animation </w:t>
+      </w:r>
+      <w:r>
+        <w:rPr>
+          <w:rFonts w:eastAsiaTheme="minorEastAsia" w:hint="eastAsia"/>
+          <w:b/>
+          <w:bCs/>
+          <w:lang w:eastAsia="zh-CN"/>
+        </w:rPr>
+        <w:t xml:space="preserve">Pipeline </w:t>
+      </w:r>
+      <w:r>
+        <w:rPr>
+          <w:rFonts w:eastAsiaTheme="minorEastAsia"/>
+          <w:b/>
+          <w:bCs/>
+          <w:lang w:eastAsia="zh-CN"/>
+        </w:rPr>
+        <w:t>Optimization</w:t>
+      </w:r>
+      <w:r>
+        <w:rPr>
+          <w:rFonts w:eastAsiaTheme="minorEastAsia" w:hint="eastAsia"/>
+          <w:lang w:eastAsia="zh-CN"/>
+        </w:rPr>
+        <w:t xml:space="preserve">: </w:t>
+      </w:r>
+      <w:r>
+        <w:rPr>
+          <w:rFonts w:eastAsiaTheme="minorEastAsia"/>
+          <w:lang w:eastAsia="zh-CN"/>
+        </w:rPr>
+        <w:t xml:space="preserve">Served as the </w:t>
+      </w:r>
+      <w:r>
+        <w:rPr>
+          <w:rFonts w:eastAsiaTheme="minorEastAsia" w:hint="eastAsia"/>
+          <w:lang w:eastAsia="zh-CN"/>
+        </w:rPr>
+        <w:t>interface</w:t>
+      </w:r>
+      <w:r>
+        <w:rPr>
+          <w:rFonts w:eastAsiaTheme="minorEastAsia"/>
+          <w:lang w:eastAsia="zh-CN"/>
+        </w:rPr>
+        <w:t xml:space="preserve"> for</w:t>
+      </w:r>
+      <w:r>
+        <w:rPr>
+          <w:rFonts w:eastAsiaTheme="minorEastAsia" w:hint="eastAsia"/>
+          <w:lang w:eastAsia="zh-CN"/>
+        </w:rPr>
+        <w:t xml:space="preserve"> </w:t>
+      </w:r>
+      <w:r>
+        <w:rPr>
+          <w:rFonts w:eastAsiaTheme="minorEastAsia"/>
+          <w:lang w:eastAsia="zh-CN"/>
+        </w:rPr>
+        <w:t xml:space="preserve">integrating animation assets into the game engine. Optimized asset requirement standards </w:t>
+      </w:r>
+      <w:r>
+        <w:rPr>
+          <w:rFonts w:eastAsiaTheme="minorEastAsia" w:hint="eastAsia"/>
+          <w:lang w:eastAsia="zh-CN"/>
+        </w:rPr>
+        <w:t xml:space="preserve">to </w:t>
+      </w:r>
+      <w:r>
+        <w:rPr>
+          <w:rFonts w:eastAsiaTheme="minorEastAsia"/>
+          <w:lang w:eastAsia="zh-CN"/>
+        </w:rPr>
+        <w:t>reduc</w:t>
+      </w:r>
+      <w:r>
+        <w:rPr>
+          <w:rFonts w:eastAsiaTheme="minorEastAsia" w:hint="eastAsia"/>
+          <w:lang w:eastAsia="zh-CN"/>
+        </w:rPr>
+        <w:t>e</w:t>
+      </w:r>
+      <w:r>
+        <w:rPr>
+          <w:rFonts w:eastAsiaTheme="minorEastAsia"/>
+          <w:lang w:eastAsia="zh-CN"/>
+        </w:rPr>
+        <w:t xml:space="preserve"> integration errors between Art and Engineering</w:t>
+      </w:r>
+      <w:r>
+        <w:rPr>
+          <w:rFonts w:eastAsiaTheme="minorEastAsia" w:hint="eastAsia"/>
+          <w:lang w:eastAsia="zh-CN"/>
+        </w:rPr>
+        <w:t xml:space="preserve">, </w:t>
+      </w:r>
+      <w:r>
+        <w:rPr>
+          <w:rFonts w:eastAsiaTheme="minorEastAsia"/>
+          <w:lang w:eastAsia="zh-CN"/>
+        </w:rPr>
+        <w:t>improving production efficiency.</w:t>
+      </w:r>
+    </w:p>
+    <w:p>
+      <w:pPr>
+        <w:ind w:left="420" w:rightChars="199" w:right="438" w:firstLine="420"/>
+        <w:rPr>
+          <w:rFonts w:eastAsiaTheme="minorEastAsia"/>
+          <w:lang w:eastAsia="zh-CN"/>
+        </w:rPr>
+      </w:pPr>
+      <w:r>
+        <w:rPr>
+          <w:rFonts w:eastAsiaTheme="minorEastAsia"/>
+          <w:lang w:eastAsia="zh-CN"/>
+        </w:rPr>
+        <w:t>Movement Refinement:</w:t>
+      </w:r>
+      <w:r>
+        <w:rPr>
+          <w:rFonts w:eastAsiaTheme="minorEastAsia" w:hint="eastAsia"/>
+          <w:lang w:eastAsia="zh-CN"/>
+        </w:rPr>
+        <w:t xml:space="preserve"> </w:t>
+      </w:r>
+      <w:r>
+        <w:rPr>
+          <w:rFonts w:eastAsiaTheme="minorEastAsia"/>
+          <w:lang w:eastAsia="zh-CN"/>
+        </w:rPr>
+        <w:t>Refined trigger</w:t>
+      </w:r>
+      <w:r>
+        <w:rPr>
+          <w:rFonts w:eastAsiaTheme="minorEastAsia" w:hint="eastAsia"/>
+          <w:lang w:eastAsia="zh-CN"/>
+        </w:rPr>
+        <w:t xml:space="preserve"> shapes</w:t>
+      </w:r>
+      <w:r>
+        <w:rPr>
+          <w:rFonts w:eastAsiaTheme="minorEastAsia" w:hint="eastAsia"/>
+          <w:lang w:eastAsia="zh-CN"/>
+        </w:rPr>
+        <w:t xml:space="preserve"> to </w:t>
+      </w:r>
+      <w:r>
+        <w:rPr>
+          <w:rFonts w:eastAsiaTheme="minorEastAsia" w:hint="eastAsia"/>
+          <w:lang w:eastAsia="zh-CN"/>
+        </w:rPr>
+        <w:t>support seamless movement across large-scale combat zones.</w:t>
+      </w:r>
+      <w:r>
+        <w:rPr>
+          <w:rFonts w:eastAsiaTheme="minorEastAsia" w:hint="eastAsia"/>
+          <w:lang w:eastAsia="zh-CN"/>
+        </w:rPr>
+        <w:t xml:space="preserve"> </w:t>
+      </w:r>
+    </w:p>
+    <w:p>
+      <w:pPr>
+        <w:rPr>
+          <w:rFonts w:eastAsiaTheme="minorEastAsia"/>
+          <w:sz w:val="32"/>
+          <w:szCs w:val="32"/>
+          <w:lang w:eastAsia="zh-CN"/>
+        </w:rPr>
+      </w:pPr>
+      <w:r>
+        <w:rPr>
+          <w:noProof/>
+        </w:rPr>
+        <w:drawing>
+          <wp:anchor distT="0" distB="0" distL="114300" distR="114300" simplePos="0" relativeHeight="251626496" behindDoc="0" locked="0" layoutInCell="1" allowOverlap="1" wp14:anchorId="2D018E78" wp14:editId="0592C12C">
+            <wp:simplePos x="0" y="0"/>
+            <wp:positionH relativeFrom="column">
+              <wp:posOffset>135890</wp:posOffset>
+            </wp:positionH>
+            <wp:positionV relativeFrom="paragraph">
+              <wp:posOffset>188644</wp:posOffset>
             </wp:positionV>
             <wp:extent cx="365760" cy="365760"/>
             <wp:effectExtent l="0" t="0" r="0" b="0"/>
@@ -663,7 +3286,7 @@
                     </pic:cNvPicPr>
                   </pic:nvPicPr>
                   <pic:blipFill>
-                    <a:blip r:embed="rId16" cstate="print">
+                    <a:blip r:embed="rId22" cstate="print">
                       <a:extLst>
                         <a:ext uri="{28A0092B-C50C-407E-A947-70E740481C1C}">
                           <a14:useLocalDpi xmlns:a14="http://schemas.microsoft.com/office/drawing/2010/main" val="0"/>
@@ -720,7 +3343,7 @@
         <mc:AlternateContent>
           <mc:Choice Requires="wps">
             <w:drawing>
-              <wp:anchor distT="0" distB="0" distL="0" distR="0" simplePos="0" relativeHeight="251631616" behindDoc="1" locked="0" layoutInCell="1" allowOverlap="1" wp14:anchorId="3FEDBA54" wp14:editId="092AA6BD">
+              <wp:anchor distT="0" distB="0" distL="0" distR="0" simplePos="0" relativeHeight="251631616" behindDoc="1" locked="0" layoutInCell="1" allowOverlap="1" wp14:anchorId="3FEDBA54" wp14:editId="4136A83B">
                 <wp:simplePos x="0" y="0"/>
                 <wp:positionH relativeFrom="page">
                   <wp:posOffset>720725</wp:posOffset>
@@ -812,7 +3435,7 @@
           </mc:Choice>
           <mc:Fallback>
             <w:pict>
-              <v:shape w14:anchorId="1C0AFCF0" id="Freeform: Shape 87" o:spid="_x0000_s1026" style="position:absolute;margin-left:56.75pt;margin-top:21.55pt;width:518.7pt;height:.1pt;z-index:-251684864;visibility:visible;mso-wrap-style:square;mso-width-percent:0;mso-height-percent:0;mso-wrap-distance-left:0;mso-wrap-distance-top:0;mso-wrap-distance-right:0;mso-wrap-distance-bottom:0;mso-position-horizontal:absolute;mso-position-horizontal-relative:page;mso-position-vertical:absolute;mso-position-vertical-relative:text;mso-width-percent:0;mso-height-percent:0;mso-width-relative:page;mso-height-relative:page;v-text-anchor:top" coordsize="10374,1270" o:gfxdata="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" path="m,l10374,e" filled="f" strokecolor="#231f20" strokeweight="1pt">
+              <v:shape w14:anchorId="6F8EF103" id="Freeform: Shape 87" o:spid="_x0000_s1026" style="position:absolute;margin-left:56.75pt;margin-top:21.55pt;width:518.7pt;height:.1pt;z-index:-251684864;visibility:visible;mso-wrap-style:square;mso-width-percent:0;mso-height-percent:0;mso-wrap-distance-left:0;mso-wrap-distance-top:0;mso-wrap-distance-right:0;mso-wrap-distance-bottom:0;mso-position-horizontal:absolute;mso-position-horizontal-relative:page;mso-position-vertical:absolute;mso-position-vertical-relative:text;mso-width-percent:0;mso-height-percent:0;mso-width-relative:page;mso-height-relative:page;v-text-anchor:top" coordsize="10374,1270" o:gfxdata="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" path="m,l10374,e" filled="f" strokecolor="#231f20" strokeweight="1pt">
                 <v:path arrowok="t" o:connecttype="custom" o:connectlocs="0,0;6587490,0" o:connectangles="0,0"/>
                 <w10:wrap type="topAndBottom" anchorx="page"/>
               </v:shape>
@@ -951,8 +3574,6 @@
         <w:ind w:left="420" w:firstLine="420"/>
         <w:rPr>
           <w:rFonts w:eastAsiaTheme="minorEastAsia"/>
-          <w:b/>
-          <w:bCs/>
           <w:color w:val="808080" w:themeColor="background1" w:themeShade="80"/>
           <w:lang w:eastAsia="zh-CN"/>
         </w:rPr>
@@ -960,1121 +3581,69 @@
       <w:r>
         <w:rPr>
           <w:rFonts w:eastAsiaTheme="minorEastAsia" w:hint="eastAsia"/>
-          <w:b/>
-          <w:bCs/>
           <w:color w:val="808080" w:themeColor="background1" w:themeShade="80"/>
           <w:lang w:eastAsia="zh-CN"/>
         </w:rPr>
-        <w:t xml:space="preserve">Ongoing </w:t>
-      </w:r>
+        <w:t>[</w:t>
+      </w:r>
+      <w:hyperlink r:id="rId23" w:history="1">
+        <w:r>
+          <w:rPr>
+            <w:rStyle w:val="a6"/>
+            <w:rFonts w:eastAsiaTheme="minorEastAsia" w:hint="eastAsia"/>
+            <w:color w:val="023160" w:themeColor="hyperlink" w:themeShade="80"/>
+            <w:lang w:eastAsia="zh-CN"/>
+          </w:rPr>
+          <w:t>Link to Video</w:t>
+        </w:r>
+      </w:hyperlink>
       <w:r>
         <w:rPr>
           <w:rFonts w:eastAsiaTheme="minorEastAsia" w:hint="eastAsia"/>
-          <w:b/>
-          <w:bCs/>
           <w:color w:val="808080" w:themeColor="background1" w:themeShade="80"/>
           <w:lang w:eastAsia="zh-CN"/>
         </w:rPr>
-        <w:t>p</w:t>
+        <w:t xml:space="preserve">] </w:t>
       </w:r>
       <w:r>
         <w:rPr>
           <w:rFonts w:eastAsiaTheme="minorEastAsia" w:hint="eastAsia"/>
-          <w:b/>
-          <w:bCs/>
           <w:color w:val="808080" w:themeColor="background1" w:themeShade="80"/>
           <w:lang w:eastAsia="zh-CN"/>
         </w:rPr>
-        <w:t xml:space="preserve">roject, based on my </w:t>
-      </w:r>
-      <w:r>
-        <w:rPr>
-          <w:rFonts w:eastAsiaTheme="minorEastAsia"/>
-          <w:b/>
-          <w:bCs/>
+        <w:t>T</w:t>
+      </w:r>
+      <w:r>
+        <w:rPr>
+          <w:rFonts w:eastAsiaTheme="minorEastAsia"/>
           <w:color w:val="808080" w:themeColor="background1" w:themeShade="80"/>
           <w:lang w:eastAsia="zh-CN"/>
         </w:rPr>
-        <w:t>master’s</w:t>
+        <w:t>echnical</w:t>
       </w:r>
       <w:r>
         <w:rPr>
           <w:rFonts w:eastAsiaTheme="minorEastAsia" w:hint="eastAsia"/>
-          <w:b/>
-          <w:bCs/>
           <w:color w:val="808080" w:themeColor="background1" w:themeShade="80"/>
           <w:lang w:eastAsia="zh-CN"/>
         </w:rPr>
-        <w:t xml:space="preserve"> thesis project at Aalto </w:t>
-      </w:r>
-      <w:r>
-        <w:rPr>
-          <w:rFonts w:eastAsiaTheme="minorEastAsia"/>
-          <w:b/>
-          <w:bCs/>
+        <w:t xml:space="preserve"> Implementation </w:t>
+      </w:r>
+      <w:r>
+        <w:rPr>
+          <w:rFonts w:eastAsiaTheme="minorEastAsia" w:hint="eastAsia"/>
           <w:color w:val="808080" w:themeColor="background1" w:themeShade="80"/>
           <w:lang w:eastAsia="zh-CN"/>
         </w:rPr>
-        <w:t>University</w:t>
+        <w:t>for an Interactive Cloud Avatar</w:t>
       </w:r>
     </w:p>
     <w:p>
       <w:pPr>
-        <w:pStyle w:val="ListParagraph"/>
-        <w:numPr>
-          <w:ilvl w:val="0"/>
-          <w:numId w:val="12"/>
-        </w:numPr>
         <w:spacing w:line="240" w:lineRule="atLeast"/>
-        <w:rPr>
-          <w:rFonts w:eastAsiaTheme="minorEastAsia"/>
-          <w:lang w:eastAsia="zh-CN"/>
-        </w:rPr>
-      </w:pPr>
-      <w:r>
+        <w:ind w:left="840"/>
         <w:rPr>
           <w:rFonts w:eastAsiaTheme="minorEastAsia" w:hint="eastAsia"/>
-          <w:lang w:eastAsia="zh-CN"/>
-        </w:rPr>
-        <w:t>Simulated an interactive cloud with mixed tech</w:t>
-      </w:r>
-      <w:r>
-        <w:rPr>
-          <w:rFonts w:eastAsiaTheme="minorEastAsia" w:hint="eastAsia"/>
-          <w:lang w:eastAsia="zh-CN"/>
-        </w:rPr>
-        <w:t xml:space="preserve"> in </w:t>
-      </w:r>
-      <w:r>
-        <w:rPr>
-          <w:rFonts w:eastAsiaTheme="minorEastAsia" w:hint="eastAsia"/>
-          <w:b/>
-          <w:bCs/>
-          <w:lang w:eastAsia="zh-CN"/>
-        </w:rPr>
-        <w:t>Unreal Engine</w:t>
-      </w:r>
-      <w:r>
-        <w:rPr>
-          <w:rFonts w:eastAsiaTheme="minorEastAsia" w:hint="eastAsia"/>
-          <w:lang w:eastAsia="zh-CN"/>
-        </w:rPr>
-        <w:t xml:space="preserve">, including </w:t>
-      </w:r>
-      <w:r>
-        <w:rPr>
-          <w:rFonts w:eastAsiaTheme="minorEastAsia"/>
-          <w:lang w:eastAsia="zh-CN"/>
-        </w:rPr>
-        <w:t>particle simulation, position-based dynamics</w:t>
-      </w:r>
-      <w:r>
-        <w:rPr>
-          <w:rFonts w:eastAsiaTheme="minorEastAsia" w:hint="eastAsia"/>
-          <w:lang w:eastAsia="zh-CN"/>
-        </w:rPr>
-        <w:t xml:space="preserve"> and custom shading.</w:t>
-      </w:r>
-    </w:p>
-    <w:p>
-      <w:pPr>
-        <w:pStyle w:val="ListParagraph"/>
-        <w:numPr>
-          <w:ilvl w:val="0"/>
-          <w:numId w:val="12"/>
-        </w:numPr>
-        <w:rPr>
-          <w:rFonts w:eastAsiaTheme="minorEastAsia"/>
-          <w:lang w:eastAsia="zh-CN"/>
-        </w:rPr>
-      </w:pPr>
-      <w:r>
-        <w:rPr>
-          <w:rFonts w:eastAsiaTheme="minorEastAsia" w:hint="eastAsia"/>
-          <w:lang w:eastAsia="zh-CN"/>
-        </w:rPr>
-        <w:t>Designing core game mechanics, small-scale open world</w:t>
-      </w:r>
-      <w:r>
-        <w:rPr>
-          <w:rFonts w:eastAsiaTheme="minorEastAsia" w:hint="eastAsia"/>
-          <w:lang w:eastAsia="zh-CN"/>
-        </w:rPr>
-        <w:t xml:space="preserve"> and</w:t>
-      </w:r>
-      <w:r>
-        <w:rPr>
-          <w:rFonts w:eastAsiaTheme="minorEastAsia" w:hint="eastAsia"/>
-          <w:lang w:eastAsia="zh-CN"/>
-        </w:rPr>
-        <w:t xml:space="preserve"> exploration experiences.</w:t>
-      </w:r>
-    </w:p>
-    <w:p>
-      <w:pPr>
-        <w:ind w:left="420" w:firstLine="420"/>
-        <w:rPr>
-          <w:rFonts w:eastAsiaTheme="minorEastAsia"/>
-          <w:sz w:val="10"/>
-          <w:szCs w:val="10"/>
-          <w:lang w:eastAsia="zh-CN"/>
-        </w:rPr>
-      </w:pPr>
-      <w:r>
-        <w:rPr>
-          <w:rFonts w:eastAsiaTheme="minorEastAsia"/>
-          <w:sz w:val="10"/>
-          <w:szCs w:val="10"/>
-          <w:lang w:eastAsia="zh-CN"/>
-        </w:rPr>
-        <w:t xml:space="preserve"> </w:t>
-      </w:r>
-    </w:p>
-    <w:p>
-      <w:pPr>
-        <w:pStyle w:val="ListParagraph"/>
-        <w:ind w:left="845" w:rightChars="199" w:right="438" w:firstLine="0"/>
-        <w:rPr>
-          <w:rFonts w:eastAsiaTheme="minorEastAsia"/>
-          <w:lang w:eastAsia="zh-CN"/>
-        </w:rPr>
-      </w:pPr>
-      <w:r>
-        <w:rPr>
-          <w:rFonts w:eastAsiaTheme="minorEastAsia"/>
-          <w:i/>
-          <w:iCs/>
-          <w:sz w:val="36"/>
-          <w:szCs w:val="36"/>
-          <w:lang w:eastAsia="zh-CN"/>
-        </w:rPr>
-        <w:t>They Are You</w:t>
-      </w:r>
-      <w:r>
-        <w:rPr>
-          <w:rFonts w:eastAsiaTheme="minorEastAsia"/>
-          <w:b/>
-          <w:bCs/>
-          <w:i/>
-          <w:iCs/>
-          <w:sz w:val="36"/>
-          <w:szCs w:val="36"/>
-          <w:lang w:eastAsia="zh-CN"/>
-        </w:rPr>
-        <w:t xml:space="preserve"> </w:t>
-      </w:r>
-      <w:r>
-        <w:rPr>
-          <w:rFonts w:eastAsiaTheme="minorEastAsia" w:hint="eastAsia"/>
-          <w:color w:val="808080" w:themeColor="background1" w:themeShade="80"/>
-          <w:lang w:eastAsia="zh-CN"/>
-        </w:rPr>
-        <w:t>Roles</w:t>
-      </w:r>
-      <w:r>
-        <w:rPr>
-          <w:rFonts w:eastAsiaTheme="minorEastAsia"/>
-          <w:color w:val="808080" w:themeColor="background1" w:themeShade="80"/>
-          <w:lang w:eastAsia="zh-CN"/>
-        </w:rPr>
-        <w:t>: Programmer (</w:t>
-      </w:r>
-      <w:r>
-        <w:rPr>
-          <w:rFonts w:eastAsiaTheme="minorEastAsia"/>
-          <w:b/>
-          <w:bCs/>
-          <w:color w:val="808080" w:themeColor="background1" w:themeShade="80"/>
-          <w:lang w:eastAsia="zh-CN"/>
-        </w:rPr>
-        <w:t>team of 8</w:t>
-      </w:r>
-      <w:r>
-        <w:rPr>
-          <w:rFonts w:eastAsiaTheme="minorEastAsia"/>
-          <w:color w:val="808080" w:themeColor="background1" w:themeShade="80"/>
-          <w:lang w:eastAsia="zh-CN"/>
-        </w:rPr>
-        <w:t>)</w:t>
-      </w:r>
-    </w:p>
-    <w:p>
-      <w:pPr>
-        <w:spacing w:line="240" w:lineRule="atLeast"/>
-        <w:ind w:left="420" w:firstLine="420"/>
-        <w:rPr>
-          <w:rFonts w:eastAsiaTheme="minorEastAsia"/>
-          <w:i/>
-          <w:iCs/>
-          <w:sz w:val="36"/>
-          <w:szCs w:val="36"/>
-          <w:lang w:eastAsia="zh-CN"/>
-        </w:rPr>
-      </w:pPr>
-      <w:r>
-        <w:rPr>
-          <w:rFonts w:eastAsiaTheme="minorEastAsia"/>
-          <w:b/>
-          <w:bCs/>
-          <w:color w:val="808080" w:themeColor="background1" w:themeShade="80"/>
-          <w:lang w:eastAsia="zh-CN"/>
-        </w:rPr>
-        <w:t>Best Student Game of Finland, Second Place</w:t>
-      </w:r>
-      <w:r>
-        <w:rPr>
-          <w:rFonts w:eastAsiaTheme="minorEastAsia"/>
-          <w:color w:val="808080" w:themeColor="background1" w:themeShade="80"/>
-          <w:lang w:eastAsia="zh-CN"/>
-        </w:rPr>
-        <w:t>, Bit1 Competition 2022</w:t>
-      </w:r>
-      <w:r>
-        <w:rPr>
-          <w:rFonts w:eastAsiaTheme="minorEastAsia"/>
-          <w:color w:val="808080" w:themeColor="background1" w:themeShade="80"/>
-          <w:lang w:eastAsia="zh-CN"/>
-        </w:rPr>
-        <w:t>.</w:t>
-      </w:r>
-      <w:r>
-        <w:rPr>
-          <w:rFonts w:eastAsiaTheme="minorEastAsia"/>
-          <w:color w:val="808080" w:themeColor="background1" w:themeShade="80"/>
-          <w:lang w:eastAsia="zh-CN"/>
-        </w:rPr>
-        <w:t xml:space="preserve"> “Y</w:t>
-      </w:r>
-      <w:r>
-        <w:rPr>
-          <w:rFonts w:eastAsiaTheme="minorEastAsia"/>
-          <w:color w:val="808080" w:themeColor="background1" w:themeShade="80"/>
-          <w:lang w:eastAsia="zh-CN"/>
-        </w:rPr>
-        <w:t>ou become who you kill</w:t>
-      </w:r>
-      <w:r>
-        <w:rPr>
-          <w:rFonts w:eastAsiaTheme="minorEastAsia"/>
-          <w:color w:val="808080" w:themeColor="background1" w:themeShade="80"/>
-          <w:lang w:eastAsia="zh-CN"/>
-        </w:rPr>
-        <w:t>”</w:t>
-      </w:r>
-    </w:p>
-    <w:p>
-      <w:pPr>
-        <w:pStyle w:val="ListParagraph"/>
-        <w:numPr>
-          <w:ilvl w:val="0"/>
-          <w:numId w:val="12"/>
-        </w:numPr>
-        <w:rPr>
-          <w:rFonts w:eastAsiaTheme="minorEastAsia"/>
-          <w:lang w:eastAsia="zh-CN"/>
-        </w:rPr>
-      </w:pPr>
-      <w:r>
-        <w:rPr>
-          <w:rFonts w:eastAsiaTheme="minorEastAsia"/>
-          <w:lang w:eastAsia="zh-CN"/>
-        </w:rPr>
-        <w:t xml:space="preserve">Developed the game in </w:t>
-      </w:r>
-      <w:r>
-        <w:rPr>
-          <w:rFonts w:eastAsiaTheme="minorEastAsia"/>
-          <w:b/>
-          <w:bCs/>
-          <w:lang w:eastAsia="zh-CN"/>
-        </w:rPr>
-        <w:t>Unity with C#</w:t>
-      </w:r>
-      <w:r>
-        <w:rPr>
-          <w:rFonts w:eastAsiaTheme="minorEastAsia"/>
-          <w:lang w:eastAsia="zh-CN"/>
-        </w:rPr>
-        <w:t>, writing clean</w:t>
-      </w:r>
-      <w:r>
-        <w:rPr>
-          <w:rFonts w:eastAsiaTheme="minorEastAsia" w:hint="eastAsia"/>
-          <w:lang w:eastAsia="zh-CN"/>
-        </w:rPr>
-        <w:t xml:space="preserve"> and modu</w:t>
-      </w:r>
-      <w:r>
-        <w:rPr>
-          <w:rFonts w:eastAsiaTheme="minorEastAsia"/>
-          <w:lang w:eastAsia="zh-CN"/>
-        </w:rPr>
-        <w:t>lar code to ensure maintainability</w:t>
-      </w:r>
-      <w:r>
-        <w:rPr>
-          <w:rFonts w:eastAsiaTheme="minorEastAsia" w:hint="eastAsia"/>
-          <w:lang w:eastAsia="zh-CN"/>
-        </w:rPr>
-        <w:t xml:space="preserve"> and </w:t>
-      </w:r>
-      <w:r>
-        <w:rPr>
-          <w:rFonts w:eastAsiaTheme="minorEastAsia"/>
-          <w:lang w:eastAsia="zh-CN"/>
-        </w:rPr>
-        <w:t>scalability, and ease of collaboration across the</w:t>
-      </w:r>
-      <w:r>
-        <w:rPr>
-          <w:rFonts w:eastAsiaTheme="minorEastAsia" w:hint="eastAsia"/>
-          <w:lang w:eastAsia="zh-CN"/>
-        </w:rPr>
-        <w:t xml:space="preserve"> </w:t>
-      </w:r>
-      <w:r>
-        <w:rPr>
-          <w:rFonts w:eastAsiaTheme="minorEastAsia"/>
-          <w:lang w:eastAsia="zh-CN"/>
-        </w:rPr>
-        <w:t>team.</w:t>
-      </w:r>
-    </w:p>
-    <w:p>
-      <w:pPr>
-        <w:pStyle w:val="ListParagraph"/>
-        <w:numPr>
-          <w:ilvl w:val="0"/>
-          <w:numId w:val="12"/>
-        </w:numPr>
-        <w:rPr>
-          <w:rFonts w:eastAsiaTheme="minorEastAsia"/>
-          <w:lang w:eastAsia="zh-CN"/>
-        </w:rPr>
-      </w:pPr>
-      <w:r>
-        <w:rPr>
-          <w:rFonts w:eastAsiaTheme="minorEastAsia"/>
-          <w:lang w:eastAsia="zh-CN"/>
-        </w:rPr>
-        <w:t xml:space="preserve">Programmed main gameplay content </w:t>
-      </w:r>
-      <w:proofErr w:type="gramStart"/>
-      <w:r>
-        <w:rPr>
-          <w:rFonts w:eastAsiaTheme="minorEastAsia"/>
-          <w:lang w:eastAsia="zh-CN"/>
-        </w:rPr>
-        <w:t>including</w:t>
-      </w:r>
-      <w:proofErr w:type="gramEnd"/>
-      <w:r>
-        <w:rPr>
-          <w:rFonts w:eastAsiaTheme="minorEastAsia"/>
-          <w:lang w:eastAsia="zh-CN"/>
-        </w:rPr>
-        <w:t xml:space="preserve"> character control, transformation logic, combat system,</w:t>
-      </w:r>
-      <w:r>
-        <w:rPr>
-          <w:rFonts w:eastAsiaTheme="minorEastAsia"/>
-          <w:lang w:eastAsia="zh-CN"/>
-        </w:rPr>
-        <w:t xml:space="preserve"> </w:t>
-      </w:r>
-      <w:r>
-        <w:rPr>
-          <w:rFonts w:eastAsiaTheme="minorEastAsia"/>
-          <w:b/>
-          <w:bCs/>
-          <w:lang w:eastAsia="zh-CN"/>
-        </w:rPr>
-        <w:t>logic/graphics</w:t>
-      </w:r>
-      <w:r>
-        <w:rPr>
-          <w:rFonts w:eastAsiaTheme="minorEastAsia"/>
-          <w:b/>
-          <w:bCs/>
-          <w:lang w:eastAsia="zh-CN"/>
-        </w:rPr>
-        <w:t xml:space="preserve"> of vision</w:t>
-      </w:r>
-      <w:r>
-        <w:rPr>
-          <w:rFonts w:eastAsiaTheme="minorEastAsia"/>
-          <w:lang w:eastAsia="zh-CN"/>
-        </w:rPr>
-        <w:t>, etc.</w:t>
-      </w:r>
-    </w:p>
-    <w:p>
-      <w:pPr>
-        <w:spacing w:before="2"/>
-        <w:ind w:left="420" w:right="644" w:firstLine="420"/>
-        <w:jc w:val="right"/>
-        <w:rPr>
-          <w:rFonts w:eastAsiaTheme="minorEastAsia" w:cs="Times New Roman"/>
-          <w:color w:val="231F20"/>
-          <w:w w:val="120"/>
-          <w:sz w:val="18"/>
-          <w:szCs w:val="16"/>
-          <w:lang w:eastAsia="zh-CN"/>
-        </w:rPr>
-      </w:pPr>
-      <w:r>
-        <w:rPr>
-          <w:rFonts w:eastAsiaTheme="minorEastAsia"/>
-          <w:sz w:val="21"/>
-          <w:szCs w:val="21"/>
-          <w:lang w:eastAsia="zh-CN"/>
-        </w:rPr>
-        <w:t>Find all my games</w:t>
-      </w:r>
-      <w:r>
-        <w:rPr>
-          <w:rFonts w:eastAsiaTheme="minorEastAsia"/>
-          <w:sz w:val="21"/>
-          <w:szCs w:val="21"/>
-          <w:lang w:eastAsia="zh-CN"/>
-        </w:rPr>
-        <w:t xml:space="preserve"> </w:t>
-      </w:r>
-      <w:r>
-        <w:rPr>
-          <w:rFonts w:eastAsiaTheme="minorEastAsia"/>
-          <w:sz w:val="21"/>
-          <w:szCs w:val="21"/>
-          <w:lang w:eastAsia="zh-CN"/>
-        </w:rPr>
-        <w:t>at</w:t>
-      </w:r>
-      <w:r>
-        <w:rPr>
-          <w:rFonts w:eastAsiaTheme="minorEastAsia"/>
-          <w:sz w:val="21"/>
-          <w:szCs w:val="21"/>
-          <w:lang w:eastAsia="zh-CN"/>
-        </w:rPr>
-        <w:t xml:space="preserve"> </w:t>
-      </w:r>
-      <w:hyperlink r:id="rId17" w:history="1">
-        <w:r>
-          <w:rPr>
-            <w:rStyle w:val="Hyperlink"/>
-            <w:rFonts w:eastAsiaTheme="minorEastAsia" w:cs="Times New Roman"/>
-            <w:w w:val="120"/>
-            <w:sz w:val="18"/>
-            <w:szCs w:val="16"/>
-            <w:lang w:eastAsia="zh-CN"/>
-          </w:rPr>
-          <w:t>https://neiljnda.github.io/</w:t>
-        </w:r>
-      </w:hyperlink>
-    </w:p>
-    <w:p>
-      <w:r>
-        <w:rPr>
-          <w:noProof/>
-        </w:rPr>
-        <w:drawing>
-          <wp:anchor distT="0" distB="0" distL="114300" distR="114300" simplePos="0" relativeHeight="251687936" behindDoc="0" locked="0" layoutInCell="1" allowOverlap="1" wp14:anchorId="3CE86765" wp14:editId="6FF07D68">
-            <wp:simplePos x="0" y="0"/>
-            <wp:positionH relativeFrom="margin">
-              <wp:posOffset>144194</wp:posOffset>
-            </wp:positionH>
-            <wp:positionV relativeFrom="paragraph">
-              <wp:posOffset>139700</wp:posOffset>
-            </wp:positionV>
-            <wp:extent cx="337624" cy="337624"/>
-            <wp:effectExtent l="0" t="0" r="5715" b="5715"/>
-            <wp:wrapNone/>
-            <wp:docPr id="89" name="Picture 89" descr="图标&#10;&#10;描述已自动生成"/>
-            <wp:cNvGraphicFramePr>
-              <a:graphicFrameLocks xmlns:a="http://schemas.openxmlformats.org/drawingml/2006/main" noChangeAspect="1"/>
-            </wp:cNvGraphicFramePr>
-            <a:graphic xmlns:a="http://schemas.openxmlformats.org/drawingml/2006/main">
-              <a:graphicData uri="http://schemas.openxmlformats.org/drawingml/2006/picture">
-                <pic:pic xmlns:pic="http://schemas.openxmlformats.org/drawingml/2006/picture">
-                  <pic:nvPicPr>
-                    <pic:cNvPr id="89" name="Picture 89" descr="图标&#10;&#10;描述已自动生成"/>
-                    <pic:cNvPicPr>
-                      <a:picLocks noChangeAspect="1" noChangeArrowheads="1"/>
-                    </pic:cNvPicPr>
-                  </pic:nvPicPr>
-                  <pic:blipFill>
-                    <a:blip r:embed="rId18" cstate="print">
-                      <a:extLst>
-                        <a:ext uri="{28A0092B-C50C-407E-A947-70E740481C1C}">
-                          <a14:useLocalDpi xmlns:a14="http://schemas.microsoft.com/office/drawing/2010/main" val="0"/>
-                        </a:ext>
-                      </a:extLst>
-                    </a:blip>
-                    <a:srcRect/>
-                    <a:stretch>
-                      <a:fillRect/>
-                    </a:stretch>
-                  </pic:blipFill>
-                  <pic:spPr bwMode="auto">
-                    <a:xfrm>
-                      <a:off x="0" y="0"/>
-                      <a:ext cx="337624" cy="337624"/>
-                    </a:xfrm>
-                    <a:prstGeom prst="rect">
-                      <a:avLst/>
-                    </a:prstGeom>
-                    <a:noFill/>
-                    <a:ln>
-                      <a:noFill/>
-                    </a:ln>
-                  </pic:spPr>
-                </pic:pic>
-              </a:graphicData>
-            </a:graphic>
-            <wp14:sizeRelH relativeFrom="margin">
-              <wp14:pctWidth>0</wp14:pctWidth>
-            </wp14:sizeRelH>
-            <wp14:sizeRelV relativeFrom="margin">
-              <wp14:pctHeight>0</wp14:pctHeight>
-            </wp14:sizeRelV>
-          </wp:anchor>
-        </w:drawing>
-      </w:r>
-    </w:p>
-    <w:p>
-      <w:pPr>
-        <w:ind w:left="420" w:firstLine="420"/>
-        <w:rPr>
-          <w:rFonts w:eastAsiaTheme="minorEastAsia"/>
-          <w:sz w:val="32"/>
-          <w:szCs w:val="32"/>
-          <w:lang w:eastAsia="zh-CN"/>
-        </w:rPr>
-      </w:pPr>
-      <w:r>
-        <w:rPr>
-          <w:noProof/>
-          <w:sz w:val="32"/>
-          <w:szCs w:val="32"/>
-        </w:rPr>
-        <mc:AlternateContent>
-          <mc:Choice Requires="wps">
-            <w:drawing>
-              <wp:anchor distT="0" distB="0" distL="0" distR="0" simplePos="0" relativeHeight="251685888" behindDoc="1" locked="0" layoutInCell="1" allowOverlap="1" wp14:anchorId="5868FE69" wp14:editId="2739D015">
-                <wp:simplePos x="0" y="0"/>
-                <wp:positionH relativeFrom="page">
-                  <wp:posOffset>720725</wp:posOffset>
-                </wp:positionH>
-                <wp:positionV relativeFrom="paragraph">
-                  <wp:posOffset>273685</wp:posOffset>
-                </wp:positionV>
-                <wp:extent cx="6587490" cy="1270"/>
-                <wp:effectExtent l="6350" t="12065" r="6985" b="5715"/>
-                <wp:wrapTopAndBottom/>
-                <wp:docPr id="76" name="Freeform: Shape 76"/>
-                <wp:cNvGraphicFramePr>
-                  <a:graphicFrameLocks xmlns:a="http://schemas.openxmlformats.org/drawingml/2006/main"/>
-                </wp:cNvGraphicFramePr>
-                <a:graphic xmlns:a="http://schemas.openxmlformats.org/drawingml/2006/main">
-                  <a:graphicData uri="http://schemas.microsoft.com/office/word/2010/wordprocessingShape">
-                    <wps:wsp>
-                      <wps:cNvSpPr>
-                        <a:spLocks/>
-                      </wps:cNvSpPr>
-                      <wps:spPr bwMode="auto">
-                        <a:xfrm>
-                          <a:off x="0" y="0"/>
-                          <a:ext cx="6587490" cy="1270"/>
-                        </a:xfrm>
-                        <a:custGeom>
-                          <a:avLst/>
-                          <a:gdLst>
-                            <a:gd name="T0" fmla="+- 0 1135 1135"/>
-                            <a:gd name="T1" fmla="*/ T0 w 10374"/>
-                            <a:gd name="T2" fmla="+- 0 11509 1135"/>
-                            <a:gd name="T3" fmla="*/ T2 w 10374"/>
-                          </a:gdLst>
-                          <a:ahLst/>
-                          <a:cxnLst>
-                            <a:cxn ang="0">
-                              <a:pos x="T1" y="0"/>
-                            </a:cxn>
-                            <a:cxn ang="0">
-                              <a:pos x="T3" y="0"/>
-                            </a:cxn>
-                          </a:cxnLst>
-                          <a:rect l="0" t="0" r="r" b="b"/>
-                          <a:pathLst>
-                            <a:path w="10374">
-                              <a:moveTo>
-                                <a:pt x="0" y="0"/>
-                              </a:moveTo>
-                              <a:lnTo>
-                                <a:pt x="10374" y="0"/>
-                              </a:lnTo>
-                            </a:path>
-                          </a:pathLst>
-                        </a:custGeom>
-                        <a:noFill/>
-                        <a:ln w="12700">
-                          <a:solidFill>
-                            <a:srgbClr val="231F20"/>
-                          </a:solidFill>
-                          <a:prstDash val="solid"/>
-                          <a:round/>
-                          <a:headEnd/>
-                          <a:tailEnd/>
-                        </a:ln>
-                        <a:extLst>
-                          <a:ext uri="{909E8E84-426E-40DD-AFC4-6F175D3DCCD1}">
-                            <a14:hiddenFill xmlns:a14="http://schemas.microsoft.com/office/drawing/2010/main">
-                              <a:solidFill>
-                                <a:srgbClr val="FFFFFF"/>
-                              </a:solidFill>
-                            </a14:hiddenFill>
-                          </a:ext>
-                        </a:extLst>
-                      </wps:spPr>
-                      <wps:bodyPr rot="0" vert="horz" wrap="square" lIns="91440" tIns="45720" rIns="91440" bIns="45720" anchor="t" anchorCtr="0" upright="1">
-                        <a:noAutofit/>
-                      </wps:bodyPr>
-                    </wps:wsp>
-                  </a:graphicData>
-                </a:graphic>
-                <wp14:sizeRelH relativeFrom="page">
-                  <wp14:pctWidth>0</wp14:pctWidth>
-                </wp14:sizeRelH>
-                <wp14:sizeRelV relativeFrom="page">
-                  <wp14:pctHeight>0</wp14:pctHeight>
-                </wp14:sizeRelV>
-              </wp:anchor>
-            </w:drawing>
-          </mc:Choice>
-          <mc:Fallback>
-            <w:pict>
-              <v:shape w14:anchorId="4933B63D" id="Freeform: Shape 76" o:spid="_x0000_s1026" style="position:absolute;margin-left:56.75pt;margin-top:21.55pt;width:518.7pt;height:.1pt;z-index:-251630592;visibility:visible;mso-wrap-style:square;mso-width-percent:0;mso-height-percent:0;mso-wrap-distance-left:0;mso-wrap-distance-top:0;mso-wrap-distance-right:0;mso-wrap-distance-bottom:0;mso-position-horizontal:absolute;mso-position-horizontal-relative:page;mso-position-vertical:absolute;mso-position-vertical-relative:text;mso-width-percent:0;mso-height-percent:0;mso-width-relative:page;mso-height-relative:page;v-text-anchor:top" coordsize="10374,1270" o:gfxdata="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" path="m,l10374,e" filled="f" strokecolor="#231f20" strokeweight="1pt">
-                <v:path arrowok="t" o:connecttype="custom" o:connectlocs="0,0;6587490,0" o:connectangles="0,0"/>
-                <w10:wrap type="topAndBottom" anchorx="page"/>
-              </v:shape>
-            </w:pict>
-          </mc:Fallback>
-        </mc:AlternateContent>
-      </w:r>
-      <w:r>
-        <w:rPr>
-          <w:sz w:val="32"/>
-          <w:szCs w:val="32"/>
-        </w:rPr>
-        <w:t>WORK EXPERIENCE</w:t>
-      </w:r>
-    </w:p>
-    <w:p>
-      <w:pPr>
-        <w:rPr>
-          <w:rFonts w:eastAsiaTheme="minorEastAsia"/>
-          <w:noProof/>
-          <w:lang w:eastAsia="zh-CN"/>
-        </w:rPr>
-      </w:pPr>
-    </w:p>
-    <w:p>
-      <w:pPr>
-        <w:ind w:left="1680" w:firstLine="420"/>
-        <w:rPr>
-          <w:rFonts w:eastAsiaTheme="minorEastAsia"/>
-          <w:i/>
-          <w:iCs/>
-          <w:lang w:eastAsia="zh-CN"/>
-        </w:rPr>
-      </w:pPr>
-      <w:r>
-        <w:rPr>
-          <w:rFonts w:eastAsiaTheme="minorEastAsia" w:hint="eastAsia"/>
-          <w:noProof/>
-          <w:sz w:val="32"/>
-          <w:szCs w:val="32"/>
-          <w:lang w:eastAsia="zh-CN"/>
-        </w:rPr>
-        <w:drawing>
-          <wp:anchor distT="0" distB="0" distL="114300" distR="114300" simplePos="0" relativeHeight="251782144" behindDoc="0" locked="0" layoutInCell="1" allowOverlap="1" wp14:anchorId="17107A07" wp14:editId="4837B165">
-            <wp:simplePos x="0" y="0"/>
-            <wp:positionH relativeFrom="column">
-              <wp:posOffset>487846</wp:posOffset>
-            </wp:positionH>
-            <wp:positionV relativeFrom="paragraph">
-              <wp:posOffset>10795</wp:posOffset>
-            </wp:positionV>
-            <wp:extent cx="557333" cy="502836"/>
-            <wp:effectExtent l="0" t="0" r="0" b="0"/>
-            <wp:wrapNone/>
-            <wp:docPr id="1622942485" name="图片 53"/>
-            <wp:cNvGraphicFramePr>
-              <a:graphicFrameLocks xmlns:a="http://schemas.openxmlformats.org/drawingml/2006/main" noChangeAspect="1"/>
-            </wp:cNvGraphicFramePr>
-            <a:graphic xmlns:a="http://schemas.openxmlformats.org/drawingml/2006/main">
-              <a:graphicData uri="http://schemas.openxmlformats.org/drawingml/2006/picture">
-                <pic:pic xmlns:pic="http://schemas.openxmlformats.org/drawingml/2006/picture">
-                  <pic:nvPicPr>
-                    <pic:cNvPr id="0" name="Picture 3"/>
-                    <pic:cNvPicPr>
-                      <a:picLocks noChangeAspect="1" noChangeArrowheads="1"/>
-                    </pic:cNvPicPr>
-                  </pic:nvPicPr>
-                  <pic:blipFill rotWithShape="1">
-                    <a:blip r:embed="rId19" cstate="print">
-                      <a:extLst>
-                        <a:ext uri="{28A0092B-C50C-407E-A947-70E740481C1C}">
-                          <a14:useLocalDpi xmlns:a14="http://schemas.microsoft.com/office/drawing/2010/main" val="0"/>
-                        </a:ext>
-                      </a:extLst>
-                    </a:blip>
-                    <a:srcRect l="12276" t="16789" r="14079" b="16733"/>
-                    <a:stretch/>
-                  </pic:blipFill>
-                  <pic:spPr bwMode="auto">
-                    <a:xfrm>
-                      <a:off x="0" y="0"/>
-                      <a:ext cx="557333" cy="502836"/>
-                    </a:xfrm>
-                    <a:prstGeom prst="rect">
-                      <a:avLst/>
-                    </a:prstGeom>
-                    <a:noFill/>
-                    <a:ln>
-                      <a:noFill/>
-                    </a:ln>
-                    <a:extLst>
-                      <a:ext uri="{53640926-AAD7-44D8-BBD7-CCE9431645EC}">
-                        <a14:shadowObscured xmlns:a14="http://schemas.microsoft.com/office/drawing/2010/main"/>
-                      </a:ext>
-                    </a:extLst>
-                  </pic:spPr>
-                </pic:pic>
-              </a:graphicData>
-            </a:graphic>
-            <wp14:sizeRelH relativeFrom="margin">
-              <wp14:pctWidth>0</wp14:pctWidth>
-            </wp14:sizeRelH>
-            <wp14:sizeRelV relativeFrom="margin">
-              <wp14:pctHeight>0</wp14:pctHeight>
-            </wp14:sizeRelV>
-          </wp:anchor>
-        </w:drawing>
-      </w:r>
-      <w:r>
-        <w:rPr>
-          <w:b/>
-          <w:bCs/>
-          <w:i/>
-          <w:iCs/>
-          <w:sz w:val="28"/>
-          <w:szCs w:val="28"/>
-        </w:rPr>
-        <w:t>Unity Developer</w:t>
-      </w:r>
-      <w:r>
-        <w:rPr>
-          <w:rFonts w:eastAsiaTheme="minorEastAsia"/>
-          <w:b/>
-          <w:bCs/>
-          <w:i/>
-          <w:iCs/>
-          <w:sz w:val="28"/>
-          <w:szCs w:val="28"/>
-          <w:lang w:eastAsia="zh-CN"/>
-        </w:rPr>
-        <w:tab/>
-      </w:r>
-      <w:r>
-        <w:rPr>
-          <w:rFonts w:eastAsiaTheme="minorEastAsia"/>
-          <w:b/>
-          <w:bCs/>
-          <w:i/>
-          <w:iCs/>
-          <w:sz w:val="28"/>
-          <w:szCs w:val="28"/>
-          <w:lang w:eastAsia="zh-CN"/>
-        </w:rPr>
-        <w:tab/>
-      </w:r>
-      <w:r>
-        <w:rPr>
-          <w:rFonts w:eastAsiaTheme="minorEastAsia"/>
-          <w:b/>
-          <w:bCs/>
-          <w:i/>
-          <w:iCs/>
-          <w:sz w:val="28"/>
-          <w:szCs w:val="28"/>
-          <w:lang w:eastAsia="zh-CN"/>
-        </w:rPr>
-        <w:tab/>
-      </w:r>
-      <w:r>
-        <w:rPr>
-          <w:rFonts w:eastAsiaTheme="minorEastAsia"/>
-          <w:b/>
-          <w:bCs/>
-          <w:i/>
-          <w:iCs/>
-          <w:sz w:val="28"/>
-          <w:szCs w:val="28"/>
-          <w:lang w:eastAsia="zh-CN"/>
-        </w:rPr>
-        <w:tab/>
-      </w:r>
-      <w:r>
-        <w:rPr>
-          <w:rFonts w:eastAsiaTheme="minorEastAsia"/>
-          <w:b/>
-          <w:bCs/>
-          <w:i/>
-          <w:iCs/>
-          <w:sz w:val="28"/>
-          <w:szCs w:val="28"/>
-          <w:lang w:eastAsia="zh-CN"/>
-        </w:rPr>
-        <w:tab/>
-      </w:r>
-      <w:r>
-        <w:rPr>
-          <w:rFonts w:eastAsiaTheme="minorEastAsia"/>
-          <w:b/>
-          <w:bCs/>
-          <w:i/>
-          <w:iCs/>
-          <w:sz w:val="28"/>
-          <w:szCs w:val="28"/>
-          <w:lang w:eastAsia="zh-CN"/>
-        </w:rPr>
-        <w:tab/>
-      </w:r>
-      <w:r>
-        <w:rPr>
-          <w:rFonts w:eastAsiaTheme="minorEastAsia"/>
-          <w:b/>
-          <w:bCs/>
-          <w:i/>
-          <w:iCs/>
-          <w:sz w:val="28"/>
-          <w:szCs w:val="28"/>
-          <w:lang w:eastAsia="zh-CN"/>
-        </w:rPr>
-        <w:tab/>
-      </w:r>
-      <w:r>
-        <w:rPr>
-          <w:rFonts w:eastAsiaTheme="minorEastAsia"/>
-          <w:b/>
-          <w:bCs/>
-          <w:i/>
-          <w:iCs/>
-          <w:sz w:val="28"/>
-          <w:szCs w:val="28"/>
-          <w:lang w:eastAsia="zh-CN"/>
-        </w:rPr>
-        <w:tab/>
-      </w:r>
-      <w:r>
-        <w:rPr>
-          <w:rFonts w:eastAsiaTheme="minorEastAsia"/>
-          <w:b/>
-          <w:bCs/>
-          <w:i/>
-          <w:iCs/>
-          <w:sz w:val="28"/>
-          <w:szCs w:val="28"/>
-          <w:lang w:eastAsia="zh-CN"/>
-        </w:rPr>
-        <w:tab/>
-      </w:r>
-      <w:r>
-        <w:rPr>
-          <w:rFonts w:eastAsiaTheme="minorEastAsia"/>
-          <w:b/>
-          <w:bCs/>
-          <w:i/>
-          <w:iCs/>
-          <w:sz w:val="28"/>
-          <w:szCs w:val="28"/>
-          <w:lang w:eastAsia="zh-CN"/>
-        </w:rPr>
-        <w:tab/>
-      </w:r>
-      <w:r>
-        <w:rPr>
-          <w:rFonts w:eastAsiaTheme="minorEastAsia"/>
-          <w:b/>
-          <w:bCs/>
-          <w:i/>
-          <w:iCs/>
-          <w:sz w:val="28"/>
-          <w:szCs w:val="28"/>
-          <w:lang w:eastAsia="zh-CN"/>
-        </w:rPr>
-        <w:tab/>
-      </w:r>
-      <w:r>
-        <w:rPr>
-          <w:rFonts w:eastAsiaTheme="minorEastAsia"/>
-          <w:b/>
-          <w:bCs/>
-          <w:i/>
-          <w:iCs/>
-          <w:sz w:val="28"/>
-          <w:szCs w:val="28"/>
-          <w:lang w:eastAsia="zh-CN"/>
-        </w:rPr>
-        <w:tab/>
-      </w:r>
-      <w:r>
-        <w:rPr>
-          <w:rFonts w:eastAsiaTheme="minorEastAsia"/>
-          <w:b/>
-          <w:bCs/>
-          <w:i/>
-          <w:iCs/>
-          <w:sz w:val="28"/>
-          <w:szCs w:val="28"/>
-          <w:lang w:eastAsia="zh-CN"/>
-        </w:rPr>
-        <w:tab/>
-      </w:r>
-      <w:r>
-        <w:rPr>
-          <w:rFonts w:eastAsiaTheme="minorEastAsia" w:hint="eastAsia"/>
-          <w:i/>
-          <w:iCs/>
-          <w:lang w:eastAsia="zh-CN"/>
-        </w:rPr>
-        <w:t>Feb</w:t>
-      </w:r>
-      <w:r>
-        <w:rPr>
-          <w:rFonts w:eastAsiaTheme="minorEastAsia"/>
-          <w:i/>
-          <w:iCs/>
-          <w:lang w:eastAsia="zh-CN"/>
-        </w:rPr>
-        <w:t>.</w:t>
-      </w:r>
-      <w:r>
-        <w:rPr>
-          <w:rFonts w:eastAsiaTheme="minorEastAsia" w:hint="eastAsia"/>
-          <w:i/>
-          <w:iCs/>
-          <w:lang w:eastAsia="zh-CN"/>
-        </w:rPr>
-        <w:t xml:space="preserve"> 2024</w:t>
-      </w:r>
-      <w:r>
-        <w:rPr>
-          <w:i/>
-          <w:iCs/>
-        </w:rPr>
-        <w:t xml:space="preserve"> -</w:t>
-      </w:r>
-      <w:r>
-        <w:rPr>
-          <w:i/>
-          <w:iCs/>
-        </w:rPr>
-        <w:t xml:space="preserve"> </w:t>
-      </w:r>
-      <w:r>
-        <w:rPr>
-          <w:rFonts w:eastAsiaTheme="minorEastAsia" w:hint="eastAsia"/>
-          <w:i/>
-          <w:iCs/>
-          <w:lang w:eastAsia="zh-CN"/>
-        </w:rPr>
-        <w:t>Mar</w:t>
-      </w:r>
-      <w:r>
-        <w:rPr>
-          <w:rFonts w:eastAsiaTheme="minorEastAsia" w:hint="eastAsia"/>
-          <w:i/>
-          <w:iCs/>
-          <w:lang w:eastAsia="zh-CN"/>
-        </w:rPr>
-        <w:t xml:space="preserve">. </w:t>
-      </w:r>
-      <w:r>
-        <w:rPr>
-          <w:rFonts w:eastAsiaTheme="minorEastAsia" w:hint="eastAsia"/>
-          <w:i/>
-          <w:iCs/>
-          <w:lang w:eastAsia="zh-CN"/>
-        </w:rPr>
-        <w:t>2025</w:t>
-      </w:r>
-    </w:p>
-    <w:p>
-      <w:pPr>
-        <w:ind w:left="1680" w:firstLine="420"/>
-        <w:rPr>
-          <w:rFonts w:eastAsiaTheme="minorEastAsia"/>
-          <w:sz w:val="28"/>
-          <w:szCs w:val="28"/>
-          <w:lang w:eastAsia="zh-CN"/>
-        </w:rPr>
-      </w:pPr>
-      <w:r>
-        <w:rPr>
-          <w:rFonts w:eastAsiaTheme="minorEastAsia"/>
-          <w:lang w:eastAsia="zh-CN"/>
-        </w:rPr>
-        <w:t>Mixed Reality</w:t>
-      </w:r>
-      <w:r>
-        <w:rPr>
-          <w:rFonts w:eastAsiaTheme="minorEastAsia" w:hint="eastAsia"/>
-          <w:lang w:eastAsia="zh-CN"/>
-        </w:rPr>
-        <w:t>, Microsoft</w:t>
-      </w:r>
-    </w:p>
-    <w:p>
-      <w:pPr>
-        <w:ind w:left="1680" w:firstLine="420"/>
-        <w:rPr>
-          <w:rFonts w:eastAsiaTheme="minorEastAsia"/>
-          <w:color w:val="808080" w:themeColor="background1" w:themeShade="80"/>
-          <w:lang w:eastAsia="zh-CN"/>
-        </w:rPr>
-      </w:pPr>
-      <w:r>
-        <w:rPr>
-          <w:rFonts w:eastAsiaTheme="minorEastAsia" w:hint="eastAsia"/>
-          <w:color w:val="808080" w:themeColor="background1" w:themeShade="80"/>
-          <w:lang w:eastAsia="zh-CN"/>
-        </w:rPr>
-        <w:t>R</w:t>
-      </w:r>
-      <w:r>
-        <w:rPr>
-          <w:rFonts w:eastAsiaTheme="minorEastAsia" w:hint="eastAsia"/>
-          <w:color w:val="808080" w:themeColor="background1" w:themeShade="80"/>
-          <w:lang w:eastAsia="zh-CN"/>
-        </w:rPr>
-        <w:t>e</w:t>
-      </w:r>
-      <w:r>
-        <w:rPr>
-          <w:rFonts w:eastAsiaTheme="minorEastAsia" w:hint="eastAsia"/>
-          <w:color w:val="808080" w:themeColor="background1" w:themeShade="80"/>
-          <w:lang w:eastAsia="zh-CN"/>
-        </w:rPr>
-        <w:t>search projects to deliver state-of-the-art products</w:t>
-      </w:r>
-    </w:p>
-    <w:p>
-      <w:pPr>
-        <w:ind w:left="840" w:rightChars="199" w:right="438"/>
-        <w:rPr>
-          <w:rFonts w:eastAsiaTheme="minorEastAsia"/>
-          <w:noProof/>
           <w:lang w:eastAsia="zh-CN"/>
         </w:rPr>
       </w:pPr>
@@ -2086,18 +3655,18 @@
         <mc:AlternateContent>
           <mc:Choice Requires="wpg">
             <w:drawing>
-              <wp:anchor distT="0" distB="0" distL="114300" distR="114300" simplePos="0" relativeHeight="251784192" behindDoc="0" locked="0" layoutInCell="1" allowOverlap="1" wp14:anchorId="74D2D41C" wp14:editId="0A26AC6C">
+              <wp:anchor distT="0" distB="0" distL="114300" distR="114300" simplePos="0" relativeHeight="251809792" behindDoc="0" locked="0" layoutInCell="1" allowOverlap="1" wp14:anchorId="3FADA0D4" wp14:editId="41DA5B13">
                 <wp:simplePos x="0" y="0"/>
                 <wp:positionH relativeFrom="column">
-                  <wp:posOffset>286074</wp:posOffset>
+                  <wp:posOffset>300567</wp:posOffset>
                 </wp:positionH>
                 <wp:positionV relativeFrom="paragraph">
-                  <wp:posOffset>66476</wp:posOffset>
+                  <wp:posOffset>52917</wp:posOffset>
                 </wp:positionV>
-                <wp:extent cx="45085" cy="380365"/>
-                <wp:effectExtent l="0" t="0" r="12065" b="19685"/>
+                <wp:extent cx="45085" cy="685797"/>
+                <wp:effectExtent l="0" t="0" r="0" b="635"/>
                 <wp:wrapNone/>
-                <wp:docPr id="1705894100" name="Group 139"/>
+                <wp:docPr id="1655146540" name="Group 139"/>
                 <wp:cNvGraphicFramePr/>
                 <a:graphic xmlns:a="http://schemas.openxmlformats.org/drawingml/2006/main">
                   <a:graphicData uri="http://schemas.microsoft.com/office/word/2010/wordprocessingGroup">
@@ -2106,18 +3675,18 @@
                       <wpg:grpSpPr>
                         <a:xfrm>
                           <a:off x="0" y="0"/>
-                          <a:ext cx="45085" cy="380365"/>
+                          <a:ext cx="45085" cy="685797"/>
                           <a:chOff x="-1626" y="0"/>
-                          <a:chExt cx="47345" cy="464541"/>
+                          <a:chExt cx="47345" cy="837567"/>
                         </a:xfrm>
                       </wpg:grpSpPr>
                       <wps:wsp>
-                        <wps:cNvPr id="708487711" name="Straight Connector 140"/>
+                        <wps:cNvPr id="1535038913" name="Straight Connector 140"/>
                         <wps:cNvCnPr/>
                         <wps:spPr>
                           <a:xfrm>
                             <a:off x="20841" y="9383"/>
-                            <a:ext cx="1680" cy="454419"/>
+                            <a:ext cx="0" cy="812676"/>
                           </a:xfrm>
                           <a:prstGeom prst="line">
                             <a:avLst/>
@@ -2146,7 +3715,7 @@
                         <wps:bodyPr/>
                       </wps:wsp>
                       <wps:wsp>
-                        <wps:cNvPr id="1657754249" name="Oval 141"/>
+                        <wps:cNvPr id="1840258106" name="Oval 141"/>
                         <wps:cNvSpPr/>
                         <wps:spPr>
                           <a:xfrm>
@@ -2184,12 +3753,50 @@
                         </wps:bodyPr>
                       </wps:wsp>
                       <wps:wsp>
-                        <wps:cNvPr id="740002821" name="Oval 143"/>
+                        <wps:cNvPr id="759707741" name="Oval 143"/>
                         <wps:cNvSpPr/>
                         <wps:spPr>
                           <a:xfrm>
                             <a:off x="0" y="418822"/>
                             <a:ext cx="45719" cy="45719"/>
+                          </a:xfrm>
+                          <a:prstGeom prst="ellipse">
+                            <a:avLst/>
+                          </a:prstGeom>
+                          <a:ln>
+                            <a:noFill/>
+                          </a:ln>
+                        </wps:spPr>
+                        <wps:style>
+                          <a:lnRef idx="2">
+                            <a:schemeClr val="accent1">
+                              <a:shade val="50000"/>
+                            </a:schemeClr>
+                          </a:lnRef>
+                          <a:fillRef idx="1">
+                            <a:schemeClr val="accent1"/>
+                          </a:fillRef>
+                          <a:effectRef idx="0">
+                            <a:schemeClr val="accent1"/>
+                          </a:effectRef>
+                          <a:fontRef idx="minor">
+                            <a:schemeClr val="lt1"/>
+                          </a:fontRef>
+                        </wps:style>
+                        <wps:bodyPr rot="0" spcFirstLastPara="0" vertOverflow="overflow" horzOverflow="overflow" vert="horz" wrap="square" lIns="91440" tIns="45720" rIns="91440" bIns="45720" numCol="1" spcCol="0" rtlCol="0" fromWordArt="0" anchor="ctr" anchorCtr="0" forceAA="0" compatLnSpc="1">
+                          <a:prstTxWarp prst="textNoShape">
+                            <a:avLst/>
+                          </a:prstTxWarp>
+                          <a:noAutofit/>
+                        </wps:bodyPr>
+                      </wps:wsp>
+                      <wps:wsp>
+                        <wps:cNvPr id="587869740" name="Oval 143"/>
+                        <wps:cNvSpPr/>
+                        <wps:spPr>
+                          <a:xfrm>
+                            <a:off x="0" y="791847"/>
+                            <a:ext cx="45719" cy="45720"/>
                           </a:xfrm>
                           <a:prstGeom prst="ellipse">
                             <a:avLst/>
@@ -2235,14 +3842,17 @@
           </mc:Choice>
           <mc:Fallback>
             <w:pict>
-              <v:group w14:anchorId="015E72CD" id="Group 139" o:spid="_x0000_s1026" style="position:absolute;margin-left:22.55pt;margin-top:5.25pt;width:3.55pt;height:29.95pt;z-index:251784192;mso-width-relative:margin;mso-height-relative:margin" coordorigin="-1626" coordsize="47345,464541" o:gfxdata="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">
-                <v:line id="Straight Connector 140" o:spid="_x0000_s1027" style="position:absolute;visibility:visible;mso-wrap-style:square" from="20841,9383" to="22521,463802" o:connectortype="straight" o:gfxdata="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" strokecolor="#00b0f0" strokeweight="1pt">
+              <v:group w14:anchorId="27338D6E" id="Group 139" o:spid="_x0000_s1026" style="position:absolute;margin-left:23.65pt;margin-top:4.15pt;width:3.55pt;height:54pt;z-index:251809792;mso-width-relative:margin;mso-height-relative:margin" coordorigin="-16" coordsize="473,8375" o:gfxdata="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">
+                <v:line id="Straight Connector 140" o:spid="_x0000_s1027" style="position:absolute;visibility:visible;mso-wrap-style:square" from="208,93" to="208,8220" o:connectortype="straight" o:gfxdata="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" strokecolor="#00b0f0" strokeweight="1pt">
                   <v:stroke dashstyle="1 1" joinstyle="miter"/>
                 </v:line>
-                <v:oval id="Oval 141" o:spid="_x0000_s1028" style="position:absolute;left:-1626;width:45719;height:45719;visibility:visible;mso-wrap-style:square;v-text-anchor:middle" o:gfxdata="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" fillcolor="#4472c4 [3204]" stroked="f" strokeweight="1pt">
+                <v:oval id="Oval 141" o:spid="_x0000_s1028" style="position:absolute;left:-16;width:456;height:457;visibility:visible;mso-wrap-style:square;v-text-anchor:middle" o:gfxdata="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" fillcolor="#4472c4 [3204]" stroked="f" strokeweight="1pt">
                   <v:stroke joinstyle="miter"/>
                 </v:oval>
-                <v:oval id="Oval 143" o:spid="_x0000_s1029" style="position:absolute;top:418822;width:45719;height:45719;visibility:visible;mso-wrap-style:square;v-text-anchor:middle" o:gfxdata="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" fillcolor="#4472c4 [3204]" stroked="f" strokeweight="1pt">
+                <v:oval id="Oval 143" o:spid="_x0000_s1029" style="position:absolute;top:4188;width:457;height:457;visibility:visible;mso-wrap-style:square;v-text-anchor:middle" o:gfxdata="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" fillcolor="#4472c4 [3204]" stroked="f" strokeweight="1pt">
+                  <v:stroke joinstyle="miter"/>
+                </v:oval>
+                <v:oval id="Oval 143" o:spid="_x0000_s1030" style="position:absolute;top:7918;width:457;height:457;visibility:visible;mso-wrap-style:square;v-text-anchor:middle" o:gfxdata="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" fillcolor="#4472c4 [3204]" stroked="f" strokeweight="1pt">
                   <v:stroke joinstyle="miter"/>
                 </v:oval>
               </v:group>
@@ -2252,67 +3862,332 @@
       </w:r>
       <w:r>
         <w:rPr>
-          <w:noProof/>
-          <w:lang w:eastAsia="zh-CN"/>
-        </w:rPr>
-        <w:t>Cross-platform VR Tools: Developed Unity-based AR-in-VR simulator for research, integrating holographic rendering, eye-tracking, night vision, etc.</w:t>
+          <w:rFonts w:eastAsiaTheme="minorEastAsia"/>
+          <w:b/>
+          <w:bCs/>
+          <w:lang w:eastAsia="zh-CN"/>
+        </w:rPr>
+        <w:t>Advanced Fluid &amp; Particle Simulation:</w:t>
+      </w:r>
+      <w:r>
+        <w:rPr>
+          <w:rFonts w:eastAsiaTheme="minorEastAsia"/>
+          <w:lang w:eastAsia="zh-CN"/>
+        </w:rPr>
+        <w:t xml:space="preserve"> Engineered a real-time interactive cloud system in </w:t>
+      </w:r>
+      <w:r>
+        <w:rPr>
+          <w:rFonts w:eastAsiaTheme="minorEastAsia"/>
+          <w:b/>
+          <w:bCs/>
+          <w:lang w:eastAsia="zh-CN"/>
+        </w:rPr>
+        <w:t>Unreal Engine</w:t>
+      </w:r>
+      <w:r>
+        <w:rPr>
+          <w:rFonts w:eastAsiaTheme="minorEastAsia"/>
+          <w:lang w:eastAsia="zh-CN"/>
+        </w:rPr>
+        <w:t xml:space="preserve"> using</w:t>
+      </w:r>
+      <w:r>
+        <w:rPr>
+          <w:rFonts w:eastAsiaTheme="minorEastAsia" w:hint="eastAsia"/>
+          <w:lang w:eastAsia="zh-CN"/>
+        </w:rPr>
+        <w:t xml:space="preserve"> GPU particles and custom </w:t>
+      </w:r>
+      <w:r>
+        <w:rPr>
+          <w:rFonts w:eastAsiaTheme="minorEastAsia"/>
+          <w:lang w:eastAsia="zh-CN"/>
+        </w:rPr>
+        <w:t xml:space="preserve">Position-Based Dynamics </w:t>
+      </w:r>
+      <w:r>
+        <w:rPr>
+          <w:rFonts w:eastAsiaTheme="minorEastAsia" w:hint="eastAsia"/>
+          <w:lang w:eastAsia="zh-CN"/>
+        </w:rPr>
+        <w:t>solver</w:t>
+      </w:r>
+      <w:r>
+        <w:rPr>
+          <w:rFonts w:eastAsiaTheme="minorEastAsia" w:hint="eastAsia"/>
+          <w:lang w:eastAsia="zh-CN"/>
+        </w:rPr>
+        <w:t xml:space="preserve">, </w:t>
+      </w:r>
+      <w:r>
+        <w:rPr>
+          <w:rFonts w:eastAsiaTheme="minorEastAsia"/>
+          <w:lang w:eastAsia="zh-CN"/>
+        </w:rPr>
+        <w:t>showcasing advanced graphics programming expertise.</w:t>
       </w:r>
     </w:p>
     <w:p>
       <w:pPr>
-        <w:ind w:left="420" w:rightChars="199" w:right="438" w:firstLine="420"/>
-        <w:rPr>
-          <w:rFonts w:eastAsiaTheme="minorEastAsia"/>
-          <w:noProof/>
-          <w:lang w:eastAsia="zh-CN"/>
-        </w:rPr>
-      </w:pPr>
-      <w:r>
-        <w:rPr>
-          <w:noProof/>
-          <w:lang w:eastAsia="zh-CN"/>
-        </w:rPr>
-        <w:t>HoloLens2 Applications: Engineered AR applications with gesture-based interactions.</w:t>
+        <w:spacing w:line="240" w:lineRule="atLeast"/>
+        <w:ind w:left="840"/>
+        <w:rPr>
+          <w:rFonts w:eastAsiaTheme="minorEastAsia"/>
+          <w:lang w:eastAsia="zh-CN"/>
+        </w:rPr>
+      </w:pPr>
+      <w:r>
+        <w:rPr>
+          <w:rFonts w:eastAsiaTheme="minorEastAsia"/>
+          <w:b/>
+          <w:bCs/>
+          <w:lang w:eastAsia="zh-CN"/>
+        </w:rPr>
+        <w:t>Volumetric Rendering</w:t>
+      </w:r>
+      <w:r>
+        <w:rPr>
+          <w:rFonts w:eastAsiaTheme="minorEastAsia" w:hint="eastAsia"/>
+          <w:b/>
+          <w:bCs/>
+          <w:lang w:eastAsia="zh-CN"/>
+        </w:rPr>
+        <w:t xml:space="preserve">: </w:t>
+      </w:r>
+      <w:r>
+        <w:rPr>
+          <w:rFonts w:eastAsiaTheme="minorEastAsia"/>
+          <w:lang w:eastAsia="zh-CN"/>
+        </w:rPr>
+        <w:t>Implemented</w:t>
+      </w:r>
+      <w:r>
+        <w:rPr>
+          <w:rFonts w:eastAsiaTheme="minorEastAsia" w:hint="eastAsia"/>
+          <w:lang w:eastAsia="zh-CN"/>
+        </w:rPr>
+        <w:t xml:space="preserve"> ray-marched material from rasterized</w:t>
+      </w:r>
+      <w:r>
+        <w:rPr>
+          <w:rFonts w:eastAsiaTheme="minorEastAsia" w:hint="eastAsia"/>
+          <w:lang w:eastAsia="zh-CN"/>
+        </w:rPr>
+        <w:t xml:space="preserve"> particle</w:t>
+      </w:r>
+      <w:r>
+        <w:rPr>
+          <w:rFonts w:eastAsiaTheme="minorEastAsia" w:hint="eastAsia"/>
+          <w:lang w:eastAsia="zh-CN"/>
+        </w:rPr>
+        <w:t xml:space="preserve"> data, supporting </w:t>
+      </w:r>
+      <w:r>
+        <w:rPr>
+          <w:rFonts w:eastAsiaTheme="minorEastAsia" w:hint="eastAsia"/>
+          <w:lang w:eastAsia="zh-CN"/>
+        </w:rPr>
+        <w:t>f</w:t>
+      </w:r>
+      <w:r>
+        <w:rPr>
+          <w:rFonts w:eastAsiaTheme="minorEastAsia"/>
+          <w:lang w:eastAsia="zh-CN"/>
+        </w:rPr>
+        <w:t xml:space="preserve">ake </w:t>
+      </w:r>
+      <w:r>
+        <w:rPr>
+          <w:rFonts w:eastAsiaTheme="minorEastAsia" w:hint="eastAsia"/>
+          <w:lang w:eastAsia="zh-CN"/>
+        </w:rPr>
+        <w:t>m</w:t>
+      </w:r>
+      <w:r>
+        <w:rPr>
+          <w:rFonts w:eastAsiaTheme="minorEastAsia"/>
+          <w:lang w:eastAsia="zh-CN"/>
+        </w:rPr>
+        <w:t xml:space="preserve">ultiple </w:t>
+      </w:r>
+      <w:r>
+        <w:rPr>
+          <w:rFonts w:eastAsiaTheme="minorEastAsia" w:hint="eastAsia"/>
+          <w:lang w:eastAsia="zh-CN"/>
+        </w:rPr>
+        <w:t>s</w:t>
+      </w:r>
+      <w:r>
+        <w:rPr>
+          <w:rFonts w:eastAsiaTheme="minorEastAsia"/>
+          <w:lang w:eastAsia="zh-CN"/>
+        </w:rPr>
+        <w:t>cattering</w:t>
+      </w:r>
+      <w:r>
+        <w:rPr>
+          <w:rFonts w:eastAsiaTheme="minorEastAsia" w:hint="eastAsia"/>
+          <w:lang w:eastAsia="zh-CN"/>
+        </w:rPr>
+        <w:t xml:space="preserve"> and powder effect.</w:t>
       </w:r>
     </w:p>
     <w:p>
       <w:pPr>
-        <w:ind w:left="420" w:rightChars="199" w:right="438" w:firstLine="420"/>
-        <w:rPr>
-          <w:rFonts w:eastAsiaTheme="minorEastAsia"/>
-          <w:lang w:eastAsia="zh-CN"/>
-        </w:rPr>
-      </w:pPr>
+        <w:spacing w:line="240" w:lineRule="atLeast"/>
+        <w:ind w:left="840"/>
+        <w:rPr>
+          <w:rFonts w:eastAsiaTheme="minorEastAsia" w:hint="eastAsia"/>
+          <w:lang w:eastAsia="zh-CN"/>
+        </w:rPr>
+      </w:pPr>
+      <w:r>
+        <w:rPr>
+          <w:rFonts w:eastAsiaTheme="minorEastAsia" w:hint="eastAsia"/>
+          <w:b/>
+          <w:bCs/>
+          <w:lang w:eastAsia="zh-CN"/>
+        </w:rPr>
+        <w:t>Performance Optimization</w:t>
+      </w:r>
+      <w:r>
+        <w:rPr>
+          <w:rFonts w:eastAsiaTheme="minorEastAsia" w:hint="eastAsia"/>
+          <w:lang w:eastAsia="zh-CN"/>
+        </w:rPr>
+        <w:t xml:space="preserve">: </w:t>
+      </w:r>
+      <w:r>
+        <w:rPr>
+          <w:rFonts w:eastAsiaTheme="minorEastAsia"/>
+          <w:lang w:eastAsia="zh-CN"/>
+        </w:rPr>
+        <w:t xml:space="preserve">Reduced computational </w:t>
+      </w:r>
+      <w:r>
+        <w:rPr>
+          <w:rFonts w:eastAsiaTheme="minorEastAsia" w:hint="eastAsia"/>
+          <w:lang w:eastAsia="zh-CN"/>
+        </w:rPr>
+        <w:t>cost</w:t>
+      </w:r>
+      <w:r>
+        <w:rPr>
+          <w:rFonts w:eastAsiaTheme="minorEastAsia"/>
+          <w:lang w:eastAsia="zh-CN"/>
+        </w:rPr>
+        <w:t xml:space="preserve"> </w:t>
+      </w:r>
+      <w:r>
+        <w:rPr>
+          <w:rFonts w:eastAsiaTheme="minorEastAsia" w:hint="eastAsia"/>
+          <w:lang w:eastAsia="zh-CN"/>
+        </w:rPr>
+        <w:t>by spatial partitioning t</w:t>
+      </w:r>
+      <w:r>
+        <w:rPr>
+          <w:rFonts w:eastAsiaTheme="minorEastAsia" w:hint="eastAsia"/>
+          <w:lang w:eastAsia="zh-CN"/>
+        </w:rPr>
+        <w:t>o achi</w:t>
+      </w:r>
+      <w:r>
+        <w:rPr>
+          <w:rFonts w:eastAsiaTheme="minorEastAsia"/>
+          <w:lang w:eastAsia="zh-CN"/>
+        </w:rPr>
+        <w:t>e</w:t>
+      </w:r>
+      <w:r>
+        <w:rPr>
+          <w:rFonts w:eastAsiaTheme="minorEastAsia" w:hint="eastAsia"/>
+          <w:lang w:eastAsia="zh-CN"/>
+        </w:rPr>
+        <w:t>ve</w:t>
+      </w:r>
+      <w:r>
+        <w:rPr>
+          <w:rFonts w:eastAsiaTheme="minorEastAsia"/>
+          <w:lang w:eastAsia="zh-CN"/>
+        </w:rPr>
+        <w:t xml:space="preserve"> 60 FPS on </w:t>
+      </w:r>
+      <w:r>
+        <w:rPr>
+          <w:rFonts w:eastAsiaTheme="minorEastAsia" w:hint="eastAsia"/>
+          <w:lang w:eastAsia="zh-CN"/>
+        </w:rPr>
+        <w:t xml:space="preserve">a </w:t>
+      </w:r>
+      <w:r>
+        <w:rPr>
+          <w:rFonts w:eastAsiaTheme="minorEastAsia"/>
+          <w:lang w:eastAsia="zh-CN"/>
+        </w:rPr>
+        <w:t>laptop</w:t>
+      </w:r>
+      <w:r>
+        <w:rPr>
+          <w:rFonts w:eastAsiaTheme="minorEastAsia" w:hint="eastAsia"/>
+          <w:lang w:eastAsia="zh-CN"/>
+        </w:rPr>
+        <w:t xml:space="preserve">, </w:t>
+      </w:r>
+      <w:r>
+        <w:rPr>
+          <w:rFonts w:eastAsiaTheme="minorEastAsia"/>
+          <w:lang w:eastAsia="zh-CN"/>
+        </w:rPr>
+        <w:t xml:space="preserve">demonstrating practical optimization for </w:t>
+      </w:r>
+      <w:r>
+        <w:rPr>
+          <w:rFonts w:eastAsiaTheme="minorEastAsia"/>
+          <w:b/>
+          <w:bCs/>
+          <w:lang w:eastAsia="zh-CN"/>
+        </w:rPr>
+        <w:t>resource-constrained environments</w:t>
+      </w:r>
+      <w:r>
+        <w:rPr>
+          <w:rFonts w:eastAsiaTheme="minorEastAsia"/>
+          <w:lang w:eastAsia="zh-CN"/>
+        </w:rPr>
+        <w:t>.</w:t>
+      </w:r>
     </w:p>
     <w:p>
       <w:pPr>
-        <w:ind w:left="1680" w:firstLine="420"/>
-        <w:rPr>
-          <w:rFonts w:eastAsiaTheme="minorEastAsia"/>
-          <w:i/>
-          <w:iCs/>
-          <w:lang w:eastAsia="zh-CN"/>
-        </w:rPr>
-      </w:pPr>
-      <w:r>
-        <w:rPr>
-          <w:rFonts w:eastAsiaTheme="minorEastAsia"/>
+        <w:ind w:left="420" w:firstLine="420"/>
+        <w:rPr>
+          <w:rFonts w:eastAsiaTheme="minorEastAsia"/>
+          <w:sz w:val="10"/>
+          <w:szCs w:val="10"/>
+          <w:lang w:eastAsia="zh-CN"/>
+        </w:rPr>
+      </w:pPr>
+      <w:r>
+        <w:rPr>
           <w:noProof/>
-          <w:lang w:eastAsia="zh-CN"/>
+          <w:sz w:val="32"/>
+          <w:szCs w:val="32"/>
         </w:rPr>
         <w:drawing>
-          <wp:anchor distT="0" distB="0" distL="114300" distR="114300" simplePos="0" relativeHeight="251781120" behindDoc="0" locked="0" layoutInCell="1" allowOverlap="1" wp14:anchorId="611EF640" wp14:editId="639ECD4F">
+          <wp:anchor distT="0" distB="0" distL="114300" distR="114300" simplePos="0" relativeHeight="251635712" behindDoc="0" locked="0" layoutInCell="1" allowOverlap="1" wp14:anchorId="2BD88969" wp14:editId="0BD605FA">
             <wp:simplePos x="0" y="0"/>
             <wp:positionH relativeFrom="column">
-              <wp:posOffset>546569</wp:posOffset>
+              <wp:posOffset>150495</wp:posOffset>
             </wp:positionH>
             <wp:positionV relativeFrom="paragraph">
-              <wp:posOffset>33020</wp:posOffset>
+              <wp:posOffset>77470</wp:posOffset>
             </wp:positionV>
-            <wp:extent cx="465081" cy="465081"/>
+            <wp:extent cx="312420" cy="312420"/>
             <wp:effectExtent l="0" t="0" r="0" b="0"/>
             <wp:wrapNone/>
-            <wp:docPr id="392477763" name="图片 52"/>
+            <wp:docPr id="91" name="Picture 91"/>
             <wp:cNvGraphicFramePr>
               <a:graphicFrameLocks xmlns:a="http://schemas.openxmlformats.org/drawingml/2006/main" noChangeAspect="1"/>
             </wp:cNvGraphicFramePr>
@@ -2320,13 +4195,13 @@
               <a:graphicData uri="http://schemas.openxmlformats.org/drawingml/2006/picture">
                 <pic:pic xmlns:pic="http://schemas.openxmlformats.org/drawingml/2006/picture">
                   <pic:nvPicPr>
-                    <pic:cNvPr id="0" name="Picture 2"/>
+                    <pic:cNvPr id="0" name="Picture 10"/>
                     <pic:cNvPicPr>
                       <a:picLocks noChangeAspect="1" noChangeArrowheads="1"/>
                     </pic:cNvPicPr>
                   </pic:nvPicPr>
                   <pic:blipFill>
-                    <a:blip r:embed="rId20" cstate="print">
+                    <a:blip r:embed="rId24" cstate="print">
                       <a:extLst>
                         <a:ext uri="{28A0092B-C50C-407E-A947-70E740481C1C}">
                           <a14:useLocalDpi xmlns:a14="http://schemas.microsoft.com/office/drawing/2010/main" val="0"/>
@@ -2341,7 +4216,7 @@
                   <pic:spPr bwMode="auto">
                     <a:xfrm>
                       <a:off x="0" y="0"/>
-                      <a:ext cx="465081" cy="465081"/>
+                      <a:ext cx="312420" cy="312420"/>
                     </a:xfrm>
                     <a:prstGeom prst="rect">
                       <a:avLst/>
@@ -2365,1234 +4240,12 @@
       </w:r>
       <w:r>
         <w:rPr>
-          <w:b/>
-          <w:bCs/>
-          <w:i/>
-          <w:iCs/>
-          <w:sz w:val="28"/>
-          <w:szCs w:val="28"/>
-        </w:rPr>
-        <w:t xml:space="preserve">AI Game Developer </w:t>
-      </w:r>
-      <w:r>
-        <w:rPr>
-          <w:b/>
-          <w:bCs/>
-          <w:i/>
-          <w:iCs/>
-          <w:sz w:val="28"/>
-          <w:szCs w:val="28"/>
-        </w:rPr>
-        <w:tab/>
-      </w:r>
-      <w:r>
-        <w:rPr>
-          <w:rFonts w:eastAsiaTheme="minorEastAsia"/>
-          <w:i/>
-          <w:iCs/>
-          <w:lang w:eastAsia="zh-CN"/>
-        </w:rPr>
-        <w:tab/>
-      </w:r>
-      <w:r>
-        <w:rPr>
-          <w:rFonts w:eastAsiaTheme="minorEastAsia"/>
-          <w:i/>
-          <w:iCs/>
-          <w:lang w:eastAsia="zh-CN"/>
-        </w:rPr>
-        <w:tab/>
-      </w:r>
-      <w:r>
-        <w:rPr>
-          <w:rFonts w:eastAsiaTheme="minorEastAsia"/>
-          <w:i/>
-          <w:iCs/>
-          <w:lang w:eastAsia="zh-CN"/>
-        </w:rPr>
-        <w:tab/>
-      </w:r>
-      <w:r>
-        <w:rPr>
-          <w:rFonts w:eastAsiaTheme="minorEastAsia"/>
-          <w:i/>
-          <w:iCs/>
-          <w:lang w:eastAsia="zh-CN"/>
-        </w:rPr>
-        <w:tab/>
-      </w:r>
-      <w:r>
-        <w:rPr>
-          <w:rFonts w:eastAsiaTheme="minorEastAsia"/>
-          <w:i/>
-          <w:iCs/>
-          <w:lang w:eastAsia="zh-CN"/>
-        </w:rPr>
-        <w:tab/>
-      </w:r>
-      <w:r>
-        <w:rPr>
-          <w:rFonts w:eastAsiaTheme="minorEastAsia"/>
-          <w:i/>
-          <w:iCs/>
-          <w:lang w:eastAsia="zh-CN"/>
-        </w:rPr>
-        <w:tab/>
-      </w:r>
-      <w:r>
-        <w:rPr>
-          <w:rFonts w:eastAsiaTheme="minorEastAsia"/>
-          <w:i/>
-          <w:iCs/>
-          <w:lang w:eastAsia="zh-CN"/>
-        </w:rPr>
-        <w:tab/>
-      </w:r>
-      <w:r>
-        <w:rPr>
-          <w:rFonts w:eastAsiaTheme="minorEastAsia"/>
-          <w:i/>
-          <w:iCs/>
-          <w:lang w:eastAsia="zh-CN"/>
-        </w:rPr>
-        <w:tab/>
-      </w:r>
-      <w:r>
-        <w:rPr>
-          <w:rFonts w:eastAsiaTheme="minorEastAsia"/>
-          <w:i/>
-          <w:iCs/>
-          <w:lang w:eastAsia="zh-CN"/>
-        </w:rPr>
-        <w:tab/>
-      </w:r>
-      <w:r>
-        <w:rPr>
-          <w:rFonts w:eastAsiaTheme="minorEastAsia"/>
-          <w:i/>
-          <w:iCs/>
-          <w:lang w:eastAsia="zh-CN"/>
-        </w:rPr>
-        <w:tab/>
-      </w:r>
-      <w:r>
-        <w:rPr>
-          <w:rFonts w:eastAsiaTheme="minorEastAsia" w:hint="eastAsia"/>
-          <w:i/>
-          <w:iCs/>
-          <w:lang w:eastAsia="zh-CN"/>
-        </w:rPr>
-        <w:t>Sep</w:t>
-      </w:r>
-      <w:r>
-        <w:rPr>
-          <w:rFonts w:eastAsiaTheme="minorEastAsia"/>
-          <w:i/>
-          <w:iCs/>
-          <w:lang w:eastAsia="zh-CN"/>
-        </w:rPr>
-        <w:t>.</w:t>
-      </w:r>
-      <w:r>
-        <w:rPr>
-          <w:rFonts w:eastAsiaTheme="minorEastAsia" w:hint="eastAsia"/>
-          <w:i/>
-          <w:iCs/>
-          <w:lang w:eastAsia="zh-CN"/>
-        </w:rPr>
-        <w:t xml:space="preserve"> 2023</w:t>
-      </w:r>
-      <w:r>
-        <w:rPr>
-          <w:i/>
-          <w:iCs/>
-        </w:rPr>
-        <w:t xml:space="preserve"> -</w:t>
-      </w:r>
-      <w:r>
-        <w:rPr>
-          <w:i/>
-          <w:iCs/>
+          <w:rFonts w:eastAsiaTheme="minorEastAsia"/>
+          <w:sz w:val="10"/>
+          <w:szCs w:val="10"/>
+          <w:lang w:eastAsia="zh-CN"/>
         </w:rPr>
         <w:t xml:space="preserve"> </w:t>
-      </w:r>
-      <w:r>
-        <w:rPr>
-          <w:rFonts w:eastAsiaTheme="minorEastAsia" w:hint="eastAsia"/>
-          <w:i/>
-          <w:iCs/>
-          <w:lang w:eastAsia="zh-CN"/>
-        </w:rPr>
-        <w:t>Apr. 2024</w:t>
-      </w:r>
-    </w:p>
-    <w:p>
-      <w:pPr>
-        <w:ind w:left="1680" w:firstLine="420"/>
-        <w:rPr>
-          <w:rFonts w:eastAsiaTheme="minorEastAsia"/>
-          <w:sz w:val="28"/>
-          <w:szCs w:val="28"/>
-          <w:lang w:eastAsia="zh-CN"/>
-        </w:rPr>
-      </w:pPr>
-      <w:r>
-        <w:rPr>
-          <w:rFonts w:eastAsiaTheme="minorEastAsia"/>
-          <w:lang w:eastAsia="zh-CN"/>
-        </w:rPr>
-        <w:t>AI-Driven Open World Engine</w:t>
-      </w:r>
-      <w:r>
-        <w:rPr>
-          <w:rFonts w:eastAsiaTheme="minorEastAsia"/>
-          <w:lang w:eastAsia="zh-CN"/>
-        </w:rPr>
-        <w:t xml:space="preserve">, </w:t>
-      </w:r>
-      <w:proofErr w:type="spellStart"/>
-      <w:r>
-        <w:rPr>
-          <w:rFonts w:eastAsiaTheme="minorEastAsia" w:hint="eastAsia"/>
-          <w:lang w:eastAsia="zh-CN"/>
-        </w:rPr>
-        <w:t>Microfeel</w:t>
-      </w:r>
-      <w:proofErr w:type="spellEnd"/>
-    </w:p>
-    <w:p>
-      <w:pPr>
-        <w:ind w:left="1680" w:firstLine="420"/>
-        <w:rPr>
-          <w:rFonts w:eastAsiaTheme="minorEastAsia"/>
-          <w:color w:val="808080" w:themeColor="background1" w:themeShade="80"/>
-          <w:lang w:eastAsia="zh-CN"/>
-        </w:rPr>
-      </w:pPr>
-      <w:r>
-        <w:rPr>
-          <w:rFonts w:eastAsiaTheme="minorEastAsia" w:hint="eastAsia"/>
-          <w:color w:val="808080" w:themeColor="background1" w:themeShade="80"/>
-          <w:lang w:eastAsia="zh-CN"/>
-        </w:rPr>
-        <w:t>Start-up company focusing on G</w:t>
-      </w:r>
-      <w:r>
-        <w:rPr>
-          <w:rFonts w:eastAsiaTheme="minorEastAsia"/>
-          <w:color w:val="808080" w:themeColor="background1" w:themeShade="80"/>
-          <w:lang w:eastAsia="zh-CN"/>
-        </w:rPr>
-        <w:t xml:space="preserve">enerative AI </w:t>
-      </w:r>
-      <w:r>
-        <w:rPr>
-          <w:rFonts w:eastAsiaTheme="minorEastAsia" w:hint="eastAsia"/>
-          <w:color w:val="808080" w:themeColor="background1" w:themeShade="80"/>
-          <w:lang w:eastAsia="zh-CN"/>
-        </w:rPr>
-        <w:t>and UGC</w:t>
-      </w:r>
-      <w:r>
-        <w:rPr>
-          <w:rFonts w:eastAsiaTheme="minorEastAsia"/>
-          <w:color w:val="808080" w:themeColor="background1" w:themeShade="80"/>
-          <w:lang w:eastAsia="zh-CN"/>
-        </w:rPr>
-        <w:t xml:space="preserve"> in Games</w:t>
-      </w:r>
-    </w:p>
-    <w:p>
-      <w:pPr>
-        <w:ind w:left="420" w:rightChars="199" w:right="438" w:firstLine="420"/>
-        <w:rPr>
-          <w:rFonts w:eastAsiaTheme="minorEastAsia"/>
-          <w:lang w:eastAsia="zh-CN"/>
-        </w:rPr>
-      </w:pPr>
-      <w:r>
-        <w:rPr>
-          <w:noProof/>
-          <w:lang w:eastAsia="zh-CN"/>
-        </w:rPr>
-        <mc:AlternateContent>
-          <mc:Choice Requires="wpg">
-            <w:drawing>
-              <wp:anchor distT="0" distB="0" distL="114300" distR="114300" simplePos="0" relativeHeight="251780096" behindDoc="0" locked="0" layoutInCell="1" allowOverlap="1" wp14:anchorId="600D31CF" wp14:editId="6D4AA4BD">
-                <wp:simplePos x="0" y="0"/>
-                <wp:positionH relativeFrom="column">
-                  <wp:posOffset>283544</wp:posOffset>
-                </wp:positionH>
-                <wp:positionV relativeFrom="paragraph">
-                  <wp:posOffset>50765</wp:posOffset>
-                </wp:positionV>
-                <wp:extent cx="45719" cy="210144"/>
-                <wp:effectExtent l="0" t="0" r="12065" b="0"/>
-                <wp:wrapNone/>
-                <wp:docPr id="119781499" name="Group 139"/>
-                <wp:cNvGraphicFramePr/>
-                <a:graphic xmlns:a="http://schemas.openxmlformats.org/drawingml/2006/main">
-                  <a:graphicData uri="http://schemas.microsoft.com/office/word/2010/wordprocessingGroup">
-                    <wpg:wgp>
-                      <wpg:cNvGrpSpPr/>
-                      <wpg:grpSpPr>
-                        <a:xfrm>
-                          <a:off x="0" y="0"/>
-                          <a:ext cx="45719" cy="210144"/>
-                          <a:chOff x="-1626" y="0"/>
-                          <a:chExt cx="47345" cy="256241"/>
-                        </a:xfrm>
-                      </wpg:grpSpPr>
-                      <wps:wsp>
-                        <wps:cNvPr id="326298046" name="Straight Connector 140"/>
-                        <wps:cNvCnPr>
-                          <a:endCxn id="93738574" idx="0"/>
-                        </wps:cNvCnPr>
-                        <wps:spPr>
-                          <a:xfrm>
-                            <a:off x="20529" y="9383"/>
-                            <a:ext cx="1991" cy="201140"/>
-                          </a:xfrm>
-                          <a:prstGeom prst="line">
-                            <a:avLst/>
-                          </a:prstGeom>
-                          <a:ln w="12700">
-                            <a:solidFill>
-                              <a:srgbClr val="00B0F0"/>
-                            </a:solidFill>
-                            <a:prstDash val="sysDot"/>
-                          </a:ln>
-                        </wps:spPr>
-                        <wps:style>
-                          <a:lnRef idx="1">
-                            <a:schemeClr val="dk1"/>
-                          </a:lnRef>
-                          <a:fillRef idx="0">
-                            <a:schemeClr val="dk1"/>
-                          </a:fillRef>
-                          <a:effectRef idx="0">
-                            <a:schemeClr val="dk1"/>
-                          </a:effectRef>
-                          <a:fontRef idx="minor">
-                            <a:schemeClr val="tx1"/>
-                          </a:fontRef>
-                        </wps:style>
-                        <wps:bodyPr/>
-                      </wps:wsp>
-                      <wps:wsp>
-                        <wps:cNvPr id="1086328385" name="Oval 141"/>
-                        <wps:cNvSpPr/>
-                        <wps:spPr>
-                          <a:xfrm>
-                            <a:off x="-1626" y="0"/>
-                            <a:ext cx="45719" cy="45719"/>
-                          </a:xfrm>
-                          <a:prstGeom prst="ellipse">
-                            <a:avLst/>
-                          </a:prstGeom>
-                          <a:ln>
-                            <a:noFill/>
-                          </a:ln>
-                        </wps:spPr>
-                        <wps:style>
-                          <a:lnRef idx="2">
-                            <a:schemeClr val="accent1">
-                              <a:shade val="50000"/>
-                            </a:schemeClr>
-                          </a:lnRef>
-                          <a:fillRef idx="1">
-                            <a:schemeClr val="accent1"/>
-                          </a:fillRef>
-                          <a:effectRef idx="0">
-                            <a:schemeClr val="accent1"/>
-                          </a:effectRef>
-                          <a:fontRef idx="minor">
-                            <a:schemeClr val="lt1"/>
-                          </a:fontRef>
-                        </wps:style>
-                        <wps:bodyPr rot="0" spcFirstLastPara="0" vertOverflow="overflow" horzOverflow="overflow" vert="horz" wrap="square" lIns="91440" tIns="45720" rIns="91440" bIns="45720" numCol="1" spcCol="0" rtlCol="0" fromWordArt="0" anchor="ctr" anchorCtr="0" forceAA="0" compatLnSpc="1">
-                          <a:prstTxWarp prst="textNoShape">
-                            <a:avLst/>
-                          </a:prstTxWarp>
-                          <a:noAutofit/>
-                        </wps:bodyPr>
-                      </wps:wsp>
-                      <wps:wsp>
-                        <wps:cNvPr id="93738574" name="Oval 143"/>
-                        <wps:cNvSpPr/>
-                        <wps:spPr>
-                          <a:xfrm>
-                            <a:off x="0" y="210522"/>
-                            <a:ext cx="45719" cy="45719"/>
-                          </a:xfrm>
-                          <a:prstGeom prst="ellipse">
-                            <a:avLst/>
-                          </a:prstGeom>
-                          <a:ln>
-                            <a:noFill/>
-                          </a:ln>
-                        </wps:spPr>
-                        <wps:style>
-                          <a:lnRef idx="2">
-                            <a:schemeClr val="accent1">
-                              <a:shade val="50000"/>
-                            </a:schemeClr>
-                          </a:lnRef>
-                          <a:fillRef idx="1">
-                            <a:schemeClr val="accent1"/>
-                          </a:fillRef>
-                          <a:effectRef idx="0">
-                            <a:schemeClr val="accent1"/>
-                          </a:effectRef>
-                          <a:fontRef idx="minor">
-                            <a:schemeClr val="lt1"/>
-                          </a:fontRef>
-                        </wps:style>
-                        <wps:bodyPr rot="0" spcFirstLastPara="0" vertOverflow="overflow" horzOverflow="overflow" vert="horz" wrap="square" lIns="91440" tIns="45720" rIns="91440" bIns="45720" numCol="1" spcCol="0" rtlCol="0" fromWordArt="0" anchor="ctr" anchorCtr="0" forceAA="0" compatLnSpc="1">
-                          <a:prstTxWarp prst="textNoShape">
-                            <a:avLst/>
-                          </a:prstTxWarp>
-                          <a:noAutofit/>
-                        </wps:bodyPr>
-                      </wps:wsp>
-                    </wpg:wgp>
-                  </a:graphicData>
-                </a:graphic>
-                <wp14:sizeRelH relativeFrom="margin">
-                  <wp14:pctWidth>0</wp14:pctWidth>
-                </wp14:sizeRelH>
-                <wp14:sizeRelV relativeFrom="margin">
-                  <wp14:pctHeight>0</wp14:pctHeight>
-                </wp14:sizeRelV>
-              </wp:anchor>
-            </w:drawing>
-          </mc:Choice>
-          <mc:Fallback>
-            <w:pict>
-              <v:group w14:anchorId="75D2F9AE" id="Group 139" o:spid="_x0000_s1026" style="position:absolute;margin-left:22.35pt;margin-top:4pt;width:3.6pt;height:16.55pt;z-index:251780096;mso-width-relative:margin;mso-height-relative:margin" coordorigin="-1626" coordsize="47345,256241" o:gfxdata="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">
-                <v:line id="Straight Connector 140" o:spid="_x0000_s1027" style="position:absolute;visibility:visible;mso-wrap-style:square" from="20529,9383" to="22520,210523" o:connectortype="straight" o:gfxdata="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" strokecolor="#00b0f0" strokeweight="1pt">
-                  <v:stroke dashstyle="1 1" joinstyle="miter"/>
-                </v:line>
-                <v:oval id="Oval 141" o:spid="_x0000_s1028" style="position:absolute;left:-1626;width:45719;height:45719;visibility:visible;mso-wrap-style:square;v-text-anchor:middle" o:gfxdata="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" fillcolor="#4472c4 [3204]" stroked="f" strokeweight="1pt">
-                  <v:stroke joinstyle="miter"/>
-                </v:oval>
-                <v:oval id="Oval 143" o:spid="_x0000_s1029" style="position:absolute;top:210522;width:45719;height:45719;visibility:visible;mso-wrap-style:square;v-text-anchor:middle" o:gfxdata="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" fillcolor="#4472c4 [3204]" stroked="f" strokeweight="1pt">
-                  <v:stroke joinstyle="miter"/>
-                </v:oval>
-              </v:group>
-            </w:pict>
-          </mc:Fallback>
-        </mc:AlternateContent>
-      </w:r>
-      <w:r>
-        <w:rPr>
-          <w:rFonts w:eastAsiaTheme="minorEastAsia"/>
-          <w:lang w:eastAsia="zh-CN"/>
-        </w:rPr>
-        <w:t xml:space="preserve">Implemented </w:t>
-      </w:r>
-      <w:r>
-        <w:rPr>
-          <w:rFonts w:eastAsiaTheme="minorEastAsia"/>
-          <w:lang w:eastAsia="zh-CN"/>
-        </w:rPr>
-        <w:t xml:space="preserve">AI </w:t>
-      </w:r>
-      <w:r>
-        <w:rPr>
-          <w:rFonts w:eastAsiaTheme="minorEastAsia"/>
-          <w:b/>
-          <w:bCs/>
-          <w:lang w:eastAsia="zh-CN"/>
-        </w:rPr>
-        <w:t>procedural building generation</w:t>
-      </w:r>
-      <w:r>
-        <w:rPr>
-          <w:rFonts w:eastAsiaTheme="minorEastAsia"/>
-          <w:lang w:eastAsia="zh-CN"/>
-        </w:rPr>
-        <w:t xml:space="preserve"> using LLMs in Unreal.</w:t>
-      </w:r>
-    </w:p>
-    <w:p>
-      <w:pPr>
-        <w:ind w:left="420" w:rightChars="199" w:right="438" w:firstLine="420"/>
-        <w:rPr>
-          <w:rFonts w:eastAsiaTheme="minorEastAsia"/>
-          <w:lang w:eastAsia="zh-CN"/>
-        </w:rPr>
-      </w:pPr>
-      <w:r>
-        <w:rPr>
-          <w:rFonts w:eastAsiaTheme="minorEastAsia"/>
-          <w:lang w:eastAsia="zh-CN"/>
-        </w:rPr>
-        <w:t>Pioneered 3D Gaussian Splatting</w:t>
-      </w:r>
-      <w:r>
-        <w:rPr>
-          <w:rFonts w:eastAsiaTheme="minorEastAsia" w:hint="eastAsia"/>
-          <w:lang w:eastAsia="zh-CN"/>
-        </w:rPr>
-        <w:t xml:space="preserve"> rendering</w:t>
-      </w:r>
-      <w:r>
-        <w:rPr>
-          <w:rFonts w:eastAsiaTheme="minorEastAsia"/>
-          <w:lang w:eastAsia="zh-CN"/>
-        </w:rPr>
-        <w:t xml:space="preserve"> in Unity for real-time photorealistic scene reconstruction.</w:t>
-      </w:r>
-    </w:p>
-    <w:p>
-      <w:pPr>
-        <w:rPr>
-          <w:rFonts w:eastAsiaTheme="minorEastAsia"/>
-          <w:lang w:eastAsia="zh-CN"/>
-        </w:rPr>
-      </w:pPr>
-      <w:r>
-        <w:rPr>
-          <w:rFonts w:eastAsiaTheme="minorEastAsia"/>
-          <w:noProof/>
-          <w:lang w:eastAsia="zh-CN"/>
-        </w:rPr>
-        <w:drawing>
-          <wp:anchor distT="0" distB="0" distL="114300" distR="114300" simplePos="0" relativeHeight="251785216" behindDoc="0" locked="0" layoutInCell="1" allowOverlap="1" wp14:anchorId="5077FF9F" wp14:editId="4EFF7938">
-            <wp:simplePos x="0" y="0"/>
-            <wp:positionH relativeFrom="column">
-              <wp:posOffset>454160</wp:posOffset>
-            </wp:positionH>
-            <wp:positionV relativeFrom="paragraph">
-              <wp:posOffset>76211</wp:posOffset>
-            </wp:positionV>
-            <wp:extent cx="720090" cy="579002"/>
-            <wp:effectExtent l="0" t="0" r="3810" b="0"/>
-            <wp:wrapNone/>
-            <wp:docPr id="2143366146" name="图片 54"/>
-            <wp:cNvGraphicFramePr>
-              <a:graphicFrameLocks xmlns:a="http://schemas.openxmlformats.org/drawingml/2006/main" noChangeAspect="1"/>
-            </wp:cNvGraphicFramePr>
-            <a:graphic xmlns:a="http://schemas.openxmlformats.org/drawingml/2006/main">
-              <a:graphicData uri="http://schemas.openxmlformats.org/drawingml/2006/picture">
-                <pic:pic xmlns:pic="http://schemas.openxmlformats.org/drawingml/2006/picture">
-                  <pic:nvPicPr>
-                    <pic:cNvPr id="0" name="Picture 4"/>
-                    <pic:cNvPicPr>
-                      <a:picLocks noChangeAspect="1" noChangeArrowheads="1"/>
-                    </pic:cNvPicPr>
-                  </pic:nvPicPr>
-                  <pic:blipFill rotWithShape="1">
-                    <a:blip r:embed="rId21" cstate="print">
-                      <a:extLst>
-                        <a:ext uri="{28A0092B-C50C-407E-A947-70E740481C1C}">
-                          <a14:useLocalDpi xmlns:a14="http://schemas.microsoft.com/office/drawing/2010/main" val="0"/>
-                        </a:ext>
-                      </a:extLst>
-                    </a:blip>
-                    <a:srcRect b="14457"/>
-                    <a:stretch/>
-                  </pic:blipFill>
-                  <pic:spPr bwMode="auto">
-                    <a:xfrm>
-                      <a:off x="0" y="0"/>
-                      <a:ext cx="720223" cy="579109"/>
-                    </a:xfrm>
-                    <a:prstGeom prst="rect">
-                      <a:avLst/>
-                    </a:prstGeom>
-                    <a:noFill/>
-                    <a:ln>
-                      <a:noFill/>
-                    </a:ln>
-                    <a:extLst>
-                      <a:ext uri="{53640926-AAD7-44D8-BBD7-CCE9431645EC}">
-                        <a14:shadowObscured xmlns:a14="http://schemas.microsoft.com/office/drawing/2010/main"/>
-                      </a:ext>
-                    </a:extLst>
-                  </pic:spPr>
-                </pic:pic>
-              </a:graphicData>
-            </a:graphic>
-            <wp14:sizeRelH relativeFrom="margin">
-              <wp14:pctWidth>0</wp14:pctWidth>
-            </wp14:sizeRelH>
-            <wp14:sizeRelV relativeFrom="margin">
-              <wp14:pctHeight>0</wp14:pctHeight>
-            </wp14:sizeRelV>
-          </wp:anchor>
-        </w:drawing>
-      </w:r>
-    </w:p>
-    <w:p>
-      <w:pPr>
-        <w:ind w:left="1680" w:firstLine="420"/>
-        <w:rPr>
-          <w:rFonts w:eastAsiaTheme="minorEastAsia"/>
-          <w:i/>
-          <w:iCs/>
-          <w:lang w:eastAsia="zh-CN"/>
-        </w:rPr>
-      </w:pPr>
-      <w:r>
-        <w:rPr>
-          <w:b/>
-          <w:bCs/>
-          <w:i/>
-          <w:iCs/>
-          <w:sz w:val="28"/>
-          <w:szCs w:val="28"/>
-        </w:rPr>
-        <w:t>Game Designer Intern</w:t>
-      </w:r>
-      <w:r>
-        <w:rPr>
-          <w:i/>
-          <w:iCs/>
-        </w:rPr>
-        <w:t xml:space="preserve"> </w:t>
-      </w:r>
-      <w:r>
-        <w:rPr>
-          <w:rFonts w:eastAsiaTheme="minorEastAsia"/>
-          <w:i/>
-          <w:iCs/>
-          <w:lang w:eastAsia="zh-CN"/>
-        </w:rPr>
-        <w:tab/>
-      </w:r>
-      <w:r>
-        <w:rPr>
-          <w:rFonts w:eastAsiaTheme="minorEastAsia"/>
-          <w:i/>
-          <w:iCs/>
-          <w:lang w:eastAsia="zh-CN"/>
-        </w:rPr>
-        <w:tab/>
-      </w:r>
-      <w:r>
-        <w:rPr>
-          <w:rFonts w:eastAsiaTheme="minorEastAsia"/>
-          <w:i/>
-          <w:iCs/>
-          <w:lang w:eastAsia="zh-CN"/>
-        </w:rPr>
-        <w:tab/>
-      </w:r>
-      <w:r>
-        <w:rPr>
-          <w:rFonts w:eastAsiaTheme="minorEastAsia"/>
-          <w:i/>
-          <w:iCs/>
-          <w:lang w:eastAsia="zh-CN"/>
-        </w:rPr>
-        <w:tab/>
-      </w:r>
-      <w:r>
-        <w:rPr>
-          <w:rFonts w:eastAsiaTheme="minorEastAsia"/>
-          <w:i/>
-          <w:iCs/>
-          <w:lang w:eastAsia="zh-CN"/>
-        </w:rPr>
-        <w:tab/>
-      </w:r>
-      <w:r>
-        <w:rPr>
-          <w:rFonts w:eastAsiaTheme="minorEastAsia"/>
-          <w:i/>
-          <w:iCs/>
-          <w:lang w:eastAsia="zh-CN"/>
-        </w:rPr>
-        <w:tab/>
-      </w:r>
-      <w:r>
-        <w:rPr>
-          <w:rFonts w:eastAsiaTheme="minorEastAsia"/>
-          <w:i/>
-          <w:iCs/>
-          <w:lang w:eastAsia="zh-CN"/>
-        </w:rPr>
-        <w:tab/>
-      </w:r>
-      <w:r>
-        <w:rPr>
-          <w:rFonts w:eastAsiaTheme="minorEastAsia"/>
-          <w:i/>
-          <w:iCs/>
-          <w:lang w:eastAsia="zh-CN"/>
-        </w:rPr>
-        <w:tab/>
-      </w:r>
-      <w:r>
-        <w:rPr>
-          <w:rFonts w:eastAsiaTheme="minorEastAsia"/>
-          <w:i/>
-          <w:iCs/>
-          <w:lang w:eastAsia="zh-CN"/>
-        </w:rPr>
-        <w:tab/>
-      </w:r>
-      <w:r>
-        <w:rPr>
-          <w:rFonts w:eastAsiaTheme="minorEastAsia"/>
-          <w:i/>
-          <w:iCs/>
-          <w:lang w:eastAsia="zh-CN"/>
-        </w:rPr>
-        <w:tab/>
-      </w:r>
-      <w:r>
-        <w:rPr>
-          <w:rFonts w:eastAsiaTheme="minorEastAsia"/>
-          <w:i/>
-          <w:iCs/>
-          <w:lang w:eastAsia="zh-CN"/>
-        </w:rPr>
-        <w:tab/>
-      </w:r>
-      <w:r>
-        <w:rPr>
-          <w:i/>
-          <w:iCs/>
-        </w:rPr>
-        <w:t>M</w:t>
-      </w:r>
-      <w:r>
-        <w:rPr>
-          <w:i/>
-          <w:iCs/>
-        </w:rPr>
-        <w:t>ay</w:t>
-      </w:r>
-      <w:r>
-        <w:rPr>
-          <w:rFonts w:eastAsiaTheme="minorEastAsia"/>
-          <w:i/>
-          <w:iCs/>
-          <w:lang w:eastAsia="zh-CN"/>
-        </w:rPr>
-        <w:t>.</w:t>
-      </w:r>
-      <w:r>
-        <w:rPr>
-          <w:rFonts w:eastAsiaTheme="minorEastAsia" w:hint="eastAsia"/>
-          <w:i/>
-          <w:iCs/>
-          <w:lang w:eastAsia="zh-CN"/>
-        </w:rPr>
-        <w:t xml:space="preserve"> 2021</w:t>
-      </w:r>
-      <w:r>
-        <w:rPr>
-          <w:i/>
-          <w:iCs/>
-        </w:rPr>
-        <w:t xml:space="preserve"> -</w:t>
-      </w:r>
-      <w:r>
-        <w:rPr>
-          <w:i/>
-          <w:iCs/>
-        </w:rPr>
-        <w:t xml:space="preserve"> Jul</w:t>
-      </w:r>
-      <w:r>
-        <w:rPr>
-          <w:rFonts w:eastAsiaTheme="minorEastAsia" w:hint="eastAsia"/>
-          <w:i/>
-          <w:iCs/>
-          <w:lang w:eastAsia="zh-CN"/>
-        </w:rPr>
-        <w:t xml:space="preserve">. </w:t>
-      </w:r>
-      <w:r>
-        <w:rPr>
-          <w:i/>
-          <w:iCs/>
-        </w:rPr>
-        <w:t>20</w:t>
-      </w:r>
-      <w:r>
-        <w:rPr>
-          <w:i/>
-          <w:iCs/>
-        </w:rPr>
-        <w:t>21</w:t>
-      </w:r>
-      <w:r>
-        <w:rPr>
-          <w:rFonts w:eastAsiaTheme="minorEastAsia" w:hint="eastAsia"/>
-          <w:i/>
-          <w:iCs/>
-          <w:lang w:eastAsia="zh-CN"/>
-        </w:rPr>
-        <w:t xml:space="preserve"> </w:t>
-      </w:r>
-    </w:p>
-    <w:p>
-      <w:pPr>
-        <w:ind w:left="1680" w:firstLine="420"/>
-        <w:rPr>
-          <w:rFonts w:eastAsiaTheme="minorEastAsia"/>
-          <w:sz w:val="28"/>
-          <w:szCs w:val="28"/>
-          <w:lang w:eastAsia="zh-CN"/>
-        </w:rPr>
-      </w:pPr>
-      <w:r>
-        <w:rPr>
-          <w:rFonts w:eastAsiaTheme="minorEastAsia"/>
-          <w:lang w:eastAsia="zh-CN"/>
-        </w:rPr>
-        <w:t xml:space="preserve">Naraka: </w:t>
-      </w:r>
-      <w:proofErr w:type="spellStart"/>
-      <w:r>
-        <w:rPr>
-          <w:rFonts w:eastAsiaTheme="minorEastAsia"/>
-          <w:lang w:eastAsia="zh-CN"/>
-        </w:rPr>
-        <w:t>Bladepoint</w:t>
-      </w:r>
-      <w:proofErr w:type="spellEnd"/>
-      <w:r>
-        <w:rPr>
-          <w:rFonts w:eastAsiaTheme="minorEastAsia"/>
-          <w:lang w:eastAsia="zh-CN"/>
-        </w:rPr>
-        <w:t>, NetEase Games</w:t>
-      </w:r>
-    </w:p>
-    <w:p>
-      <w:pPr>
-        <w:ind w:left="1680" w:firstLine="420"/>
-        <w:rPr>
-          <w:rFonts w:eastAsiaTheme="minorEastAsia"/>
-          <w:color w:val="808080" w:themeColor="background1" w:themeShade="80"/>
-          <w:lang w:eastAsia="zh-CN"/>
-        </w:rPr>
-      </w:pPr>
-      <w:r>
-        <w:rPr>
-          <w:rFonts w:eastAsiaTheme="minorEastAsia" w:hint="eastAsia"/>
-          <w:color w:val="808080" w:themeColor="background1" w:themeShade="80"/>
-          <w:lang w:eastAsia="zh-CN"/>
-        </w:rPr>
-        <w:t>A</w:t>
-      </w:r>
-      <w:r>
-        <w:rPr>
-          <w:rFonts w:eastAsiaTheme="minorEastAsia"/>
-          <w:color w:val="808080" w:themeColor="background1" w:themeShade="80"/>
-          <w:lang w:eastAsia="zh-CN"/>
-        </w:rPr>
-        <w:t>ction-adventure battle royale game</w:t>
-      </w:r>
-      <w:r>
-        <w:rPr>
-          <w:rFonts w:eastAsiaTheme="minorEastAsia"/>
-          <w:color w:val="808080" w:themeColor="background1" w:themeShade="80"/>
-          <w:lang w:eastAsia="zh-CN"/>
-        </w:rPr>
-        <w:t>, 180k concurrent steam players at peak</w:t>
-      </w:r>
-    </w:p>
-    <w:p>
-      <w:pPr>
-        <w:ind w:left="420" w:rightChars="199" w:right="438" w:firstLine="420"/>
-        <w:rPr>
-          <w:rFonts w:eastAsiaTheme="minorEastAsia"/>
-          <w:lang w:eastAsia="zh-CN"/>
-        </w:rPr>
-      </w:pPr>
-      <w:r>
-        <w:rPr>
-          <w:noProof/>
-          <w:lang w:eastAsia="zh-CN"/>
-        </w:rPr>
-        <mc:AlternateContent>
-          <mc:Choice Requires="wpg">
-            <w:drawing>
-              <wp:anchor distT="0" distB="0" distL="114300" distR="114300" simplePos="0" relativeHeight="251689984" behindDoc="0" locked="0" layoutInCell="1" allowOverlap="1" wp14:anchorId="788949F5" wp14:editId="3C7F4AEA">
-                <wp:simplePos x="0" y="0"/>
-                <wp:positionH relativeFrom="column">
-                  <wp:posOffset>283633</wp:posOffset>
-                </wp:positionH>
-                <wp:positionV relativeFrom="paragraph">
-                  <wp:posOffset>49107</wp:posOffset>
-                </wp:positionV>
-                <wp:extent cx="45719" cy="380971"/>
-                <wp:effectExtent l="0" t="0" r="12065" b="19685"/>
-                <wp:wrapNone/>
-                <wp:docPr id="139" name="Group 139"/>
-                <wp:cNvGraphicFramePr/>
-                <a:graphic xmlns:a="http://schemas.openxmlformats.org/drawingml/2006/main">
-                  <a:graphicData uri="http://schemas.microsoft.com/office/word/2010/wordprocessingGroup">
-                    <wpg:wgp>
-                      <wpg:cNvGrpSpPr/>
-                      <wpg:grpSpPr>
-                        <a:xfrm>
-                          <a:off x="0" y="0"/>
-                          <a:ext cx="45719" cy="380971"/>
-                          <a:chOff x="-1626" y="0"/>
-                          <a:chExt cx="47345" cy="464541"/>
-                        </a:xfrm>
-                      </wpg:grpSpPr>
-                      <wps:wsp>
-                        <wps:cNvPr id="140" name="Straight Connector 140"/>
-                        <wps:cNvCnPr>
-                          <a:endCxn id="1982472999" idx="4"/>
-                        </wps:cNvCnPr>
-                        <wps:spPr>
-                          <a:xfrm>
-                            <a:off x="20841" y="9383"/>
-                            <a:ext cx="1680" cy="454419"/>
-                          </a:xfrm>
-                          <a:prstGeom prst="line">
-                            <a:avLst/>
-                          </a:prstGeom>
-                          <a:ln w="12700">
-                            <a:solidFill>
-                              <a:srgbClr val="00B0F0"/>
-                            </a:solidFill>
-                            <a:prstDash val="sysDot"/>
-                          </a:ln>
-                        </wps:spPr>
-                        <wps:style>
-                          <a:lnRef idx="1">
-                            <a:schemeClr val="dk1"/>
-                          </a:lnRef>
-                          <a:fillRef idx="0">
-                            <a:schemeClr val="dk1"/>
-                          </a:fillRef>
-                          <a:effectRef idx="0">
-                            <a:schemeClr val="dk1"/>
-                          </a:effectRef>
-                          <a:fontRef idx="minor">
-                            <a:schemeClr val="tx1"/>
-                          </a:fontRef>
-                        </wps:style>
-                        <wps:bodyPr/>
-                      </wps:wsp>
-                      <wps:wsp>
-                        <wps:cNvPr id="141" name="Oval 141"/>
-                        <wps:cNvSpPr/>
-                        <wps:spPr>
-                          <a:xfrm>
-                            <a:off x="-1626" y="0"/>
-                            <a:ext cx="45719" cy="45719"/>
-                          </a:xfrm>
-                          <a:prstGeom prst="ellipse">
-                            <a:avLst/>
-                          </a:prstGeom>
-                          <a:ln>
-                            <a:noFill/>
-                          </a:ln>
-                        </wps:spPr>
-                        <wps:style>
-                          <a:lnRef idx="2">
-                            <a:schemeClr val="accent1">
-                              <a:shade val="50000"/>
-                            </a:schemeClr>
-                          </a:lnRef>
-                          <a:fillRef idx="1">
-                            <a:schemeClr val="accent1"/>
-                          </a:fillRef>
-                          <a:effectRef idx="0">
-                            <a:schemeClr val="accent1"/>
-                          </a:effectRef>
-                          <a:fontRef idx="minor">
-                            <a:schemeClr val="lt1"/>
-                          </a:fontRef>
-                        </wps:style>
-                        <wps:bodyPr rot="0" spcFirstLastPara="0" vertOverflow="overflow" horzOverflow="overflow" vert="horz" wrap="square" lIns="91440" tIns="45720" rIns="91440" bIns="45720" numCol="1" spcCol="0" rtlCol="0" fromWordArt="0" anchor="ctr" anchorCtr="0" forceAA="0" compatLnSpc="1">
-                          <a:prstTxWarp prst="textNoShape">
-                            <a:avLst/>
-                          </a:prstTxWarp>
-                          <a:noAutofit/>
-                        </wps:bodyPr>
-                      </wps:wsp>
-                      <wps:wsp>
-                        <wps:cNvPr id="143" name="Oval 143"/>
-                        <wps:cNvSpPr/>
-                        <wps:spPr>
-                          <a:xfrm>
-                            <a:off x="0" y="210522"/>
-                            <a:ext cx="45719" cy="45719"/>
-                          </a:xfrm>
-                          <a:prstGeom prst="ellipse">
-                            <a:avLst/>
-                          </a:prstGeom>
-                          <a:ln>
-                            <a:noFill/>
-                          </a:ln>
-                        </wps:spPr>
-                        <wps:style>
-                          <a:lnRef idx="2">
-                            <a:schemeClr val="accent1">
-                              <a:shade val="50000"/>
-                            </a:schemeClr>
-                          </a:lnRef>
-                          <a:fillRef idx="1">
-                            <a:schemeClr val="accent1"/>
-                          </a:fillRef>
-                          <a:effectRef idx="0">
-                            <a:schemeClr val="accent1"/>
-                          </a:effectRef>
-                          <a:fontRef idx="minor">
-                            <a:schemeClr val="lt1"/>
-                          </a:fontRef>
-                        </wps:style>
-                        <wps:bodyPr rot="0" spcFirstLastPara="0" vertOverflow="overflow" horzOverflow="overflow" vert="horz" wrap="square" lIns="91440" tIns="45720" rIns="91440" bIns="45720" numCol="1" spcCol="0" rtlCol="0" fromWordArt="0" anchor="ctr" anchorCtr="0" forceAA="0" compatLnSpc="1">
-                          <a:prstTxWarp prst="textNoShape">
-                            <a:avLst/>
-                          </a:prstTxWarp>
-                          <a:noAutofit/>
-                        </wps:bodyPr>
-                      </wps:wsp>
-                      <wps:wsp>
-                        <wps:cNvPr id="1982472999" name="Oval 143"/>
-                        <wps:cNvSpPr/>
-                        <wps:spPr>
-                          <a:xfrm>
-                            <a:off x="0" y="418822"/>
-                            <a:ext cx="45719" cy="45719"/>
-                          </a:xfrm>
-                          <a:prstGeom prst="ellipse">
-                            <a:avLst/>
-                          </a:prstGeom>
-                          <a:ln>
-                            <a:noFill/>
-                          </a:ln>
-                        </wps:spPr>
-                        <wps:style>
-                          <a:lnRef idx="2">
-                            <a:schemeClr val="accent1">
-                              <a:shade val="50000"/>
-                            </a:schemeClr>
-                          </a:lnRef>
-                          <a:fillRef idx="1">
-                            <a:schemeClr val="accent1"/>
-                          </a:fillRef>
-                          <a:effectRef idx="0">
-                            <a:schemeClr val="accent1"/>
-                          </a:effectRef>
-                          <a:fontRef idx="minor">
-                            <a:schemeClr val="lt1"/>
-                          </a:fontRef>
-                        </wps:style>
-                        <wps:bodyPr rot="0" spcFirstLastPara="0" vertOverflow="overflow" horzOverflow="overflow" vert="horz" wrap="square" lIns="91440" tIns="45720" rIns="91440" bIns="45720" numCol="1" spcCol="0" rtlCol="0" fromWordArt="0" anchor="ctr" anchorCtr="0" forceAA="0" compatLnSpc="1">
-                          <a:prstTxWarp prst="textNoShape">
-                            <a:avLst/>
-                          </a:prstTxWarp>
-                          <a:noAutofit/>
-                        </wps:bodyPr>
-                      </wps:wsp>
-                    </wpg:wgp>
-                  </a:graphicData>
-                </a:graphic>
-                <wp14:sizeRelH relativeFrom="margin">
-                  <wp14:pctWidth>0</wp14:pctWidth>
-                </wp14:sizeRelH>
-                <wp14:sizeRelV relativeFrom="margin">
-                  <wp14:pctHeight>0</wp14:pctHeight>
-                </wp14:sizeRelV>
-              </wp:anchor>
-            </w:drawing>
-          </mc:Choice>
-          <mc:Fallback>
-            <w:pict>
-              <v:group w14:anchorId="59A264B4" id="Group 139" o:spid="_x0000_s1026" style="position:absolute;margin-left:22.35pt;margin-top:3.85pt;width:3.6pt;height:30pt;z-index:251689984;mso-width-relative:margin;mso-height-relative:margin" coordorigin="-1626" coordsize="47345,464541" o:gfxdata="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">
-                <v:line id="Straight Connector 140" o:spid="_x0000_s1027" style="position:absolute;visibility:visible;mso-wrap-style:square" from="20841,9383" to="22521,463802" o:connectortype="straight" o:gfxdata="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" strokecolor="#00b0f0" strokeweight="1pt">
-                  <v:stroke dashstyle="1 1" joinstyle="miter"/>
-                </v:line>
-                <v:oval id="Oval 141" o:spid="_x0000_s1028" style="position:absolute;left:-1626;width:45719;height:45719;visibility:visible;mso-wrap-style:square;v-text-anchor:middle" o:gfxdata="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" fillcolor="#4472c4 [3204]" stroked="f" strokeweight="1pt">
-                  <v:stroke joinstyle="miter"/>
-                </v:oval>
-                <v:oval id="Oval 143" o:spid="_x0000_s1029" style="position:absolute;top:210522;width:45719;height:45719;visibility:visible;mso-wrap-style:square;v-text-anchor:middle" o:gfxdata="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" fillcolor="#4472c4 [3204]" stroked="f" strokeweight="1pt">
-                  <v:stroke joinstyle="miter"/>
-                </v:oval>
-                <v:oval id="Oval 143" o:spid="_x0000_s1030" style="position:absolute;top:418822;width:45719;height:45719;visibility:visible;mso-wrap-style:square;v-text-anchor:middle" o:gfxdata="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" fillcolor="#4472c4 [3204]" stroked="f" strokeweight="1pt">
-                  <v:stroke joinstyle="miter"/>
-                </v:oval>
-              </v:group>
-            </w:pict>
-          </mc:Fallback>
-        </mc:AlternateContent>
-      </w:r>
-      <w:r>
-        <w:rPr>
-          <w:rFonts w:eastAsiaTheme="minorEastAsia"/>
-          <w:lang w:eastAsia="zh-CN"/>
-        </w:rPr>
-        <w:t xml:space="preserve">Participated in the </w:t>
-      </w:r>
-      <w:r>
-        <w:rPr>
-          <w:rFonts w:eastAsiaTheme="minorEastAsia"/>
-          <w:b/>
-          <w:bCs/>
-          <w:lang w:eastAsia="zh-CN"/>
-        </w:rPr>
-        <w:t>combat design</w:t>
-      </w:r>
-      <w:r>
-        <w:rPr>
-          <w:rFonts w:eastAsiaTheme="minorEastAsia"/>
-          <w:lang w:eastAsia="zh-CN"/>
-        </w:rPr>
-        <w:t xml:space="preserve"> and streamlined animation pipelines.</w:t>
-      </w:r>
-    </w:p>
-    <w:p>
-      <w:pPr>
-        <w:ind w:left="420" w:rightChars="199" w:right="438" w:firstLine="420"/>
-        <w:rPr>
-          <w:rFonts w:eastAsiaTheme="minorEastAsia"/>
-          <w:lang w:eastAsia="zh-CN"/>
-        </w:rPr>
-      </w:pPr>
-      <w:r>
-        <w:rPr>
-          <w:rFonts w:eastAsiaTheme="minorEastAsia"/>
-          <w:lang w:eastAsia="zh-CN"/>
-        </w:rPr>
-        <w:t>Optimized movement experience for complex combat environments.</w:t>
-      </w:r>
-    </w:p>
-    <w:p>
-      <w:pPr>
-        <w:ind w:left="420" w:rightChars="199" w:right="438" w:firstLine="420"/>
-        <w:rPr>
-          <w:rFonts w:eastAsiaTheme="minorEastAsia"/>
-          <w:lang w:eastAsia="zh-CN"/>
-        </w:rPr>
-      </w:pPr>
-      <w:r>
-        <w:rPr>
-          <w:rFonts w:eastAsiaTheme="minorEastAsia"/>
-          <w:lang w:eastAsia="zh-CN"/>
-        </w:rPr>
-        <w:t xml:space="preserve">Contributed to </w:t>
-      </w:r>
-      <w:r>
-        <w:rPr>
-          <w:rFonts w:eastAsiaTheme="minorEastAsia" w:hint="eastAsia"/>
-          <w:lang w:eastAsia="zh-CN"/>
-        </w:rPr>
-        <w:t>new</w:t>
-      </w:r>
-      <w:r>
-        <w:rPr>
-          <w:rFonts w:eastAsiaTheme="minorEastAsia"/>
-          <w:lang w:eastAsia="zh-CN"/>
-        </w:rPr>
-        <w:t xml:space="preserve"> battle </w:t>
-      </w:r>
-      <w:r>
-        <w:rPr>
-          <w:rFonts w:eastAsiaTheme="minorEastAsia"/>
-          <w:b/>
-          <w:bCs/>
-          <w:lang w:eastAsia="zh-CN"/>
-        </w:rPr>
-        <w:t>map design</w:t>
-      </w:r>
-      <w:r>
-        <w:rPr>
-          <w:rFonts w:eastAsiaTheme="minorEastAsia"/>
-          <w:lang w:eastAsia="zh-CN"/>
-        </w:rPr>
-        <w:t xml:space="preserve"> concepts</w:t>
-      </w:r>
-    </w:p>
-    <w:p>
-      <w:pPr>
-        <w:ind w:rightChars="199" w:right="438"/>
-        <w:rPr>
-          <w:rFonts w:eastAsiaTheme="minorEastAsia"/>
-          <w:lang w:eastAsia="zh-CN"/>
-        </w:rPr>
-      </w:pPr>
-    </w:p>
-    <w:p>
-      <w:pPr>
-        <w:ind w:left="420" w:rightChars="199" w:right="438" w:firstLine="420"/>
-        <w:rPr>
-          <w:rFonts w:eastAsiaTheme="minorEastAsia"/>
-          <w:lang w:eastAsia="zh-CN"/>
-        </w:rPr>
-      </w:pPr>
-      <w:r>
-        <w:rPr>
-          <w:noProof/>
-          <w:sz w:val="32"/>
-          <w:szCs w:val="32"/>
-        </w:rPr>
-        <w:drawing>
-          <wp:anchor distT="0" distB="0" distL="114300" distR="114300" simplePos="0" relativeHeight="251635712" behindDoc="0" locked="0" layoutInCell="1" allowOverlap="1" wp14:anchorId="2BD88969" wp14:editId="19E768E1">
-            <wp:simplePos x="0" y="0"/>
-            <wp:positionH relativeFrom="column">
-              <wp:posOffset>143721</wp:posOffset>
-            </wp:positionH>
-            <wp:positionV relativeFrom="paragraph">
-              <wp:posOffset>93133</wp:posOffset>
-            </wp:positionV>
-            <wp:extent cx="312517" cy="312517"/>
-            <wp:effectExtent l="0" t="0" r="0" b="0"/>
-            <wp:wrapNone/>
-            <wp:docPr id="91" name="Picture 91"/>
-            <wp:cNvGraphicFramePr>
-              <a:graphicFrameLocks xmlns:a="http://schemas.openxmlformats.org/drawingml/2006/main" noChangeAspect="1"/>
-            </wp:cNvGraphicFramePr>
-            <a:graphic xmlns:a="http://schemas.openxmlformats.org/drawingml/2006/main">
-              <a:graphicData uri="http://schemas.openxmlformats.org/drawingml/2006/picture">
-                <pic:pic xmlns:pic="http://schemas.openxmlformats.org/drawingml/2006/picture">
-                  <pic:nvPicPr>
-                    <pic:cNvPr id="0" name="Picture 10"/>
-                    <pic:cNvPicPr>
-                      <a:picLocks noChangeAspect="1" noChangeArrowheads="1"/>
-                    </pic:cNvPicPr>
-                  </pic:nvPicPr>
-                  <pic:blipFill>
-                    <a:blip r:embed="rId22" cstate="print">
-                      <a:extLst>
-                        <a:ext uri="{28A0092B-C50C-407E-A947-70E740481C1C}">
-                          <a14:useLocalDpi xmlns:a14="http://schemas.microsoft.com/office/drawing/2010/main" val="0"/>
-                        </a:ext>
-                      </a:extLst>
-                    </a:blip>
-                    <a:srcRect/>
-                    <a:stretch>
-                      <a:fillRect/>
-                    </a:stretch>
-                  </pic:blipFill>
-                  <pic:spPr bwMode="auto">
-                    <a:xfrm>
-                      <a:off x="0" y="0"/>
-                      <a:ext cx="312517" cy="312517"/>
-                    </a:xfrm>
-                    <a:prstGeom prst="rect">
-                      <a:avLst/>
-                    </a:prstGeom>
-                    <a:noFill/>
-                    <a:ln>
-                      <a:noFill/>
-                    </a:ln>
-                  </pic:spPr>
-                </pic:pic>
-              </a:graphicData>
-            </a:graphic>
-            <wp14:sizeRelH relativeFrom="margin">
-              <wp14:pctWidth>0</wp14:pctWidth>
-            </wp14:sizeRelH>
-            <wp14:sizeRelV relativeFrom="margin">
-              <wp14:pctHeight>0</wp14:pctHeight>
-            </wp14:sizeRelV>
-          </wp:anchor>
-        </w:drawing>
       </w:r>
     </w:p>
     <w:p>
@@ -3781,7 +4434,7 @@
                         <w:txbxContent>
                           <w:tbl>
                             <w:tblPr>
-                              <w:tblStyle w:val="TableGrid"/>
+                              <w:tblStyle w:val="ad"/>
                               <w:tblW w:w="5104" w:type="dxa"/>
                               <w:tblInd w:w="-147" w:type="dxa"/>
                               <w:tblBorders>
@@ -3840,7 +4493,7 @@
                                                 </pic:cNvPicPr>
                                               </pic:nvPicPr>
                                               <pic:blipFill>
-                                                <a:blip r:embed="rId23" cstate="print">
+                                                <a:blip r:embed="rId25" cstate="print">
                                                   <a:extLst>
                                                     <a:ext uri="{28A0092B-C50C-407E-A947-70E740481C1C}">
                                                       <a14:useLocalDpi xmlns:a14="http://schemas.microsoft.com/office/drawing/2010/main" val="0"/>
@@ -3904,7 +4557,7 @@
                                                 </pic:cNvPicPr>
                                               </pic:nvPicPr>
                                               <pic:blipFill>
-                                                <a:blip r:embed="rId24">
+                                                <a:blip r:embed="rId26">
                                                   <a:extLst>
                                                     <a:ext uri="{28A0092B-C50C-407E-A947-70E740481C1C}">
                                                       <a14:useLocalDpi xmlns:a14="http://schemas.microsoft.com/office/drawing/2010/main" val="0"/>
@@ -3968,7 +4621,7 @@
                                                 </pic:cNvPicPr>
                                               </pic:nvPicPr>
                                               <pic:blipFill>
-                                                <a:blip r:embed="rId25" cstate="print">
+                                                <a:blip r:embed="rId27" cstate="print">
                                                   <a:extLst>
                                                     <a:ext uri="{28A0092B-C50C-407E-A947-70E740481C1C}">
                                                       <a14:useLocalDpi xmlns:a14="http://schemas.microsoft.com/office/drawing/2010/main" val="0"/>
@@ -4032,7 +4685,7 @@
                                                 </pic:cNvPicPr>
                                               </pic:nvPicPr>
                                               <pic:blipFill>
-                                                <a:blip r:embed="rId26">
+                                                <a:blip r:embed="rId28">
                                                   <a:extLst>
                                                     <a:ext uri="{28A0092B-C50C-407E-A947-70E740481C1C}">
                                                       <a14:useLocalDpi xmlns:a14="http://schemas.microsoft.com/office/drawing/2010/main" val="0"/>
@@ -4194,7 +4847,7 @@
                                                 </pic:cNvPicPr>
                                               </pic:nvPicPr>
                                               <pic:blipFill>
-                                                <a:blip r:embed="rId27">
+                                                <a:blip r:embed="rId29">
                                                   <a:extLst>
                                                     <a:ext uri="{28A0092B-C50C-407E-A947-70E740481C1C}">
                                                       <a14:useLocalDpi xmlns:a14="http://schemas.microsoft.com/office/drawing/2010/main" val="0"/>
@@ -4258,7 +4911,7 @@
                                                 </pic:cNvPicPr>
                                               </pic:nvPicPr>
                                               <pic:blipFill>
-                                                <a:blip r:embed="rId28">
+                                                <a:blip r:embed="rId30">
                                                   <a:extLst>
                                                     <a:ext uri="{28A0092B-C50C-407E-A947-70E740481C1C}">
                                                       <a14:useLocalDpi xmlns:a14="http://schemas.microsoft.com/office/drawing/2010/main" val="0"/>
@@ -4322,7 +4975,7 @@
                                                 </pic:cNvPicPr>
                                               </pic:nvPicPr>
                                               <pic:blipFill>
-                                                <a:blip r:embed="rId29">
+                                                <a:blip r:embed="rId31">
                                                   <a:extLst>
                                                     <a:ext uri="{28A0092B-C50C-407E-A947-70E740481C1C}">
                                                       <a14:useLocalDpi xmlns:a14="http://schemas.microsoft.com/office/drawing/2010/main" val="0"/>
@@ -4392,7 +5045,7 @@
                                                 </pic:cNvPicPr>
                                               </pic:nvPicPr>
                                               <pic:blipFill>
-                                                <a:blip r:embed="rId30">
+                                                <a:blip r:embed="rId32">
                                                   <a:extLst>
                                                     <a:ext uri="{28A0092B-C50C-407E-A947-70E740481C1C}">
                                                       <a14:useLocalDpi xmlns:a14="http://schemas.microsoft.com/office/drawing/2010/main" val="0"/>
@@ -4450,12 +5103,12 @@
           </mc:Choice>
           <mc:Fallback>
             <w:pict>
-              <v:shape w14:anchorId="550E22B7" id="文本框 84" o:spid="_x0000_s1027" type="#_x0000_t202" style="position:absolute;margin-left:44.85pt;margin-top:11.65pt;width:261.05pt;height:107.95pt;z-index:251799552;visibility:visible;mso-wrap-style:square;mso-width-percent:0;mso-height-percent:0;mso-wrap-distance-left:9pt;mso-wrap-distance-top:0;mso-wrap-distance-right:9pt;mso-wrap-distance-bottom:0;mso-position-horizontal:absolute;mso-position-horizontal-relative:text;mso-position-vertical:absolute;mso-position-vertical-relative:text;mso-width-percent:0;mso-height-percent:0;mso-width-relative:margin;mso-height-relative:margin;v-text-anchor:top" o:gfxdata="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" fillcolor="white [3201]" stroked="f" strokeweight=".5pt">
+              <v:shape w14:anchorId="550E22B7" id="文本框 84" o:spid="_x0000_s1028" type="#_x0000_t202" style="position:absolute;margin-left:44.85pt;margin-top:11.65pt;width:261.05pt;height:107.95pt;z-index:251799552;visibility:visible;mso-wrap-style:square;mso-width-percent:0;mso-height-percent:0;mso-wrap-distance-left:9pt;mso-wrap-distance-top:0;mso-wrap-distance-right:9pt;mso-wrap-distance-bottom:0;mso-position-horizontal:absolute;mso-position-horizontal-relative:text;mso-position-vertical:absolute;mso-position-vertical-relative:text;mso-width-percent:0;mso-height-percent:0;mso-width-relative:margin;mso-height-relative:margin;v-text-anchor:top" o:gfxdata="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" fillcolor="white [3201]" stroked="f" strokeweight=".5pt">
                 <v:textbox>
                   <w:txbxContent>
                     <w:tbl>
                       <w:tblPr>
-                        <w:tblStyle w:val="TableGrid"/>
+                        <w:tblStyle w:val="ad"/>
                         <w:tblW w:w="5104" w:type="dxa"/>
                         <w:tblInd w:w="-147" w:type="dxa"/>
                         <w:tblBorders>
@@ -4514,7 +5167,7 @@
                                           </pic:cNvPicPr>
                                         </pic:nvPicPr>
                                         <pic:blipFill>
-                                          <a:blip r:embed="rId23" cstate="print">
+                                          <a:blip r:embed="rId25" cstate="print">
                                             <a:extLst>
                                               <a:ext uri="{28A0092B-C50C-407E-A947-70E740481C1C}">
                                                 <a14:useLocalDpi xmlns:a14="http://schemas.microsoft.com/office/drawing/2010/main" val="0"/>
@@ -4578,7 +5231,7 @@
                                           </pic:cNvPicPr>
                                         </pic:nvPicPr>
                                         <pic:blipFill>
-                                          <a:blip r:embed="rId24">
+                                          <a:blip r:embed="rId26">
                                             <a:extLst>
                                               <a:ext uri="{28A0092B-C50C-407E-A947-70E740481C1C}">
                                                 <a14:useLocalDpi xmlns:a14="http://schemas.microsoft.com/office/drawing/2010/main" val="0"/>
@@ -4642,7 +5295,7 @@
                                           </pic:cNvPicPr>
                                         </pic:nvPicPr>
                                         <pic:blipFill>
-                                          <a:blip r:embed="rId25" cstate="print">
+                                          <a:blip r:embed="rId27" cstate="print">
                                             <a:extLst>
                                               <a:ext uri="{28A0092B-C50C-407E-A947-70E740481C1C}">
                                                 <a14:useLocalDpi xmlns:a14="http://schemas.microsoft.com/office/drawing/2010/main" val="0"/>
@@ -4706,7 +5359,7 @@
                                           </pic:cNvPicPr>
                                         </pic:nvPicPr>
                                         <pic:blipFill>
-                                          <a:blip r:embed="rId26">
+                                          <a:blip r:embed="rId28">
                                             <a:extLst>
                                               <a:ext uri="{28A0092B-C50C-407E-A947-70E740481C1C}">
                                                 <a14:useLocalDpi xmlns:a14="http://schemas.microsoft.com/office/drawing/2010/main" val="0"/>
@@ -4868,7 +5521,7 @@
                                           </pic:cNvPicPr>
                                         </pic:nvPicPr>
                                         <pic:blipFill>
-                                          <a:blip r:embed="rId27">
+                                          <a:blip r:embed="rId29">
                                             <a:extLst>
                                               <a:ext uri="{28A0092B-C50C-407E-A947-70E740481C1C}">
                                                 <a14:useLocalDpi xmlns:a14="http://schemas.microsoft.com/office/drawing/2010/main" val="0"/>
@@ -4932,7 +5585,7 @@
                                           </pic:cNvPicPr>
                                         </pic:nvPicPr>
                                         <pic:blipFill>
-                                          <a:blip r:embed="rId28">
+                                          <a:blip r:embed="rId30">
                                             <a:extLst>
                                               <a:ext uri="{28A0092B-C50C-407E-A947-70E740481C1C}">
                                                 <a14:useLocalDpi xmlns:a14="http://schemas.microsoft.com/office/drawing/2010/main" val="0"/>
@@ -4996,7 +5649,7 @@
                                           </pic:cNvPicPr>
                                         </pic:nvPicPr>
                                         <pic:blipFill>
-                                          <a:blip r:embed="rId29">
+                                          <a:blip r:embed="rId31">
                                             <a:extLst>
                                               <a:ext uri="{28A0092B-C50C-407E-A947-70E740481C1C}">
                                                 <a14:useLocalDpi xmlns:a14="http://schemas.microsoft.com/office/drawing/2010/main" val="0"/>
@@ -5066,7 +5719,7 @@
                                           </pic:cNvPicPr>
                                         </pic:nvPicPr>
                                         <pic:blipFill>
-                                          <a:blip r:embed="rId30">
+                                          <a:blip r:embed="rId32">
                                             <a:extLst>
                                               <a:ext uri="{28A0092B-C50C-407E-A947-70E740481C1C}">
                                                 <a14:useLocalDpi xmlns:a14="http://schemas.microsoft.com/office/drawing/2010/main" val="0"/>
@@ -5154,7 +5807,7 @@
                         <w:txbxContent>
                           <w:tbl>
                             <w:tblPr>
-                              <w:tblStyle w:val="TableGrid"/>
+                              <w:tblStyle w:val="ad"/>
                               <w:tblW w:w="0" w:type="auto"/>
                               <w:tblBorders>
                                 <w:top w:val="none" w:sz="0" w:space="0" w:color="auto"/>
@@ -5216,7 +5869,7 @@
                                                 </pic:cNvPicPr>
                                               </pic:nvPicPr>
                                               <pic:blipFill>
-                                                <a:blip r:embed="rId31" cstate="print">
+                                                <a:blip r:embed="rId33" cstate="print">
                                                   <a:extLst>
                                                     <a:ext uri="{28A0092B-C50C-407E-A947-70E740481C1C}">
                                                       <a14:useLocalDpi xmlns:a14="http://schemas.microsoft.com/office/drawing/2010/main" val="0"/>
@@ -5286,7 +5939,7 @@
                                                 </pic:cNvPicPr>
                                               </pic:nvPicPr>
                                               <pic:blipFill>
-                                                <a:blip r:embed="rId32" cstate="print">
+                                                <a:blip r:embed="rId34" cstate="print">
                                                   <a:extLst>
                                                     <a:ext uri="{28A0092B-C50C-407E-A947-70E740481C1C}">
                                                       <a14:useLocalDpi xmlns:a14="http://schemas.microsoft.com/office/drawing/2010/main" val="0"/>
@@ -5339,10 +5992,10 @@
                                       <w:szCs w:val="13"/>
                                     </w:rPr>
                                     <w:drawing>
-                                      <wp:inline distT="0" distB="0" distL="0" distR="0" wp14:anchorId="2C1578FA" wp14:editId="4ECED6C0">
-                                        <wp:extent cx="224790" cy="224155"/>
-                                        <wp:effectExtent l="0" t="0" r="3810" b="0"/>
-                                        <wp:docPr id="1726026912" name="图片 1"/>
+                                      <wp:inline distT="0" distB="0" distL="0" distR="0" wp14:anchorId="4A2BE057" wp14:editId="0BA63D38">
+                                        <wp:extent cx="209550" cy="209550"/>
+                                        <wp:effectExtent l="0" t="0" r="0" b="0"/>
+                                        <wp:docPr id="304014022" name="图片 20"/>
                                         <wp:cNvGraphicFramePr>
                                           <a:graphicFrameLocks xmlns:a="http://schemas.openxmlformats.org/drawingml/2006/main" noChangeAspect="1"/>
                                         </wp:cNvGraphicFramePr>
@@ -5350,14 +6003,13 @@
                                           <a:graphicData uri="http://schemas.openxmlformats.org/drawingml/2006/picture">
                                             <pic:pic xmlns:pic="http://schemas.openxmlformats.org/drawingml/2006/picture">
                                               <pic:nvPicPr>
-                                                <pic:cNvPr id="86" name="图片 1"/>
+                                                <pic:cNvPr id="0" name="Picture 1"/>
                                                 <pic:cNvPicPr>
-                                                  <a:picLocks noChangeAspect="1"/>
+                                                  <a:picLocks noChangeAspect="1" noChangeArrowheads="1"/>
                                                 </pic:cNvPicPr>
                                               </pic:nvPicPr>
                                               <pic:blipFill>
-                                                <a:blip r:embed="rId33" cstate="print">
-                                                  <a:biLevel thresh="75000"/>
+                                                <a:blip r:embed="rId35">
                                                   <a:extLst>
                                                     <a:ext uri="{28A0092B-C50C-407E-A947-70E740481C1C}">
                                                       <a14:useLocalDpi xmlns:a14="http://schemas.microsoft.com/office/drawing/2010/main" val="0"/>
@@ -5372,7 +6024,7 @@
                                               <pic:spPr bwMode="auto">
                                                 <a:xfrm>
                                                   <a:off x="0" y="0"/>
-                                                  <a:ext cx="224790" cy="224155"/>
+                                                  <a:ext cx="209550" cy="209550"/>
                                                 </a:xfrm>
                                                 <a:prstGeom prst="rect">
                                                   <a:avLst/>
@@ -5410,10 +6062,10 @@
                                       <w:szCs w:val="13"/>
                                     </w:rPr>
                                     <w:drawing>
-                                      <wp:inline distT="0" distB="0" distL="0" distR="0" wp14:anchorId="5BC592E2" wp14:editId="45A0DCEA">
-                                        <wp:extent cx="189865" cy="189230"/>
-                                        <wp:effectExtent l="0" t="0" r="635" b="1270"/>
-                                        <wp:docPr id="1660725562" name="图片 1"/>
+                                      <wp:inline distT="0" distB="0" distL="0" distR="0" wp14:anchorId="0C4EBDCD" wp14:editId="6F5E5D22">
+                                        <wp:extent cx="190500" cy="190500"/>
+                                        <wp:effectExtent l="0" t="0" r="0" b="0"/>
+                                        <wp:docPr id="1282254726" name="图片 22"/>
                                         <wp:cNvGraphicFramePr>
                                           <a:graphicFrameLocks xmlns:a="http://schemas.openxmlformats.org/drawingml/2006/main" noChangeAspect="1"/>
                                         </wp:cNvGraphicFramePr>
@@ -5421,13 +6073,13 @@
                                           <a:graphicData uri="http://schemas.openxmlformats.org/drawingml/2006/picture">
                                             <pic:pic xmlns:pic="http://schemas.openxmlformats.org/drawingml/2006/picture">
                                               <pic:nvPicPr>
-                                                <pic:cNvPr id="209" name="图片 1"/>
+                                                <pic:cNvPr id="0" name="Picture 3"/>
                                                 <pic:cNvPicPr>
-                                                  <a:picLocks noChangeAspect="1"/>
+                                                  <a:picLocks noChangeAspect="1" noChangeArrowheads="1"/>
                                                 </pic:cNvPicPr>
                                               </pic:nvPicPr>
                                               <pic:blipFill>
-                                                <a:blip r:embed="rId34" cstate="print">
+                                                <a:blip r:embed="rId36">
                                                   <a:extLst>
                                                     <a:ext uri="{28A0092B-C50C-407E-A947-70E740481C1C}">
                                                       <a14:useLocalDpi xmlns:a14="http://schemas.microsoft.com/office/drawing/2010/main" val="0"/>
@@ -5442,7 +6094,7 @@
                                               <pic:spPr bwMode="auto">
                                                 <a:xfrm>
                                                   <a:off x="0" y="0"/>
-                                                  <a:ext cx="189865" cy="189230"/>
+                                                  <a:ext cx="190500" cy="190500"/>
                                                 </a:xfrm>
                                                 <a:prstGeom prst="rect">
                                                   <a:avLst/>
@@ -5536,6 +6188,24 @@
                                     </w:rPr>
                                     <w:t>Git</w:t>
                                   </w:r>
+                                  <w:r>
+                                    <w:rPr>
+                                      <w:rFonts w:eastAsiaTheme="minorEastAsia" w:hint="eastAsia"/>
+                                      <w:sz w:val="13"/>
+                                      <w:szCs w:val="13"/>
+                                      <w:lang w:eastAsia="zh-CN"/>
+                                    </w:rPr>
+                                    <w:t xml:space="preserve"> / </w:t>
+                                  </w:r>
+                                  <w:r>
+                                    <w:rPr>
+                                      <w:rFonts w:eastAsiaTheme="minorEastAsia" w:hint="eastAsia"/>
+                                      <w:sz w:val="13"/>
+                                      <w:szCs w:val="13"/>
+                                      <w:lang w:eastAsia="zh-CN"/>
+                                    </w:rPr>
+                                    <w:t>P4</w:t>
+                                  </w:r>
                                 </w:p>
                               </w:tc>
                               <w:tc>
@@ -5560,7 +6230,16 @@
                                       <w:szCs w:val="13"/>
                                       <w:lang w:eastAsia="zh-CN"/>
                                     </w:rPr>
-                                    <w:t>JavaScript</w:t>
+                                    <w:t xml:space="preserve">Unity </w:t>
+                                  </w:r>
+                                  <w:r>
+                                    <w:rPr>
+                                      <w:rFonts w:eastAsiaTheme="minorEastAsia"/>
+                                      <w:sz w:val="13"/>
+                                      <w:szCs w:val="13"/>
+                                      <w:lang w:eastAsia="zh-CN"/>
+                                    </w:rPr>
+                                    <w:t>DOTS</w:t>
                                   </w:r>
                                 </w:p>
                               </w:tc>
@@ -5610,7 +6289,7 @@
                                                 </pic:cNvPicPr>
                                               </pic:nvPicPr>
                                               <pic:blipFill>
-                                                <a:blip r:embed="rId27">
+                                                <a:blip r:embed="rId29">
                                                   <a:extLst>
                                                     <a:ext uri="{28A0092B-C50C-407E-A947-70E740481C1C}">
                                                       <a14:useLocalDpi xmlns:a14="http://schemas.microsoft.com/office/drawing/2010/main" val="0"/>
@@ -5682,7 +6361,7 @@
                                                 </pic:cNvPicPr>
                                               </pic:nvPicPr>
                                               <pic:blipFill>
-                                                <a:blip r:embed="rId28">
+                                                <a:blip r:embed="rId30">
                                                   <a:extLst>
                                                     <a:ext uri="{28A0092B-C50C-407E-A947-70E740481C1C}">
                                                       <a14:useLocalDpi xmlns:a14="http://schemas.microsoft.com/office/drawing/2010/main" val="0"/>
@@ -5754,7 +6433,7 @@
                                                 </pic:cNvPicPr>
                                               </pic:nvPicPr>
                                               <pic:blipFill>
-                                                <a:blip r:embed="rId29">
+                                                <a:blip r:embed="rId31">
                                                   <a:extLst>
                                                     <a:ext uri="{28A0092B-C50C-407E-A947-70E740481C1C}">
                                                       <a14:useLocalDpi xmlns:a14="http://schemas.microsoft.com/office/drawing/2010/main" val="0"/>
@@ -5828,7 +6507,7 @@
                                                 </pic:cNvPicPr>
                                               </pic:nvPicPr>
                                               <pic:blipFill>
-                                                <a:blip r:embed="rId30">
+                                                <a:blip r:embed="rId32">
                                                   <a:extLst>
                                                     <a:ext uri="{28A0092B-C50C-407E-A947-70E740481C1C}">
                                                       <a14:useLocalDpi xmlns:a14="http://schemas.microsoft.com/office/drawing/2010/main" val="0"/>
@@ -5889,10 +6568,10 @@
                                       <w:szCs w:val="13"/>
                                     </w:rPr>
                                     <w:drawing>
-                                      <wp:inline distT="0" distB="0" distL="0" distR="0" wp14:anchorId="6341C362" wp14:editId="6CF16C0D">
-                                        <wp:extent cx="189865" cy="189230"/>
-                                        <wp:effectExtent l="0" t="0" r="635" b="1270"/>
-                                        <wp:docPr id="686300077" name="图片 1"/>
+                                      <wp:inline distT="0" distB="0" distL="0" distR="0" wp14:anchorId="4CBD8922" wp14:editId="33D09E60">
+                                        <wp:extent cx="254000" cy="239057"/>
+                                        <wp:effectExtent l="0" t="0" r="0" b="8890"/>
+                                        <wp:docPr id="1633921160" name="图片 21"/>
                                         <wp:cNvGraphicFramePr>
                                           <a:graphicFrameLocks xmlns:a="http://schemas.openxmlformats.org/drawingml/2006/main" noChangeAspect="1"/>
                                         </wp:cNvGraphicFramePr>
@@ -5900,13 +6579,13 @@
                                           <a:graphicData uri="http://schemas.openxmlformats.org/drawingml/2006/picture">
                                             <pic:pic xmlns:pic="http://schemas.openxmlformats.org/drawingml/2006/picture">
                                               <pic:nvPicPr>
-                                                <pic:cNvPr id="201" name="图片 1"/>
+                                                <pic:cNvPr id="0" name="Picture 2"/>
                                                 <pic:cNvPicPr>
-                                                  <a:picLocks noChangeAspect="1"/>
+                                                  <a:picLocks noChangeAspect="1" noChangeArrowheads="1"/>
                                                 </pic:cNvPicPr>
                                               </pic:nvPicPr>
                                               <pic:blipFill>
-                                                <a:blip r:embed="rId35" cstate="print">
+                                                <a:blip r:embed="rId37">
                                                   <a:extLst>
                                                     <a:ext uri="{28A0092B-C50C-407E-A947-70E740481C1C}">
                                                       <a14:useLocalDpi xmlns:a14="http://schemas.microsoft.com/office/drawing/2010/main" val="0"/>
@@ -5921,7 +6600,7 @@
                                               <pic:spPr bwMode="auto">
                                                 <a:xfrm>
                                                   <a:off x="0" y="0"/>
-                                                  <a:ext cx="189865" cy="189230"/>
+                                                  <a:ext cx="267177" cy="251458"/>
                                                 </a:xfrm>
                                                 <a:prstGeom prst="rect">
                                                   <a:avLst/>
@@ -5976,7 +6655,7 @@
                                                 </pic:cNvPicPr>
                                               </pic:nvPicPr>
                                               <pic:blipFill>
-                                                <a:blip r:embed="rId36" cstate="print">
+                                                <a:blip r:embed="rId38" cstate="print">
                                                   <a:biLevel thresh="75000"/>
                                                   <a:extLst>
                                                     <a:ext uri="{28A0092B-C50C-407E-A947-70E740481C1C}">
@@ -6047,7 +6726,7 @@
                                                 </pic:cNvPicPr>
                                               </pic:nvPicPr>
                                               <pic:blipFill>
-                                                <a:blip r:embed="rId37" cstate="print">
+                                                <a:blip r:embed="rId39" cstate="print">
                                                   <a:extLst>
                                                     <a:ext uri="{28A0092B-C50C-407E-A947-70E740481C1C}">
                                                       <a14:useLocalDpi xmlns:a14="http://schemas.microsoft.com/office/drawing/2010/main" val="0"/>
@@ -6119,7 +6798,7 @@
                                                 </pic:cNvPicPr>
                                               </pic:nvPicPr>
                                               <pic:blipFill>
-                                                <a:blip r:embed="rId38" cstate="print">
+                                                <a:blip r:embed="rId40" cstate="print">
                                                   <a:extLst>
                                                     <a:ext uri="{28A0092B-C50C-407E-A947-70E740481C1C}">
                                                       <a14:useLocalDpi xmlns:a14="http://schemas.microsoft.com/office/drawing/2010/main" val="0"/>
@@ -6181,7 +6860,27 @@
                                       <w:szCs w:val="13"/>
                                       <w:lang w:eastAsia="zh-CN"/>
                                     </w:rPr>
-                                    <w:t>React</w:t>
+                                    <w:t>CI</w:t>
+                                  </w:r>
+                                  <w:r>
+                                    <w:rPr>
+                                      <w:rFonts w:eastAsiaTheme="minorEastAsia" w:hint="eastAsia"/>
+                                      <w:noProof/>
+                                      <w:sz w:val="13"/>
+                                      <w:szCs w:val="13"/>
+                                      <w:lang w:eastAsia="zh-CN"/>
+                                    </w:rPr>
+                                    <w:t xml:space="preserve"> / </w:t>
+                                  </w:r>
+                                  <w:r>
+                                    <w:rPr>
+                                      <w:rFonts w:eastAsiaTheme="minorEastAsia" w:hint="eastAsia"/>
+                                      <w:noProof/>
+                                      <w:sz w:val="13"/>
+                                      <w:szCs w:val="13"/>
+                                      <w:lang w:eastAsia="zh-CN"/>
+                                    </w:rPr>
+                                    <w:t>CD</w:t>
                                   </w:r>
                                 </w:p>
                               </w:tc>
@@ -6319,7 +7018,7 @@
                                                 </pic:cNvPicPr>
                                               </pic:nvPicPr>
                                               <pic:blipFill>
-                                                <a:blip r:embed="rId39">
+                                                <a:blip r:embed="rId41">
                                                   <a:extLst>
                                                     <a:ext uri="{28A0092B-C50C-407E-A947-70E740481C1C}">
                                                       <a14:useLocalDpi xmlns:a14="http://schemas.microsoft.com/office/drawing/2010/main" val="0"/>
@@ -6391,7 +7090,7 @@
                                                 </pic:cNvPicPr>
                                               </pic:nvPicPr>
                                               <pic:blipFill>
-                                                <a:blip r:embed="rId40">
+                                                <a:blip r:embed="rId42">
                                                   <a:extLst>
                                                     <a:ext uri="{28A0092B-C50C-407E-A947-70E740481C1C}">
                                                       <a14:useLocalDpi xmlns:a14="http://schemas.microsoft.com/office/drawing/2010/main" val="0"/>
@@ -6463,7 +7162,7 @@
                                                 </pic:cNvPicPr>
                                               </pic:nvPicPr>
                                               <pic:blipFill>
-                                                <a:blip r:embed="rId41">
+                                                <a:blip r:embed="rId43">
                                                   <a:extLst>
                                                     <a:ext uri="{28A0092B-C50C-407E-A947-70E740481C1C}">
                                                       <a14:useLocalDpi xmlns:a14="http://schemas.microsoft.com/office/drawing/2010/main" val="0"/>
@@ -6537,7 +7236,7 @@
                                                 </pic:cNvPicPr>
                                               </pic:nvPicPr>
                                               <pic:blipFill>
-                                                <a:blip r:embed="rId42">
+                                                <a:blip r:embed="rId44">
                                                   <a:extLst>
                                                     <a:ext uri="{28A0092B-C50C-407E-A947-70E740481C1C}">
                                                       <a14:useLocalDpi xmlns:a14="http://schemas.microsoft.com/office/drawing/2010/main" val="0"/>
@@ -6595,12 +7294,12 @@
           </mc:Choice>
           <mc:Fallback>
             <w:pict>
-              <v:shape w14:anchorId="7C4D04B0" id="_x0000_s1028" type="#_x0000_t202" style="position:absolute;margin-left:305.9pt;margin-top:15.1pt;width:271.4pt;height:90.75pt;z-index:251797504;visibility:visible;mso-wrap-style:square;mso-width-percent:0;mso-height-percent:0;mso-wrap-distance-left:9pt;mso-wrap-distance-top:0;mso-wrap-distance-right:9pt;mso-wrap-distance-bottom:0;mso-position-horizontal:absolute;mso-position-horizontal-relative:text;mso-position-vertical:absolute;mso-position-vertical-relative:text;mso-width-percent:0;mso-height-percent:0;mso-width-relative:margin;mso-height-relative:margin;v-text-anchor:top" o:gfxdata="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" fillcolor="white [3201]" stroked="f" strokeweight=".5pt">
+              <v:shape w14:anchorId="7C4D04B0" id="_x0000_s1029" type="#_x0000_t202" style="position:absolute;margin-left:305.9pt;margin-top:15.1pt;width:271.4pt;height:90.75pt;z-index:251797504;visibility:visible;mso-wrap-style:square;mso-width-percent:0;mso-height-percent:0;mso-wrap-distance-left:9pt;mso-wrap-distance-top:0;mso-wrap-distance-right:9pt;mso-wrap-distance-bottom:0;mso-position-horizontal:absolute;mso-position-horizontal-relative:text;mso-position-vertical:absolute;mso-position-vertical-relative:text;mso-width-percent:0;mso-height-percent:0;mso-width-relative:margin;mso-height-relative:margin;v-text-anchor:top" o:gfxdata="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" fillcolor="white [3201]" stroked="f" strokeweight=".5pt">
                 <v:textbox>
                   <w:txbxContent>
                     <w:tbl>
                       <w:tblPr>
-                        <w:tblStyle w:val="TableGrid"/>
+                        <w:tblStyle w:val="ad"/>
                         <w:tblW w:w="0" w:type="auto"/>
                         <w:tblBorders>
                           <w:top w:val="none" w:sz="0" w:space="0" w:color="auto"/>
@@ -6662,7 +7361,7 @@
                                           </pic:cNvPicPr>
                                         </pic:nvPicPr>
                                         <pic:blipFill>
-                                          <a:blip r:embed="rId31" cstate="print">
+                                          <a:blip r:embed="rId33" cstate="print">
                                             <a:extLst>
                                               <a:ext uri="{28A0092B-C50C-407E-A947-70E740481C1C}">
                                                 <a14:useLocalDpi xmlns:a14="http://schemas.microsoft.com/office/drawing/2010/main" val="0"/>
@@ -6732,7 +7431,7 @@
                                           </pic:cNvPicPr>
                                         </pic:nvPicPr>
                                         <pic:blipFill>
-                                          <a:blip r:embed="rId32" cstate="print">
+                                          <a:blip r:embed="rId34" cstate="print">
                                             <a:extLst>
                                               <a:ext uri="{28A0092B-C50C-407E-A947-70E740481C1C}">
                                                 <a14:useLocalDpi xmlns:a14="http://schemas.microsoft.com/office/drawing/2010/main" val="0"/>
@@ -6785,10 +7484,10 @@
                                 <w:szCs w:val="13"/>
                               </w:rPr>
                               <w:drawing>
-                                <wp:inline distT="0" distB="0" distL="0" distR="0" wp14:anchorId="2C1578FA" wp14:editId="4ECED6C0">
-                                  <wp:extent cx="224790" cy="224155"/>
-                                  <wp:effectExtent l="0" t="0" r="3810" b="0"/>
-                                  <wp:docPr id="1726026912" name="图片 1"/>
+                                <wp:inline distT="0" distB="0" distL="0" distR="0" wp14:anchorId="4A2BE057" wp14:editId="0BA63D38">
+                                  <wp:extent cx="209550" cy="209550"/>
+                                  <wp:effectExtent l="0" t="0" r="0" b="0"/>
+                                  <wp:docPr id="304014022" name="图片 20"/>
                                   <wp:cNvGraphicFramePr>
                                     <a:graphicFrameLocks xmlns:a="http://schemas.openxmlformats.org/drawingml/2006/main" noChangeAspect="1"/>
                                   </wp:cNvGraphicFramePr>
@@ -6796,14 +7495,13 @@
                                     <a:graphicData uri="http://schemas.openxmlformats.org/drawingml/2006/picture">
                                       <pic:pic xmlns:pic="http://schemas.openxmlformats.org/drawingml/2006/picture">
                                         <pic:nvPicPr>
-                                          <pic:cNvPr id="86" name="图片 1"/>
+                                          <pic:cNvPr id="0" name="Picture 1"/>
                                           <pic:cNvPicPr>
-                                            <a:picLocks noChangeAspect="1"/>
+                                            <a:picLocks noChangeAspect="1" noChangeArrowheads="1"/>
                                           </pic:cNvPicPr>
                                         </pic:nvPicPr>
                                         <pic:blipFill>
-                                          <a:blip r:embed="rId33" cstate="print">
-                                            <a:biLevel thresh="75000"/>
+                                          <a:blip r:embed="rId35">
                                             <a:extLst>
                                               <a:ext uri="{28A0092B-C50C-407E-A947-70E740481C1C}">
                                                 <a14:useLocalDpi xmlns:a14="http://schemas.microsoft.com/office/drawing/2010/main" val="0"/>
@@ -6818,7 +7516,7 @@
                                         <pic:spPr bwMode="auto">
                                           <a:xfrm>
                                             <a:off x="0" y="0"/>
-                                            <a:ext cx="224790" cy="224155"/>
+                                            <a:ext cx="209550" cy="209550"/>
                                           </a:xfrm>
                                           <a:prstGeom prst="rect">
                                             <a:avLst/>
@@ -6856,10 +7554,10 @@
                                 <w:szCs w:val="13"/>
                               </w:rPr>
                               <w:drawing>
-                                <wp:inline distT="0" distB="0" distL="0" distR="0" wp14:anchorId="5BC592E2" wp14:editId="45A0DCEA">
-                                  <wp:extent cx="189865" cy="189230"/>
-                                  <wp:effectExtent l="0" t="0" r="635" b="1270"/>
-                                  <wp:docPr id="1660725562" name="图片 1"/>
+                                <wp:inline distT="0" distB="0" distL="0" distR="0" wp14:anchorId="0C4EBDCD" wp14:editId="6F5E5D22">
+                                  <wp:extent cx="190500" cy="190500"/>
+                                  <wp:effectExtent l="0" t="0" r="0" b="0"/>
+                                  <wp:docPr id="1282254726" name="图片 22"/>
                                   <wp:cNvGraphicFramePr>
                                     <a:graphicFrameLocks xmlns:a="http://schemas.openxmlformats.org/drawingml/2006/main" noChangeAspect="1"/>
                                   </wp:cNvGraphicFramePr>
@@ -6867,13 +7565,13 @@
                                     <a:graphicData uri="http://schemas.openxmlformats.org/drawingml/2006/picture">
                                       <pic:pic xmlns:pic="http://schemas.openxmlformats.org/drawingml/2006/picture">
                                         <pic:nvPicPr>
-                                          <pic:cNvPr id="209" name="图片 1"/>
+                                          <pic:cNvPr id="0" name="Picture 3"/>
                                           <pic:cNvPicPr>
-                                            <a:picLocks noChangeAspect="1"/>
+                                            <a:picLocks noChangeAspect="1" noChangeArrowheads="1"/>
                                           </pic:cNvPicPr>
                                         </pic:nvPicPr>
                                         <pic:blipFill>
-                                          <a:blip r:embed="rId34" cstate="print">
+                                          <a:blip r:embed="rId36">
                                             <a:extLst>
                                               <a:ext uri="{28A0092B-C50C-407E-A947-70E740481C1C}">
                                                 <a14:useLocalDpi xmlns:a14="http://schemas.microsoft.com/office/drawing/2010/main" val="0"/>
@@ -6888,7 +7586,7 @@
                                         <pic:spPr bwMode="auto">
                                           <a:xfrm>
                                             <a:off x="0" y="0"/>
-                                            <a:ext cx="189865" cy="189230"/>
+                                            <a:ext cx="190500" cy="190500"/>
                                           </a:xfrm>
                                           <a:prstGeom prst="rect">
                                             <a:avLst/>
@@ -6982,6 +7680,24 @@
                               </w:rPr>
                               <w:t>Git</w:t>
                             </w:r>
+                            <w:r>
+                              <w:rPr>
+                                <w:rFonts w:eastAsiaTheme="minorEastAsia" w:hint="eastAsia"/>
+                                <w:sz w:val="13"/>
+                                <w:szCs w:val="13"/>
+                                <w:lang w:eastAsia="zh-CN"/>
+                              </w:rPr>
+                              <w:t xml:space="preserve"> / </w:t>
+                            </w:r>
+                            <w:r>
+                              <w:rPr>
+                                <w:rFonts w:eastAsiaTheme="minorEastAsia" w:hint="eastAsia"/>
+                                <w:sz w:val="13"/>
+                                <w:szCs w:val="13"/>
+                                <w:lang w:eastAsia="zh-CN"/>
+                              </w:rPr>
+                              <w:t>P4</w:t>
+                            </w:r>
                           </w:p>
                         </w:tc>
                         <w:tc>
@@ -7006,7 +7722,16 @@
                                 <w:szCs w:val="13"/>
                                 <w:lang w:eastAsia="zh-CN"/>
                               </w:rPr>
-                              <w:t>JavaScript</w:t>
+                              <w:t xml:space="preserve">Unity </w:t>
+                            </w:r>
+                            <w:r>
+                              <w:rPr>
+                                <w:rFonts w:eastAsiaTheme="minorEastAsia"/>
+                                <w:sz w:val="13"/>
+                                <w:szCs w:val="13"/>
+                                <w:lang w:eastAsia="zh-CN"/>
+                              </w:rPr>
+                              <w:t>DOTS</w:t>
                             </w:r>
                           </w:p>
                         </w:tc>
@@ -7056,7 +7781,7 @@
                                           </pic:cNvPicPr>
                                         </pic:nvPicPr>
                                         <pic:blipFill>
-                                          <a:blip r:embed="rId27">
+                                          <a:blip r:embed="rId29">
                                             <a:extLst>
                                               <a:ext uri="{28A0092B-C50C-407E-A947-70E740481C1C}">
                                                 <a14:useLocalDpi xmlns:a14="http://schemas.microsoft.com/office/drawing/2010/main" val="0"/>
@@ -7128,7 +7853,7 @@
                                           </pic:cNvPicPr>
                                         </pic:nvPicPr>
                                         <pic:blipFill>
-                                          <a:blip r:embed="rId28">
+                                          <a:blip r:embed="rId30">
                                             <a:extLst>
                                               <a:ext uri="{28A0092B-C50C-407E-A947-70E740481C1C}">
                                                 <a14:useLocalDpi xmlns:a14="http://schemas.microsoft.com/office/drawing/2010/main" val="0"/>
@@ -7200,7 +7925,7 @@
                                           </pic:cNvPicPr>
                                         </pic:nvPicPr>
                                         <pic:blipFill>
-                                          <a:blip r:embed="rId29">
+                                          <a:blip r:embed="rId31">
                                             <a:extLst>
                                               <a:ext uri="{28A0092B-C50C-407E-A947-70E740481C1C}">
                                                 <a14:useLocalDpi xmlns:a14="http://schemas.microsoft.com/office/drawing/2010/main" val="0"/>
@@ -7274,7 +7999,7 @@
                                           </pic:cNvPicPr>
                                         </pic:nvPicPr>
                                         <pic:blipFill>
-                                          <a:blip r:embed="rId30">
+                                          <a:blip r:embed="rId32">
                                             <a:extLst>
                                               <a:ext uri="{28A0092B-C50C-407E-A947-70E740481C1C}">
                                                 <a14:useLocalDpi xmlns:a14="http://schemas.microsoft.com/office/drawing/2010/main" val="0"/>
@@ -7335,10 +8060,10 @@
                                 <w:szCs w:val="13"/>
                               </w:rPr>
                               <w:drawing>
-                                <wp:inline distT="0" distB="0" distL="0" distR="0" wp14:anchorId="6341C362" wp14:editId="6CF16C0D">
-                                  <wp:extent cx="189865" cy="189230"/>
-                                  <wp:effectExtent l="0" t="0" r="635" b="1270"/>
-                                  <wp:docPr id="686300077" name="图片 1"/>
+                                <wp:inline distT="0" distB="0" distL="0" distR="0" wp14:anchorId="4CBD8922" wp14:editId="33D09E60">
+                                  <wp:extent cx="254000" cy="239057"/>
+                                  <wp:effectExtent l="0" t="0" r="0" b="8890"/>
+                                  <wp:docPr id="1633921160" name="图片 21"/>
                                   <wp:cNvGraphicFramePr>
                                     <a:graphicFrameLocks xmlns:a="http://schemas.openxmlformats.org/drawingml/2006/main" noChangeAspect="1"/>
                                   </wp:cNvGraphicFramePr>
@@ -7346,13 +8071,13 @@
                                     <a:graphicData uri="http://schemas.openxmlformats.org/drawingml/2006/picture">
                                       <pic:pic xmlns:pic="http://schemas.openxmlformats.org/drawingml/2006/picture">
                                         <pic:nvPicPr>
-                                          <pic:cNvPr id="201" name="图片 1"/>
+                                          <pic:cNvPr id="0" name="Picture 2"/>
                                           <pic:cNvPicPr>
-                                            <a:picLocks noChangeAspect="1"/>
+                                            <a:picLocks noChangeAspect="1" noChangeArrowheads="1"/>
                                           </pic:cNvPicPr>
                                         </pic:nvPicPr>
                                         <pic:blipFill>
-                                          <a:blip r:embed="rId35" cstate="print">
+                                          <a:blip r:embed="rId37">
                                             <a:extLst>
                                               <a:ext uri="{28A0092B-C50C-407E-A947-70E740481C1C}">
                                                 <a14:useLocalDpi xmlns:a14="http://schemas.microsoft.com/office/drawing/2010/main" val="0"/>
@@ -7367,7 +8092,7 @@
                                         <pic:spPr bwMode="auto">
                                           <a:xfrm>
                                             <a:off x="0" y="0"/>
-                                            <a:ext cx="189865" cy="189230"/>
+                                            <a:ext cx="267177" cy="251458"/>
                                           </a:xfrm>
                                           <a:prstGeom prst="rect">
                                             <a:avLst/>
@@ -7422,7 +8147,7 @@
                                           </pic:cNvPicPr>
                                         </pic:nvPicPr>
                                         <pic:blipFill>
-                                          <a:blip r:embed="rId36" cstate="print">
+                                          <a:blip r:embed="rId38" cstate="print">
                                             <a:biLevel thresh="75000"/>
                                             <a:extLst>
                                               <a:ext uri="{28A0092B-C50C-407E-A947-70E740481C1C}">
@@ -7493,7 +8218,7 @@
                                           </pic:cNvPicPr>
                                         </pic:nvPicPr>
                                         <pic:blipFill>
-                                          <a:blip r:embed="rId37" cstate="print">
+                                          <a:blip r:embed="rId39" cstate="print">
                                             <a:extLst>
                                               <a:ext uri="{28A0092B-C50C-407E-A947-70E740481C1C}">
                                                 <a14:useLocalDpi xmlns:a14="http://schemas.microsoft.com/office/drawing/2010/main" val="0"/>
@@ -7565,7 +8290,7 @@
                                           </pic:cNvPicPr>
                                         </pic:nvPicPr>
                                         <pic:blipFill>
-                                          <a:blip r:embed="rId38" cstate="print">
+                                          <a:blip r:embed="rId40" cstate="print">
                                             <a:extLst>
                                               <a:ext uri="{28A0092B-C50C-407E-A947-70E740481C1C}">
                                                 <a14:useLocalDpi xmlns:a14="http://schemas.microsoft.com/office/drawing/2010/main" val="0"/>
@@ -7627,7 +8352,27 @@
                                 <w:szCs w:val="13"/>
                                 <w:lang w:eastAsia="zh-CN"/>
                               </w:rPr>
-                              <w:t>React</w:t>
+                              <w:t>CI</w:t>
+                            </w:r>
+                            <w:r>
+                              <w:rPr>
+                                <w:rFonts w:eastAsiaTheme="minorEastAsia" w:hint="eastAsia"/>
+                                <w:noProof/>
+                                <w:sz w:val="13"/>
+                                <w:szCs w:val="13"/>
+                                <w:lang w:eastAsia="zh-CN"/>
+                              </w:rPr>
+                              <w:t xml:space="preserve"> / </w:t>
+                            </w:r>
+                            <w:r>
+                              <w:rPr>
+                                <w:rFonts w:eastAsiaTheme="minorEastAsia" w:hint="eastAsia"/>
+                                <w:noProof/>
+                                <w:sz w:val="13"/>
+                                <w:szCs w:val="13"/>
+                                <w:lang w:eastAsia="zh-CN"/>
+                              </w:rPr>
+                              <w:t>CD</w:t>
                             </w:r>
                           </w:p>
                         </w:tc>
@@ -7765,7 +8510,7 @@
                                           </pic:cNvPicPr>
                                         </pic:nvPicPr>
                                         <pic:blipFill>
-                                          <a:blip r:embed="rId39">
+                                          <a:blip r:embed="rId41">
                                             <a:extLst>
                                               <a:ext uri="{28A0092B-C50C-407E-A947-70E740481C1C}">
                                                 <a14:useLocalDpi xmlns:a14="http://schemas.microsoft.com/office/drawing/2010/main" val="0"/>
@@ -7837,7 +8582,7 @@
                                           </pic:cNvPicPr>
                                         </pic:nvPicPr>
                                         <pic:blipFill>
-                                          <a:blip r:embed="rId40">
+                                          <a:blip r:embed="rId42">
                                             <a:extLst>
                                               <a:ext uri="{28A0092B-C50C-407E-A947-70E740481C1C}">
                                                 <a14:useLocalDpi xmlns:a14="http://schemas.microsoft.com/office/drawing/2010/main" val="0"/>
@@ -7909,7 +8654,7 @@
                                           </pic:cNvPicPr>
                                         </pic:nvPicPr>
                                         <pic:blipFill>
-                                          <a:blip r:embed="rId41">
+                                          <a:blip r:embed="rId43">
                                             <a:extLst>
                                               <a:ext uri="{28A0092B-C50C-407E-A947-70E740481C1C}">
                                                 <a14:useLocalDpi xmlns:a14="http://schemas.microsoft.com/office/drawing/2010/main" val="0"/>
@@ -7983,7 +8728,7 @@
                                           </pic:cNvPicPr>
                                         </pic:nvPicPr>
                                         <pic:blipFill>
-                                          <a:blip r:embed="rId42">
+                                          <a:blip r:embed="rId44">
                                             <a:extLst>
                                               <a:ext uri="{28A0092B-C50C-407E-A947-70E740481C1C}">
                                                 <a14:useLocalDpi xmlns:a14="http://schemas.microsoft.com/office/drawing/2010/main" val="0"/>
@@ -8097,6 +8842,15 @@
           <w:rFonts w:eastAsiaTheme="minorEastAsia"/>
           <w:lang w:eastAsia="zh-CN"/>
         </w:rPr>
+      </w:pPr>
+    </w:p>
+    <w:p>
+      <w:pPr>
+        <w:ind w:rightChars="1642" w:right="3612"/>
+        <w:rPr>
+          <w:rFonts w:eastAsiaTheme="minorEastAsia"/>
+          <w:lang w:eastAsia="zh-CN"/>
+        </w:rPr>
         <w:sectPr>
           <w:type w:val="continuous"/>
           <w:pgSz w:w="11910" w:h="16840"/>
@@ -8120,13 +8874,13 @@
           <w:lang w:eastAsia="zh-CN"/>
         </w:rPr>
         <w:drawing>
-          <wp:anchor distT="0" distB="0" distL="114300" distR="114300" simplePos="0" relativeHeight="251636736" behindDoc="0" locked="0" layoutInCell="1" allowOverlap="1" wp14:anchorId="274AD611" wp14:editId="5DAF439F">
+          <wp:anchor distT="0" distB="0" distL="114300" distR="114300" simplePos="0" relativeHeight="251636736" behindDoc="0" locked="0" layoutInCell="1" allowOverlap="1" wp14:anchorId="274AD611" wp14:editId="267C39F4">
             <wp:simplePos x="0" y="0"/>
             <wp:positionH relativeFrom="column">
               <wp:posOffset>93980</wp:posOffset>
             </wp:positionH>
             <wp:positionV relativeFrom="paragraph">
-              <wp:posOffset>48260</wp:posOffset>
+              <wp:posOffset>69264</wp:posOffset>
             </wp:positionV>
             <wp:extent cx="412115" cy="412115"/>
             <wp:effectExtent l="0" t="0" r="6985" b="0"/>
@@ -8145,7 +8899,7 @@
                     </pic:cNvPicPr>
                   </pic:nvPicPr>
                   <pic:blipFill>
-                    <a:blip r:embed="rId43" cstate="print">
+                    <a:blip r:embed="rId45" cstate="print">
                       <a:extLst>
                         <a:ext uri="{28A0092B-C50C-407E-A947-70E740481C1C}">
                           <a14:useLocalDpi xmlns:a14="http://schemas.microsoft.com/office/drawing/2010/main" val="0"/>
@@ -8186,105 +8940,6 @@
     <w:p>
       <w:pPr>
         <w:ind w:left="420" w:firstLine="420"/>
-      </w:pPr>
-      <w:r>
-        <w:rPr>
-          <w:sz w:val="32"/>
-          <w:szCs w:val="32"/>
-        </w:rPr>
-        <w:t>EDUCATION</w:t>
-      </w:r>
-      <w:r>
-        <w:rPr>
-          <w:sz w:val="32"/>
-          <w:szCs w:val="32"/>
-        </w:rPr>
-        <w:tab/>
-      </w:r>
-      <w:r>
-        <w:rPr>
-          <w:sz w:val="32"/>
-          <w:szCs w:val="32"/>
-        </w:rPr>
-        <w:tab/>
-      </w:r>
-      <w:r>
-        <w:rPr>
-          <w:sz w:val="32"/>
-          <w:szCs w:val="32"/>
-        </w:rPr>
-        <w:tab/>
-      </w:r>
-      <w:r>
-        <w:rPr>
-          <w:sz w:val="32"/>
-          <w:szCs w:val="32"/>
-        </w:rPr>
-        <w:tab/>
-      </w:r>
-      <w:r>
-        <w:rPr>
-          <w:sz w:val="32"/>
-          <w:szCs w:val="32"/>
-        </w:rPr>
-        <w:tab/>
-      </w:r>
-      <w:r>
-        <w:rPr>
-          <w:sz w:val="32"/>
-          <w:szCs w:val="32"/>
-        </w:rPr>
-        <w:tab/>
-      </w:r>
-      <w:r>
-        <w:rPr>
-          <w:sz w:val="32"/>
-          <w:szCs w:val="32"/>
-        </w:rPr>
-        <w:tab/>
-      </w:r>
-      <w:r>
-        <w:rPr>
-          <w:sz w:val="32"/>
-          <w:szCs w:val="32"/>
-        </w:rPr>
-        <w:tab/>
-      </w:r>
-      <w:r>
-        <w:rPr>
-          <w:sz w:val="32"/>
-          <w:szCs w:val="32"/>
-        </w:rPr>
-        <w:tab/>
-      </w:r>
-      <w:r>
-        <w:rPr>
-          <w:sz w:val="32"/>
-          <w:szCs w:val="32"/>
-        </w:rPr>
-        <w:tab/>
-      </w:r>
-      <w:r>
-        <w:rPr>
-          <w:sz w:val="32"/>
-          <w:szCs w:val="32"/>
-        </w:rPr>
-        <w:tab/>
-      </w:r>
-      <w:r>
-        <w:rPr>
-          <w:sz w:val="32"/>
-          <w:szCs w:val="32"/>
-        </w:rPr>
-        <w:tab/>
-      </w:r>
-    </w:p>
-    <w:p>
-      <w:pPr>
-        <w:rPr>
-          <w:rFonts w:eastAsiaTheme="minorEastAsia"/>
-          <w:lang w:eastAsia="zh-CN"/>
-        </w:rPr>
         <w:sectPr>
           <w:type w:val="continuous"/>
           <w:pgSz w:w="11910" w:h="16840"/>
@@ -8301,13 +8956,13 @@
         <mc:AlternateContent>
           <mc:Choice Requires="wps">
             <w:drawing>
-              <wp:anchor distT="0" distB="0" distL="0" distR="0" simplePos="0" relativeHeight="251764736" behindDoc="1" locked="0" layoutInCell="1" allowOverlap="1" wp14:anchorId="0434D9C0" wp14:editId="6951417F">
+              <wp:anchor distT="0" distB="0" distL="0" distR="0" simplePos="0" relativeHeight="251764736" behindDoc="1" locked="0" layoutInCell="1" allowOverlap="1" wp14:anchorId="0434D9C0" wp14:editId="419C9EDF">
                 <wp:simplePos x="0" y="0"/>
                 <wp:positionH relativeFrom="page">
-                  <wp:posOffset>720725</wp:posOffset>
+                  <wp:posOffset>742315</wp:posOffset>
                 </wp:positionH>
                 <wp:positionV relativeFrom="paragraph">
-                  <wp:posOffset>21590</wp:posOffset>
+                  <wp:posOffset>253365</wp:posOffset>
                 </wp:positionV>
                 <wp:extent cx="6587490" cy="1270"/>
                 <wp:effectExtent l="6350" t="12065" r="6985" b="5715"/>
@@ -8393,7 +9048,7 @@
           </mc:Choice>
           <mc:Fallback>
             <w:pict>
-              <v:shape w14:anchorId="4DADFB54" id="Freeform: Shape 90" o:spid="_x0000_s1026" style="position:absolute;margin-left:56.75pt;margin-top:1.7pt;width:518.7pt;height:.1pt;z-index:-251551744;visibility:visible;mso-wrap-style:square;mso-width-percent:0;mso-height-percent:0;mso-wrap-distance-left:0;mso-wrap-distance-top:0;mso-wrap-distance-right:0;mso-wrap-distance-bottom:0;mso-position-horizontal:absolute;mso-position-horizontal-relative:page;mso-position-vertical:absolute;mso-position-vertical-relative:text;mso-width-percent:0;mso-height-percent:0;mso-width-relative:page;mso-height-relative:page;v-text-anchor:top" coordsize="10374,1270" o:gfxdata="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" path="m,l10374,e" filled="f" strokecolor="#231f20" strokeweight="1pt">
+              <v:shape w14:anchorId="15AB6A4D" id="Freeform: Shape 90" o:spid="_x0000_s1026" style="position:absolute;margin-left:58.45pt;margin-top:19.95pt;width:518.7pt;height:.1pt;z-index:-251551744;visibility:visible;mso-wrap-style:square;mso-width-percent:0;mso-height-percent:0;mso-wrap-distance-left:0;mso-wrap-distance-top:0;mso-wrap-distance-right:0;mso-wrap-distance-bottom:0;mso-position-horizontal:absolute;mso-position-horizontal-relative:page;mso-position-vertical:absolute;mso-position-vertical-relative:text;mso-width-percent:0;mso-height-percent:0;mso-width-relative:page;mso-height-relative:page;v-text-anchor:top" coordsize="10374,1270" o:gfxdata="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" path="m,l10374,e" filled="f" strokecolor="#231f20" strokeweight="1pt">
                 <v:path arrowok="t" o:connecttype="custom" o:connectlocs="0,0;6587490,0" o:connectangles="0,0"/>
                 <w10:wrap type="topAndBottom" anchorx="page"/>
               </v:shape>
@@ -8410,13 +9065,13 @@
         <mc:AlternateContent>
           <mc:Choice Requires="wps">
             <w:drawing>
-              <wp:anchor distT="0" distB="0" distL="114300" distR="114300" simplePos="0" relativeHeight="251692032" behindDoc="0" locked="0" layoutInCell="1" allowOverlap="1" wp14:anchorId="32C4A712" wp14:editId="65DF1A84">
+              <wp:anchor distT="0" distB="0" distL="114300" distR="114300" simplePos="0" relativeHeight="251692032" behindDoc="0" locked="0" layoutInCell="1" allowOverlap="1" wp14:anchorId="32C4A712" wp14:editId="3115827C">
                 <wp:simplePos x="0" y="0"/>
                 <wp:positionH relativeFrom="column">
-                  <wp:posOffset>3809596</wp:posOffset>
+                  <wp:posOffset>3809365</wp:posOffset>
                 </wp:positionH>
                 <wp:positionV relativeFrom="paragraph">
-                  <wp:posOffset>66675</wp:posOffset>
+                  <wp:posOffset>294640</wp:posOffset>
                 </wp:positionV>
                 <wp:extent cx="3646805" cy="1244600"/>
                 <wp:effectExtent l="0" t="0" r="0" b="0"/>
@@ -8549,7 +9204,7 @@
           </mc:Choice>
           <mc:Fallback>
             <w:pict>
-              <v:shape w14:anchorId="32C4A712" id="Text Box 95" o:spid="_x0000_s1029" type="#_x0000_t202" style="position:absolute;margin-left:299.95pt;margin-top:5.25pt;width:287.15pt;height:98pt;z-index:251692032;visibility:visible;mso-wrap-style:square;mso-width-percent:0;mso-height-percent:0;mso-wrap-distance-left:9pt;mso-wrap-distance-top:0;mso-wrap-distance-right:9pt;mso-wrap-distance-bottom:0;mso-position-horizontal:absolute;mso-position-horizontal-relative:text;mso-position-vertical:absolute;mso-position-vertical-relative:text;mso-width-percent:0;mso-height-percent:0;mso-width-relative:margin;mso-height-relative:margin;v-text-anchor:top" o:gfxdata="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" filled="f" stroked="f" strokeweight=".5pt">
+              <v:shape w14:anchorId="32C4A712" id="_x0000_s1030" type="#_x0000_t202" style="position:absolute;left:0;text-align:left;margin-left:299.95pt;margin-top:23.2pt;width:287.15pt;height:98pt;z-index:251692032;visibility:visible;mso-wrap-style:square;mso-width-percent:0;mso-height-percent:0;mso-wrap-distance-left:9pt;mso-wrap-distance-top:0;mso-wrap-distance-right:9pt;mso-wrap-distance-bottom:0;mso-position-horizontal:absolute;mso-position-horizontal-relative:text;mso-position-vertical:absolute;mso-position-vertical-relative:text;mso-width-percent:0;mso-height-percent:0;mso-width-relative:margin;mso-height-relative:margin;v-text-anchor:top" o:gfxdata="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" filled="f" stroked="f" strokeweight=".5pt">
                 <v:textbox>
                   <w:txbxContent>
                     <w:p>
@@ -8646,6 +9301,106 @@
       </w:r>
       <w:r>
         <w:rPr>
+          <w:sz w:val="32"/>
+          <w:szCs w:val="32"/>
+        </w:rPr>
+        <w:t>EDUCATION</w:t>
+      </w:r>
+      <w:r>
+        <w:rPr>
+          <w:sz w:val="32"/>
+          <w:szCs w:val="32"/>
+        </w:rPr>
+        <w:tab/>
+      </w:r>
+      <w:r>
+        <w:rPr>
+          <w:sz w:val="32"/>
+          <w:szCs w:val="32"/>
+        </w:rPr>
+        <w:tab/>
+      </w:r>
+      <w:r>
+        <w:rPr>
+          <w:sz w:val="32"/>
+          <w:szCs w:val="32"/>
+        </w:rPr>
+        <w:tab/>
+      </w:r>
+      <w:r>
+        <w:rPr>
+          <w:sz w:val="32"/>
+          <w:szCs w:val="32"/>
+        </w:rPr>
+        <w:tab/>
+      </w:r>
+      <w:r>
+        <w:rPr>
+          <w:sz w:val="32"/>
+          <w:szCs w:val="32"/>
+        </w:rPr>
+        <w:tab/>
+      </w:r>
+      <w:r>
+        <w:rPr>
+          <w:sz w:val="32"/>
+          <w:szCs w:val="32"/>
+        </w:rPr>
+        <w:tab/>
+      </w:r>
+      <w:r>
+        <w:rPr>
+          <w:sz w:val="32"/>
+          <w:szCs w:val="32"/>
+        </w:rPr>
+        <w:tab/>
+      </w:r>
+      <w:r>
+        <w:rPr>
+          <w:sz w:val="32"/>
+          <w:szCs w:val="32"/>
+        </w:rPr>
+        <w:tab/>
+      </w:r>
+      <w:r>
+        <w:rPr>
+          <w:sz w:val="32"/>
+          <w:szCs w:val="32"/>
+        </w:rPr>
+        <w:tab/>
+      </w:r>
+      <w:r>
+        <w:rPr>
+          <w:sz w:val="32"/>
+          <w:szCs w:val="32"/>
+        </w:rPr>
+        <w:tab/>
+      </w:r>
+      <w:r>
+        <w:rPr>
+          <w:sz w:val="32"/>
+          <w:szCs w:val="32"/>
+        </w:rPr>
+        <w:tab/>
+      </w:r>
+      <w:r>
+        <w:rPr>
+          <w:sz w:val="32"/>
+          <w:szCs w:val="32"/>
+        </w:rPr>
+        <w:tab/>
+      </w:r>
+    </w:p>
+    <w:p>
+      <w:pPr>
+        <w:ind w:rightChars="-717" w:right="-1577"/>
+        <w:rPr>
+          <w:rFonts w:eastAsiaTheme="minorEastAsia"/>
+          <w:lang w:eastAsia="zh-CN"/>
+        </w:rPr>
+      </w:pPr>
+      <w:r>
+        <w:rPr>
           <w:noProof/>
           <w:sz w:val="32"/>
           <w:szCs w:val="32"/>
@@ -8653,13 +9408,13 @@
         <mc:AlternateContent>
           <mc:Choice Requires="wps">
             <w:drawing>
-              <wp:anchor distT="0" distB="0" distL="114300" distR="114300" simplePos="0" relativeHeight="251639808" behindDoc="0" locked="0" layoutInCell="1" allowOverlap="1" wp14:anchorId="1D195148" wp14:editId="27C21A55">
+              <wp:anchor distT="0" distB="0" distL="114300" distR="114300" simplePos="0" relativeHeight="251639808" behindDoc="0" locked="0" layoutInCell="1" allowOverlap="1" wp14:anchorId="1D195148" wp14:editId="4B041040">
                 <wp:simplePos x="0" y="0"/>
                 <wp:positionH relativeFrom="column">
-                  <wp:posOffset>450353</wp:posOffset>
+                  <wp:posOffset>450215</wp:posOffset>
                 </wp:positionH>
                 <wp:positionV relativeFrom="paragraph">
-                  <wp:posOffset>66979</wp:posOffset>
+                  <wp:posOffset>30480</wp:posOffset>
                 </wp:positionV>
                 <wp:extent cx="3646805" cy="1244600"/>
                 <wp:effectExtent l="0" t="0" r="0" b="0"/>
@@ -8757,6 +9512,7 @@
                                 <w:lang w:eastAsia="zh-CN"/>
                               </w:rPr>
                               <w:tab/>
+                              <w:t xml:space="preserve"> </w:t>
                             </w:r>
                             <w:r>
                               <w:rPr>
@@ -8764,7 +9520,7 @@
                                 <w:color w:val="808080" w:themeColor="background1" w:themeShade="80"/>
                                 <w:lang w:eastAsia="zh-CN"/>
                               </w:rPr>
-                              <w:t xml:space="preserve">  </w:t>
+                              <w:t xml:space="preserve"> </w:t>
                             </w:r>
                             <w:r>
                               <w:rPr>
@@ -8830,7 +9586,7 @@
           </mc:Choice>
           <mc:Fallback>
             <w:pict>
-              <v:shape w14:anchorId="1D195148" id="_x0000_s1030" type="#_x0000_t202" style="position:absolute;margin-left:35.45pt;margin-top:5.25pt;width:287.15pt;height:98pt;z-index:251639808;visibility:visible;mso-wrap-style:square;mso-width-percent:0;mso-height-percent:0;mso-wrap-distance-left:9pt;mso-wrap-distance-top:0;mso-wrap-distance-right:9pt;mso-wrap-distance-bottom:0;mso-position-horizontal:absolute;mso-position-horizontal-relative:text;mso-position-vertical:absolute;mso-position-vertical-relative:text;mso-width-percent:0;mso-height-percent:0;mso-width-relative:margin;mso-height-relative:margin;v-text-anchor:top" o:gfxdata="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" filled="f" stroked="f" strokeweight=".5pt">
+              <v:shape w14:anchorId="1D195148" id="_x0000_s1031" type="#_x0000_t202" style="position:absolute;margin-left:35.45pt;margin-top:2.4pt;width:287.15pt;height:98pt;z-index:251639808;visibility:visible;mso-wrap-style:square;mso-width-percent:0;mso-height-percent:0;mso-wrap-distance-left:9pt;mso-wrap-distance-top:0;mso-wrap-distance-right:9pt;mso-wrap-distance-bottom:0;mso-position-horizontal:absolute;mso-position-horizontal-relative:text;mso-position-vertical:absolute;mso-position-vertical-relative:text;mso-width-percent:0;mso-height-percent:0;mso-width-relative:margin;mso-height-relative:margin;v-text-anchor:top" o:gfxdata="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" filled="f" stroked="f" strokeweight=".5pt">
                 <v:textbox>
                   <w:txbxContent>
                     <w:p>
@@ -8905,6 +9661,7 @@
                           <w:lang w:eastAsia="zh-CN"/>
                         </w:rPr>
                         <w:tab/>
+                        <w:t xml:space="preserve"> </w:t>
                       </w:r>
                       <w:r>
                         <w:rPr>
@@ -8912,7 +9669,7 @@
                           <w:color w:val="808080" w:themeColor="background1" w:themeShade="80"/>
                           <w:lang w:eastAsia="zh-CN"/>
                         </w:rPr>
-                        <w:t xml:space="preserve">  </w:t>
+                        <w:t xml:space="preserve"> </w:t>
                       </w:r>
                       <w:r>
                         <w:rPr>
@@ -8964,15 +9721,6 @@
         </mc:AlternateContent>
       </w:r>
     </w:p>
-    <w:p>
-      <w:pPr>
-        <w:ind w:rightChars="-717" w:right="-1577"/>
-        <w:rPr>
-          <w:rFonts w:eastAsiaTheme="minorEastAsia"/>
-          <w:lang w:eastAsia="zh-CN"/>
-        </w:rPr>
-      </w:pPr>
-    </w:p>
     <w:sectPr>
       <w:type w:val="continuous"/>
       <w:pgSz w:w="11910" w:h="16840"/>
@@ -9266,7 +10014,7 @@
         <w:ind w:left="476" w:hanging="360"/>
       </w:pPr>
       <w:rPr>
-        <w:rFonts w:ascii="DengXian" w:eastAsia="DengXian" w:hAnsi="DengXian" w:cs="Times New Roman" w:hint="eastAsia"/>
+        <w:rFonts w:ascii="等线" w:eastAsia="等线" w:hAnsi="等线" w:cs="Times New Roman" w:hint="eastAsia"/>
       </w:rPr>
     </w:lvl>
     <w:lvl w:ilvl="1" w:tplc="04090003" w:tentative="1">
@@ -10840,7 +11588,7 @@
     <w:lsdException w:name="Unresolved Mention" w:semiHidden="1" w:unhideWhenUsed="1"/>
     <w:lsdException w:name="Smart Link" w:semiHidden="1" w:unhideWhenUsed="1"/>
   </w:latentStyles>
-  <w:style w:type="paragraph" w:default="1" w:styleId="Normal">
+  <w:style w:type="paragraph" w:default="1" w:styleId="a">
     <w:name w:val="Normal"/>
     <w:qFormat/>
     <w:rsid w:val="00F16550"/>
@@ -10856,10 +11604,10 @@
       <w:lang w:eastAsia="fr-FR" w:bidi="fr-FR"/>
     </w:rPr>
   </w:style>
-  <w:style w:type="paragraph" w:styleId="Heading1">
+  <w:style w:type="paragraph" w:styleId="1">
     <w:name w:val="heading 1"/>
-    <w:basedOn w:val="Normal"/>
-    <w:link w:val="Heading1Char"/>
+    <w:basedOn w:val="a"/>
+    <w:link w:val="10"/>
     <w:uiPriority w:val="9"/>
     <w:qFormat/>
     <w:rsid w:val="00551C71"/>
@@ -10875,10 +11623,10 @@
       <w:szCs w:val="42"/>
     </w:rPr>
   </w:style>
-  <w:style w:type="paragraph" w:styleId="Heading2">
+  <w:style w:type="paragraph" w:styleId="2">
     <w:name w:val="heading 2"/>
-    <w:basedOn w:val="Normal"/>
-    <w:link w:val="Heading2Char"/>
+    <w:basedOn w:val="a"/>
+    <w:link w:val="20"/>
     <w:uiPriority w:val="9"/>
     <w:unhideWhenUsed/>
     <w:qFormat/>
@@ -10896,10 +11644,10 @@
       <w:szCs w:val="24"/>
     </w:rPr>
   </w:style>
-  <w:style w:type="paragraph" w:styleId="Heading3">
+  <w:style w:type="paragraph" w:styleId="3">
     <w:name w:val="heading 3"/>
-    <w:basedOn w:val="Normal"/>
-    <w:link w:val="Heading3Char"/>
+    <w:basedOn w:val="a"/>
+    <w:link w:val="30"/>
     <w:uiPriority w:val="9"/>
     <w:unhideWhenUsed/>
     <w:qFormat/>
@@ -10915,13 +11663,12 @@
       <w:bCs/>
     </w:rPr>
   </w:style>
-  <w:style w:type="character" w:default="1" w:styleId="DefaultParagraphFont">
+  <w:style w:type="character" w:default="1" w:styleId="a0">
     <w:name w:val="Default Paragraph Font"/>
     <w:uiPriority w:val="1"/>
-    <w:semiHidden/>
     <w:unhideWhenUsed/>
   </w:style>
-  <w:style w:type="table" w:default="1" w:styleId="TableNormal">
+  <w:style w:type="table" w:default="1" w:styleId="a1">
     <w:name w:val="Normal Table"/>
     <w:uiPriority w:val="99"/>
     <w:semiHidden/>
@@ -10936,16 +11683,16 @@
       </w:tblCellMar>
     </w:tblPr>
   </w:style>
-  <w:style w:type="numbering" w:default="1" w:styleId="NoList">
+  <w:style w:type="numbering" w:default="1" w:styleId="a2">
     <w:name w:val="No List"/>
     <w:uiPriority w:val="99"/>
     <w:semiHidden/>
     <w:unhideWhenUsed/>
   </w:style>
-  <w:style w:type="character" w:customStyle="1" w:styleId="Heading1Char">
-    <w:name w:val="Heading 1 Char"/>
-    <w:basedOn w:val="DefaultParagraphFont"/>
-    <w:link w:val="Heading1"/>
+  <w:style w:type="character" w:customStyle="1" w:styleId="10">
+    <w:name w:val="标题 1 字符"/>
+    <w:basedOn w:val="a0"/>
+    <w:link w:val="1"/>
     <w:uiPriority w:val="9"/>
     <w:rsid w:val="00551C71"/>
     <w:rPr>
@@ -10958,10 +11705,10 @@
       <w:lang w:val="fr-FR" w:eastAsia="fr-FR" w:bidi="fr-FR"/>
     </w:rPr>
   </w:style>
-  <w:style w:type="character" w:customStyle="1" w:styleId="Heading2Char">
-    <w:name w:val="Heading 2 Char"/>
-    <w:basedOn w:val="DefaultParagraphFont"/>
-    <w:link w:val="Heading2"/>
+  <w:style w:type="character" w:customStyle="1" w:styleId="20">
+    <w:name w:val="标题 2 字符"/>
+    <w:basedOn w:val="a0"/>
+    <w:link w:val="2"/>
     <w:uiPriority w:val="9"/>
     <w:rsid w:val="00551C71"/>
     <w:rPr>
@@ -10974,10 +11721,10 @@
       <w:lang w:val="fr-FR" w:eastAsia="fr-FR" w:bidi="fr-FR"/>
     </w:rPr>
   </w:style>
-  <w:style w:type="character" w:customStyle="1" w:styleId="Heading3Char">
-    <w:name w:val="Heading 3 Char"/>
-    <w:basedOn w:val="DefaultParagraphFont"/>
-    <w:link w:val="Heading3"/>
+  <w:style w:type="character" w:customStyle="1" w:styleId="30">
+    <w:name w:val="标题 3 字符"/>
+    <w:basedOn w:val="a0"/>
+    <w:link w:val="3"/>
     <w:uiPriority w:val="9"/>
     <w:rsid w:val="00551C71"/>
     <w:rPr>
@@ -10989,18 +11736,18 @@
       <w:lang w:val="fr-FR" w:eastAsia="fr-FR" w:bidi="fr-FR"/>
     </w:rPr>
   </w:style>
-  <w:style w:type="paragraph" w:styleId="BodyText">
+  <w:style w:type="paragraph" w:styleId="a3">
     <w:name w:val="Body Text"/>
-    <w:basedOn w:val="Normal"/>
-    <w:link w:val="BodyTextChar"/>
+    <w:basedOn w:val="a"/>
+    <w:link w:val="a4"/>
     <w:uiPriority w:val="1"/>
     <w:qFormat/>
     <w:rsid w:val="00551C71"/>
   </w:style>
-  <w:style w:type="character" w:customStyle="1" w:styleId="BodyTextChar">
-    <w:name w:val="Body Text Char"/>
-    <w:basedOn w:val="DefaultParagraphFont"/>
-    <w:link w:val="BodyText"/>
+  <w:style w:type="character" w:customStyle="1" w:styleId="a4">
+    <w:name w:val="正文文本 字符"/>
+    <w:basedOn w:val="a0"/>
+    <w:link w:val="a3"/>
     <w:uiPriority w:val="1"/>
     <w:rsid w:val="00551C71"/>
     <w:rPr>
@@ -11010,9 +11757,9 @@
       <w:lang w:val="fr-FR" w:eastAsia="fr-FR" w:bidi="fr-FR"/>
     </w:rPr>
   </w:style>
-  <w:style w:type="paragraph" w:styleId="ListParagraph">
+  <w:style w:type="paragraph" w:styleId="a5">
     <w:name w:val="List Paragraph"/>
-    <w:basedOn w:val="Normal"/>
+    <w:basedOn w:val="a"/>
     <w:uiPriority w:val="1"/>
     <w:qFormat/>
     <w:rsid w:val="00551C71"/>
@@ -11020,9 +11767,9 @@
       <w:ind w:left="850" w:hanging="171"/>
     </w:pPr>
   </w:style>
-  <w:style w:type="character" w:styleId="Hyperlink">
+  <w:style w:type="character" w:styleId="a6">
     <w:name w:val="Hyperlink"/>
-    <w:basedOn w:val="DefaultParagraphFont"/>
+    <w:basedOn w:val="a0"/>
     <w:uiPriority w:val="99"/>
     <w:unhideWhenUsed/>
     <w:rsid w:val="00551C71"/>
@@ -11031,9 +11778,9 @@
       <w:u w:val="single"/>
     </w:rPr>
   </w:style>
-  <w:style w:type="character" w:styleId="UnresolvedMention">
+  <w:style w:type="character" w:styleId="a7">
     <w:name w:val="Unresolved Mention"/>
-    <w:basedOn w:val="DefaultParagraphFont"/>
+    <w:basedOn w:val="a0"/>
     <w:uiPriority w:val="99"/>
     <w:semiHidden/>
     <w:unhideWhenUsed/>
@@ -11043,9 +11790,9 @@
       <w:shd w:val="clear" w:color="auto" w:fill="E1DFDD"/>
     </w:rPr>
   </w:style>
-  <w:style w:type="character" w:styleId="FollowedHyperlink">
+  <w:style w:type="character" w:styleId="a8">
     <w:name w:val="FollowedHyperlink"/>
-    <w:basedOn w:val="DefaultParagraphFont"/>
+    <w:basedOn w:val="a0"/>
     <w:uiPriority w:val="99"/>
     <w:semiHidden/>
     <w:unhideWhenUsed/>
@@ -11057,18 +11804,18 @@
   </w:style>
   <w:style w:type="character" w:customStyle="1" w:styleId="color32">
     <w:name w:val="color_32"/>
-    <w:basedOn w:val="DefaultParagraphFont"/>
+    <w:basedOn w:val="a0"/>
     <w:rsid w:val="009234D5"/>
   </w:style>
   <w:style w:type="character" w:customStyle="1" w:styleId="color11">
     <w:name w:val="color_11"/>
-    <w:basedOn w:val="DefaultParagraphFont"/>
+    <w:basedOn w:val="a0"/>
     <w:rsid w:val="00A64AB2"/>
   </w:style>
-  <w:style w:type="paragraph" w:styleId="Header">
+  <w:style w:type="paragraph" w:styleId="a9">
     <w:name w:val="header"/>
-    <w:basedOn w:val="Normal"/>
-    <w:link w:val="HeaderChar"/>
+    <w:basedOn w:val="a"/>
+    <w:link w:val="aa"/>
     <w:uiPriority w:val="99"/>
     <w:unhideWhenUsed/>
     <w:rsid w:val="008E15EA"/>
@@ -11088,10 +11835,10 @@
       <w:szCs w:val="18"/>
     </w:rPr>
   </w:style>
-  <w:style w:type="character" w:customStyle="1" w:styleId="HeaderChar">
-    <w:name w:val="Header Char"/>
-    <w:basedOn w:val="DefaultParagraphFont"/>
-    <w:link w:val="Header"/>
+  <w:style w:type="character" w:customStyle="1" w:styleId="aa">
+    <w:name w:val="页眉 字符"/>
+    <w:basedOn w:val="a0"/>
+    <w:link w:val="a9"/>
     <w:uiPriority w:val="99"/>
     <w:rsid w:val="008E15EA"/>
     <w:rPr>
@@ -11102,10 +11849,10 @@
       <w:lang w:eastAsia="fr-FR" w:bidi="fr-FR"/>
     </w:rPr>
   </w:style>
-  <w:style w:type="paragraph" w:styleId="Footer">
+  <w:style w:type="paragraph" w:styleId="ab">
     <w:name w:val="footer"/>
-    <w:basedOn w:val="Normal"/>
-    <w:link w:val="FooterChar"/>
+    <w:basedOn w:val="a"/>
+    <w:link w:val="ac"/>
     <w:uiPriority w:val="99"/>
     <w:unhideWhenUsed/>
     <w:rsid w:val="008E15EA"/>
@@ -11121,10 +11868,10 @@
       <w:szCs w:val="18"/>
     </w:rPr>
   </w:style>
-  <w:style w:type="character" w:customStyle="1" w:styleId="FooterChar">
-    <w:name w:val="Footer Char"/>
-    <w:basedOn w:val="DefaultParagraphFont"/>
-    <w:link w:val="Footer"/>
+  <w:style w:type="character" w:customStyle="1" w:styleId="ac">
+    <w:name w:val="页脚 字符"/>
+    <w:basedOn w:val="a0"/>
+    <w:link w:val="ab"/>
     <w:uiPriority w:val="99"/>
     <w:rsid w:val="008E15EA"/>
     <w:rPr>
@@ -11135,9 +11882,9 @@
       <w:lang w:eastAsia="fr-FR" w:bidi="fr-FR"/>
     </w:rPr>
   </w:style>
-  <w:style w:type="table" w:styleId="TableGrid">
+  <w:style w:type="table" w:styleId="ad">
     <w:name w:val="Table Grid"/>
-    <w:basedOn w:val="TableNormal"/>
+    <w:basedOn w:val="a1"/>
     <w:uiPriority w:val="39"/>
     <w:rsid w:val="00F16550"/>
     <w:tblPr>
